--- a/public/belgeler/2025-is-akim-semasi-ve-proses-ozeti-vaziyet-planlari.docx
+++ b/public/belgeler/2025-is-akim-semasi-ve-proses-ozeti-vaziyet-planlari.docx
@@ -4,68 +4,572 @@
   <w:body>
     <w:p>
       <w:pPr>
-        <w:spacing w:before="0" w:after="0" w:line="240" w:lineRule="auto"/>
+        <w:spacing w:after="360"/>
       </w:pPr>
       <w:r>
         <w:rPr>
-          <w:sz w:val="4"/>
-        </w:rPr>
+          <w:rFonts w:ascii="Calibri" w:hAnsi="Calibri" w:eastAsia="Calibri"/>
+          <w:color w:val="555555"/>
+          <w:sz w:val="22"/>
+          <w:lang w:val="tr-TR" w:eastAsia="tr-TR"/>
+        </w:rPr>
+        <w:t>Evrak Tarih ve Sayısı: 26.01.2026-139</w:t>
+      </w:r>
+    </w:p>
+    <w:p>
+      <w:pPr>
+        <w:spacing w:before="40" w:after="40"/>
+        <w:jc w:val="center"/>
+      </w:pPr>
+      <w:r>
+        <w:rPr>
+          <w:rFonts w:ascii="Calibri" w:hAnsi="Calibri" w:eastAsia="Calibri"/>
+          <w:b/>
+          <w:color w:val="0F3D4C"/>
+          <w:sz w:val="36"/>
+          <w:lang w:val="tr-TR" w:eastAsia="tr-TR"/>
+        </w:rPr>
+        <w:t>BASHAN AGRO GIDA SANAYİ VE</w:t>
+      </w:r>
+    </w:p>
+    <w:p>
+      <w:pPr>
+        <w:spacing w:before="40" w:after="40"/>
+        <w:jc w:val="center"/>
+      </w:pPr>
+      <w:r>
+        <w:rPr>
+          <w:rFonts w:ascii="Calibri" w:hAnsi="Calibri" w:eastAsia="Calibri"/>
+          <w:b/>
+          <w:color w:val="0F3D4C"/>
+          <w:sz w:val="32"/>
+          <w:lang w:val="tr-TR" w:eastAsia="tr-TR"/>
+        </w:rPr>
+        <w:t>TİCARET ANONİM ŞİRKETİ ENTEGRE</w:t>
+      </w:r>
+    </w:p>
+    <w:p>
+      <w:pPr>
+        <w:spacing w:before="40" w:after="40"/>
+        <w:jc w:val="center"/>
+      </w:pPr>
+      <w:r>
+        <w:rPr>
+          <w:rFonts w:ascii="Calibri" w:hAnsi="Calibri" w:eastAsia="Calibri"/>
+          <w:b/>
+          <w:color w:val="0F3D4C"/>
+          <w:sz w:val="32"/>
+          <w:lang w:val="tr-TR" w:eastAsia="tr-TR"/>
+        </w:rPr>
+        <w:t>MERSİN ŞUBESİ</w:t>
+      </w:r>
+    </w:p>
+    <w:p>
+      <w:pPr>
+        <w:spacing w:before="280" w:after="200"/>
+        <w:jc w:val="center"/>
+      </w:pPr>
+      <w:r>
+        <w:rPr>
+          <w:rFonts w:ascii="Calibri" w:hAnsi="Calibri" w:eastAsia="Calibri"/>
+          <w:b w:val="0"/>
+          <w:color w:val="1A1A1A"/>
+          <w:sz w:val="24"/>
+          <w:lang w:val="tr-TR" w:eastAsia="tr-TR"/>
+        </w:rPr>
+        <w:t>Karacailyas Evren Mahallesi, Menekşe 1 Sokak No:5/10</w:t>
+      </w:r>
+    </w:p>
+    <w:p>
+      <w:pPr>
+        <w:spacing w:before="160" w:after="320"/>
+        <w:jc w:val="center"/>
+      </w:pPr>
+      <w:r>
+        <w:rPr>
+          <w:rFonts w:ascii="Calibri" w:hAnsi="Calibri" w:eastAsia="Calibri"/>
+          <w:b w:val="0"/>
+          <w:color w:val="1A1A1A"/>
+          <w:sz w:val="24"/>
+          <w:lang w:val="tr-TR" w:eastAsia="tr-TR"/>
+        </w:rPr>
+        <w:t>Elenmiş Paketlenmiş Bakliyat Ve Hububat, İç Mercimek, İç Bezelye, Bulgur, Aşurelik Buğday, İrmik, Pirinç, Karma Ve Pellet Yem İmalatı, Ahşap Palet İmalatı, Elektrik Üretimi (Biyogaz)</w:t>
+      </w:r>
+    </w:p>
+    <w:p>
+      <w:pPr>
+        <w:spacing w:before="240" w:after="320"/>
+        <w:jc w:val="center"/>
+      </w:pPr>
+      <w:r>
+        <w:rPr>
+          <w:rFonts w:ascii="Calibri" w:hAnsi="Calibri" w:eastAsia="Calibri"/>
+          <w:b/>
+          <w:color w:val="0F3D4C"/>
+          <w:sz w:val="32"/>
+          <w:lang w:val="tr-TR" w:eastAsia="tr-TR"/>
+        </w:rPr>
+        <w:t>İŞ AKIM ŞEMASI VE PROSES ÖZETİ</w:t>
+      </w:r>
+    </w:p>
+    <w:p>
+      <w:pPr>
+        <w:spacing w:before="40" w:after="40"/>
+        <w:jc w:val="center"/>
+      </w:pPr>
+      <w:r>
+        <w:rPr>
+          <w:rFonts w:ascii="Calibri" w:hAnsi="Calibri" w:eastAsia="Calibri"/>
+          <w:b w:val="0"/>
+          <w:color w:val="1A1A1A"/>
+          <w:sz w:val="24"/>
+          <w:lang w:val="tr-TR" w:eastAsia="tr-TR"/>
+        </w:rPr>
+        <w:t>Diğdem YAR GÖREN</w:t>
+      </w:r>
+    </w:p>
+    <w:p>
+      <w:pPr>
+        <w:spacing w:before="40" w:after="40"/>
+        <w:jc w:val="center"/>
+      </w:pPr>
+      <w:r>
+        <w:rPr>
+          <w:rFonts w:ascii="Calibri" w:hAnsi="Calibri" w:eastAsia="Calibri"/>
+          <w:b w:val="0"/>
+          <w:color w:val="1A1A1A"/>
+          <w:sz w:val="24"/>
+          <w:lang w:val="tr-TR" w:eastAsia="tr-TR"/>
+        </w:rPr>
+        <w:t>Çevre Mühendisi</w:t>
+      </w:r>
+    </w:p>
+    <w:p>
+      <w:pPr>
+        <w:spacing w:before="40" w:after="40"/>
+        <w:jc w:val="center"/>
+      </w:pPr>
+      <w:r>
+        <w:rPr>
+          <w:rFonts w:ascii="Calibri" w:hAnsi="Calibri" w:eastAsia="Calibri"/>
+          <w:b/>
+          <w:color w:val="1A1A1A"/>
+          <w:sz w:val="24"/>
+          <w:lang w:val="tr-TR" w:eastAsia="tr-TR"/>
+        </w:rPr>
+        <w:t>ŞUBAT 2025</w:t>
+      </w:r>
+    </w:p>
+    <w:p>
+      <w:r>
+        <w:br w:type="page"/>
+      </w:r>
+    </w:p>
+    <w:p>
+      <w:pPr>
+        <w:pStyle w:val="Heading1"/>
+      </w:pPr>
+      <w:r>
+        <w:rPr>
+          <w:rFonts w:ascii="Calibri" w:hAnsi="Calibri" w:eastAsia="Calibri"/>
+          <w:b/>
+          <w:color w:val="0F3D4C"/>
+          <w:sz w:val="32"/>
+          <w:lang w:val="tr-TR" w:eastAsia="tr-TR"/>
+        </w:rPr>
+        <w:t>İÇİNDEKİLER</w:t>
+      </w:r>
+    </w:p>
+    <w:p>
+      <w:pPr>
+        <w:spacing w:after="40" w:before="20"/>
+        <w:ind w:left="0"/>
+      </w:pPr>
+      <w:r>
+        <w:rPr>
+          <w:rFonts w:ascii="Calibri" w:hAnsi="Calibri" w:eastAsia="Calibri"/>
+          <w:b/>
+          <w:sz w:val="24"/>
+          <w:lang w:val="tr-TR" w:eastAsia="tr-TR"/>
+        </w:rPr>
+        <w:t>1- İŞLETME BİLGİLERİ</w:t>
+      </w:r>
+    </w:p>
+    <w:p>
+      <w:pPr>
+        <w:spacing w:after="40" w:before="20"/>
+        <w:ind w:left="0"/>
+      </w:pPr>
+      <w:r>
+        <w:rPr>
+          <w:rFonts w:ascii="Calibri" w:hAnsi="Calibri" w:eastAsia="Calibri"/>
+          <w:b/>
+          <w:sz w:val="24"/>
+          <w:lang w:val="tr-TR" w:eastAsia="tr-TR"/>
+        </w:rPr>
+        <w:t>2- FAALİYETİ/FAALİYETLERİ</w:t>
+      </w:r>
+    </w:p>
+    <w:p>
+      <w:pPr>
+        <w:spacing w:after="40" w:before="20"/>
+        <w:ind w:left="0"/>
+      </w:pPr>
+      <w:r>
+        <w:rPr>
+          <w:rFonts w:ascii="Calibri" w:hAnsi="Calibri" w:eastAsia="Calibri"/>
+          <w:b/>
+          <w:sz w:val="24"/>
+          <w:lang w:val="tr-TR" w:eastAsia="tr-TR"/>
+        </w:rPr>
+        <w:t>3- VAZİYET PLANLARI, İŞ AKIM ŞEMALARI VE PROSES ÖZETLERİ</w:t>
+      </w:r>
+    </w:p>
+    <w:p>
+      <w:pPr>
+        <w:spacing w:after="40" w:before="20"/>
+        <w:ind w:left="425"/>
+      </w:pPr>
+      <w:r>
+        <w:rPr>
+          <w:rFonts w:ascii="Calibri" w:hAnsi="Calibri" w:eastAsia="Calibri"/>
+          <w:b w:val="0"/>
+          <w:sz w:val="22"/>
+          <w:lang w:val="tr-TR" w:eastAsia="tr-TR"/>
+        </w:rPr>
+        <w:t>3.1. Bulgur İş Akım Şeması</w:t>
+      </w:r>
+    </w:p>
+    <w:p>
+      <w:pPr>
+        <w:spacing w:after="40" w:before="20"/>
+        <w:ind w:left="425"/>
+      </w:pPr>
+      <w:r>
+        <w:rPr>
+          <w:rFonts w:ascii="Calibri" w:hAnsi="Calibri" w:eastAsia="Calibri"/>
+          <w:b w:val="0"/>
+          <w:sz w:val="22"/>
+          <w:lang w:val="tr-TR" w:eastAsia="tr-TR"/>
+        </w:rPr>
+        <w:t>3.2. Çeltik — Pirinç İş Akım Şeması</w:t>
+      </w:r>
+    </w:p>
+    <w:p>
+      <w:pPr>
+        <w:spacing w:after="40" w:before="20"/>
+        <w:ind w:left="425"/>
+      </w:pPr>
+      <w:r>
+        <w:rPr>
+          <w:rFonts w:ascii="Calibri" w:hAnsi="Calibri" w:eastAsia="Calibri"/>
+          <w:b w:val="0"/>
+          <w:sz w:val="22"/>
+          <w:lang w:val="tr-TR" w:eastAsia="tr-TR"/>
+        </w:rPr>
+        <w:t>3.3. Kırmızı ve Sarı Mercimek İş Akım Şeması</w:t>
+      </w:r>
+    </w:p>
+    <w:p>
+      <w:pPr>
+        <w:spacing w:after="40" w:before="20"/>
+        <w:ind w:left="425"/>
+      </w:pPr>
+      <w:r>
+        <w:rPr>
+          <w:rFonts w:ascii="Calibri" w:hAnsi="Calibri" w:eastAsia="Calibri"/>
+          <w:b w:val="0"/>
+          <w:sz w:val="22"/>
+          <w:lang w:val="tr-TR" w:eastAsia="tr-TR"/>
+        </w:rPr>
+        <w:t>3.4. Buhar Üretim İş Akım Şeması</w:t>
+      </w:r>
+    </w:p>
+    <w:p>
+      <w:pPr>
+        <w:spacing w:after="40" w:before="20"/>
+        <w:ind w:left="425"/>
+      </w:pPr>
+      <w:r>
+        <w:rPr>
+          <w:rFonts w:ascii="Calibri" w:hAnsi="Calibri" w:eastAsia="Calibri"/>
+          <w:b w:val="0"/>
+          <w:sz w:val="22"/>
+          <w:lang w:val="tr-TR" w:eastAsia="tr-TR"/>
+        </w:rPr>
+        <w:t>3.5. Yem Üretim İş Akım Şeması</w:t>
+      </w:r>
+    </w:p>
+    <w:p>
+      <w:pPr>
+        <w:spacing w:after="40" w:before="20"/>
+        <w:ind w:left="425"/>
+      </w:pPr>
+      <w:r>
+        <w:rPr>
+          <w:rFonts w:ascii="Calibri" w:hAnsi="Calibri" w:eastAsia="Calibri"/>
+          <w:b w:val="0"/>
+          <w:sz w:val="22"/>
+          <w:lang w:val="tr-TR" w:eastAsia="tr-TR"/>
+        </w:rPr>
+        <w:t>3.6. Ahşap Palet İmalatı iş akım şeması</w:t>
+      </w:r>
+    </w:p>
+    <w:p>
+      <w:pPr>
+        <w:spacing w:after="40" w:before="20"/>
+        <w:ind w:left="425"/>
+      </w:pPr>
+      <w:r>
+        <w:rPr>
+          <w:rFonts w:ascii="Calibri" w:hAnsi="Calibri" w:eastAsia="Calibri"/>
+          <w:b w:val="0"/>
+          <w:sz w:val="22"/>
+          <w:lang w:val="tr-TR" w:eastAsia="tr-TR"/>
+        </w:rPr>
+        <w:t>3.7. Elektrik Üretimi (Biyogaz)</w:t>
+      </w:r>
+    </w:p>
+    <w:p>
+      <w:pPr>
+        <w:spacing w:after="40" w:before="20"/>
+        <w:ind w:left="0"/>
+      </w:pPr>
+      <w:r>
+        <w:rPr>
+          <w:rFonts w:ascii="Calibri" w:hAnsi="Calibri" w:eastAsia="Calibri"/>
+          <w:b/>
+          <w:sz w:val="24"/>
+          <w:lang w:val="tr-TR" w:eastAsia="tr-TR"/>
+        </w:rPr>
+        <w:t>4- ATIKLAR</w:t>
+      </w:r>
+    </w:p>
+    <w:p>
+      <w:pPr>
+        <w:spacing w:after="40" w:before="20"/>
+        <w:ind w:left="425"/>
+      </w:pPr>
+      <w:r>
+        <w:rPr>
+          <w:rFonts w:ascii="Calibri" w:hAnsi="Calibri" w:eastAsia="Calibri"/>
+          <w:b w:val="0"/>
+          <w:sz w:val="22"/>
+          <w:lang w:val="tr-TR" w:eastAsia="tr-TR"/>
+        </w:rPr>
+        <w:t>4.1 İşletmeye Kabul Edilmesi Planlanan Atık Kodları</w:t>
+      </w:r>
+    </w:p>
+    <w:p>
+      <w:pPr>
+        <w:spacing w:after="40" w:before="20"/>
+        <w:ind w:left="425"/>
+      </w:pPr>
+      <w:r>
+        <w:rPr>
+          <w:rFonts w:ascii="Calibri" w:hAnsi="Calibri" w:eastAsia="Calibri"/>
+          <w:b w:val="0"/>
+          <w:sz w:val="22"/>
+          <w:lang w:val="tr-TR" w:eastAsia="tr-TR"/>
+        </w:rPr>
+        <w:t>4.2 Tesiste Oluşacak Atıklar</w:t>
+      </w:r>
+    </w:p>
+    <w:p>
+      <w:pPr>
+        <w:spacing w:after="40" w:before="20"/>
+        <w:ind w:left="0"/>
+      </w:pPr>
+      <w:r>
+        <w:rPr>
+          <w:rFonts w:ascii="Calibri" w:hAnsi="Calibri" w:eastAsia="Calibri"/>
+          <w:b/>
+          <w:sz w:val="24"/>
+          <w:lang w:val="tr-TR" w:eastAsia="tr-TR"/>
+        </w:rPr>
+        <w:t>5- HAVA EMİSYONLARI</w:t>
+      </w:r>
+    </w:p>
+    <w:p>
+      <w:pPr>
+        <w:spacing w:after="40" w:before="20"/>
+        <w:ind w:left="425"/>
+      </w:pPr>
+      <w:r>
+        <w:rPr>
+          <w:rFonts w:ascii="Calibri" w:hAnsi="Calibri" w:eastAsia="Calibri"/>
+          <w:b w:val="0"/>
+          <w:sz w:val="22"/>
+          <w:lang w:val="tr-TR" w:eastAsia="tr-TR"/>
+        </w:rPr>
+        <w:t>Tablo-1 Emisyon Kaynakları</w:t>
+      </w:r>
+    </w:p>
+    <w:p>
+      <w:pPr>
+        <w:spacing w:after="40" w:before="20"/>
+        <w:ind w:left="425"/>
+      </w:pPr>
+      <w:r>
+        <w:rPr>
+          <w:rFonts w:ascii="Calibri" w:hAnsi="Calibri" w:eastAsia="Calibri"/>
+          <w:b w:val="0"/>
+          <w:sz w:val="22"/>
+          <w:lang w:val="tr-TR" w:eastAsia="tr-TR"/>
+        </w:rPr>
+        <w:t>Tablo-2 Baca Bilgileri</w:t>
+      </w:r>
+    </w:p>
+    <w:p>
+      <w:pPr>
+        <w:spacing w:after="40" w:before="20"/>
+        <w:ind w:left="0"/>
+      </w:pPr>
+      <w:r>
+        <w:rPr>
+          <w:rFonts w:ascii="Calibri" w:hAnsi="Calibri" w:eastAsia="Calibri"/>
+          <w:b/>
+          <w:sz w:val="24"/>
+          <w:lang w:val="tr-TR" w:eastAsia="tr-TR"/>
+        </w:rPr>
+        <w:t>7- ATIKSU DEŞARJI</w:t>
+      </w:r>
+    </w:p>
+    <w:p>
+      <w:r>
+        <w:br w:type="page"/>
+      </w:r>
+    </w:p>
+    <w:p>
+      <w:pPr>
+        <w:pStyle w:val="Heading1"/>
+      </w:pPr>
+      <w:r>
+        <w:rPr>
+          <w:rFonts w:ascii="Calibri" w:hAnsi="Calibri" w:eastAsia="Calibri"/>
+          <w:b/>
+          <w:color w:val="0F3D4C"/>
+          <w:sz w:val="32"/>
+          <w:lang w:val="tr-TR" w:eastAsia="tr-TR"/>
+        </w:rPr>
+        <w:t>1- İŞLETME BİLGİLERİ</w:t>
+      </w:r>
+    </w:p>
+    <w:p>
+      <w:r>
+        <w:rPr>
+          <w:rFonts w:ascii="Calibri" w:hAnsi="Calibri" w:eastAsia="Calibri"/>
+          <w:sz w:val="22"/>
+          <w:lang w:val="tr-TR" w:eastAsia="tr-TR"/>
+        </w:rPr>
+        <w:t>Mersin İli, Akdeniz İlçesi, Karacailyas Evren Mah. Menekşe 1 Sokak No: 5/10 adresinde, kendi tapunun 139 ada, 4 nolu parselde kayıtlı toplam 32.654 m² yüzölçümlü alan üzerinde, 18.288 m² yüzölçümlü kapalı alanda yer almaktadır. Elenmiş Paketlenmiş Bakliyat Ve Hububat, İç Mercimek, İç Bezelye, Bulgur, Aşurelik Buğday, İrmik, Pirinç, Karma Ve Pellet Yem İmalatı, Ahşap Palet İmalatı, Elektrik Üretimi (Biyogaz) konularında faaliyet göstermekte olup, Hava Emisyonu konulu Çevre İzni için başvurusunda bulunulmuştur. İşletme yukarıda belirtilen adreste bina sahibi olarak faaliyet göstermektedir.</w:t>
+      </w:r>
+    </w:p>
+    <w:p>
+      <w:r>
+        <w:br w:type="page"/>
+      </w:r>
+    </w:p>
+    <w:p>
+      <w:pPr>
+        <w:pStyle w:val="Heading1"/>
+      </w:pPr>
+      <w:r>
+        <w:rPr>
+          <w:rFonts w:ascii="Calibri" w:hAnsi="Calibri" w:eastAsia="Calibri"/>
+          <w:b/>
+          <w:color w:val="0F3D4C"/>
+          <w:sz w:val="32"/>
+          <w:lang w:val="tr-TR" w:eastAsia="tr-TR"/>
+        </w:rPr>
+        <w:t>2- FAALİYETİ/FAALİYETLERİ</w:t>
+      </w:r>
+    </w:p>
+    <w:p>
+      <w:r>
+        <w:rPr>
+          <w:rFonts w:ascii="Calibri" w:hAnsi="Calibri" w:eastAsia="Calibri"/>
+          <w:sz w:val="22"/>
+          <w:lang w:val="tr-TR" w:eastAsia="tr-TR"/>
+        </w:rPr>
+        <w:t>Mersin İli, Akdeniz İlçesi, Karacailyas Evren Mah. Menekşe 1 Sokak No: 5/10 adresinde kurulu olan tesiste “Elenmiş Paketlenmiş Bakliyat Ve Hububat, İç Mercimek, İç Bezelye, Bulgur, Aşurelik Buğday, İrmik, Pirinç, Karma Ve Pellet Yem İmalatı, Ahşap Palet İmalatı,</w:t>
+      </w:r>
+    </w:p>
+    <w:p>
+      <w:r>
+        <w:rPr>
+          <w:rFonts w:ascii="Calibri" w:hAnsi="Calibri" w:eastAsia="Calibri"/>
+          <w:sz w:val="22"/>
+          <w:lang w:val="tr-TR" w:eastAsia="tr-TR"/>
+        </w:rPr>
+        <w:t>Elektrik Üretimi (Biyogaz)” konularında faaliyet göstermektedir.</w:t>
+      </w:r>
+    </w:p>
+    <w:p>
+      <w:r>
+        <w:br w:type="page"/>
+      </w:r>
+    </w:p>
+    <w:p>
+      <w:pPr>
+        <w:pStyle w:val="Heading1"/>
+      </w:pPr>
+      <w:r>
+        <w:rPr>
+          <w:rFonts w:ascii="Calibri" w:hAnsi="Calibri" w:eastAsia="Calibri"/>
+          <w:b/>
+          <w:color w:val="0F3D4C"/>
+          <w:sz w:val="32"/>
+          <w:lang w:val="tr-TR" w:eastAsia="tr-TR"/>
+        </w:rPr>
+        <w:t>3- VAZİYET PLANLARI, İŞ AKIM ŞEMALARI VE PROSES ÖZETLERİ</w:t>
+      </w:r>
+    </w:p>
+    <w:p>
+      <w:r>
+        <w:rPr>
+          <w:rFonts w:ascii="Calibri" w:hAnsi="Calibri" w:eastAsia="Calibri"/>
+          <w:sz w:val="22"/>
+          <w:lang w:val="tr-TR" w:eastAsia="tr-TR"/>
+        </w:rPr>
+        <w:t>(er APARTMAN es PSITISASI PARSE PISS erie Teoece ya s»sosooüüdüneuüzsüsme yi a Bai a lr Se N o — ği mam: ary foie ayers bes hue Miz, 3 1 fp ye Smet 4 tt ts:. tez İni MAİ A Ava İri Ji. il —i Le gear pa a t TUNE eer Ths i</w:t>
+      </w:r>
+    </w:p>
+    <w:p>
+      <w:r>
+        <w:rPr>
+          <w:rFonts w:ascii="Calibri" w:hAnsi="Calibri" w:eastAsia="Calibri"/>
+          <w:sz w:val="22"/>
+          <w:lang w:val="tr-TR" w:eastAsia="tr-TR"/>
+        </w:rPr>
+        <w:t>Pı wine ai ei ~ a — &gt; e ths * \ N TSC TOR EŞ ep FESADA ŞE zi N ee isn i mk eee ten Sir a — İm ef eee ' oo ie tts ES ‘</w:t>
+      </w:r>
+    </w:p>
+    <w:p>
+      <w:pPr>
+        <w:jc w:val="center"/>
+      </w:pPr>
+      <w:r>
+        <w:rPr>
+          <w:rFonts w:ascii="Calibri" w:hAnsi="Calibri" w:eastAsia="Calibri"/>
+          <w:i/>
+          <w:color w:val="444444"/>
+          <w:sz w:val="20"/>
+          <w:lang w:val="tr-TR" w:eastAsia="tr-TR"/>
+        </w:rPr>
+        <w:t>Sekil 3.1: Genel Vaziyet Planı</w:t>
+      </w:r>
+    </w:p>
+    <w:p>
+      <w:pPr>
+        <w:spacing w:before="160" w:after="160"/>
+        <w:jc w:val="center"/>
+      </w:pPr>
+      <w:r>
         <w:drawing>
           <wp:inline xmlns:a="http://schemas.openxmlformats.org/drawingml/2006/main" xmlns:pic="http://schemas.openxmlformats.org/drawingml/2006/picture">
-            <wp:extent cx="7518400" cy="10769600"/>
+            <wp:extent cx="5832000" cy="8340539"/>
             <wp:docPr id="1" name="Picture 1"/>
-            <wp:cNvGraphicFramePr>
-              <a:graphicFrameLocks noChangeAspect="1"/>
-            </wp:cNvGraphicFramePr>
-            <a:graphic>
-              <a:graphicData uri="http://schemas.openxmlformats.org/drawingml/2006/picture">
-                <pic:pic>
-                  <pic:nvPicPr>
-                    <pic:cNvPr id="0" name="image.jpg"/>
-                    <pic:cNvPicPr/>
-                  </pic:nvPicPr>
-                  <pic:blipFill>
-                    <a:blip r:embed="rId9"/>
-                    <a:stretch>
-                      <a:fillRect/>
-                    </a:stretch>
-                  </pic:blipFill>
-                  <pic:spPr>
-                    <a:xfrm>
-                      <a:off x="0" y="0"/>
-                      <a:ext cx="7518400" cy="10769600"/>
-                    </a:xfrm>
-                    <a:prstGeom prst="rect"/>
-                  </pic:spPr>
-                </pic:pic>
-              </a:graphicData>
-            </a:graphic>
-          </wp:inline>
-        </w:drawing>
-      </w:r>
-    </w:p>
-    <w:p>
-      <w:pPr>
-        <w:sectPr>
-          <w:pgSz w:w="11840" w:h="16960"/>
-          <w:pgMar w:top="0" w:right="0" w:bottom="0" w:left="0" w:header="0" w:footer="0" w:gutter="0"/>
-          <w:cols w:space="720"/>
-          <w:docGrid w:linePitch="360"/>
-        </w:sectPr>
-      </w:pPr>
-    </w:p>
-    <w:p>
-      <w:pPr>
-        <w:spacing w:before="0" w:after="0" w:line="240" w:lineRule="auto"/>
-      </w:pPr>
-      <w:r>
-        <w:rPr>
-          <w:sz w:val="4"/>
-        </w:rPr>
-        <w:drawing>
-          <wp:inline xmlns:a="http://schemas.openxmlformats.org/drawingml/2006/main" xmlns:pic="http://schemas.openxmlformats.org/drawingml/2006/picture">
-            <wp:extent cx="7531100" cy="10769600"/>
-            <wp:docPr id="2" name="Picture 2"/>
             <wp:cNvGraphicFramePr>
               <a:graphicFrameLocks noChangeAspect="1"/>
             </wp:cNvGraphicFramePr>
@@ -85,7 +589,7 @@
                   <pic:spPr>
                     <a:xfrm>
                       <a:off x="0" y="0"/>
-                      <a:ext cx="7531100" cy="10769600"/>
+                      <a:ext cx="5832000" cy="8340539"/>
                     </a:xfrm>
                     <a:prstGeom prst="rect"/>
                   </pic:spPr>
@@ -97,27 +601,645 @@
       </w:r>
     </w:p>
     <w:p>
+      <w:r>
+        <w:rPr>
+          <w:rFonts w:ascii="Calibri" w:hAnsi="Calibri" w:eastAsia="Calibri"/>
+          <w:sz w:val="22"/>
+          <w:lang w:val="tr-TR" w:eastAsia="tr-TR"/>
+        </w:rPr>
+        <w:t>rots</w:t>
+      </w:r>
+    </w:p>
+    <w:p>
+      <w:r>
+        <w:rPr>
+          <w:rFonts w:ascii="Calibri" w:hAnsi="Calibri" w:eastAsia="Calibri"/>
+          <w:sz w:val="22"/>
+          <w:lang w:val="tr-TR" w:eastAsia="tr-TR"/>
+        </w:rPr>
+        <w:t>ie İş WİLL</w:t>
+      </w:r>
+    </w:p>
+    <w:p>
+      <w:r>
+        <w:rPr>
+          <w:rFonts w:ascii="Calibri" w:hAnsi="Calibri" w:eastAsia="Calibri"/>
+          <w:sz w:val="22"/>
+          <w:lang w:val="tr-TR" w:eastAsia="tr-TR"/>
+        </w:rPr>
+        <w:t>Genel Vaziyet Planı</w:t>
+      </w:r>
+    </w:p>
+    <w:p>
+      <w:r>
+        <w:rPr>
+          <w:rFonts w:ascii="Calibri" w:hAnsi="Calibri" w:eastAsia="Calibri"/>
+          <w:sz w:val="22"/>
+          <w:lang w:val="tr-TR" w:eastAsia="tr-TR"/>
+        </w:rPr>
+        <w:t>MAG Ae oy exry rad vs ee</w:t>
+      </w:r>
+    </w:p>
+    <w:p>
+      <w:r>
+        <w:rPr>
+          <w:rFonts w:ascii="Calibri" w:hAnsi="Calibri" w:eastAsia="Calibri"/>
+          <w:sz w:val="22"/>
+          <w:lang w:val="tr-TR" w:eastAsia="tr-TR"/>
+        </w:rPr>
+        <w:t>gi ot</w:t>
+      </w:r>
+    </w:p>
+    <w:p>
+      <w:r>
+        <w:br w:type="page"/>
+      </w:r>
+    </w:p>
+    <w:p>
+      <w:r>
+        <w:rPr>
+          <w:rFonts w:ascii="Calibri" w:hAnsi="Calibri" w:eastAsia="Calibri"/>
+          <w:sz w:val="22"/>
+          <w:lang w:val="tr-TR" w:eastAsia="tr-TR"/>
+        </w:rPr>
+        <w:t>İşletmede toplam 43 adet baca bulunmaktadır.</w:t>
+      </w:r>
+    </w:p>
+    <w:p>
+      <w:r>
+        <w:rPr>
+          <w:rFonts w:ascii="Calibri" w:hAnsi="Calibri" w:eastAsia="Calibri"/>
+          <w:sz w:val="22"/>
+          <w:lang w:val="tr-TR" w:eastAsia="tr-TR"/>
+        </w:rPr>
+        <w:t>Bunlar;</w:t>
+      </w:r>
+    </w:p>
+    <w:p>
+      <w:r>
+        <w:rPr>
+          <w:rFonts w:ascii="Calibri" w:hAnsi="Calibri" w:eastAsia="Calibri"/>
+          <w:sz w:val="22"/>
+          <w:lang w:val="tr-TR" w:eastAsia="tr-TR"/>
+        </w:rPr>
+        <w:t>Bulgur Bölümünde 18 Tane</w:t>
+      </w:r>
+    </w:p>
+    <w:p>
+      <w:r>
+        <w:rPr>
+          <w:rFonts w:ascii="Calibri" w:hAnsi="Calibri" w:eastAsia="Calibri"/>
+          <w:sz w:val="22"/>
+          <w:lang w:val="tr-TR" w:eastAsia="tr-TR"/>
+        </w:rPr>
+        <w:t>1. Pnömatik Fan Bacası</w:t>
+      </w:r>
+    </w:p>
+    <w:p>
+      <w:r>
+        <w:rPr>
+          <w:rFonts w:ascii="Calibri" w:hAnsi="Calibri" w:eastAsia="Calibri"/>
+          <w:sz w:val="22"/>
+          <w:lang w:val="tr-TR" w:eastAsia="tr-TR"/>
+        </w:rPr>
+        <w:t>2. Bulgur Kurutma Kule Fan Bacası</w:t>
+      </w:r>
+    </w:p>
+    <w:p>
+      <w:r>
+        <w:rPr>
+          <w:rFonts w:ascii="Calibri" w:hAnsi="Calibri" w:eastAsia="Calibri"/>
+          <w:sz w:val="22"/>
+          <w:lang w:val="tr-TR" w:eastAsia="tr-TR"/>
+        </w:rPr>
+        <w:t>3. Un Fan Bacası</w:t>
+      </w:r>
+    </w:p>
+    <w:p>
+      <w:r>
+        <w:rPr>
+          <w:rFonts w:ascii="Calibri" w:hAnsi="Calibri" w:eastAsia="Calibri"/>
+          <w:sz w:val="22"/>
+          <w:lang w:val="tr-TR" w:eastAsia="tr-TR"/>
+        </w:rPr>
+        <w:t>4. Kepek Fanı Bacası</w:t>
+      </w:r>
+    </w:p>
+    <w:p>
+      <w:r>
+        <w:rPr>
+          <w:rFonts w:ascii="Calibri" w:hAnsi="Calibri" w:eastAsia="Calibri"/>
+          <w:sz w:val="22"/>
+          <w:lang w:val="tr-TR" w:eastAsia="tr-TR"/>
+        </w:rPr>
+        <w:t>5. Değirmen Taş Ayırıcı Fan Bacası</w:t>
+      </w:r>
+    </w:p>
+    <w:p>
+      <w:r>
+        <w:rPr>
+          <w:rFonts w:ascii="Calibri" w:hAnsi="Calibri" w:eastAsia="Calibri"/>
+          <w:sz w:val="22"/>
+          <w:lang w:val="tr-TR" w:eastAsia="tr-TR"/>
+        </w:rPr>
+        <w:t>6. Kepek Kurutma Fan Bacası</w:t>
+      </w:r>
+    </w:p>
+    <w:p>
+      <w:r>
+        <w:rPr>
+          <w:rFonts w:ascii="Calibri" w:hAnsi="Calibri" w:eastAsia="Calibri"/>
+          <w:sz w:val="22"/>
+          <w:lang w:val="tr-TR" w:eastAsia="tr-TR"/>
+        </w:rPr>
+        <w:t>7. Hedik Kurutma Kule Fan Bacası 2-1</w:t>
+      </w:r>
+    </w:p>
+    <w:p>
+      <w:r>
+        <w:rPr>
+          <w:rFonts w:ascii="Calibri" w:hAnsi="Calibri" w:eastAsia="Calibri"/>
+          <w:sz w:val="22"/>
+          <w:lang w:val="tr-TR" w:eastAsia="tr-TR"/>
+        </w:rPr>
+        <w:t>8. Hedik Kurutma Kule Fan Bacası 2-2</w:t>
+      </w:r>
+    </w:p>
+    <w:p>
+      <w:r>
+        <w:rPr>
+          <w:rFonts w:ascii="Calibri" w:hAnsi="Calibri" w:eastAsia="Calibri"/>
+          <w:sz w:val="22"/>
+          <w:lang w:val="tr-TR" w:eastAsia="tr-TR"/>
+        </w:rPr>
+        <w:t>9. Hedik Kurutma Kule Fan Bacası 1-1</w:t>
+      </w:r>
+    </w:p>
+    <w:p>
+      <w:r>
+        <w:rPr>
+          <w:rFonts w:ascii="Calibri" w:hAnsi="Calibri" w:eastAsia="Calibri"/>
+          <w:sz w:val="22"/>
+          <w:lang w:val="tr-TR" w:eastAsia="tr-TR"/>
+        </w:rPr>
+        <w:t>10. Hedik Kurutma Kule Fan Bacası 1-2</w:t>
+      </w:r>
+    </w:p>
+    <w:p>
+      <w:r>
+        <w:rPr>
+          <w:rFonts w:ascii="Calibri" w:hAnsi="Calibri" w:eastAsia="Calibri"/>
+          <w:sz w:val="22"/>
+          <w:lang w:val="tr-TR" w:eastAsia="tr-TR"/>
+        </w:rPr>
+        <w:t>11, Hedik Soğutma Fan Bacası Hat 2</w:t>
+      </w:r>
+    </w:p>
+    <w:p>
+      <w:r>
+        <w:rPr>
+          <w:rFonts w:ascii="Calibri" w:hAnsi="Calibri" w:eastAsia="Calibri"/>
+          <w:sz w:val="22"/>
+          <w:lang w:val="tr-TR" w:eastAsia="tr-TR"/>
+        </w:rPr>
+        <w:t>12. Hedik Soğutma Fan Bacası Hat</w:t>
+      </w:r>
+    </w:p>
+    <w:p>
+      <w:r>
+        <w:rPr>
+          <w:rFonts w:ascii="Calibri" w:hAnsi="Calibri" w:eastAsia="Calibri"/>
+          <w:sz w:val="22"/>
+          <w:lang w:val="tr-TR" w:eastAsia="tr-TR"/>
+        </w:rPr>
+        <w:t>13. Hafif Tane Fan Bacası</w:t>
+      </w:r>
+    </w:p>
+    <w:p>
+      <w:r>
+        <w:rPr>
+          <w:rFonts w:ascii="Calibri" w:hAnsi="Calibri" w:eastAsia="Calibri"/>
+          <w:sz w:val="22"/>
+          <w:lang w:val="tr-TR" w:eastAsia="tr-TR"/>
+        </w:rPr>
+        <w:t>14. Toz Aspiratör Fan Bacası</w:t>
+      </w:r>
+    </w:p>
+    <w:p>
+      <w:r>
+        <w:rPr>
+          <w:rFonts w:ascii="Calibri" w:hAnsi="Calibri" w:eastAsia="Calibri"/>
+          <w:sz w:val="22"/>
+          <w:lang w:val="tr-TR" w:eastAsia="tr-TR"/>
+        </w:rPr>
+        <w:t>15. Kurutma Kulesi Çıkış Sasör Fan Bacası</w:t>
+      </w:r>
+    </w:p>
+    <w:p>
+      <w:r>
+        <w:rPr>
+          <w:rFonts w:ascii="Calibri" w:hAnsi="Calibri" w:eastAsia="Calibri"/>
+          <w:sz w:val="22"/>
+          <w:lang w:val="tr-TR" w:eastAsia="tr-TR"/>
+        </w:rPr>
+        <w:t>16. Temizleme Sasör Fan Bacası</w:t>
+      </w:r>
+    </w:p>
+    <w:p>
+      <w:r>
+        <w:rPr>
+          <w:rFonts w:ascii="Calibri" w:hAnsi="Calibri" w:eastAsia="Calibri"/>
+          <w:sz w:val="22"/>
+          <w:lang w:val="tr-TR" w:eastAsia="tr-TR"/>
+        </w:rPr>
+        <w:t>17. Temizleme Taş Ayırıcı Fan Bacası</w:t>
+      </w:r>
+    </w:p>
+    <w:p>
+      <w:r>
+        <w:rPr>
+          <w:rFonts w:ascii="Calibri" w:hAnsi="Calibri" w:eastAsia="Calibri"/>
+          <w:sz w:val="22"/>
+          <w:lang w:val="tr-TR" w:eastAsia="tr-TR"/>
+        </w:rPr>
+        <w:t>18. Temizleme Taş Ayırıcı Fan Bacası 2</w:t>
+      </w:r>
+    </w:p>
+    <w:p>
+      <w:r>
+        <w:rPr>
+          <w:rFonts w:ascii="Calibri" w:hAnsi="Calibri" w:eastAsia="Calibri"/>
+          <w:sz w:val="22"/>
+          <w:lang w:val="tr-TR" w:eastAsia="tr-TR"/>
+        </w:rPr>
+        <w:t>Mercimek Bölümünde 12 Tane</w:t>
+      </w:r>
+    </w:p>
+    <w:p>
+      <w:r>
+        <w:rPr>
+          <w:rFonts w:ascii="Calibri" w:hAnsi="Calibri" w:eastAsia="Calibri"/>
+          <w:sz w:val="22"/>
+          <w:lang w:val="tr-TR" w:eastAsia="tr-TR"/>
+        </w:rPr>
+        <w:t>19. Sorteks Fan Bacası</w:t>
+      </w:r>
+    </w:p>
+    <w:p>
+      <w:r>
+        <w:rPr>
+          <w:rFonts w:ascii="Calibri" w:hAnsi="Calibri" w:eastAsia="Calibri"/>
+          <w:sz w:val="22"/>
+          <w:lang w:val="tr-TR" w:eastAsia="tr-TR"/>
+        </w:rPr>
+        <w:t>20. Elek Kepek Fan Bacası</w:t>
+      </w:r>
+    </w:p>
+    <w:p>
+      <w:r>
+        <w:rPr>
+          <w:rFonts w:ascii="Calibri" w:hAnsi="Calibri" w:eastAsia="Calibri"/>
+          <w:sz w:val="22"/>
+          <w:lang w:val="tr-TR" w:eastAsia="tr-TR"/>
+        </w:rPr>
+        <w:t>21. Kabuk Soyucu Fan Bacası</w:t>
+      </w:r>
+    </w:p>
+    <w:p>
+      <w:r>
+        <w:rPr>
+          <w:rFonts w:ascii="Calibri" w:hAnsi="Calibri" w:eastAsia="Calibri"/>
+          <w:sz w:val="22"/>
+          <w:lang w:val="tr-TR" w:eastAsia="tr-TR"/>
+        </w:rPr>
+        <w:t>22. Kule Kurutma Fan Bacası</w:t>
+      </w:r>
+    </w:p>
+    <w:p>
+      <w:r>
+        <w:rPr>
+          <w:rFonts w:ascii="Calibri" w:hAnsi="Calibri" w:eastAsia="Calibri"/>
+          <w:sz w:val="22"/>
+          <w:lang w:val="tr-TR" w:eastAsia="tr-TR"/>
+        </w:rPr>
+        <w:t>23. Kule Kurutma Fan Bacası 2</w:t>
+      </w:r>
+    </w:p>
+    <w:p>
+      <w:r>
+        <w:rPr>
+          <w:rFonts w:ascii="Calibri" w:hAnsi="Calibri" w:eastAsia="Calibri"/>
+          <w:sz w:val="22"/>
+          <w:lang w:val="tr-TR" w:eastAsia="tr-TR"/>
+        </w:rPr>
+        <w:t>24. Jet Filtre Fan Bacası</w:t>
+      </w:r>
+    </w:p>
+    <w:p>
+      <w:r>
+        <w:rPr>
+          <w:rFonts w:ascii="Calibri" w:hAnsi="Calibri" w:eastAsia="Calibri"/>
+          <w:sz w:val="22"/>
+          <w:lang w:val="tr-TR" w:eastAsia="tr-TR"/>
+        </w:rPr>
+        <w:t>25. Jet Bacası Fan Bacası 2</w:t>
+      </w:r>
+    </w:p>
+    <w:p>
+      <w:r>
+        <w:rPr>
+          <w:rFonts w:ascii="Calibri" w:hAnsi="Calibri" w:eastAsia="Calibri"/>
+          <w:sz w:val="22"/>
+          <w:lang w:val="tr-TR" w:eastAsia="tr-TR"/>
+        </w:rPr>
+        <w:t>26. Taş Ayırıcı Fan Bacası</w:t>
+      </w:r>
+    </w:p>
+    <w:p>
+      <w:r>
+        <w:rPr>
+          <w:rFonts w:ascii="Calibri" w:hAnsi="Calibri" w:eastAsia="Calibri"/>
+          <w:sz w:val="22"/>
+          <w:lang w:val="tr-TR" w:eastAsia="tr-TR"/>
+        </w:rPr>
+        <w:t>27. Taş Ayırıcı Fan Bacası 2</w:t>
+      </w:r>
+    </w:p>
+    <w:p>
+      <w:r>
+        <w:rPr>
+          <w:rFonts w:ascii="Calibri" w:hAnsi="Calibri" w:eastAsia="Calibri"/>
+          <w:sz w:val="22"/>
+          <w:lang w:val="tr-TR" w:eastAsia="tr-TR"/>
+        </w:rPr>
+        <w:t>28. Geri Dönüşüm Hafif Tane Fan Bacası</w:t>
+      </w:r>
+    </w:p>
+    <w:p>
+      <w:r>
+        <w:rPr>
+          <w:rFonts w:ascii="Calibri" w:hAnsi="Calibri" w:eastAsia="Calibri"/>
+          <w:sz w:val="22"/>
+          <w:lang w:val="tr-TR" w:eastAsia="tr-TR"/>
+        </w:rPr>
+        <w:t>29. Hafif Tane Fan Bacası</w:t>
+      </w:r>
+    </w:p>
+    <w:p>
+      <w:r>
+        <w:rPr>
+          <w:rFonts w:ascii="Calibri" w:hAnsi="Calibri" w:eastAsia="Calibri"/>
+          <w:sz w:val="22"/>
+          <w:lang w:val="tr-TR" w:eastAsia="tr-TR"/>
+        </w:rPr>
+        <w:t>30. Hafif Tane Fan Bacası 2</w:t>
+      </w:r>
+    </w:p>
+    <w:p>
+      <w:r>
+        <w:rPr>
+          <w:rFonts w:ascii="Calibri" w:hAnsi="Calibri" w:eastAsia="Calibri"/>
+          <w:sz w:val="22"/>
+          <w:lang w:val="tr-TR" w:eastAsia="tr-TR"/>
+        </w:rPr>
+        <w:t>Pirinç Bölümünde 5 Tane</w:t>
+      </w:r>
+    </w:p>
+    <w:p>
+      <w:r>
+        <w:rPr>
+          <w:rFonts w:ascii="Calibri" w:hAnsi="Calibri" w:eastAsia="Calibri"/>
+          <w:sz w:val="22"/>
+          <w:lang w:val="tr-TR" w:eastAsia="tr-TR"/>
+        </w:rPr>
+        <w:t>31. Taş Ayırıcı Fan Bacası</w:t>
+      </w:r>
+    </w:p>
+    <w:p>
+      <w:r>
+        <w:rPr>
+          <w:rFonts w:ascii="Calibri" w:hAnsi="Calibri" w:eastAsia="Calibri"/>
+          <w:sz w:val="22"/>
+          <w:lang w:val="tr-TR" w:eastAsia="tr-TR"/>
+        </w:rPr>
+        <w:t>32. Parlatma Kepek Fan Bacası</w:t>
+      </w:r>
+    </w:p>
+    <w:p>
+      <w:r>
+        <w:rPr>
+          <w:rFonts w:ascii="Calibri" w:hAnsi="Calibri" w:eastAsia="Calibri"/>
+          <w:sz w:val="22"/>
+          <w:lang w:val="tr-TR" w:eastAsia="tr-TR"/>
+        </w:rPr>
+        <w:t>33. Değirmen Aspiratör Fan Bacası</w:t>
+      </w:r>
+    </w:p>
+    <w:p>
+      <w:r>
+        <w:rPr>
+          <w:rFonts w:ascii="Calibri" w:hAnsi="Calibri" w:eastAsia="Calibri"/>
+          <w:sz w:val="22"/>
+          <w:lang w:val="tr-TR" w:eastAsia="tr-TR"/>
+        </w:rPr>
+        <w:t>34. Genel Aspiratör Fan Bacası</w:t>
+      </w:r>
+    </w:p>
+    <w:p>
+      <w:r>
+        <w:rPr>
+          <w:rFonts w:ascii="Calibri" w:hAnsi="Calibri" w:eastAsia="Calibri"/>
+          <w:sz w:val="22"/>
+          <w:lang w:val="tr-TR" w:eastAsia="tr-TR"/>
+        </w:rPr>
+        <w:t>35. Ön Eleme Aspiratör Fan Bacası</w:t>
+      </w:r>
+    </w:p>
+    <w:p>
+      <w:r>
+        <w:rPr>
+          <w:rFonts w:ascii="Calibri" w:hAnsi="Calibri" w:eastAsia="Calibri"/>
+          <w:sz w:val="22"/>
+          <w:lang w:val="tr-TR" w:eastAsia="tr-TR"/>
+        </w:rPr>
+        <w:t>Yem Bölümünde 5 Tane</w:t>
+      </w:r>
+    </w:p>
+    <w:p>
+      <w:r>
+        <w:rPr>
+          <w:rFonts w:ascii="Calibri" w:hAnsi="Calibri" w:eastAsia="Calibri"/>
+          <w:sz w:val="22"/>
+          <w:lang w:val="tr-TR" w:eastAsia="tr-TR"/>
+        </w:rPr>
+        <w:t>36. Toz Siklon Fan bacası</w:t>
+      </w:r>
+    </w:p>
+    <w:p>
+      <w:r>
+        <w:rPr>
+          <w:rFonts w:ascii="Calibri" w:hAnsi="Calibri" w:eastAsia="Calibri"/>
+          <w:sz w:val="22"/>
+          <w:lang w:val="tr-TR" w:eastAsia="tr-TR"/>
+        </w:rPr>
+        <w:t>37, Pres Palet Aspiratör Fan Bacası</w:t>
+      </w:r>
+    </w:p>
+    <w:p>
+      <w:r>
+        <w:rPr>
+          <w:rFonts w:ascii="Calibri" w:hAnsi="Calibri" w:eastAsia="Calibri"/>
+          <w:sz w:val="22"/>
+          <w:lang w:val="tr-TR" w:eastAsia="tr-TR"/>
+        </w:rPr>
+        <w:t>38. Pres 2 Palet Aspiratör Fan Bacası</w:t>
+      </w:r>
+    </w:p>
+    <w:p>
+      <w:r>
+        <w:rPr>
+          <w:rFonts w:ascii="Calibri" w:hAnsi="Calibri" w:eastAsia="Calibri"/>
+          <w:sz w:val="22"/>
+          <w:lang w:val="tr-TR" w:eastAsia="tr-TR"/>
+        </w:rPr>
+        <w:t>39. Değirmen Fan Bacası</w:t>
+      </w:r>
+    </w:p>
+    <w:p>
+      <w:r>
+        <w:rPr>
+          <w:rFonts w:ascii="Calibri" w:hAnsi="Calibri" w:eastAsia="Calibri"/>
+          <w:sz w:val="22"/>
+          <w:lang w:val="tr-TR" w:eastAsia="tr-TR"/>
+        </w:rPr>
+        <w:t>40. Değirmen 2 Fan Bacası</w:t>
+      </w:r>
+    </w:p>
+    <w:p>
+      <w:r>
+        <w:rPr>
+          <w:rFonts w:ascii="Calibri" w:hAnsi="Calibri" w:eastAsia="Calibri"/>
+          <w:sz w:val="22"/>
+          <w:lang w:val="tr-TR" w:eastAsia="tr-TR"/>
+        </w:rPr>
+        <w:t>2 Adet Buhar Kazanı Bacası</w:t>
+      </w:r>
+    </w:p>
+    <w:p>
+      <w:r>
+        <w:rPr>
+          <w:rFonts w:ascii="Calibri" w:hAnsi="Calibri" w:eastAsia="Calibri"/>
+          <w:sz w:val="22"/>
+          <w:lang w:val="tr-TR" w:eastAsia="tr-TR"/>
+        </w:rPr>
+        <w:t>41. Buhar Kazanı Fan Bacası</w:t>
+      </w:r>
+    </w:p>
+    <w:p>
+      <w:r>
+        <w:rPr>
+          <w:rFonts w:ascii="Calibri" w:hAnsi="Calibri" w:eastAsia="Calibri"/>
+          <w:sz w:val="22"/>
+          <w:lang w:val="tr-TR" w:eastAsia="tr-TR"/>
+        </w:rPr>
+        <w:t>43. Buhar Kazanı 2 Fan Bacası</w:t>
+      </w:r>
+    </w:p>
+    <w:p>
+      <w:r>
+        <w:rPr>
+          <w:rFonts w:ascii="Calibri" w:hAnsi="Calibri" w:eastAsia="Calibri"/>
+          <w:sz w:val="22"/>
+          <w:lang w:val="tr-TR" w:eastAsia="tr-TR"/>
+        </w:rPr>
+        <w:t>1 Adet Biyogaz Bacası</w:t>
+      </w:r>
+    </w:p>
+    <w:p>
+      <w:r>
+        <w:rPr>
+          <w:rFonts w:ascii="Calibri" w:hAnsi="Calibri" w:eastAsia="Calibri"/>
+          <w:sz w:val="22"/>
+          <w:lang w:val="tr-TR" w:eastAsia="tr-TR"/>
+        </w:rPr>
+        <w:t>42. Biyogaz (kojenerasyon) Bacası</w:t>
+      </w:r>
+    </w:p>
+    <w:p>
+      <w:r>
+        <w:br w:type="page"/>
+      </w:r>
+    </w:p>
+    <w:p>
+      <w:r>
+        <w:rPr>
+          <w:rFonts w:ascii="Calibri" w:hAnsi="Calibri" w:eastAsia="Calibri"/>
+          <w:sz w:val="22"/>
+          <w:lang w:val="tr-TR" w:eastAsia="tr-TR"/>
+        </w:rPr>
+        <w:t>Elenmiş Paketlenmiş Bakliyat Ve Hububat, İç Mercimek, İç Bezelye, Bulgur, Aşurelik Buğday, İrmik, Pirinç, Karma Ve Pellet Yem İmalatı, Ahşap Palet İmalatı, Elektrik Üretimi (Biyogaz) İş Akım Şemaları Ve Özetleri</w:t>
+      </w:r>
+    </w:p>
+    <w:p>
       <w:pPr>
-        <w:sectPr>
-          <w:pgSz w:w="11860" w:h="16960"/>
-          <w:pgMar w:top="0" w:right="0" w:bottom="0" w:left="0" w:header="0" w:footer="0" w:gutter="0"/>
-          <w:cols w:space="720"/>
-          <w:docGrid w:linePitch="360"/>
-        </w:sectPr>
+        <w:pStyle w:val="Heading2"/>
       </w:pPr>
+      <w:r>
+        <w:rPr>
+          <w:rFonts w:ascii="Calibri" w:hAnsi="Calibri" w:eastAsia="Calibri"/>
+          <w:b/>
+          <w:color w:val="0F3D4C"/>
+          <w:sz w:val="26"/>
+          <w:lang w:val="tr-TR" w:eastAsia="tr-TR"/>
+        </w:rPr>
+        <w:t>3.1. Bulgur İş Akım Şeması</w:t>
+      </w:r>
     </w:p>
     <w:p>
       <w:pPr>
-        <w:spacing w:before="0" w:after="0" w:line="240" w:lineRule="auto"/>
+        <w:pStyle w:val="Heading2"/>
       </w:pPr>
       <w:r>
         <w:rPr>
-          <w:sz w:val="4"/>
-        </w:rPr>
+          <w:rFonts w:ascii="Calibri" w:hAnsi="Calibri" w:eastAsia="Calibri"/>
+          <w:b/>
+          <w:color w:val="0F3D4C"/>
+          <w:sz w:val="26"/>
+          <w:lang w:val="tr-TR" w:eastAsia="tr-TR"/>
+        </w:rPr>
+        <w:t>BULGUR AKIŞ ŞEMASI</w:t>
+      </w:r>
+    </w:p>
+    <w:p>
+      <w:r>
+        <w:rPr>
+          <w:rFonts w:ascii="Calibri" w:hAnsi="Calibri" w:eastAsia="Calibri"/>
+          <w:sz w:val="22"/>
+          <w:lang w:val="tr-TR" w:eastAsia="tr-TR"/>
+        </w:rPr>
+        <w:t>DÖKME BUĞDAY(BULK WHEAT) (6100 DURUM BUĞDAYI) a cient = Uygun değilse oöGri. Kon TROL RED KABUL ÖN ELEME -1 Töz. Sap. Çöp SİLO</w:t>
+      </w:r>
+    </w:p>
+    <w:p>
+      <w:r>
+        <w:rPr>
+          <w:rFonts w:ascii="Calibri" w:hAnsi="Calibri" w:eastAsia="Calibri"/>
+          <w:sz w:val="22"/>
+          <w:lang w:val="tr-TR" w:eastAsia="tr-TR"/>
+        </w:rPr>
+        <w:t>OOGP 12 RADYAL TARAR Hafif taneler ve tozlar hava as İ ile çekihr o6GP13 İ TASMAKINASI &gt;&gt;} Est</w:t>
+      </w:r>
+    </w:p>
+    <w:p>
+      <w:pPr>
+        <w:spacing w:before="160" w:after="160"/>
+        <w:jc w:val="center"/>
+      </w:pPr>
+      <w:r>
         <w:drawing>
           <wp:inline xmlns:a="http://schemas.openxmlformats.org/drawingml/2006/main" xmlns:pic="http://schemas.openxmlformats.org/drawingml/2006/picture">
-            <wp:extent cx="7531100" cy="10756900"/>
-            <wp:docPr id="3" name="Picture 3"/>
+            <wp:extent cx="5832000" cy="8351650"/>
+            <wp:docPr id="2" name="Picture 2"/>
             <wp:cNvGraphicFramePr>
               <a:graphicFrameLocks noChangeAspect="1"/>
             </wp:cNvGraphicFramePr>
@@ -137,7 +1259,7 @@
                   <pic:spPr>
                     <a:xfrm>
                       <a:off x="0" y="0"/>
-                      <a:ext cx="7531100" cy="10756900"/>
+                      <a:ext cx="5832000" cy="8351650"/>
                     </a:xfrm>
                     <a:prstGeom prst="rect"/>
                   </pic:spPr>
@@ -149,27 +1271,175 @@
       </w:r>
     </w:p>
     <w:p>
+      <w:r>
+        <w:rPr>
+          <w:rFonts w:ascii="Calibri" w:hAnsi="Calibri" w:eastAsia="Calibri"/>
+          <w:sz w:val="22"/>
+          <w:lang w:val="tr-TR" w:eastAsia="tr-TR"/>
+        </w:rPr>
+        <w:t># bashan Doküman Kodu Yayın Tarihi Revizyon No; Revizyon Tarihi Sayfa No</w:t>
+      </w:r>
+    </w:p>
+    <w:p>
+      <w:r>
+        <w:rPr>
+          <w:rFonts w:ascii="Calibri" w:hAnsi="Calibri" w:eastAsia="Calibri"/>
+          <w:sz w:val="22"/>
+          <w:lang w:val="tr-TR" w:eastAsia="tr-TR"/>
+        </w:rPr>
+        <w:t>(ENTEGRE)</w:t>
+      </w:r>
+    </w:p>
+    <w:p>
+      <w:r>
+        <w:rPr>
+          <w:rFonts w:ascii="Calibri" w:hAnsi="Calibri" w:eastAsia="Calibri"/>
+          <w:sz w:val="22"/>
+          <w:lang w:val="tr-TR" w:eastAsia="tr-TR"/>
+        </w:rPr>
+        <w:t>ON ELEME-2 —i Elek Altı</w:t>
+      </w:r>
+    </w:p>
+    <w:p>
+      <w:r>
+        <w:rPr>
+          <w:rFonts w:ascii="Calibri" w:hAnsi="Calibri" w:eastAsia="Calibri"/>
+          <w:sz w:val="22"/>
+          <w:lang w:val="tr-TR" w:eastAsia="tr-TR"/>
+        </w:rPr>
+        <w:t>ARA İSTASYONSİLOSU</w:t>
+      </w:r>
+    </w:p>
+    <w:p>
+      <w:r>
+        <w:rPr>
+          <w:rFonts w:ascii="Calibri" w:hAnsi="Calibri" w:eastAsia="Calibri"/>
+          <w:sz w:val="22"/>
+          <w:lang w:val="tr-TR" w:eastAsia="tr-TR"/>
+        </w:rPr>
+        <w:t>HAM MADDE KANTAR</w:t>
+      </w:r>
+    </w:p>
+    <w:p>
+      <w:r>
+        <w:rPr>
+          <w:rFonts w:ascii="Calibri" w:hAnsi="Calibri" w:eastAsia="Calibri"/>
+          <w:sz w:val="22"/>
+          <w:lang w:val="tr-TR" w:eastAsia="tr-TR"/>
+        </w:rPr>
+        <w:t>= gi Elek Alt OÖGP 11 SEPERATÖR e Ski yp) Elek Üstü</w:t>
+      </w:r>
+    </w:p>
+    <w:p>
+      <w:r>
+        <w:rPr>
+          <w:rFonts w:ascii="Calibri" w:hAnsi="Calibri" w:eastAsia="Calibri"/>
+          <w:sz w:val="22"/>
+          <w:lang w:val="tr-TR" w:eastAsia="tr-TR"/>
+        </w:rPr>
+        <w:t>OÖGP 14 İ HAFİF TANE MAKİNASI İ—o) Sine Bozük Tue (Yen)</w:t>
+      </w:r>
+    </w:p>
+    <w:p>
+      <w:r>
+        <w:rPr>
+          <w:rFonts w:ascii="Calibri" w:hAnsi="Calibri" w:eastAsia="Calibri"/>
+          <w:sz w:val="22"/>
+          <w:lang w:val="tr-TR" w:eastAsia="tr-TR"/>
+        </w:rPr>
+        <w:t>OÖGP 15 TRIYOR Şİ apekbeşevem TRİYÖR 2 Kırık, Tohum (Yem)</w:t>
+      </w:r>
+    </w:p>
+    <w:p>
+      <w:r>
+        <w:rPr>
+          <w:rFonts w:ascii="Calibri" w:hAnsi="Calibri" w:eastAsia="Calibri"/>
+          <w:sz w:val="22"/>
+          <w:lang w:val="tr-TR" w:eastAsia="tr-TR"/>
+        </w:rPr>
+        <w:t>ELENMİŞ MAL KANTARI</w:t>
+      </w:r>
+    </w:p>
+    <w:p>
+      <w:r>
+        <w:rPr>
+          <w:rFonts w:ascii="Calibri" w:hAnsi="Calibri" w:eastAsia="Calibri"/>
+          <w:sz w:val="22"/>
+          <w:lang w:val="tr-TR" w:eastAsia="tr-TR"/>
+        </w:rPr>
+        <w:t>TEMİZMALSİLOSU</w:t>
+      </w:r>
+    </w:p>
+    <w:p>
+      <w:r>
+        <w:rPr>
+          <w:rFonts w:ascii="Calibri" w:hAnsi="Calibri" w:eastAsia="Calibri"/>
+          <w:sz w:val="22"/>
+          <w:lang w:val="tr-TR" w:eastAsia="tr-TR"/>
+        </w:rPr>
+        <w:t>YIKAMA Suyun yüzeyine çıkan hafif neler yen olarak ayrılır</w:t>
+      </w:r>
+    </w:p>
+    <w:p>
+      <w:r>
+        <w:rPr>
+          <w:rFonts w:ascii="Calibri" w:hAnsi="Calibri" w:eastAsia="Calibri"/>
+          <w:sz w:val="22"/>
+          <w:lang w:val="tr-TR" w:eastAsia="tr-TR"/>
+        </w:rPr>
+        <w:t>Hazirlavan Onaylayan</w:t>
+      </w:r>
+    </w:p>
+    <w:p>
+      <w:r>
+        <w:rPr>
+          <w:rFonts w:ascii="Calibri" w:hAnsi="Calibri" w:eastAsia="Calibri"/>
+          <w:sz w:val="22"/>
+          <w:lang w:val="tr-TR" w:eastAsia="tr-TR"/>
+        </w:rPr>
+        <w:t>Gıda Güvenliği Ekip Lideri Genel Müdür</w:t>
+      </w:r>
+    </w:p>
+    <w:p>
+      <w:r>
+        <w:br w:type="page"/>
+      </w:r>
+    </w:p>
+    <w:p>
       <w:pPr>
-        <w:sectPr>
-          <w:pgSz w:w="11860" w:h="16940"/>
-          <w:pgMar w:top="0" w:right="0" w:bottom="0" w:left="0" w:header="0" w:footer="0" w:gutter="0"/>
-          <w:cols w:space="720"/>
-          <w:docGrid w:linePitch="360"/>
-        </w:sectPr>
+        <w:pStyle w:val="Heading2"/>
       </w:pPr>
+      <w:r>
+        <w:rPr>
+          <w:rFonts w:ascii="Calibri" w:hAnsi="Calibri" w:eastAsia="Calibri"/>
+          <w:b/>
+          <w:color w:val="0F3D4C"/>
+          <w:sz w:val="26"/>
+          <w:lang w:val="tr-TR" w:eastAsia="tr-TR"/>
+        </w:rPr>
+        <w:t>BULGUR AKIS SEMASI</w:t>
+      </w:r>
+    </w:p>
+    <w:p>
+      <w:r>
+        <w:rPr>
+          <w:rFonts w:ascii="Calibri" w:hAnsi="Calibri" w:eastAsia="Calibri"/>
+          <w:sz w:val="22"/>
+          <w:lang w:val="tr-TR" w:eastAsia="tr-TR"/>
+        </w:rPr>
+        <w:t>SEPERATOR ' KURUTMA KULESİ Basınçlı Buhar İle (160 C —— 95 C) ‘ye kadar aşamalı olarak kurutulur. Nem değeri 9050-52 aralıklarından 9» HEDİK DEPOLAMA 10-12 aralığına kadar düşüşü sağlanır. KULE ÇIKIŞ RANDIMAN KANTARI —__] SILOSU</w:t>
+      </w:r>
     </w:p>
     <w:p>
       <w:pPr>
-        <w:spacing w:before="0" w:after="0" w:line="240" w:lineRule="auto"/>
+        <w:spacing w:before="160" w:after="160"/>
+        <w:jc w:val="center"/>
       </w:pPr>
       <w:r>
-        <w:rPr>
-          <w:sz w:val="4"/>
-        </w:rPr>
         <w:drawing>
           <wp:inline xmlns:a="http://schemas.openxmlformats.org/drawingml/2006/main" xmlns:pic="http://schemas.openxmlformats.org/drawingml/2006/picture">
-            <wp:extent cx="7518400" cy="10795000"/>
-            <wp:docPr id="4" name="Picture 4"/>
+            <wp:extent cx="5832000" cy="8361798"/>
+            <wp:docPr id="3" name="Picture 3"/>
             <wp:cNvGraphicFramePr>
               <a:graphicFrameLocks noChangeAspect="1"/>
             </wp:cNvGraphicFramePr>
@@ -189,7 +1459,7 @@
                   <pic:spPr>
                     <a:xfrm>
                       <a:off x="0" y="0"/>
-                      <a:ext cx="7518400" cy="10795000"/>
+                      <a:ext cx="5832000" cy="8361798"/>
                     </a:xfrm>
                     <a:prstGeom prst="rect"/>
                   </pic:spPr>
@@ -201,27 +1471,345 @@
       </w:r>
     </w:p>
     <w:p>
+      <w:r>
+        <w:rPr>
+          <w:rFonts w:ascii="Calibri" w:hAnsi="Calibri" w:eastAsia="Calibri"/>
+          <w:sz w:val="22"/>
+          <w:lang w:val="tr-TR" w:eastAsia="tr-TR"/>
+        </w:rPr>
+        <w:t>(ENTEGRE)</w:t>
+      </w:r>
+    </w:p>
+    <w:p>
+      <w:r>
+        <w:rPr>
+          <w:rFonts w:ascii="Calibri" w:hAnsi="Calibri" w:eastAsia="Calibri"/>
+          <w:sz w:val="22"/>
+          <w:lang w:val="tr-TR" w:eastAsia="tr-TR"/>
+        </w:rPr>
+        <w:t>Dokiiman Kodu</w:t>
+      </w:r>
+    </w:p>
+    <w:p>
+      <w:r>
+        <w:rPr>
+          <w:rFonts w:ascii="Calibri" w:hAnsi="Calibri" w:eastAsia="Calibri"/>
+          <w:sz w:val="22"/>
+          <w:lang w:val="tr-TR" w:eastAsia="tr-TR"/>
+        </w:rPr>
+        <w:t>Yayin Tarihi</w:t>
+      </w:r>
+    </w:p>
+    <w:p>
+      <w:r>
+        <w:rPr>
+          <w:rFonts w:ascii="Calibri" w:hAnsi="Calibri" w:eastAsia="Calibri"/>
+          <w:sz w:val="22"/>
+          <w:lang w:val="tr-TR" w:eastAsia="tr-TR"/>
+        </w:rPr>
+        <w:t>Revizyon No</w:t>
+      </w:r>
+    </w:p>
+    <w:p>
+      <w:r>
+        <w:rPr>
+          <w:rFonts w:ascii="Calibri" w:hAnsi="Calibri" w:eastAsia="Calibri"/>
+          <w:sz w:val="22"/>
+          <w:lang w:val="tr-TR" w:eastAsia="tr-TR"/>
+        </w:rPr>
+        <w:t>Revizyon Tarihi</w:t>
+      </w:r>
+    </w:p>
+    <w:p>
+      <w:r>
+        <w:rPr>
+          <w:rFonts w:ascii="Calibri" w:hAnsi="Calibri" w:eastAsia="Calibri"/>
+          <w:sz w:val="22"/>
+          <w:lang w:val="tr-TR" w:eastAsia="tr-TR"/>
+        </w:rPr>
+        <w:t>Sayfa No</w:t>
+      </w:r>
+    </w:p>
+    <w:p>
+      <w:r>
+        <w:rPr>
+          <w:rFonts w:ascii="Calibri" w:hAnsi="Calibri" w:eastAsia="Calibri"/>
+          <w:sz w:val="22"/>
+          <w:lang w:val="tr-TR" w:eastAsia="tr-TR"/>
+        </w:rPr>
+        <w:t>“bashan</w:t>
+      </w:r>
+    </w:p>
+    <w:p>
+      <w:r>
+        <w:rPr>
+          <w:rFonts w:ascii="Calibri" w:hAnsi="Calibri" w:eastAsia="Calibri"/>
+          <w:sz w:val="22"/>
+          <w:lang w:val="tr-TR" w:eastAsia="tr-TR"/>
+        </w:rPr>
+        <w:t>DİNLENDİRME —————</w:t>
+      </w:r>
+    </w:p>
+    <w:p>
+      <w:r>
+        <w:rPr>
+          <w:rFonts w:ascii="Calibri" w:hAnsi="Calibri" w:eastAsia="Calibri"/>
+          <w:sz w:val="22"/>
+          <w:lang w:val="tr-TR" w:eastAsia="tr-TR"/>
+        </w:rPr>
+        <w:t>HEDİK SOĞUTMA KULESİ</w:t>
+      </w:r>
+    </w:p>
+    <w:p>
+      <w:r>
+        <w:rPr>
+          <w:rFonts w:ascii="Calibri" w:hAnsi="Calibri" w:eastAsia="Calibri"/>
+          <w:sz w:val="22"/>
+          <w:lang w:val="tr-TR" w:eastAsia="tr-TR"/>
+        </w:rPr>
+        <w:t>OGUTME GIRIS RAND KANTARI</w:t>
+      </w:r>
+    </w:p>
+    <w:p>
+      <w:r>
+        <w:rPr>
+          <w:rFonts w:ascii="Calibri" w:hAnsi="Calibri" w:eastAsia="Calibri"/>
+          <w:sz w:val="22"/>
+          <w:lang w:val="tr-TR" w:eastAsia="tr-TR"/>
+        </w:rPr>
+        <w:t>RADYAL TARAR</w:t>
+      </w:r>
+    </w:p>
+    <w:p>
+      <w:r>
+        <w:rPr>
+          <w:rFonts w:ascii="Calibri" w:hAnsi="Calibri" w:eastAsia="Calibri"/>
+          <w:sz w:val="22"/>
+          <w:lang w:val="tr-TR" w:eastAsia="tr-TR"/>
+        </w:rPr>
+        <w:t>SEPERATÖR</w:t>
+      </w:r>
+    </w:p>
+    <w:p>
+      <w:r>
+        <w:rPr>
+          <w:rFonts w:ascii="Calibri" w:hAnsi="Calibri" w:eastAsia="Calibri"/>
+          <w:sz w:val="22"/>
+          <w:lang w:val="tr-TR" w:eastAsia="tr-TR"/>
+        </w:rPr>
+        <w:t>Elek altı</w:t>
+      </w:r>
+    </w:p>
+    <w:p>
+      <w:r>
+        <w:rPr>
+          <w:rFonts w:ascii="Calibri" w:hAnsi="Calibri" w:eastAsia="Calibri"/>
+          <w:sz w:val="22"/>
+          <w:lang w:val="tr-TR" w:eastAsia="tr-TR"/>
+        </w:rPr>
+        <w:t>Elek üstü</w:t>
+      </w:r>
+    </w:p>
+    <w:p>
+      <w:r>
+        <w:rPr>
+          <w:rFonts w:ascii="Calibri" w:hAnsi="Calibri" w:eastAsia="Calibri"/>
+          <w:sz w:val="22"/>
+          <w:lang w:val="tr-TR" w:eastAsia="tr-TR"/>
+        </w:rPr>
+        <w:t>OOGP 16</w:t>
+      </w:r>
+    </w:p>
+    <w:p>
+      <w:r>
+        <w:rPr>
+          <w:rFonts w:ascii="Calibri" w:hAnsi="Calibri" w:eastAsia="Calibri"/>
+          <w:sz w:val="22"/>
+          <w:lang w:val="tr-TR" w:eastAsia="tr-TR"/>
+        </w:rPr>
+        <w:t>TAS MAKINASI</w:t>
+      </w:r>
+    </w:p>
+    <w:p>
+      <w:r>
+        <w:rPr>
+          <w:rFonts w:ascii="Calibri" w:hAnsi="Calibri" w:eastAsia="Calibri"/>
+          <w:sz w:val="22"/>
+          <w:lang w:val="tr-TR" w:eastAsia="tr-TR"/>
+        </w:rPr>
+        <w:t>TAV HELEZONU</w:t>
+      </w:r>
+    </w:p>
+    <w:p>
+      <w:r>
+        <w:rPr>
+          <w:rFonts w:ascii="Calibri" w:hAnsi="Calibri" w:eastAsia="Calibri"/>
+          <w:sz w:val="22"/>
+          <w:lang w:val="tr-TR" w:eastAsia="tr-TR"/>
+        </w:rPr>
+        <w:t>KABUK SOYUCU</w:t>
+      </w:r>
+    </w:p>
+    <w:p>
+      <w:r>
+        <w:rPr>
+          <w:rFonts w:ascii="Calibri" w:hAnsi="Calibri" w:eastAsia="Calibri"/>
+          <w:sz w:val="22"/>
+          <w:lang w:val="tr-TR" w:eastAsia="tr-TR"/>
+        </w:rPr>
+        <w:t>Kepek</w:t>
+      </w:r>
+    </w:p>
+    <w:p>
+      <w:r>
+        <w:rPr>
+          <w:rFonts w:ascii="Calibri" w:hAnsi="Calibri" w:eastAsia="Calibri"/>
+          <w:sz w:val="22"/>
+          <w:lang w:val="tr-TR" w:eastAsia="tr-TR"/>
+        </w:rPr>
+        <w:t>TAVLAMA HELEZONU &lt;— RADYAL TARAR</w:t>
+      </w:r>
+    </w:p>
+    <w:p>
+      <w:r>
+        <w:rPr>
+          <w:rFonts w:ascii="Calibri" w:hAnsi="Calibri" w:eastAsia="Calibri"/>
+          <w:sz w:val="22"/>
+          <w:lang w:val="tr-TR" w:eastAsia="tr-TR"/>
+        </w:rPr>
+        <w:t>Kepek havayla çekilir.</w:t>
+      </w:r>
+    </w:p>
+    <w:p>
+      <w:r>
+        <w:rPr>
+          <w:rFonts w:ascii="Calibri" w:hAnsi="Calibri" w:eastAsia="Calibri"/>
+          <w:sz w:val="22"/>
+          <w:lang w:val="tr-TR" w:eastAsia="tr-TR"/>
+        </w:rPr>
+        <w:t>SORTEX</w:t>
+      </w:r>
+    </w:p>
+    <w:p>
+      <w:r>
+        <w:rPr>
+          <w:rFonts w:ascii="Calibri" w:hAnsi="Calibri" w:eastAsia="Calibri"/>
+          <w:sz w:val="22"/>
+          <w:lang w:val="tr-TR" w:eastAsia="tr-TR"/>
+        </w:rPr>
+        <w:t>Risdrt</w:t>
+      </w:r>
+    </w:p>
+    <w:p>
+      <w:r>
+        <w:rPr>
+          <w:rFonts w:ascii="Calibri" w:hAnsi="Calibri" w:eastAsia="Calibri"/>
+          <w:sz w:val="22"/>
+          <w:lang w:val="tr-TR" w:eastAsia="tr-TR"/>
+        </w:rPr>
+        <w:t>TAV HELEZONU</w:t>
+      </w:r>
+    </w:p>
+    <w:p>
+      <w:r>
+        <w:rPr>
+          <w:rFonts w:ascii="Calibri" w:hAnsi="Calibri" w:eastAsia="Calibri"/>
+          <w:sz w:val="22"/>
+          <w:lang w:val="tr-TR" w:eastAsia="tr-TR"/>
+        </w:rPr>
+        <w:t>KIRIM (VALS)</w:t>
+      </w:r>
+    </w:p>
+    <w:p>
+      <w:r>
+        <w:rPr>
+          <w:rFonts w:ascii="Calibri" w:hAnsi="Calibri" w:eastAsia="Calibri"/>
+          <w:sz w:val="22"/>
+          <w:lang w:val="tr-TR" w:eastAsia="tr-TR"/>
+        </w:rPr>
+        <w:t>ELEK</w:t>
+      </w:r>
+    </w:p>
+    <w:p>
+      <w:r>
+        <w:rPr>
+          <w:rFonts w:ascii="Calibri" w:hAnsi="Calibri" w:eastAsia="Calibri"/>
+          <w:sz w:val="22"/>
+          <w:lang w:val="tr-TR" w:eastAsia="tr-TR"/>
+        </w:rPr>
+        <w:t>Hazırlayan</w:t>
+      </w:r>
+    </w:p>
+    <w:p>
+      <w:r>
+        <w:rPr>
+          <w:rFonts w:ascii="Calibri" w:hAnsi="Calibri" w:eastAsia="Calibri"/>
+          <w:sz w:val="22"/>
+          <w:lang w:val="tr-TR" w:eastAsia="tr-TR"/>
+        </w:rPr>
+        <w:t>Gıda Güvenliği Ekip Lideri</w:t>
+      </w:r>
+    </w:p>
+    <w:p>
+      <w:r>
+        <w:rPr>
+          <w:rFonts w:ascii="Calibri" w:hAnsi="Calibri" w:eastAsia="Calibri"/>
+          <w:sz w:val="22"/>
+          <w:lang w:val="tr-TR" w:eastAsia="tr-TR"/>
+        </w:rPr>
+        <w:t>Onaylayan</w:t>
+      </w:r>
+    </w:p>
+    <w:p>
+      <w:r>
+        <w:rPr>
+          <w:rFonts w:ascii="Calibri" w:hAnsi="Calibri" w:eastAsia="Calibri"/>
+          <w:sz w:val="22"/>
+          <w:lang w:val="tr-TR" w:eastAsia="tr-TR"/>
+        </w:rPr>
+        <w:t>Genel Miidiir</w:t>
+      </w:r>
+    </w:p>
+    <w:p>
+      <w:r>
+        <w:br w:type="page"/>
+      </w:r>
+    </w:p>
+    <w:p>
       <w:pPr>
-        <w:sectPr>
-          <w:pgSz w:w="11840" w:h="17000"/>
-          <w:pgMar w:top="0" w:right="0" w:bottom="0" w:left="0" w:header="0" w:footer="0" w:gutter="0"/>
-          <w:cols w:space="720"/>
-          <w:docGrid w:linePitch="360"/>
-        </w:sectPr>
+        <w:pStyle w:val="Heading2"/>
       </w:pPr>
+      <w:r>
+        <w:rPr>
+          <w:rFonts w:ascii="Calibri" w:hAnsi="Calibri" w:eastAsia="Calibri"/>
+          <w:b/>
+          <w:color w:val="0F3D4C"/>
+          <w:sz w:val="26"/>
+          <w:lang w:val="tr-TR" w:eastAsia="tr-TR"/>
+        </w:rPr>
+        <w:t>BULGUR AKIŞ ŞEMASI</w:t>
+      </w:r>
+    </w:p>
+    <w:p>
+      <w:r>
+        <w:rPr>
+          <w:rFonts w:ascii="Calibri" w:hAnsi="Calibri" w:eastAsia="Calibri"/>
+          <w:sz w:val="22"/>
+          <w:lang w:val="tr-TR" w:eastAsia="tr-TR"/>
+        </w:rPr>
+        <w:t>B (ENTEGRE) b h © Doküman Kodu Yayın Tarihi RevizyonNo Revizyon Tarihi Sayfa No TAVHEIEZONU [su _ PARLATMA İ— su</w:t>
+      </w:r>
     </w:p>
     <w:p>
       <w:pPr>
-        <w:spacing w:before="0" w:after="0" w:line="240" w:lineRule="auto"/>
+        <w:spacing w:before="160" w:after="160"/>
+        <w:jc w:val="center"/>
       </w:pPr>
       <w:r>
-        <w:rPr>
-          <w:sz w:val="4"/>
-        </w:rPr>
         <w:drawing>
           <wp:inline xmlns:a="http://schemas.openxmlformats.org/drawingml/2006/main" xmlns:pic="http://schemas.openxmlformats.org/drawingml/2006/picture">
-            <wp:extent cx="7518400" cy="10756900"/>
-            <wp:docPr id="5" name="Picture 5"/>
+            <wp:extent cx="5832000" cy="8379961"/>
+            <wp:docPr id="4" name="Picture 4"/>
             <wp:cNvGraphicFramePr>
               <a:graphicFrameLocks noChangeAspect="1"/>
             </wp:cNvGraphicFramePr>
@@ -241,7 +1829,7 @@
                   <pic:spPr>
                     <a:xfrm>
                       <a:off x="0" y="0"/>
-                      <a:ext cx="7518400" cy="10756900"/>
+                      <a:ext cx="5832000" cy="8379961"/>
                     </a:xfrm>
                     <a:prstGeom prst="rect"/>
                   </pic:spPr>
@@ -253,27 +1841,235 @@
       </w:r>
     </w:p>
     <w:p>
+      <w:r>
+        <w:rPr>
+          <w:rFonts w:ascii="Calibri" w:hAnsi="Calibri" w:eastAsia="Calibri"/>
+          <w:sz w:val="22"/>
+          <w:lang w:val="tr-TR" w:eastAsia="tr-TR"/>
+        </w:rPr>
+        <w:t>BULGUR SOĞUTMA TANBURU</w:t>
+      </w:r>
+    </w:p>
+    <w:p>
+      <w:r>
+        <w:rPr>
+          <w:rFonts w:ascii="Calibri" w:hAnsi="Calibri" w:eastAsia="Calibri"/>
+          <w:sz w:val="22"/>
+          <w:lang w:val="tr-TR" w:eastAsia="tr-TR"/>
+        </w:rPr>
+        <w:t>UN ELEGI</w:t>
+      </w:r>
+    </w:p>
+    <w:p>
+      <w:r>
+        <w:rPr>
+          <w:rFonts w:ascii="Calibri" w:hAnsi="Calibri" w:eastAsia="Calibri"/>
+          <w:sz w:val="22"/>
+          <w:lang w:val="tr-TR" w:eastAsia="tr-TR"/>
+        </w:rPr>
+        <w:t>SON KONTROL NEM KULESİ</w:t>
+      </w:r>
+    </w:p>
+    <w:p>
+      <w:r>
+        <w:rPr>
+          <w:rFonts w:ascii="Calibri" w:hAnsi="Calibri" w:eastAsia="Calibri"/>
+          <w:sz w:val="22"/>
+          <w:lang w:val="tr-TR" w:eastAsia="tr-TR"/>
+        </w:rPr>
+        <w:t>OÖGP 17</w:t>
+      </w:r>
+    </w:p>
+    <w:p>
+      <w:r>
+        <w:rPr>
+          <w:rFonts w:ascii="Calibri" w:hAnsi="Calibri" w:eastAsia="Calibri"/>
+          <w:sz w:val="22"/>
+          <w:lang w:val="tr-TR" w:eastAsia="tr-TR"/>
+        </w:rPr>
+        <w:t>BOYLAMA ELEĞİ</w:t>
+      </w:r>
+    </w:p>
+    <w:p>
+      <w:r>
+        <w:rPr>
+          <w:rFonts w:ascii="Calibri" w:hAnsi="Calibri" w:eastAsia="Calibri"/>
+          <w:sz w:val="22"/>
+          <w:lang w:val="tr-TR" w:eastAsia="tr-TR"/>
+        </w:rPr>
+        <w:t>Pilavlık</w:t>
+      </w:r>
+    </w:p>
+    <w:p>
+      <w:r>
+        <w:rPr>
+          <w:rFonts w:ascii="Calibri" w:hAnsi="Calibri" w:eastAsia="Calibri"/>
+          <w:sz w:val="22"/>
+          <w:lang w:val="tr-TR" w:eastAsia="tr-TR"/>
+        </w:rPr>
+        <w:t>Midyat Köftelik</w:t>
+      </w:r>
+    </w:p>
+    <w:p>
+      <w:r>
+        <w:rPr>
+          <w:rFonts w:ascii="Calibri" w:hAnsi="Calibri" w:eastAsia="Calibri"/>
+          <w:sz w:val="22"/>
+          <w:lang w:val="tr-TR" w:eastAsia="tr-TR"/>
+        </w:rPr>
+        <w:t>RADYAL TARAR RADY AL TARAR RADYAL TARAR</w:t>
+      </w:r>
+    </w:p>
+    <w:p>
+      <w:r>
+        <w:rPr>
+          <w:rFonts w:ascii="Calibri" w:hAnsi="Calibri" w:eastAsia="Calibri"/>
+          <w:sz w:val="22"/>
+          <w:lang w:val="tr-TR" w:eastAsia="tr-TR"/>
+        </w:rPr>
+        <w:t>RAND KANTARI RAND KANTARI RAND KANTARI</w:t>
+      </w:r>
+    </w:p>
+    <w:p>
+      <w:r>
+        <w:rPr>
+          <w:rFonts w:ascii="Calibri" w:hAnsi="Calibri" w:eastAsia="Calibri"/>
+          <w:sz w:val="22"/>
+          <w:lang w:val="tr-TR" w:eastAsia="tr-TR"/>
+        </w:rPr>
+        <w:t>ÜRÜN DEPOLAMA SILOS</w:t>
+      </w:r>
+    </w:p>
+    <w:p>
+      <w:r>
+        <w:rPr>
+          <w:rFonts w:ascii="Calibri" w:hAnsi="Calibri" w:eastAsia="Calibri"/>
+          <w:sz w:val="22"/>
+          <w:lang w:val="tr-TR" w:eastAsia="tr-TR"/>
+        </w:rPr>
+        <w:t>OOGP 5</w:t>
+      </w:r>
+    </w:p>
+    <w:p>
+      <w:r>
+        <w:rPr>
+          <w:rFonts w:ascii="Calibri" w:hAnsi="Calibri" w:eastAsia="Calibri"/>
+          <w:sz w:val="22"/>
+          <w:lang w:val="tr-TR" w:eastAsia="tr-TR"/>
+        </w:rPr>
+        <w:t>SON KONTROL ELEĞİ }</w:t>
+      </w:r>
+    </w:p>
+    <w:p>
+      <w:r>
+        <w:rPr>
+          <w:rFonts w:ascii="Calibri" w:hAnsi="Calibri" w:eastAsia="Calibri"/>
+          <w:sz w:val="22"/>
+          <w:lang w:val="tr-TR" w:eastAsia="tr-TR"/>
+        </w:rPr>
+        <w:t>TARTIM</w:t>
+      </w:r>
+    </w:p>
+    <w:p>
+      <w:r>
+        <w:rPr>
+          <w:rFonts w:ascii="Calibri" w:hAnsi="Calibri" w:eastAsia="Calibri"/>
+          <w:sz w:val="22"/>
+          <w:lang w:val="tr-TR" w:eastAsia="tr-TR"/>
+        </w:rPr>
+        <w:t>DOLUM</w:t>
+      </w:r>
+    </w:p>
+    <w:p>
+      <w:r>
+        <w:rPr>
+          <w:rFonts w:ascii="Calibri" w:hAnsi="Calibri" w:eastAsia="Calibri"/>
+          <w:sz w:val="22"/>
+          <w:lang w:val="tr-TR" w:eastAsia="tr-TR"/>
+        </w:rPr>
+        <w:t>OOGP 5</w:t>
+      </w:r>
+    </w:p>
+    <w:p>
+      <w:r>
+        <w:rPr>
+          <w:rFonts w:ascii="Calibri" w:hAnsi="Calibri" w:eastAsia="Calibri"/>
+          <w:sz w:val="22"/>
+          <w:lang w:val="tr-TR" w:eastAsia="tr-TR"/>
+        </w:rPr>
+        <w:t>Hazirlayan</w:t>
+      </w:r>
+    </w:p>
+    <w:p>
+      <w:r>
+        <w:rPr>
+          <w:rFonts w:ascii="Calibri" w:hAnsi="Calibri" w:eastAsia="Calibri"/>
+          <w:sz w:val="22"/>
+          <w:lang w:val="tr-TR" w:eastAsia="tr-TR"/>
+        </w:rPr>
+        <w:t>Gida Gtivenligi Ekip Lideri</w:t>
+      </w:r>
+    </w:p>
+    <w:p>
+      <w:r>
+        <w:rPr>
+          <w:rFonts w:ascii="Calibri" w:hAnsi="Calibri" w:eastAsia="Calibri"/>
+          <w:sz w:val="22"/>
+          <w:lang w:val="tr-TR" w:eastAsia="tr-TR"/>
+        </w:rPr>
+        <w:t>Onaylayan</w:t>
+      </w:r>
+    </w:p>
+    <w:p>
+      <w:r>
+        <w:rPr>
+          <w:rFonts w:ascii="Calibri" w:hAnsi="Calibri" w:eastAsia="Calibri"/>
+          <w:sz w:val="22"/>
+          <w:lang w:val="tr-TR" w:eastAsia="tr-TR"/>
+        </w:rPr>
+        <w:t>Genel Müdür</w:t>
+      </w:r>
+    </w:p>
+    <w:p>
+      <w:r>
+        <w:br w:type="page"/>
+      </w:r>
+    </w:p>
+    <w:p>
       <w:pPr>
-        <w:sectPr>
-          <w:pgSz w:w="11840" w:h="16940"/>
-          <w:pgMar w:top="0" w:right="0" w:bottom="0" w:left="0" w:header="0" w:footer="0" w:gutter="0"/>
-          <w:cols w:space="720"/>
-          <w:docGrid w:linePitch="360"/>
-        </w:sectPr>
+        <w:pStyle w:val="Heading2"/>
       </w:pPr>
+      <w:r>
+        <w:rPr>
+          <w:rFonts w:ascii="Calibri" w:hAnsi="Calibri" w:eastAsia="Calibri"/>
+          <w:b/>
+          <w:color w:val="0F3D4C"/>
+          <w:sz w:val="26"/>
+          <w:lang w:val="tr-TR" w:eastAsia="tr-TR"/>
+        </w:rPr>
+        <w:t>BULGUR AKIŞ ŞEMASI</w:t>
+      </w:r>
+    </w:p>
+    <w:p>
+      <w:r>
+        <w:rPr>
+          <w:rFonts w:ascii="Calibri" w:hAnsi="Calibri" w:eastAsia="Calibri"/>
+          <w:sz w:val="22"/>
+          <w:lang w:val="tr-TR" w:eastAsia="tr-TR"/>
+        </w:rPr>
+        <w:t>Kabul edilen hammadde toz, sap ve çöplerinden arınmak için bir ön elemeye tabi tutulur. Ön elemeden geçen buğdaylar silolara alınır ve buradan sonra tekrar eleme aşamasından geçer. Ön</w:t>
+      </w:r>
     </w:p>
     <w:p>
       <w:pPr>
-        <w:spacing w:before="0" w:after="0" w:line="240" w:lineRule="auto"/>
+        <w:spacing w:before="160" w:after="160"/>
+        <w:jc w:val="center"/>
       </w:pPr>
       <w:r>
-        <w:rPr>
-          <w:sz w:val="4"/>
-        </w:rPr>
         <w:drawing>
           <wp:inline xmlns:a="http://schemas.openxmlformats.org/drawingml/2006/main" xmlns:pic="http://schemas.openxmlformats.org/drawingml/2006/picture">
-            <wp:extent cx="7518400" cy="10769600"/>
-            <wp:docPr id="6" name="Picture 6"/>
+            <wp:extent cx="5832000" cy="8362735"/>
+            <wp:docPr id="5" name="Picture 5"/>
             <wp:cNvGraphicFramePr>
               <a:graphicFrameLocks noChangeAspect="1"/>
             </wp:cNvGraphicFramePr>
@@ -293,7 +2089,7 @@
                   <pic:spPr>
                     <a:xfrm>
                       <a:off x="0" y="0"/>
-                      <a:ext cx="7518400" cy="10769600"/>
+                      <a:ext cx="5832000" cy="8362735"/>
                     </a:xfrm>
                     <a:prstGeom prst="rect"/>
                   </pic:spPr>
@@ -305,27 +2101,155 @@
       </w:r>
     </w:p>
     <w:p>
+      <w:r>
+        <w:rPr>
+          <w:rFonts w:ascii="Calibri" w:hAnsi="Calibri" w:eastAsia="Calibri"/>
+          <w:sz w:val="22"/>
+          <w:lang w:val="tr-TR" w:eastAsia="tr-TR"/>
+        </w:rPr>
+        <w:t>p (ENTEGRE) I bashan Doküman Kodu Yayın Tarihi Revizyon No Revizyon Tarihi SayfaNo</w:t>
+      </w:r>
+    </w:p>
+    <w:p>
+      <w:r>
+        <w:rPr>
+          <w:rFonts w:ascii="Calibri" w:hAnsi="Calibri" w:eastAsia="Calibri"/>
+          <w:sz w:val="22"/>
+          <w:lang w:val="tr-TR" w:eastAsia="tr-TR"/>
+        </w:rPr>
+        <w:t>ÇUVALLAMA - TARTIM Çuval PAKETLEME</w:t>
+      </w:r>
+    </w:p>
+    <w:p>
+      <w:r>
+        <w:rPr>
+          <w:rFonts w:ascii="Calibri" w:hAnsi="Calibri" w:eastAsia="Calibri"/>
+          <w:sz w:val="22"/>
+          <w:lang w:val="tr-TR" w:eastAsia="tr-TR"/>
+        </w:rPr>
+        <w:t>ÇUVAL AĞZI VE ETİKET «— Çuval. Dikiş ME 5 SE EMİ elim METAL DEDEKTÖR</w:t>
+      </w:r>
+    </w:p>
+    <w:p>
+      <w:r>
+        <w:rPr>
+          <w:rFonts w:ascii="Calibri" w:hAnsi="Calibri" w:eastAsia="Calibri"/>
+          <w:sz w:val="22"/>
+          <w:lang w:val="tr-TR" w:eastAsia="tr-TR"/>
+        </w:rPr>
+        <w:t>PALETLEME</w:t>
+      </w:r>
+    </w:p>
+    <w:p>
+      <w:r>
+        <w:rPr>
+          <w:rFonts w:ascii="Calibri" w:hAnsi="Calibri" w:eastAsia="Calibri"/>
+          <w:sz w:val="22"/>
+          <w:lang w:val="tr-TR" w:eastAsia="tr-TR"/>
+        </w:rPr>
+        <w:t>AD 7 ry MIG SYON be “ümit oor 7 FUMiGasyon Fümiganı oöGP6 DEPOLAMA</w:t>
+      </w:r>
+    </w:p>
+    <w:p>
+      <w:r>
+        <w:rPr>
+          <w:rFonts w:ascii="Calibri" w:hAnsi="Calibri" w:eastAsia="Calibri"/>
+          <w:sz w:val="22"/>
+          <w:lang w:val="tr-TR" w:eastAsia="tr-TR"/>
+        </w:rPr>
+        <w:t>OÖGP9 YÜKLEME-SEVKİYAT «—— Araş Naylon</w:t>
+      </w:r>
+    </w:p>
+    <w:p>
+      <w:r>
+        <w:rPr>
+          <w:rFonts w:ascii="Calibri" w:hAnsi="Calibri" w:eastAsia="Calibri"/>
+          <w:sz w:val="22"/>
+          <w:lang w:val="tr-TR" w:eastAsia="tr-TR"/>
+        </w:rPr>
+        <w:t>NOT: Mx arıs gg) _ KRİTİK KONTROL NOKTAĞİLKEN</w:t>
+      </w:r>
+    </w:p>
+    <w:p>
+      <w:r>
+        <w:rPr>
+          <w:rFonts w:ascii="Calibri" w:hAnsi="Calibri" w:eastAsia="Calibri"/>
+          <w:sz w:val="22"/>
+          <w:lang w:val="tr-TR" w:eastAsia="tr-TR"/>
+        </w:rPr>
+        <w:t>Hazırlayan Onaylayan Gıda Güvenliği Ekip Lideri Genel Müdür</w:t>
+      </w:r>
+    </w:p>
+    <w:p>
+      <w:r>
+        <w:rPr>
+          <w:rFonts w:ascii="Calibri" w:hAnsi="Calibri" w:eastAsia="Calibri"/>
+          <w:sz w:val="22"/>
+          <w:lang w:val="tr-TR" w:eastAsia="tr-TR"/>
+        </w:rPr>
+        <w:t>İşletmeye gelen hammadde önce girdi kontrol analizleri yapılır ve uygunsa kabul edilir.</w:t>
+      </w:r>
+    </w:p>
+    <w:p>
+      <w:r>
+        <w:br w:type="page"/>
+      </w:r>
+    </w:p>
+    <w:p>
+      <w:r>
+        <w:rPr>
+          <w:rFonts w:ascii="Calibri" w:hAnsi="Calibri" w:eastAsia="Calibri"/>
+          <w:sz w:val="22"/>
+          <w:lang w:val="tr-TR" w:eastAsia="tr-TR"/>
+        </w:rPr>
+        <w:t>eleme 2 aşamasından geçen buğdaylar ara istasyon silosuna alınır. Daha sonra seperatörde elek altı ve elek üstü ayrılır ve radyal tararda hafif taneler ve tozlar burada hava ile uzaklaştırılır. Buradan sonra triyör ve triyör 2 den geçerek arpalıbaş, kırık ve tohumlar ayrılır. Triyörden sonra bozuk taneleri ve süneleri uzaklaştırmak için hafif tane makinesinden geçen buğdaylar taş makinesinden geçerek taşlar uzaklaştırılır ve temiz mal silosuna alınır. Temiz mal silosuna alınan buğdaylar yıkama, haşlama (80-90 C), pişirme-dinlendirme (110-120C/10-15 dk) aşamalarından geçerek kurutma kulesine gelir. Burada buğdaylar basınçlı buhar ilekademeli olarak kurutulur ve hedik depolama silosuna aktarılır. Hedik depolama silosundan sonra tekrar seperatör ve taş makinesinden geçen buğdaylar buradan tavlanmak üzere tav helezyonuna aktarılır. Daha sonra kabuk soyucuda kabukları soyulan buğdaylar radyal tararda kepeğinden uzaklaştırılır ve yanık taneler, kızıl buğdaylar, bozuk taneler varsa uzaklaştırmak için sortex makinesine gelir. Sortex makinesinden geçtikten sonra kırıma gelen buğdaylar buradan sonra sırasıyla elek, parlatma, elek aşamalarından geçerek son kontrol nem kulesine gelir. Daha sonra boylama eleğiyle pilavlık, köftelik ve Midyat olmak üzere boylarına göre ayrılır. Depolamaya alınan ürünler son kontrol eleğinden geçerek tartıma ve oradan da doluma gönderilir. Burada istenilen ambalaj (çuval, paket) şekliyle paketlenir.</w:t>
+      </w:r>
+    </w:p>
+    <w:p>
+      <w:r>
+        <w:br w:type="page"/>
+      </w:r>
+    </w:p>
+    <w:p>
       <w:pPr>
-        <w:sectPr>
-          <w:pgSz w:w="11840" w:h="16960"/>
-          <w:pgMar w:top="0" w:right="0" w:bottom="0" w:left="0" w:header="0" w:footer="0" w:gutter="0"/>
-          <w:cols w:space="720"/>
-          <w:docGrid w:linePitch="360"/>
-        </w:sectPr>
+        <w:pStyle w:val="Heading2"/>
       </w:pPr>
+      <w:r>
+        <w:rPr>
+          <w:rFonts w:ascii="Calibri" w:hAnsi="Calibri" w:eastAsia="Calibri"/>
+          <w:b/>
+          <w:color w:val="0F3D4C"/>
+          <w:sz w:val="26"/>
+          <w:lang w:val="tr-TR" w:eastAsia="tr-TR"/>
+        </w:rPr>
+        <w:t>3.2. Çeltik — Pirinç İş Akım Şeması</w:t>
+      </w:r>
     </w:p>
     <w:p>
       <w:pPr>
-        <w:spacing w:before="0" w:after="0" w:line="240" w:lineRule="auto"/>
+        <w:pStyle w:val="Heading2"/>
       </w:pPr>
       <w:r>
         <w:rPr>
-          <w:sz w:val="4"/>
-        </w:rPr>
+          <w:rFonts w:ascii="Calibri" w:hAnsi="Calibri" w:eastAsia="Calibri"/>
+          <w:b/>
+          <w:color w:val="0F3D4C"/>
+          <w:sz w:val="26"/>
+          <w:lang w:val="tr-TR" w:eastAsia="tr-TR"/>
+        </w:rPr>
+        <w:t>ÇELTİK-PİRİNÇ AKIŞ ŞEMASI</w:t>
+      </w:r>
+    </w:p>
+    <w:p>
+      <w:pPr>
+        <w:spacing w:before="160" w:after="160"/>
+        <w:jc w:val="center"/>
+      </w:pPr>
+      <w:r>
         <w:drawing>
           <wp:inline xmlns:a="http://schemas.openxmlformats.org/drawingml/2006/main" xmlns:pic="http://schemas.openxmlformats.org/drawingml/2006/picture">
-            <wp:extent cx="7531100" cy="10782300"/>
-            <wp:docPr id="7" name="Picture 7"/>
+            <wp:extent cx="5832000" cy="8397230"/>
+            <wp:docPr id="6" name="Picture 6"/>
             <wp:cNvGraphicFramePr>
               <a:graphicFrameLocks noChangeAspect="1"/>
             </wp:cNvGraphicFramePr>
@@ -345,7 +2269,7 @@
                   <pic:spPr>
                     <a:xfrm>
                       <a:off x="0" y="0"/>
-                      <a:ext cx="7531100" cy="10782300"/>
+                      <a:ext cx="5832000" cy="8397230"/>
                     </a:xfrm>
                     <a:prstGeom prst="rect"/>
                   </pic:spPr>
@@ -357,27 +2281,295 @@
       </w:r>
     </w:p>
     <w:p>
+      <w:r>
+        <w:rPr>
+          <w:rFonts w:ascii="Calibri" w:hAnsi="Calibri" w:eastAsia="Calibri"/>
+          <w:sz w:val="22"/>
+          <w:lang w:val="tr-TR" w:eastAsia="tr-TR"/>
+        </w:rPr>
+        <w:t>/bashan</w:t>
+      </w:r>
+    </w:p>
+    <w:p>
+      <w:r>
+        <w:rPr>
+          <w:rFonts w:ascii="Calibri" w:hAnsi="Calibri" w:eastAsia="Calibri"/>
+          <w:sz w:val="22"/>
+          <w:lang w:val="tr-TR" w:eastAsia="tr-TR"/>
+        </w:rPr>
+        <w:t>(ENTEGRE)</w:t>
+      </w:r>
+    </w:p>
+    <w:p>
+      <w:r>
+        <w:rPr>
+          <w:rFonts w:ascii="Calibri" w:hAnsi="Calibri" w:eastAsia="Calibri"/>
+          <w:sz w:val="22"/>
+          <w:lang w:val="tr-TR" w:eastAsia="tr-TR"/>
+        </w:rPr>
+        <w:t>Doküman Kodu</w:t>
+      </w:r>
+    </w:p>
+    <w:p>
+      <w:r>
+        <w:rPr>
+          <w:rFonts w:ascii="Calibri" w:hAnsi="Calibri" w:eastAsia="Calibri"/>
+          <w:sz w:val="22"/>
+          <w:lang w:val="tr-TR" w:eastAsia="tr-TR"/>
+        </w:rPr>
+        <w:t>Yayın Tarihi</w:t>
+      </w:r>
+    </w:p>
+    <w:p>
+      <w:r>
+        <w:rPr>
+          <w:rFonts w:ascii="Calibri" w:hAnsi="Calibri" w:eastAsia="Calibri"/>
+          <w:sz w:val="22"/>
+          <w:lang w:val="tr-TR" w:eastAsia="tr-TR"/>
+        </w:rPr>
+        <w:t>Revizyon No</w:t>
+      </w:r>
+    </w:p>
+    <w:p>
+      <w:r>
+        <w:rPr>
+          <w:rFonts w:ascii="Calibri" w:hAnsi="Calibri" w:eastAsia="Calibri"/>
+          <w:sz w:val="22"/>
+          <w:lang w:val="tr-TR" w:eastAsia="tr-TR"/>
+        </w:rPr>
+        <w:t>Revizyon Tarihi</w:t>
+      </w:r>
+    </w:p>
+    <w:p>
+      <w:r>
+        <w:rPr>
+          <w:rFonts w:ascii="Calibri" w:hAnsi="Calibri" w:eastAsia="Calibri"/>
+          <w:sz w:val="22"/>
+          <w:lang w:val="tr-TR" w:eastAsia="tr-TR"/>
+        </w:rPr>
+        <w:t>Sayfa No</w:t>
+      </w:r>
+    </w:p>
+    <w:p>
+      <w:r>
+        <w:rPr>
+          <w:rFonts w:ascii="Calibri" w:hAnsi="Calibri" w:eastAsia="Calibri"/>
+          <w:sz w:val="22"/>
+          <w:lang w:val="tr-TR" w:eastAsia="tr-TR"/>
+        </w:rPr>
+        <w:t>HAMMADDE TEMİNİ (ÇELTİK)</w:t>
+      </w:r>
+    </w:p>
+    <w:p>
+      <w:r>
+        <w:rPr>
+          <w:rFonts w:ascii="Calibri" w:hAnsi="Calibri" w:eastAsia="Calibri"/>
+          <w:sz w:val="22"/>
+          <w:lang w:val="tr-TR" w:eastAsia="tr-TR"/>
+        </w:rPr>
+        <w:t>OOGP 1</w:t>
+      </w:r>
+    </w:p>
+    <w:p>
+      <w:r>
+        <w:rPr>
+          <w:rFonts w:ascii="Calibri" w:hAnsi="Calibri" w:eastAsia="Calibri"/>
+          <w:sz w:val="22"/>
+          <w:lang w:val="tr-TR" w:eastAsia="tr-TR"/>
+        </w:rPr>
+        <w:t>OOGP 2</w:t>
+      </w:r>
+    </w:p>
+    <w:p>
+      <w:r>
+        <w:rPr>
+          <w:rFonts w:ascii="Calibri" w:hAnsi="Calibri" w:eastAsia="Calibri"/>
+          <w:sz w:val="22"/>
+          <w:lang w:val="tr-TR" w:eastAsia="tr-TR"/>
+        </w:rPr>
+        <w:t>OOGP 3</w:t>
+      </w:r>
+    </w:p>
+    <w:p>
+      <w:r>
+        <w:rPr>
+          <w:rFonts w:ascii="Calibri" w:hAnsi="Calibri" w:eastAsia="Calibri"/>
+          <w:sz w:val="22"/>
+          <w:lang w:val="tr-TR" w:eastAsia="tr-TR"/>
+        </w:rPr>
+        <w:t>ELEVATÖR</w:t>
+      </w:r>
+    </w:p>
+    <w:p>
+      <w:r>
+        <w:rPr>
+          <w:rFonts w:ascii="Calibri" w:hAnsi="Calibri" w:eastAsia="Calibri"/>
+          <w:sz w:val="22"/>
+          <w:lang w:val="tr-TR" w:eastAsia="tr-TR"/>
+        </w:rPr>
+        <w:t>KABUL</w:t>
+      </w:r>
+    </w:p>
+    <w:p>
+      <w:r>
+        <w:rPr>
+          <w:rFonts w:ascii="Calibri" w:hAnsi="Calibri" w:eastAsia="Calibri"/>
+          <w:sz w:val="22"/>
+          <w:lang w:val="tr-TR" w:eastAsia="tr-TR"/>
+        </w:rPr>
+        <w:t>COP SASORU</w:t>
+      </w:r>
+    </w:p>
+    <w:p>
+      <w:r>
+        <w:rPr>
+          <w:rFonts w:ascii="Calibri" w:hAnsi="Calibri" w:eastAsia="Calibri"/>
+          <w:sz w:val="22"/>
+          <w:lang w:val="tr-TR" w:eastAsia="tr-TR"/>
+        </w:rPr>
+        <w:t>TAŞ AYIRICI</w:t>
+      </w:r>
+    </w:p>
+    <w:p>
+      <w:r>
+        <w:rPr>
+          <w:rFonts w:ascii="Calibri" w:hAnsi="Calibri" w:eastAsia="Calibri"/>
+          <w:sz w:val="22"/>
+          <w:lang w:val="tr-TR" w:eastAsia="tr-TR"/>
+        </w:rPr>
+        <w:t>KABUK SOYUCU</w:t>
+      </w:r>
+    </w:p>
+    <w:p>
+      <w:r>
+        <w:rPr>
+          <w:rFonts w:ascii="Calibri" w:hAnsi="Calibri" w:eastAsia="Calibri"/>
+          <w:sz w:val="22"/>
+          <w:lang w:val="tr-TR" w:eastAsia="tr-TR"/>
+        </w:rPr>
+        <w:t>—&gt; KAVUZ</w:t>
+      </w:r>
+    </w:p>
+    <w:p>
+      <w:r>
+        <w:rPr>
+          <w:rFonts w:ascii="Calibri" w:hAnsi="Calibri" w:eastAsia="Calibri"/>
+          <w:sz w:val="22"/>
+          <w:lang w:val="tr-TR" w:eastAsia="tr-TR"/>
+        </w:rPr>
+        <w:t>SULU PARLATMA</w:t>
+      </w:r>
+    </w:p>
+    <w:p>
+      <w:r>
+        <w:rPr>
+          <w:rFonts w:ascii="Calibri" w:hAnsi="Calibri" w:eastAsia="Calibri"/>
+          <w:sz w:val="22"/>
+          <w:lang w:val="tr-TR" w:eastAsia="tr-TR"/>
+        </w:rPr>
+        <w:t>PADDY</w:t>
+      </w:r>
+    </w:p>
+    <w:p>
+      <w:r>
+        <w:rPr>
+          <w:rFonts w:ascii="Calibri" w:hAnsi="Calibri" w:eastAsia="Calibri"/>
+          <w:sz w:val="22"/>
+          <w:lang w:val="tr-TR" w:eastAsia="tr-TR"/>
+        </w:rPr>
+        <w:t>OOGP 4 YESIL HAMDANE YESIL DANE di» TAS SE</w:t>
+      </w:r>
+    </w:p>
+    <w:p>
+      <w:r>
+        <w:rPr>
+          <w:rFonts w:ascii="Calibri" w:hAnsi="Calibri" w:eastAsia="Calibri"/>
+          <w:sz w:val="22"/>
+          <w:lang w:val="tr-TR" w:eastAsia="tr-TR"/>
+        </w:rPr>
+        <w:t>SULU PARLATMA 2</w:t>
+      </w:r>
+    </w:p>
+    <w:p>
+      <w:r>
+        <w:rPr>
+          <w:rFonts w:ascii="Calibri" w:hAnsi="Calibri" w:eastAsia="Calibri"/>
+          <w:sz w:val="22"/>
+          <w:lang w:val="tr-TR" w:eastAsia="tr-TR"/>
+        </w:rPr>
+        <w:t>Hazırlayan</w:t>
+      </w:r>
+    </w:p>
+    <w:p>
+      <w:r>
+        <w:rPr>
+          <w:rFonts w:ascii="Calibri" w:hAnsi="Calibri" w:eastAsia="Calibri"/>
+          <w:sz w:val="22"/>
+          <w:lang w:val="tr-TR" w:eastAsia="tr-TR"/>
+        </w:rPr>
+        <w:t>Gida Güvenliği Ekip Lideri</w:t>
+      </w:r>
+    </w:p>
+    <w:p>
+      <w:r>
+        <w:rPr>
+          <w:rFonts w:ascii="Calibri" w:hAnsi="Calibri" w:eastAsia="Calibri"/>
+          <w:sz w:val="22"/>
+          <w:lang w:val="tr-TR" w:eastAsia="tr-TR"/>
+        </w:rPr>
+        <w:t>Onaylayan</w:t>
+      </w:r>
+    </w:p>
+    <w:p>
+      <w:r>
+        <w:rPr>
+          <w:rFonts w:ascii="Calibri" w:hAnsi="Calibri" w:eastAsia="Calibri"/>
+          <w:sz w:val="22"/>
+          <w:lang w:val="tr-TR" w:eastAsia="tr-TR"/>
+        </w:rPr>
+        <w:t>Genel Müdür</w:t>
+      </w:r>
+    </w:p>
+    <w:p>
+      <w:r>
+        <w:br w:type="page"/>
+      </w:r>
+    </w:p>
+    <w:p>
       <w:pPr>
-        <w:sectPr>
-          <w:pgSz w:w="11860" w:h="16980"/>
-          <w:pgMar w:top="0" w:right="0" w:bottom="0" w:left="0" w:header="0" w:footer="0" w:gutter="0"/>
-          <w:cols w:space="720"/>
-          <w:docGrid w:linePitch="360"/>
-        </w:sectPr>
+        <w:pStyle w:val="Heading2"/>
       </w:pPr>
+      <w:r>
+        <w:rPr>
+          <w:rFonts w:ascii="Calibri" w:hAnsi="Calibri" w:eastAsia="Calibri"/>
+          <w:b/>
+          <w:color w:val="0F3D4C"/>
+          <w:sz w:val="26"/>
+          <w:lang w:val="tr-TR" w:eastAsia="tr-TR"/>
+        </w:rPr>
+        <w:t>ÇELTİK-PİRİNÇ AKIŞ ŞEMASI</w:t>
+      </w:r>
+    </w:p>
+    <w:p>
+      <w:r>
+        <w:rPr>
+          <w:rFonts w:ascii="Calibri" w:hAnsi="Calibri" w:eastAsia="Calibri"/>
+          <w:sz w:val="22"/>
+          <w:lang w:val="tr-TR" w:eastAsia="tr-TR"/>
+        </w:rPr>
+        <w:t>İşletmeye gelen hammadde önce girdi kontrol analizleri yapılır ve uygunsa kabul edilir, Kabul edilen hammadde elevatörden geçtikten sonra sap ve taşlar ayrılır. Daha sonra triyörden geçerek kırık taneler ayrılır ve sortex makinesine gelir. Sortex makinesinde kırmızı çizgili, lekeli,</w:t>
+      </w:r>
     </w:p>
     <w:p>
       <w:pPr>
-        <w:spacing w:before="0" w:after="0" w:line="240" w:lineRule="auto"/>
+        <w:spacing w:before="160" w:after="160"/>
+        <w:jc w:val="center"/>
       </w:pPr>
       <w:r>
-        <w:rPr>
-          <w:sz w:val="4"/>
-        </w:rPr>
         <w:drawing>
           <wp:inline xmlns:a="http://schemas.openxmlformats.org/drawingml/2006/main" xmlns:pic="http://schemas.openxmlformats.org/drawingml/2006/picture">
-            <wp:extent cx="7518400" cy="10782300"/>
-            <wp:docPr id="8" name="Picture 8"/>
+            <wp:extent cx="5832000" cy="8372883"/>
+            <wp:docPr id="7" name="Picture 7"/>
             <wp:cNvGraphicFramePr>
               <a:graphicFrameLocks noChangeAspect="1"/>
             </wp:cNvGraphicFramePr>
@@ -397,7 +2589,7 @@
                   <pic:spPr>
                     <a:xfrm>
                       <a:off x="0" y="0"/>
-                      <a:ext cx="7518400" cy="10782300"/>
+                      <a:ext cx="5832000" cy="8372883"/>
                     </a:xfrm>
                     <a:prstGeom prst="rect"/>
                   </pic:spPr>
@@ -409,27 +2601,210 @@
       </w:r>
     </w:p>
     <w:p>
+      <w:r>
+        <w:rPr>
+          <w:rFonts w:ascii="Calibri" w:hAnsi="Calibri" w:eastAsia="Calibri"/>
+          <w:sz w:val="22"/>
+          <w:lang w:val="tr-TR" w:eastAsia="tr-TR"/>
+        </w:rPr>
+        <w:t>N (ENTEGRE) I.; b as h an Doküman Kodu Yayın Tarihi Revizyon No Revizyon Tarihi Sayfa No</w:t>
+      </w:r>
+    </w:p>
+    <w:p>
+      <w:r>
+        <w:rPr>
+          <w:rFonts w:ascii="Calibri" w:hAnsi="Calibri" w:eastAsia="Calibri"/>
+          <w:sz w:val="22"/>
+          <w:lang w:val="tr-TR" w:eastAsia="tr-TR"/>
+        </w:rPr>
+        <w:t>KONVEYOR</w:t>
+      </w:r>
+    </w:p>
+    <w:p>
+      <w:r>
+        <w:rPr>
+          <w:rFonts w:ascii="Calibri" w:hAnsi="Calibri" w:eastAsia="Calibri"/>
+          <w:sz w:val="22"/>
+          <w:lang w:val="tr-TR" w:eastAsia="tr-TR"/>
+        </w:rPr>
+        <w:t>PİRİNÇ ELEĞİ</w:t>
+      </w:r>
+    </w:p>
+    <w:p>
+      <w:r>
+        <w:rPr>
+          <w:rFonts w:ascii="Calibri" w:hAnsi="Calibri" w:eastAsia="Calibri"/>
+          <w:sz w:val="22"/>
+          <w:lang w:val="tr-TR" w:eastAsia="tr-TR"/>
+        </w:rPr>
+        <w:t>PİRİNÇ TRİYÖRÜ</w:t>
+      </w:r>
+    </w:p>
+    <w:p>
+      <w:r>
+        <w:rPr>
+          <w:rFonts w:ascii="Calibri" w:hAnsi="Calibri" w:eastAsia="Calibri"/>
+          <w:sz w:val="22"/>
+          <w:lang w:val="tr-TR" w:eastAsia="tr-TR"/>
+        </w:rPr>
+        <w:t>KIRIK TRİYÖRÜ</w:t>
+      </w:r>
+    </w:p>
+    <w:p>
+      <w:r>
+        <w:rPr>
+          <w:rFonts w:ascii="Calibri" w:hAnsi="Calibri" w:eastAsia="Calibri"/>
+          <w:sz w:val="22"/>
+          <w:lang w:val="tr-TR" w:eastAsia="tr-TR"/>
+        </w:rPr>
+        <w:t>SORTEN —&gt; RİSORT</w:t>
+      </w:r>
+    </w:p>
+    <w:p>
+      <w:r>
+        <w:rPr>
+          <w:rFonts w:ascii="Calibri" w:hAnsi="Calibri" w:eastAsia="Calibri"/>
+          <w:sz w:val="22"/>
+          <w:lang w:val="tr-TR" w:eastAsia="tr-TR"/>
+        </w:rPr>
+        <w:t>HELEZON e—İ vağ OÖGP4 KONTROLELEĞİ</w:t>
+      </w:r>
+    </w:p>
+    <w:p>
+      <w:r>
+        <w:rPr>
+          <w:rFonts w:ascii="Calibri" w:hAnsi="Calibri" w:eastAsia="Calibri"/>
+          <w:sz w:val="22"/>
+          <w:lang w:val="tr-TR" w:eastAsia="tr-TR"/>
+        </w:rPr>
+        <w:t>DOLUM BUNKERİ</w:t>
+      </w:r>
+    </w:p>
+    <w:p>
+      <w:r>
+        <w:rPr>
+          <w:rFonts w:ascii="Calibri" w:hAnsi="Calibri" w:eastAsia="Calibri"/>
+          <w:sz w:val="22"/>
+          <w:lang w:val="tr-TR" w:eastAsia="tr-TR"/>
+        </w:rPr>
+        <w:t>OOGP 5 CUVATTAMA -TARTIM] 4——] ÇUVAL</w:t>
+      </w:r>
+    </w:p>
+    <w:p>
+      <w:r>
+        <w:rPr>
+          <w:rFonts w:ascii="Calibri" w:hAnsi="Calibri" w:eastAsia="Calibri"/>
+          <w:sz w:val="22"/>
+          <w:lang w:val="tr-TR" w:eastAsia="tr-TR"/>
+        </w:rPr>
+        <w:t>CUVAL AGZI VE ETIKET ÇUVAL DİKİŞ DİKİMİ İPLİĞİ, ETİKET</w:t>
+      </w:r>
+    </w:p>
+    <w:p>
+      <w:r>
+        <w:rPr>
+          <w:rFonts w:ascii="Calibri" w:hAnsi="Calibri" w:eastAsia="Calibri"/>
+          <w:sz w:val="22"/>
+          <w:lang w:val="tr-TR" w:eastAsia="tr-TR"/>
+        </w:rPr>
+        <w:t>© PALETLEME par</w:t>
+      </w:r>
+    </w:p>
+    <w:p>
+      <w:r>
+        <w:rPr>
+          <w:rFonts w:ascii="Calibri" w:hAnsi="Calibri" w:eastAsia="Calibri"/>
+          <w:sz w:val="22"/>
+          <w:lang w:val="tr-TR" w:eastAsia="tr-TR"/>
+        </w:rPr>
+        <w:t>OÖGPG DEPoLaMA a TT TEM İZ ARAÇ OOGP 7 YÜKLEME SEVKİYAT (4«— KAĞIDI</w:t>
+      </w:r>
+    </w:p>
+    <w:p>
+      <w:r>
+        <w:rPr>
+          <w:rFonts w:ascii="Calibri" w:hAnsi="Calibri" w:eastAsia="Calibri"/>
+          <w:sz w:val="22"/>
+          <w:lang w:val="tr-TR" w:eastAsia="tr-TR"/>
+        </w:rPr>
+        <w:t>NOT: MIKNATIS ©. KRİTİK KONTROL NOKTASI ken</w:t>
+      </w:r>
+    </w:p>
+    <w:p>
+      <w:r>
+        <w:rPr>
+          <w:rFonts w:ascii="Calibri" w:hAnsi="Calibri" w:eastAsia="Calibri"/>
+          <w:sz w:val="22"/>
+          <w:lang w:val="tr-TR" w:eastAsia="tr-TR"/>
+        </w:rPr>
+        <w:t>Hazırlayan Onaylayan Gida Güvenliği Ekip Lideri Genel Müdür</w:t>
+      </w:r>
+    </w:p>
+    <w:p>
+      <w:r>
+        <w:br w:type="page"/>
+      </w:r>
+    </w:p>
+    <w:p>
+      <w:r>
+        <w:rPr>
+          <w:rFonts w:ascii="Calibri" w:hAnsi="Calibri" w:eastAsia="Calibri"/>
+          <w:sz w:val="22"/>
+          <w:lang w:val="tr-TR" w:eastAsia="tr-TR"/>
+        </w:rPr>
+        <w:t>tebeşir taneler ayrılır ve yağlanmak üzere helezona gelir. Yağlanan pirinçler son kez elendikten sonra dolum bunkerine gelerek burada istenen gramaj ve ambalaj şeklinde paketlenir.</w:t>
+      </w:r>
+    </w:p>
+    <w:p>
       <w:pPr>
-        <w:sectPr>
-          <w:pgSz w:w="11840" w:h="16980"/>
-          <w:pgMar w:top="0" w:right="0" w:bottom="0" w:left="0" w:header="0" w:footer="0" w:gutter="0"/>
-          <w:cols w:space="720"/>
-          <w:docGrid w:linePitch="360"/>
-        </w:sectPr>
+        <w:pStyle w:val="Heading2"/>
       </w:pPr>
+      <w:r>
+        <w:rPr>
+          <w:rFonts w:ascii="Calibri" w:hAnsi="Calibri" w:eastAsia="Calibri"/>
+          <w:b/>
+          <w:color w:val="0F3D4C"/>
+          <w:sz w:val="26"/>
+          <w:lang w:val="tr-TR" w:eastAsia="tr-TR"/>
+        </w:rPr>
+        <w:t>3.3. Kırmızı ve Sarı Mercimek İş Akım Şeması</w:t>
+      </w:r>
     </w:p>
     <w:p>
       <w:pPr>
-        <w:spacing w:before="0" w:after="0" w:line="240" w:lineRule="auto"/>
+        <w:pStyle w:val="Heading2"/>
       </w:pPr>
       <w:r>
         <w:rPr>
-          <w:sz w:val="4"/>
-        </w:rPr>
+          <w:rFonts w:ascii="Calibri" w:hAnsi="Calibri" w:eastAsia="Calibri"/>
+          <w:b/>
+          <w:color w:val="0F3D4C"/>
+          <w:sz w:val="26"/>
+          <w:lang w:val="tr-TR" w:eastAsia="tr-TR"/>
+        </w:rPr>
+        <w:t>KIRMIZI VE SARI MERCİMEK AKIŞ ŞEMASI</w:t>
+      </w:r>
+    </w:p>
+    <w:p>
+      <w:r>
+        <w:rPr>
+          <w:rFonts w:ascii="Calibri" w:hAnsi="Calibri" w:eastAsia="Calibri"/>
+          <w:sz w:val="22"/>
+          <w:lang w:val="tr-TR" w:eastAsia="tr-TR"/>
+        </w:rPr>
+        <w:t>(ENTEGRE) “bashan © Doküman Kodu Yayın Tarihi Revizyon No Revizyon Tarihi Sayfa No HAMMADDE TEMİNİ (NATURAL LENTILS) a Uygun değilse — &gt; GİRDİ RED OÖGPI &lt;__ KONTROL &gt;</w:t>
+      </w:r>
+    </w:p>
+    <w:p>
+      <w:pPr>
+        <w:spacing w:before="160" w:after="160"/>
+        <w:jc w:val="center"/>
+      </w:pPr>
+      <w:r>
         <w:drawing>
           <wp:inline xmlns:a="http://schemas.openxmlformats.org/drawingml/2006/main" xmlns:pic="http://schemas.openxmlformats.org/drawingml/2006/picture">
-            <wp:extent cx="7531100" cy="10820400"/>
-            <wp:docPr id="9" name="Picture 9"/>
+            <wp:extent cx="5832000" cy="8363804"/>
+            <wp:docPr id="8" name="Picture 8"/>
             <wp:cNvGraphicFramePr>
               <a:graphicFrameLocks noChangeAspect="1"/>
             </wp:cNvGraphicFramePr>
@@ -449,7 +2824,7 @@
                   <pic:spPr>
                     <a:xfrm>
                       <a:off x="0" y="0"/>
-                      <a:ext cx="7531100" cy="10820400"/>
+                      <a:ext cx="5832000" cy="8363804"/>
                     </a:xfrm>
                     <a:prstGeom prst="rect"/>
                   </pic:spPr>
@@ -461,27 +2836,235 @@
       </w:r>
     </w:p>
     <w:p>
+      <w:r>
+        <w:rPr>
+          <w:rFonts w:ascii="Calibri" w:hAnsi="Calibri" w:eastAsia="Calibri"/>
+          <w:sz w:val="22"/>
+          <w:lang w:val="tr-TR" w:eastAsia="tr-TR"/>
+        </w:rPr>
+        <w:t>T Kabul</w:t>
+      </w:r>
+    </w:p>
+    <w:p>
+      <w:r>
+        <w:rPr>
+          <w:rFonts w:ascii="Calibri" w:hAnsi="Calibri" w:eastAsia="Calibri"/>
+          <w:sz w:val="22"/>
+          <w:lang w:val="tr-TR" w:eastAsia="tr-TR"/>
+        </w:rPr>
+        <w:t>ÜRÜN BOŞALTMA</w:t>
+      </w:r>
+    </w:p>
+    <w:p>
+      <w:r>
+        <w:rPr>
+          <w:rFonts w:ascii="Calibri" w:hAnsi="Calibri" w:eastAsia="Calibri"/>
+          <w:sz w:val="22"/>
+          <w:lang w:val="tr-TR" w:eastAsia="tr-TR"/>
+        </w:rPr>
+        <w:t>ON ELEME İRİ TAS. ÇÖP SAP (YEM)</w:t>
+      </w:r>
+    </w:p>
+    <w:p>
+      <w:r>
+        <w:rPr>
+          <w:rFonts w:ascii="Calibri" w:hAnsi="Calibri" w:eastAsia="Calibri"/>
+          <w:sz w:val="22"/>
+          <w:lang w:val="tr-TR" w:eastAsia="tr-TR"/>
+        </w:rPr>
+        <w:t>SİLOLAR</w:t>
+      </w:r>
+    </w:p>
+    <w:p>
+      <w:r>
+        <w:rPr>
+          <w:rFonts w:ascii="Calibri" w:hAnsi="Calibri" w:eastAsia="Calibri"/>
+          <w:sz w:val="22"/>
+          <w:lang w:val="tr-TR" w:eastAsia="tr-TR"/>
+        </w:rPr>
+        <w:t>ARAIsTASYON</w:t>
+      </w:r>
+    </w:p>
+    <w:p>
+      <w:r>
+        <w:rPr>
+          <w:rFonts w:ascii="Calibri" w:hAnsi="Calibri" w:eastAsia="Calibri"/>
+          <w:sz w:val="22"/>
+          <w:lang w:val="tr-TR" w:eastAsia="tr-TR"/>
+        </w:rPr>
+        <w:t>İ— TOZSAMANKIRIK</w:t>
+      </w:r>
+    </w:p>
+    <w:p>
+      <w:r>
+        <w:rPr>
+          <w:rFonts w:ascii="Calibri" w:hAnsi="Calibri" w:eastAsia="Calibri"/>
+          <w:sz w:val="22"/>
+          <w:lang w:val="tr-TR" w:eastAsia="tr-TR"/>
+        </w:rPr>
+        <w:t>İ COP SASORT</w:t>
+      </w:r>
+    </w:p>
+    <w:p>
+      <w:r>
+        <w:rPr>
+          <w:rFonts w:ascii="Calibri" w:hAnsi="Calibri" w:eastAsia="Calibri"/>
+          <w:sz w:val="22"/>
+          <w:lang w:val="tr-TR" w:eastAsia="tr-TR"/>
+        </w:rPr>
+        <w:t>TAS MAKINASI</w:t>
+      </w:r>
+    </w:p>
+    <w:p>
+      <w:r>
+        <w:rPr>
+          <w:rFonts w:ascii="Calibri" w:hAnsi="Calibri" w:eastAsia="Calibri"/>
+          <w:sz w:val="22"/>
+          <w:lang w:val="tr-TR" w:eastAsia="tr-TR"/>
+        </w:rPr>
+        <w:t>TRIYOR</w:t>
+      </w:r>
+    </w:p>
+    <w:p>
+      <w:r>
+        <w:rPr>
+          <w:rFonts w:ascii="Calibri" w:hAnsi="Calibri" w:eastAsia="Calibri"/>
+          <w:sz w:val="22"/>
+          <w:lang w:val="tr-TR" w:eastAsia="tr-TR"/>
+        </w:rPr>
+        <w:t>Arpa, buğday. kapgik(yem)</w:t>
+      </w:r>
+    </w:p>
+    <w:p>
+      <w:r>
+        <w:rPr>
+          <w:rFonts w:ascii="Calibri" w:hAnsi="Calibri" w:eastAsia="Calibri"/>
+          <w:sz w:val="22"/>
+          <w:lang w:val="tr-TR" w:eastAsia="tr-TR"/>
+        </w:rPr>
+        <w:t>HAFİFTANE AYIRICI İ—&gt; Hatiftne Lo}</w:t>
+      </w:r>
+    </w:p>
+    <w:p>
+      <w:r>
+        <w:rPr>
+          <w:rFonts w:ascii="Calibri" w:hAnsi="Calibri" w:eastAsia="Calibri"/>
+          <w:sz w:val="22"/>
+          <w:lang w:val="tr-TR" w:eastAsia="tr-TR"/>
+        </w:rPr>
+        <w:t>Yabancı madde (yem)</w:t>
+      </w:r>
+    </w:p>
+    <w:p>
+      <w:r>
+        <w:rPr>
+          <w:rFonts w:ascii="Calibri" w:hAnsi="Calibri" w:eastAsia="Calibri"/>
+          <w:sz w:val="22"/>
+          <w:lang w:val="tr-TR" w:eastAsia="tr-TR"/>
+        </w:rPr>
+        <w:t>ARA İŞLEM “KABUK SOYUCU</w:t>
+      </w:r>
+    </w:p>
+    <w:p>
+      <w:r>
+        <w:rPr>
+          <w:rFonts w:ascii="Calibri" w:hAnsi="Calibri" w:eastAsia="Calibri"/>
+          <w:sz w:val="22"/>
+          <w:lang w:val="tr-TR" w:eastAsia="tr-TR"/>
+        </w:rPr>
+        <w:t>TARAR</w:t>
+      </w:r>
+    </w:p>
+    <w:p>
+      <w:r>
+        <w:rPr>
+          <w:rFonts w:ascii="Calibri" w:hAnsi="Calibri" w:eastAsia="Calibri"/>
+          <w:sz w:val="22"/>
+          <w:lang w:val="tr-TR" w:eastAsia="tr-TR"/>
+        </w:rPr>
+        <w:t>BY-PASS ELEKLERİ</w:t>
+      </w:r>
+    </w:p>
+    <w:p>
+      <w:r>
+        <w:rPr>
+          <w:rFonts w:ascii="Calibri" w:hAnsi="Calibri" w:eastAsia="Calibri"/>
+          <w:sz w:val="22"/>
+          <w:lang w:val="tr-TR" w:eastAsia="tr-TR"/>
+        </w:rPr>
+        <w:t>TARAR</w:t>
+      </w:r>
+    </w:p>
+    <w:p>
+      <w:r>
+        <w:rPr>
+          <w:rFonts w:ascii="Calibri" w:hAnsi="Calibri" w:eastAsia="Calibri"/>
+          <w:sz w:val="22"/>
+          <w:lang w:val="tr-TR" w:eastAsia="tr-TR"/>
+        </w:rPr>
+        <w:t>Hazırlayan</w:t>
+      </w:r>
+    </w:p>
+    <w:p>
+      <w:r>
+        <w:rPr>
+          <w:rFonts w:ascii="Calibri" w:hAnsi="Calibri" w:eastAsia="Calibri"/>
+          <w:sz w:val="22"/>
+          <w:lang w:val="tr-TR" w:eastAsia="tr-TR"/>
+        </w:rPr>
+        <w:t>Onaylayan</w:t>
+      </w:r>
+    </w:p>
+    <w:p>
+      <w:r>
+        <w:rPr>
+          <w:rFonts w:ascii="Calibri" w:hAnsi="Calibri" w:eastAsia="Calibri"/>
+          <w:sz w:val="22"/>
+          <w:lang w:val="tr-TR" w:eastAsia="tr-TR"/>
+        </w:rPr>
+        <w:t>Gıda Güvenliği Ekip Lideri</w:t>
+      </w:r>
+    </w:p>
+    <w:p>
+      <w:r>
+        <w:rPr>
+          <w:rFonts w:ascii="Calibri" w:hAnsi="Calibri" w:eastAsia="Calibri"/>
+          <w:sz w:val="22"/>
+          <w:lang w:val="tr-TR" w:eastAsia="tr-TR"/>
+        </w:rPr>
+        <w:t>Genel Müdü</w:t>
+      </w:r>
+    </w:p>
+    <w:p>
+      <w:r>
+        <w:br w:type="page"/>
+      </w:r>
+    </w:p>
+    <w:p>
       <w:pPr>
-        <w:sectPr>
-          <w:pgSz w:w="11860" w:h="17040"/>
-          <w:pgMar w:top="0" w:right="0" w:bottom="0" w:left="0" w:header="0" w:footer="0" w:gutter="0"/>
-          <w:cols w:space="720"/>
-          <w:docGrid w:linePitch="360"/>
-        </w:sectPr>
+        <w:pStyle w:val="Heading2"/>
       </w:pPr>
+      <w:r>
+        <w:rPr>
+          <w:rFonts w:ascii="Calibri" w:hAnsi="Calibri" w:eastAsia="Calibri"/>
+          <w:b/>
+          <w:color w:val="0F3D4C"/>
+          <w:sz w:val="26"/>
+          <w:lang w:val="tr-TR" w:eastAsia="tr-TR"/>
+        </w:rPr>
+        <w:t>KIRMIZI VE SARI MERCİMEK AKIŞ ŞEMASI</w:t>
+      </w:r>
     </w:p>
     <w:p>
       <w:pPr>
-        <w:spacing w:before="0" w:after="0" w:line="240" w:lineRule="auto"/>
+        <w:spacing w:before="160" w:after="160"/>
+        <w:jc w:val="center"/>
       </w:pPr>
       <w:r>
-        <w:rPr>
-          <w:sz w:val="4"/>
-        </w:rPr>
         <w:drawing>
           <wp:inline xmlns:a="http://schemas.openxmlformats.org/drawingml/2006/main" xmlns:pic="http://schemas.openxmlformats.org/drawingml/2006/picture">
-            <wp:extent cx="7543800" cy="10807700"/>
-            <wp:docPr id="10" name="Picture 10"/>
+            <wp:extent cx="5832000" cy="8365806"/>
+            <wp:docPr id="9" name="Picture 9"/>
             <wp:cNvGraphicFramePr>
               <a:graphicFrameLocks noChangeAspect="1"/>
             </wp:cNvGraphicFramePr>
@@ -501,7 +3084,7 @@
                   <pic:spPr>
                     <a:xfrm>
                       <a:off x="0" y="0"/>
-                      <a:ext cx="7543800" cy="10807700"/>
+                      <a:ext cx="5832000" cy="8365806"/>
                     </a:xfrm>
                     <a:prstGeom prst="rect"/>
                   </pic:spPr>
@@ -513,27 +3096,225 @@
       </w:r>
     </w:p>
     <w:p>
+      <w:r>
+        <w:rPr>
+          <w:rFonts w:ascii="Calibri" w:hAnsi="Calibri" w:eastAsia="Calibri"/>
+          <w:sz w:val="22"/>
+          <w:lang w:val="tr-TR" w:eastAsia="tr-TR"/>
+        </w:rPr>
+        <w:t>5 (ENTEGRE) J. bas han Doküman Kodu Yayın Tarihi Revizyon No Revizyon Tarihi Sayfa No</w:t>
+      </w:r>
+    </w:p>
+    <w:p>
+      <w:r>
+        <w:rPr>
+          <w:rFonts w:ascii="Calibri" w:hAnsi="Calibri" w:eastAsia="Calibri"/>
+          <w:sz w:val="22"/>
+          <w:lang w:val="tr-TR" w:eastAsia="tr-TR"/>
+        </w:rPr>
+        <w:t>TAVLAMA HELEZYONU</w:t>
+      </w:r>
+    </w:p>
+    <w:p>
+      <w:r>
+        <w:rPr>
+          <w:rFonts w:ascii="Calibri" w:hAnsi="Calibri" w:eastAsia="Calibri"/>
+          <w:sz w:val="22"/>
+          <w:lang w:val="tr-TR" w:eastAsia="tr-TR"/>
+        </w:rPr>
+        <w:t>TAV DEPOLARI</w:t>
+      </w:r>
+    </w:p>
+    <w:p>
+      <w:r>
+        <w:rPr>
+          <w:rFonts w:ascii="Calibri" w:hAnsi="Calibri" w:eastAsia="Calibri"/>
+          <w:sz w:val="22"/>
+          <w:lang w:val="tr-TR" w:eastAsia="tr-TR"/>
+        </w:rPr>
+        <w:t>TAV ÇIKIŞ ELAVATORU</w:t>
+      </w:r>
+    </w:p>
+    <w:p>
+      <w:r>
+        <w:rPr>
+          <w:rFonts w:ascii="Calibri" w:hAnsi="Calibri" w:eastAsia="Calibri"/>
+          <w:sz w:val="22"/>
+          <w:lang w:val="tr-TR" w:eastAsia="tr-TR"/>
+        </w:rPr>
+        <w:t>KULE (NEM KONTROL)</w:t>
+      </w:r>
+    </w:p>
+    <w:p>
+      <w:r>
+        <w:rPr>
+          <w:rFonts w:ascii="Calibri" w:hAnsi="Calibri" w:eastAsia="Calibri"/>
+          <w:sz w:val="22"/>
+          <w:lang w:val="tr-TR" w:eastAsia="tr-TR"/>
+        </w:rPr>
+        <w:t>BOYLAMA ELEĞİ</w:t>
+      </w:r>
+    </w:p>
+    <w:p>
+      <w:r>
+        <w:rPr>
+          <w:rFonts w:ascii="Calibri" w:hAnsi="Calibri" w:eastAsia="Calibri"/>
+          <w:sz w:val="22"/>
+          <w:lang w:val="tr-TR" w:eastAsia="tr-TR"/>
+        </w:rPr>
+        <w:t>DEĞİRMEN</w:t>
+      </w:r>
+    </w:p>
+    <w:p>
+      <w:r>
+        <w:rPr>
+          <w:rFonts w:ascii="Calibri" w:hAnsi="Calibri" w:eastAsia="Calibri"/>
+          <w:sz w:val="22"/>
+          <w:lang w:val="tr-TR" w:eastAsia="tr-TR"/>
+        </w:rPr>
+        <w:t>UN SASORU</w:t>
+      </w:r>
+    </w:p>
+    <w:p>
+      <w:r>
+        <w:rPr>
+          <w:rFonts w:ascii="Calibri" w:hAnsi="Calibri" w:eastAsia="Calibri"/>
+          <w:sz w:val="22"/>
+          <w:lang w:val="tr-TR" w:eastAsia="tr-TR"/>
+        </w:rPr>
+        <w:t>HAVA KANALI</w:t>
+      </w:r>
+    </w:p>
+    <w:p>
+      <w:r>
+        <w:rPr>
+          <w:rFonts w:ascii="Calibri" w:hAnsi="Calibri" w:eastAsia="Calibri"/>
+          <w:sz w:val="22"/>
+          <w:lang w:val="tr-TR" w:eastAsia="tr-TR"/>
+        </w:rPr>
+        <w:t>TARAR</w:t>
+      </w:r>
+    </w:p>
+    <w:p>
+      <w:r>
+        <w:rPr>
+          <w:rFonts w:ascii="Calibri" w:hAnsi="Calibri" w:eastAsia="Calibri"/>
+          <w:sz w:val="22"/>
+          <w:lang w:val="tr-TR" w:eastAsia="tr-TR"/>
+        </w:rPr>
+        <w:t>FUTBOL —-YAPRAK AYIRMA ELEGI</w:t>
+      </w:r>
+    </w:p>
+    <w:p>
+      <w:r>
+        <w:rPr>
+          <w:rFonts w:ascii="Calibri" w:hAnsi="Calibri" w:eastAsia="Calibri"/>
+          <w:sz w:val="22"/>
+          <w:lang w:val="tr-TR" w:eastAsia="tr-TR"/>
+        </w:rPr>
+        <w:t>UN SASORU</w:t>
+      </w:r>
+    </w:p>
+    <w:p>
+      <w:r>
+        <w:rPr>
+          <w:rFonts w:ascii="Calibri" w:hAnsi="Calibri" w:eastAsia="Calibri"/>
+          <w:sz w:val="22"/>
+          <w:lang w:val="tr-TR" w:eastAsia="tr-TR"/>
+        </w:rPr>
+        <w:t>HAVA KANALI</w:t>
+      </w:r>
+    </w:p>
+    <w:p>
+      <w:r>
+        <w:rPr>
+          <w:rFonts w:ascii="Calibri" w:hAnsi="Calibri" w:eastAsia="Calibri"/>
+          <w:sz w:val="22"/>
+          <w:lang w:val="tr-TR" w:eastAsia="tr-TR"/>
+        </w:rPr>
+        <w:t>TARAR</w:t>
+      </w:r>
+    </w:p>
+    <w:p>
+      <w:r>
+        <w:rPr>
+          <w:rFonts w:ascii="Calibri" w:hAnsi="Calibri" w:eastAsia="Calibri"/>
+          <w:sz w:val="22"/>
+          <w:lang w:val="tr-TR" w:eastAsia="tr-TR"/>
+        </w:rPr>
+        <w:t>Hazırlayan</w:t>
+      </w:r>
+    </w:p>
+    <w:p>
+      <w:r>
+        <w:rPr>
+          <w:rFonts w:ascii="Calibri" w:hAnsi="Calibri" w:eastAsia="Calibri"/>
+          <w:sz w:val="22"/>
+          <w:lang w:val="tr-TR" w:eastAsia="tr-TR"/>
+        </w:rPr>
+        <w:t>Gida Güvenliği Ekip Lideri</w:t>
+      </w:r>
+    </w:p>
+    <w:p>
+      <w:r>
+        <w:rPr>
+          <w:rFonts w:ascii="Calibri" w:hAnsi="Calibri" w:eastAsia="Calibri"/>
+          <w:sz w:val="22"/>
+          <w:lang w:val="tr-TR" w:eastAsia="tr-TR"/>
+        </w:rPr>
+        <w:t>Onavlavan</w:t>
+      </w:r>
+    </w:p>
+    <w:p>
+      <w:r>
+        <w:rPr>
+          <w:rFonts w:ascii="Calibri" w:hAnsi="Calibri" w:eastAsia="Calibri"/>
+          <w:sz w:val="22"/>
+          <w:lang w:val="tr-TR" w:eastAsia="tr-TR"/>
+        </w:rPr>
+        <w:t>Genel Müdür</w:t>
+      </w:r>
+    </w:p>
+    <w:p>
+      <w:r>
+        <w:br w:type="page"/>
+      </w:r>
+    </w:p>
+    <w:p>
       <w:pPr>
-        <w:sectPr>
-          <w:pgSz w:w="11880" w:h="17020"/>
-          <w:pgMar w:top="0" w:right="0" w:bottom="0" w:left="0" w:header="0" w:footer="0" w:gutter="0"/>
-          <w:cols w:space="720"/>
-          <w:docGrid w:linePitch="360"/>
-        </w:sectPr>
+        <w:pStyle w:val="Heading2"/>
       </w:pPr>
+      <w:r>
+        <w:rPr>
+          <w:rFonts w:ascii="Calibri" w:hAnsi="Calibri" w:eastAsia="Calibri"/>
+          <w:b/>
+          <w:color w:val="0F3D4C"/>
+          <w:sz w:val="26"/>
+          <w:lang w:val="tr-TR" w:eastAsia="tr-TR"/>
+        </w:rPr>
+        <w:t>KIRMIZI VE SARI MERCİMEK AKIŞ ŞEMASI</w:t>
+      </w:r>
+    </w:p>
+    <w:p>
+      <w:r>
+        <w:rPr>
+          <w:rFonts w:ascii="Calibri" w:hAnsi="Calibri" w:eastAsia="Calibri"/>
+          <w:sz w:val="22"/>
+          <w:lang w:val="tr-TR" w:eastAsia="tr-TR"/>
+        </w:rPr>
+        <w:t>PAKEMENE İl oöcrs DİKİMİ a Bürsin METAL DEDEKTÖR OOGP 7 PALETLEME l, Palet OOGP 6 FUMIGASYON Funugant+Cadir naylon</w:t>
+      </w:r>
     </w:p>
     <w:p>
       <w:pPr>
-        <w:spacing w:before="0" w:after="0" w:line="240" w:lineRule="auto"/>
+        <w:spacing w:before="160" w:after="160"/>
+        <w:jc w:val="center"/>
       </w:pPr>
       <w:r>
-        <w:rPr>
-          <w:sz w:val="4"/>
-        </w:rPr>
         <w:drawing>
           <wp:inline xmlns:a="http://schemas.openxmlformats.org/drawingml/2006/main" xmlns:pic="http://schemas.openxmlformats.org/drawingml/2006/picture">
-            <wp:extent cx="7531100" cy="10769600"/>
-            <wp:docPr id="11" name="Picture 11"/>
+            <wp:extent cx="5832000" cy="8386600"/>
+            <wp:docPr id="10" name="Picture 10"/>
             <wp:cNvGraphicFramePr>
               <a:graphicFrameLocks noChangeAspect="1"/>
             </wp:cNvGraphicFramePr>
@@ -553,7 +3334,7 @@
                   <pic:spPr>
                     <a:xfrm>
                       <a:off x="0" y="0"/>
-                      <a:ext cx="7531100" cy="10769600"/>
+                      <a:ext cx="5832000" cy="8386600"/>
                     </a:xfrm>
                     <a:prstGeom prst="rect"/>
                   </pic:spPr>
@@ -565,27 +3346,285 @@
       </w:r>
     </w:p>
     <w:p>
+      <w:r>
+        <w:rPr>
+          <w:rFonts w:ascii="Calibri" w:hAnsi="Calibri" w:eastAsia="Calibri"/>
+          <w:sz w:val="22"/>
+          <w:lang w:val="tr-TR" w:eastAsia="tr-TR"/>
+        </w:rPr>
+        <w:t>“bashan</w:t>
+      </w:r>
+    </w:p>
+    <w:p>
+      <w:r>
+        <w:rPr>
+          <w:rFonts w:ascii="Calibri" w:hAnsi="Calibri" w:eastAsia="Calibri"/>
+          <w:sz w:val="22"/>
+          <w:lang w:val="tr-TR" w:eastAsia="tr-TR"/>
+        </w:rPr>
+        <w:t>(ENTEGRE)</w:t>
+      </w:r>
+    </w:p>
+    <w:p>
+      <w:r>
+        <w:rPr>
+          <w:rFonts w:ascii="Calibri" w:hAnsi="Calibri" w:eastAsia="Calibri"/>
+          <w:sz w:val="22"/>
+          <w:lang w:val="tr-TR" w:eastAsia="tr-TR"/>
+        </w:rPr>
+        <w:t>Doküman Kodu</w:t>
+      </w:r>
+    </w:p>
+    <w:p>
+      <w:r>
+        <w:rPr>
+          <w:rFonts w:ascii="Calibri" w:hAnsi="Calibri" w:eastAsia="Calibri"/>
+          <w:sz w:val="22"/>
+          <w:lang w:val="tr-TR" w:eastAsia="tr-TR"/>
+        </w:rPr>
+        <w:t>Yayın Tarihi</w:t>
+      </w:r>
+    </w:p>
+    <w:p>
+      <w:r>
+        <w:rPr>
+          <w:rFonts w:ascii="Calibri" w:hAnsi="Calibri" w:eastAsia="Calibri"/>
+          <w:sz w:val="22"/>
+          <w:lang w:val="tr-TR" w:eastAsia="tr-TR"/>
+        </w:rPr>
+        <w:t>Revizyon No</w:t>
+      </w:r>
+    </w:p>
+    <w:p>
+      <w:r>
+        <w:rPr>
+          <w:rFonts w:ascii="Calibri" w:hAnsi="Calibri" w:eastAsia="Calibri"/>
+          <w:sz w:val="22"/>
+          <w:lang w:val="tr-TR" w:eastAsia="tr-TR"/>
+        </w:rPr>
+        <w:t>Revizvon Tarihi</w:t>
+      </w:r>
+    </w:p>
+    <w:p>
+      <w:r>
+        <w:rPr>
+          <w:rFonts w:ascii="Calibri" w:hAnsi="Calibri" w:eastAsia="Calibri"/>
+          <w:sz w:val="22"/>
+          <w:lang w:val="tr-TR" w:eastAsia="tr-TR"/>
+        </w:rPr>
+        <w:t>Uygun değilse</w:t>
+      </w:r>
+    </w:p>
+    <w:p>
+      <w:r>
+        <w:rPr>
+          <w:rFonts w:ascii="Calibri" w:hAnsi="Calibri" w:eastAsia="Calibri"/>
+          <w:sz w:val="22"/>
+          <w:lang w:val="tr-TR" w:eastAsia="tr-TR"/>
+        </w:rPr>
+        <w:t>SORTEX</w:t>
+      </w:r>
+    </w:p>
+    <w:p>
+      <w:r>
+        <w:rPr>
+          <w:rFonts w:ascii="Calibri" w:hAnsi="Calibri" w:eastAsia="Calibri"/>
+          <w:sz w:val="22"/>
+          <w:lang w:val="tr-TR" w:eastAsia="tr-TR"/>
+        </w:rPr>
+        <w:t>OOGP 2</w:t>
+      </w:r>
+    </w:p>
+    <w:p>
+      <w:r>
+        <w:rPr>
+          <w:rFonts w:ascii="Calibri" w:hAnsi="Calibri" w:eastAsia="Calibri"/>
+          <w:sz w:val="22"/>
+          <w:lang w:val="tr-TR" w:eastAsia="tr-TR"/>
+        </w:rPr>
+        <w:t>TEMIZ MAL AMBARI</w:t>
+      </w:r>
+    </w:p>
+    <w:p>
+      <w:r>
+        <w:rPr>
+          <w:rFonts w:ascii="Calibri" w:hAnsi="Calibri" w:eastAsia="Calibri"/>
+          <w:sz w:val="22"/>
+          <w:lang w:val="tr-TR" w:eastAsia="tr-TR"/>
+        </w:rPr>
+        <w:t>OOGP 3</w:t>
+      </w:r>
+    </w:p>
+    <w:p>
+      <w:r>
+        <w:rPr>
+          <w:rFonts w:ascii="Calibri" w:hAnsi="Calibri" w:eastAsia="Calibri"/>
+          <w:sz w:val="22"/>
+          <w:lang w:val="tr-TR" w:eastAsia="tr-TR"/>
+        </w:rPr>
+        <w:t>CILALAMA HELEZONU</w:t>
+      </w:r>
+    </w:p>
+    <w:p>
+      <w:r>
+        <w:rPr>
+          <w:rFonts w:ascii="Calibri" w:hAnsi="Calibri" w:eastAsia="Calibri"/>
+          <w:sz w:val="22"/>
+          <w:lang w:val="tr-TR" w:eastAsia="tr-TR"/>
+        </w:rPr>
+        <w:t>(sıparişe göre yağlama yapılır.)</w:t>
+      </w:r>
+    </w:p>
+    <w:p>
+      <w:r>
+        <w:rPr>
+          <w:rFonts w:ascii="Calibri" w:hAnsi="Calibri" w:eastAsia="Calibri"/>
+          <w:sz w:val="22"/>
+          <w:lang w:val="tr-TR" w:eastAsia="tr-TR"/>
+        </w:rPr>
+        <w:t>CİLA AMBARI</w:t>
+      </w:r>
+    </w:p>
+    <w:p>
+      <w:r>
+        <w:rPr>
+          <w:rFonts w:ascii="Calibri" w:hAnsi="Calibri" w:eastAsia="Calibri"/>
+          <w:sz w:val="22"/>
+          <w:lang w:val="tr-TR" w:eastAsia="tr-TR"/>
+        </w:rPr>
+        <w:t>SON KONTROL ELEGI</w:t>
+      </w:r>
+    </w:p>
+    <w:p>
+      <w:r>
+        <w:rPr>
+          <w:rFonts w:ascii="Calibri" w:hAnsi="Calibri" w:eastAsia="Calibri"/>
+          <w:sz w:val="22"/>
+          <w:lang w:val="tr-TR" w:eastAsia="tr-TR"/>
+        </w:rPr>
+        <w:t>KABUL</w:t>
+      </w:r>
+    </w:p>
+    <w:p>
+      <w:r>
+        <w:rPr>
+          <w:rFonts w:ascii="Calibri" w:hAnsi="Calibri" w:eastAsia="Calibri"/>
+          <w:sz w:val="22"/>
+          <w:lang w:val="tr-TR" w:eastAsia="tr-TR"/>
+        </w:rPr>
+        <w:t>ino. ft RISORT (Rasort ambarı)</w:t>
+      </w:r>
+    </w:p>
+    <w:p>
+      <w:r>
+        <w:rPr>
+          <w:rFonts w:ascii="Calibri" w:hAnsi="Calibri" w:eastAsia="Calibri"/>
+          <w:sz w:val="22"/>
+          <w:lang w:val="tr-TR" w:eastAsia="tr-TR"/>
+        </w:rPr>
+        <w:t>ÇUVALLAMA BUNKERİ</w:t>
+      </w:r>
+    </w:p>
+    <w:p>
+      <w:r>
+        <w:rPr>
+          <w:rFonts w:ascii="Calibri" w:hAnsi="Calibri" w:eastAsia="Calibri"/>
+          <w:sz w:val="22"/>
+          <w:lang w:val="tr-TR" w:eastAsia="tr-TR"/>
+        </w:rPr>
+        <w:t>OOGP 4</w:t>
+      </w:r>
+    </w:p>
+    <w:p>
+      <w:r>
+        <w:rPr>
+          <w:rFonts w:ascii="Calibri" w:hAnsi="Calibri" w:eastAsia="Calibri"/>
+          <w:sz w:val="22"/>
+          <w:lang w:val="tr-TR" w:eastAsia="tr-TR"/>
+        </w:rPr>
+        <w:t>OOGP 5</w:t>
+      </w:r>
+    </w:p>
+    <w:p>
+      <w:r>
+        <w:rPr>
+          <w:rFonts w:ascii="Calibri" w:hAnsi="Calibri" w:eastAsia="Calibri"/>
+          <w:sz w:val="22"/>
+          <w:lang w:val="tr-TR" w:eastAsia="tr-TR"/>
+        </w:rPr>
+        <w:t>CUVALLAMA - TARTIM hamil Çuval</w:t>
+      </w:r>
+    </w:p>
+    <w:p>
+      <w:r>
+        <w:rPr>
+          <w:rFonts w:ascii="Calibri" w:hAnsi="Calibri" w:eastAsia="Calibri"/>
+          <w:sz w:val="22"/>
+          <w:lang w:val="tr-TR" w:eastAsia="tr-TR"/>
+        </w:rPr>
+        <w:t>ÇUVAL AĞZI VE ETİKET</w:t>
+      </w:r>
+    </w:p>
+    <w:p>
+      <w:r>
+        <w:rPr>
+          <w:rFonts w:ascii="Calibri" w:hAnsi="Calibri" w:eastAsia="Calibri"/>
+          <w:sz w:val="22"/>
+          <w:lang w:val="tr-TR" w:eastAsia="tr-TR"/>
+        </w:rPr>
+        <w:t>Hazırlayan</w:t>
+      </w:r>
+    </w:p>
+    <w:p>
+      <w:r>
+        <w:rPr>
+          <w:rFonts w:ascii="Calibri" w:hAnsi="Calibri" w:eastAsia="Calibri"/>
+          <w:sz w:val="22"/>
+          <w:lang w:val="tr-TR" w:eastAsia="tr-TR"/>
+        </w:rPr>
+        <w:t>Gıda Güvenliği Ekip Lideri</w:t>
+      </w:r>
+    </w:p>
+    <w:p>
+      <w:r>
+        <w:rPr>
+          <w:rFonts w:ascii="Calibri" w:hAnsi="Calibri" w:eastAsia="Calibri"/>
+          <w:sz w:val="22"/>
+          <w:lang w:val="tr-TR" w:eastAsia="tr-TR"/>
+        </w:rPr>
+        <w:t>Genel Müdür</w:t>
+      </w:r>
+    </w:p>
+    <w:p>
+      <w:r>
+        <w:br w:type="page"/>
+      </w:r>
+    </w:p>
+    <w:p>
       <w:pPr>
-        <w:sectPr>
-          <w:pgSz w:w="11860" w:h="16960"/>
-          <w:pgMar w:top="0" w:right="0" w:bottom="0" w:left="0" w:header="0" w:footer="0" w:gutter="0"/>
-          <w:cols w:space="720"/>
-          <w:docGrid w:linePitch="360"/>
-        </w:sectPr>
+        <w:pStyle w:val="Heading2"/>
       </w:pPr>
+      <w:r>
+        <w:rPr>
+          <w:rFonts w:ascii="Calibri" w:hAnsi="Calibri" w:eastAsia="Calibri"/>
+          <w:b/>
+          <w:color w:val="0F3D4C"/>
+          <w:sz w:val="26"/>
+          <w:lang w:val="tr-TR" w:eastAsia="tr-TR"/>
+        </w:rPr>
+        <w:t>KIRMIZI VE SARI MERCİMEK AKIŞ ŞEMASI</w:t>
+      </w:r>
     </w:p>
     <w:p>
       <w:pPr>
-        <w:spacing w:before="0" w:after="0" w:line="240" w:lineRule="auto"/>
+        <w:spacing w:before="160" w:after="160"/>
+        <w:jc w:val="center"/>
       </w:pPr>
       <w:r>
-        <w:rPr>
-          <w:sz w:val="4"/>
-        </w:rPr>
         <w:drawing>
           <wp:inline xmlns:a="http://schemas.openxmlformats.org/drawingml/2006/main" xmlns:pic="http://schemas.openxmlformats.org/drawingml/2006/picture">
-            <wp:extent cx="7518400" cy="10833100"/>
-            <wp:docPr id="12" name="Picture 12"/>
+            <wp:extent cx="5832000" cy="8351650"/>
+            <wp:docPr id="11" name="Picture 11"/>
             <wp:cNvGraphicFramePr>
               <a:graphicFrameLocks noChangeAspect="1"/>
             </wp:cNvGraphicFramePr>
@@ -605,7 +3644,7 @@
                   <pic:spPr>
                     <a:xfrm>
                       <a:off x="0" y="0"/>
-                      <a:ext cx="7518400" cy="10833100"/>
+                      <a:ext cx="5832000" cy="8351650"/>
                     </a:xfrm>
                     <a:prstGeom prst="rect"/>
                   </pic:spPr>
@@ -617,27 +3656,180 @@
       </w:r>
     </w:p>
     <w:p>
+      <w:r>
+        <w:rPr>
+          <w:rFonts w:ascii="Calibri" w:hAnsi="Calibri" w:eastAsia="Calibri"/>
+          <w:sz w:val="22"/>
+          <w:lang w:val="tr-TR" w:eastAsia="tr-TR"/>
+        </w:rPr>
+        <w:t>“bashan</w:t>
+      </w:r>
+    </w:p>
+    <w:p>
+      <w:r>
+        <w:rPr>
+          <w:rFonts w:ascii="Calibri" w:hAnsi="Calibri" w:eastAsia="Calibri"/>
+          <w:sz w:val="22"/>
+          <w:lang w:val="tr-TR" w:eastAsia="tr-TR"/>
+        </w:rPr>
+        <w:t>(ENTEGRE)</w:t>
+      </w:r>
+    </w:p>
+    <w:p>
+      <w:r>
+        <w:rPr>
+          <w:rFonts w:ascii="Calibri" w:hAnsi="Calibri" w:eastAsia="Calibri"/>
+          <w:sz w:val="22"/>
+          <w:lang w:val="tr-TR" w:eastAsia="tr-TR"/>
+        </w:rPr>
+        <w:t>OOGP 9</w:t>
+      </w:r>
+    </w:p>
+    <w:p>
+      <w:r>
+        <w:rPr>
+          <w:rFonts w:ascii="Calibri" w:hAnsi="Calibri" w:eastAsia="Calibri"/>
+          <w:sz w:val="22"/>
+          <w:lang w:val="tr-TR" w:eastAsia="tr-TR"/>
+        </w:rPr>
+        <w:t>DEPOLAMA</w:t>
+      </w:r>
+    </w:p>
+    <w:p>
+      <w:r>
+        <w:rPr>
+          <w:rFonts w:ascii="Calibri" w:hAnsi="Calibri" w:eastAsia="Calibri"/>
+          <w:sz w:val="22"/>
+          <w:lang w:val="tr-TR" w:eastAsia="tr-TR"/>
+        </w:rPr>
+        <w:t>YUKLEME SEVKIYAT</w:t>
+      </w:r>
+    </w:p>
+    <w:p>
+      <w:r>
+        <w:rPr>
+          <w:rFonts w:ascii="Calibri" w:hAnsi="Calibri" w:eastAsia="Calibri"/>
+          <w:sz w:val="22"/>
+          <w:lang w:val="tr-TR" w:eastAsia="tr-TR"/>
+        </w:rPr>
+        <w:t>&lt; Araç naylonu</w:t>
+      </w:r>
+    </w:p>
+    <w:p>
+      <w:r>
+        <w:rPr>
+          <w:rFonts w:ascii="Calibri" w:hAnsi="Calibri" w:eastAsia="Calibri"/>
+          <w:sz w:val="22"/>
+          <w:lang w:val="tr-TR" w:eastAsia="tr-TR"/>
+        </w:rPr>
+        <w:t>NOT: MIKNATIS @ irik KONTROL NOKTASI KEN</w:t>
+      </w:r>
+    </w:p>
+    <w:p>
+      <w:r>
+        <w:rPr>
+          <w:rFonts w:ascii="Calibri" w:hAnsi="Calibri" w:eastAsia="Calibri"/>
+          <w:sz w:val="22"/>
+          <w:lang w:val="tr-TR" w:eastAsia="tr-TR"/>
+        </w:rPr>
+        <w:t>Doküman Kodu Yayın Tarihi Revizyon No Revizyon Tarihi Sayfa No</w:t>
+      </w:r>
+    </w:p>
+    <w:p>
+      <w:r>
+        <w:rPr>
+          <w:rFonts w:ascii="Calibri" w:hAnsi="Calibri" w:eastAsia="Calibri"/>
+          <w:sz w:val="22"/>
+          <w:lang w:val="tr-TR" w:eastAsia="tr-TR"/>
+        </w:rPr>
+        <w:t>Hazırlayan</w:t>
+      </w:r>
+    </w:p>
+    <w:p>
+      <w:r>
+        <w:rPr>
+          <w:rFonts w:ascii="Calibri" w:hAnsi="Calibri" w:eastAsia="Calibri"/>
+          <w:sz w:val="22"/>
+          <w:lang w:val="tr-TR" w:eastAsia="tr-TR"/>
+        </w:rPr>
+        <w:t>Gıda Güvenliği Ekip Lideri</w:t>
+      </w:r>
+    </w:p>
+    <w:p>
+      <w:r>
+        <w:rPr>
+          <w:rFonts w:ascii="Calibri" w:hAnsi="Calibri" w:eastAsia="Calibri"/>
+          <w:sz w:val="22"/>
+          <w:lang w:val="tr-TR" w:eastAsia="tr-TR"/>
+        </w:rPr>
+        <w:t>Onaylavan</w:t>
+      </w:r>
+    </w:p>
+    <w:p>
+      <w:r>
+        <w:rPr>
+          <w:rFonts w:ascii="Calibri" w:hAnsi="Calibri" w:eastAsia="Calibri"/>
+          <w:sz w:val="22"/>
+          <w:lang w:val="tr-TR" w:eastAsia="tr-TR"/>
+        </w:rPr>
+        <w:t>Genel Müdür</w:t>
+      </w:r>
+    </w:p>
+    <w:p>
+      <w:r>
+        <w:br w:type="page"/>
+      </w:r>
+    </w:p>
+    <w:p>
       <w:pPr>
-        <w:sectPr>
-          <w:pgSz w:w="11840" w:h="17060"/>
-          <w:pgMar w:top="0" w:right="0" w:bottom="0" w:left="0" w:header="0" w:footer="0" w:gutter="0"/>
-          <w:cols w:space="720"/>
-          <w:docGrid w:linePitch="360"/>
-        </w:sectPr>
+        <w:pStyle w:val="Heading2"/>
       </w:pPr>
+      <w:r>
+        <w:rPr>
+          <w:rFonts w:ascii="Calibri" w:hAnsi="Calibri" w:eastAsia="Calibri"/>
+          <w:b/>
+          <w:color w:val="0F3D4C"/>
+          <w:sz w:val="26"/>
+          <w:lang w:val="tr-TR" w:eastAsia="tr-TR"/>
+        </w:rPr>
+        <w:t>3.4. Buhar Üretim İş Akım Şeması</w:t>
+      </w:r>
     </w:p>
     <w:p>
       <w:pPr>
-        <w:spacing w:before="0" w:after="0" w:line="240" w:lineRule="auto"/>
+        <w:pStyle w:val="Heading2"/>
       </w:pPr>
       <w:r>
         <w:rPr>
-          <w:sz w:val="4"/>
-        </w:rPr>
+          <w:rFonts w:ascii="Calibri" w:hAnsi="Calibri" w:eastAsia="Calibri"/>
+          <w:b/>
+          <w:color w:val="0F3D4C"/>
+          <w:sz w:val="26"/>
+          <w:lang w:val="tr-TR" w:eastAsia="tr-TR"/>
+        </w:rPr>
+        <w:t>Sbashan BUHAR ÜRETİM AKIŞ ŞEMASI</w:t>
+      </w:r>
+    </w:p>
+    <w:p>
+      <w:r>
+        <w:rPr>
+          <w:rFonts w:ascii="Calibri" w:hAnsi="Calibri" w:eastAsia="Calibri"/>
+          <w:sz w:val="22"/>
+          <w:lang w:val="tr-TR" w:eastAsia="tr-TR"/>
+        </w:rPr>
+        <w:t>BULGUR URETİM seönDek maya MAR YAZANI rani i ac ae KOLLEKTOR JH ANA BORU MERCİMEK GREN PA YALA GAZI yep</w:t>
+      </w:r>
+    </w:p>
+    <w:p>
+      <w:pPr>
+        <w:spacing w:before="160" w:after="160"/>
+        <w:jc w:val="center"/>
+      </w:pPr>
+      <w:r>
         <w:drawing>
           <wp:inline xmlns:a="http://schemas.openxmlformats.org/drawingml/2006/main" xmlns:pic="http://schemas.openxmlformats.org/drawingml/2006/picture">
-            <wp:extent cx="7531100" cy="10807700"/>
-            <wp:docPr id="13" name="Picture 13"/>
+            <wp:extent cx="5832000" cy="8350124"/>
+            <wp:docPr id="12" name="Picture 12"/>
             <wp:cNvGraphicFramePr>
               <a:graphicFrameLocks noChangeAspect="1"/>
             </wp:cNvGraphicFramePr>
@@ -657,7 +3849,7 @@
                   <pic:spPr>
                     <a:xfrm>
                       <a:off x="0" y="0"/>
-                      <a:ext cx="7531100" cy="10807700"/>
+                      <a:ext cx="5832000" cy="8350124"/>
                     </a:xfrm>
                     <a:prstGeom prst="rect"/>
                   </pic:spPr>
@@ -669,27 +3861,155 @@
       </w:r>
     </w:p>
     <w:p>
+      <w:r>
+        <w:rPr>
+          <w:rFonts w:ascii="Calibri" w:hAnsi="Calibri" w:eastAsia="Calibri"/>
+          <w:sz w:val="22"/>
+          <w:lang w:val="tr-TR" w:eastAsia="tr-TR"/>
+        </w:rPr>
+        <w:t>YOĞUNLAŞMIŞ SU oH TAM —</w:t>
+      </w:r>
+    </w:p>
+    <w:p>
+      <w:r>
+        <w:rPr>
+          <w:rFonts w:ascii="Calibri" w:hAnsi="Calibri" w:eastAsia="Calibri"/>
+          <w:sz w:val="22"/>
+          <w:lang w:val="tr-TR" w:eastAsia="tr-TR"/>
+        </w:rPr>
+        <w:t>FLASH SUKAR</w:t>
+      </w:r>
+    </w:p>
+    <w:p>
+      <w:r>
+        <w:rPr>
+          <w:rFonts w:ascii="Calibri" w:hAnsi="Calibri" w:eastAsia="Calibri"/>
+          <w:sz w:val="22"/>
+          <w:lang w:val="tr-TR" w:eastAsia="tr-TR"/>
+        </w:rPr>
+        <w:t>YUMUŞATMA CHAZ!</w:t>
+      </w:r>
+    </w:p>
+    <w:p>
+      <w:r>
+        <w:rPr>
+          <w:rFonts w:ascii="Calibri" w:hAnsi="Calibri" w:eastAsia="Calibri"/>
+          <w:sz w:val="22"/>
+          <w:lang w:val="tr-TR" w:eastAsia="tr-TR"/>
+        </w:rPr>
+        <w:t>DESAZOR</w:t>
+      </w:r>
+    </w:p>
+    <w:p>
+      <w:r>
+        <w:rPr>
+          <w:rFonts w:ascii="Calibri" w:hAnsi="Calibri" w:eastAsia="Calibri"/>
+          <w:sz w:val="22"/>
+          <w:lang w:val="tr-TR" w:eastAsia="tr-TR"/>
+        </w:rPr>
+        <w:t>KONDENS SU TANKI</w:t>
+      </w:r>
+    </w:p>
+    <w:p>
+      <w:r>
+        <w:rPr>
+          <w:rFonts w:ascii="Calibri" w:hAnsi="Calibri" w:eastAsia="Calibri"/>
+          <w:sz w:val="22"/>
+          <w:lang w:val="tr-TR" w:eastAsia="tr-TR"/>
+        </w:rPr>
+        <w:t>KONDENS HATTI</w:t>
+      </w:r>
+    </w:p>
+    <w:p>
+      <w:r>
+        <w:rPr>
+          <w:rFonts w:ascii="Calibri" w:hAnsi="Calibri" w:eastAsia="Calibri"/>
+          <w:sz w:val="22"/>
+          <w:lang w:val="tr-TR" w:eastAsia="tr-TR"/>
+        </w:rPr>
+        <w:t>EKONORAZER fo Sra x</w:t>
+      </w:r>
+    </w:p>
+    <w:p>
+      <w:r>
+        <w:rPr>
+          <w:rFonts w:ascii="Calibri" w:hAnsi="Calibri" w:eastAsia="Calibri"/>
+          <w:sz w:val="22"/>
+          <w:lang w:val="tr-TR" w:eastAsia="tr-TR"/>
+        </w:rPr>
+        <w:t>bce az ö</w:t>
+      </w:r>
+    </w:p>
+    <w:p>
+      <w:r>
+        <w:rPr>
+          <w:rFonts w:ascii="Calibri" w:hAnsi="Calibri" w:eastAsia="Calibri"/>
+          <w:sz w:val="22"/>
+          <w:lang w:val="tr-TR" w:eastAsia="tr-TR"/>
+        </w:rPr>
+        <w:t>BACA SİKLONU =</w:t>
+      </w:r>
+    </w:p>
+    <w:p>
+      <w:r>
+        <w:rPr>
+          <w:rFonts w:ascii="Calibri" w:hAnsi="Calibri" w:eastAsia="Calibri"/>
+          <w:sz w:val="22"/>
+          <w:lang w:val="tr-TR" w:eastAsia="tr-TR"/>
+        </w:rPr>
+        <w:t>— — CURUF BANDI - 2 — CURUP #ğRASASU) VEMERHARELER, ÇAY OLARAK FLASH UMAR</w:t>
+      </w:r>
+    </w:p>
+    <w:p>
+      <w:r>
+        <w:rPr>
+          <w:rFonts w:ascii="Calibri" w:hAnsi="Calibri" w:eastAsia="Calibri"/>
+          <w:sz w:val="22"/>
+          <w:lang w:val="tr-TR" w:eastAsia="tr-TR"/>
+        </w:rPr>
+        <w:t>ECA FAN gano İl SCAK SU</w:t>
+      </w:r>
+    </w:p>
+    <w:p>
+      <w:r>
+        <w:rPr>
+          <w:rFonts w:ascii="Calibri" w:hAnsi="Calibri" w:eastAsia="Calibri"/>
+          <w:sz w:val="22"/>
+          <w:lang w:val="tr-TR" w:eastAsia="tr-TR"/>
+        </w:rPr>
+        <w:t>BUHARL Fe</w:t>
+      </w:r>
+    </w:p>
+    <w:p>
+      <w:r>
+        <w:br w:type="page"/>
+      </w:r>
+    </w:p>
+    <w:p>
       <w:pPr>
-        <w:sectPr>
-          <w:pgSz w:w="11860" w:h="17020"/>
-          <w:pgMar w:top="0" w:right="0" w:bottom="0" w:left="0" w:header="0" w:footer="0" w:gutter="0"/>
-          <w:cols w:space="720"/>
-          <w:docGrid w:linePitch="360"/>
-        </w:sectPr>
+        <w:pStyle w:val="Heading2"/>
       </w:pPr>
+      <w:r>
+        <w:rPr>
+          <w:rFonts w:ascii="Calibri" w:hAnsi="Calibri" w:eastAsia="Calibri"/>
+          <w:b/>
+          <w:color w:val="0F3D4C"/>
+          <w:sz w:val="26"/>
+          <w:lang w:val="tr-TR" w:eastAsia="tr-TR"/>
+        </w:rPr>
+        <w:t>3.5. Yem Üretim İş Akım Şeması</w:t>
+      </w:r>
     </w:p>
     <w:p>
       <w:pPr>
-        <w:spacing w:before="0" w:after="0" w:line="240" w:lineRule="auto"/>
+        <w:spacing w:before="160" w:after="160"/>
+        <w:jc w:val="center"/>
       </w:pPr>
       <w:r>
-        <w:rPr>
-          <w:sz w:val="4"/>
-        </w:rPr>
         <w:drawing>
           <wp:inline xmlns:a="http://schemas.openxmlformats.org/drawingml/2006/main" xmlns:pic="http://schemas.openxmlformats.org/drawingml/2006/picture">
-            <wp:extent cx="7518400" cy="10795000"/>
-            <wp:docPr id="14" name="Picture 14"/>
+            <wp:extent cx="5832000" cy="8349640"/>
+            <wp:docPr id="13" name="Picture 13"/>
             <wp:cNvGraphicFramePr>
               <a:graphicFrameLocks noChangeAspect="1"/>
             </wp:cNvGraphicFramePr>
@@ -709,7 +4029,7 @@
                   <pic:spPr>
                     <a:xfrm>
                       <a:off x="0" y="0"/>
-                      <a:ext cx="7518400" cy="10795000"/>
+                      <a:ext cx="5832000" cy="8349640"/>
                     </a:xfrm>
                     <a:prstGeom prst="rect"/>
                   </pic:spPr>
@@ -721,27 +4041,1030 @@
       </w:r>
     </w:p>
     <w:p>
+      <w:r>
+        <w:rPr>
+          <w:rFonts w:ascii="Calibri" w:hAnsi="Calibri" w:eastAsia="Calibri"/>
+          <w:sz w:val="22"/>
+          <w:lang w:val="tr-TR" w:eastAsia="tr-TR"/>
+        </w:rPr>
+        <w:t>AKIM ŞEMASI</w:t>
+      </w:r>
+    </w:p>
+    <w:p>
+      <w:r>
+        <w:rPr>
+          <w:rFonts w:ascii="Calibri" w:hAnsi="Calibri" w:eastAsia="Calibri"/>
+          <w:sz w:val="22"/>
+          <w:lang w:val="tr-TR" w:eastAsia="tr-TR"/>
+        </w:rPr>
+        <w:t>(YEMCİBEY)</w:t>
+      </w:r>
+    </w:p>
+    <w:p>
+      <w:r>
+        <w:rPr>
+          <w:rFonts w:ascii="Calibri" w:hAnsi="Calibri" w:eastAsia="Calibri"/>
+          <w:sz w:val="22"/>
+          <w:lang w:val="tr-TR" w:eastAsia="tr-TR"/>
+        </w:rPr>
+        <w:t>Doküman Kodu Yavin</w:t>
+      </w:r>
+    </w:p>
+    <w:p>
+      <w:r>
+        <w:rPr>
+          <w:rFonts w:ascii="Calibri" w:hAnsi="Calibri" w:eastAsia="Calibri"/>
+          <w:sz w:val="22"/>
+          <w:lang w:val="tr-TR" w:eastAsia="tr-TR"/>
+        </w:rPr>
+        <w:t>Rerizvon No</w:t>
+      </w:r>
+    </w:p>
+    <w:p>
+      <w:r>
+        <w:rPr>
+          <w:rFonts w:ascii="Calibri" w:hAnsi="Calibri" w:eastAsia="Calibri"/>
+          <w:sz w:val="22"/>
+          <w:lang w:val="tr-TR" w:eastAsia="tr-TR"/>
+        </w:rPr>
+        <w:t>Revizyon Tarihi</w:t>
+      </w:r>
+    </w:p>
+    <w:p>
+      <w:r>
+        <w:rPr>
+          <w:rFonts w:ascii="Calibri" w:hAnsi="Calibri" w:eastAsia="Calibri"/>
+          <w:sz w:val="22"/>
+          <w:lang w:val="tr-TR" w:eastAsia="tr-TR"/>
+        </w:rPr>
+        <w:t>HAMMADDE TEMİNİ (RAW FORAGE)</w:t>
+      </w:r>
+    </w:p>
+    <w:p>
+      <w:r>
+        <w:rPr>
+          <w:rFonts w:ascii="Calibri" w:hAnsi="Calibri" w:eastAsia="Calibri"/>
+          <w:sz w:val="22"/>
+          <w:lang w:val="tr-TR" w:eastAsia="tr-TR"/>
+        </w:rPr>
+        <w:t>OOGP 1</w:t>
+      </w:r>
+    </w:p>
+    <w:p>
+      <w:r>
+        <w:rPr>
+          <w:rFonts w:ascii="Calibri" w:hAnsi="Calibri" w:eastAsia="Calibri"/>
+          <w:sz w:val="22"/>
+          <w:lang w:val="tr-TR" w:eastAsia="tr-TR"/>
+        </w:rPr>
+        <w:t>© GIRDI ©</w:t>
+      </w:r>
+    </w:p>
+    <w:p>
+      <w:r>
+        <w:rPr>
+          <w:rFonts w:ascii="Calibri" w:hAnsi="Calibri" w:eastAsia="Calibri"/>
+          <w:sz w:val="22"/>
+          <w:lang w:val="tr-TR" w:eastAsia="tr-TR"/>
+        </w:rPr>
+        <w:t>“ KONTROL &gt;</w:t>
+      </w:r>
+    </w:p>
+    <w:p>
+      <w:r>
+        <w:rPr>
+          <w:rFonts w:ascii="Calibri" w:hAnsi="Calibri" w:eastAsia="Calibri"/>
+          <w:sz w:val="22"/>
+          <w:lang w:val="tr-TR" w:eastAsia="tr-TR"/>
+        </w:rPr>
+        <w:t>Uygun değilse</w:t>
+      </w:r>
+    </w:p>
+    <w:p>
+      <w:r>
+        <w:rPr>
+          <w:rFonts w:ascii="Calibri" w:hAnsi="Calibri" w:eastAsia="Calibri"/>
+          <w:sz w:val="22"/>
+          <w:lang w:val="tr-TR" w:eastAsia="tr-TR"/>
+        </w:rPr>
+        <w:t>HAMMADDE ÇUKURU</w:t>
+      </w:r>
+    </w:p>
+    <w:p>
+      <w:r>
+        <w:rPr>
+          <w:rFonts w:ascii="Calibri" w:hAnsi="Calibri" w:eastAsia="Calibri"/>
+          <w:sz w:val="22"/>
+          <w:lang w:val="tr-TR" w:eastAsia="tr-TR"/>
+        </w:rPr>
+        <w:t>HAMMADDE SILOLARI</w:t>
+      </w:r>
+    </w:p>
+    <w:p>
+      <w:r>
+        <w:rPr>
+          <w:rFonts w:ascii="Calibri" w:hAnsi="Calibri" w:eastAsia="Calibri"/>
+          <w:sz w:val="22"/>
+          <w:lang w:val="tr-TR" w:eastAsia="tr-TR"/>
+        </w:rPr>
+        <w:t>MIBRNSALIS</w:t>
+      </w:r>
+    </w:p>
+    <w:p>
+      <w:r>
+        <w:rPr>
+          <w:rFonts w:ascii="Calibri" w:hAnsi="Calibri" w:eastAsia="Calibri"/>
+          <w:sz w:val="22"/>
+          <w:lang w:val="tr-TR" w:eastAsia="tr-TR"/>
+        </w:rPr>
+        <w:t>NOZAT AMA KANTART</w:t>
+      </w:r>
+    </w:p>
+    <w:p>
+      <w:r>
+        <w:rPr>
+          <w:rFonts w:ascii="Calibri" w:hAnsi="Calibri" w:eastAsia="Calibri"/>
+          <w:sz w:val="22"/>
+          <w:lang w:val="tr-TR" w:eastAsia="tr-TR"/>
+        </w:rPr>
+        <w:t>DEĞİRMEN</w:t>
+      </w:r>
+    </w:p>
+    <w:p>
+      <w:r>
+        <w:rPr>
+          <w:rFonts w:ascii="Calibri" w:hAnsi="Calibri" w:eastAsia="Calibri"/>
+          <w:sz w:val="22"/>
+          <w:lang w:val="tr-TR" w:eastAsia="tr-TR"/>
+        </w:rPr>
+        <w:t>MİKSER</w:t>
+      </w:r>
+    </w:p>
+    <w:p>
+      <w:r>
+        <w:rPr>
+          <w:rFonts w:ascii="Calibri" w:hAnsi="Calibri" w:eastAsia="Calibri"/>
+          <w:sz w:val="22"/>
+          <w:lang w:val="tr-TR" w:eastAsia="tr-TR"/>
+        </w:rPr>
+        <w:t>MET AŞİYER</w:t>
+      </w:r>
+    </w:p>
+    <w:p>
+      <w:r>
+        <w:rPr>
+          <w:rFonts w:ascii="Calibri" w:hAnsi="Calibri" w:eastAsia="Calibri"/>
+          <w:sz w:val="22"/>
+          <w:lang w:val="tr-TR" w:eastAsia="tr-TR"/>
+        </w:rPr>
+        <w:t>BOA KOMPARTOR</w:t>
+      </w:r>
+    </w:p>
+    <w:p>
+      <w:r>
+        <w:rPr>
+          <w:rFonts w:ascii="Calibri" w:hAnsi="Calibri" w:eastAsia="Calibri"/>
+          <w:sz w:val="22"/>
+          <w:lang w:val="tr-TR" w:eastAsia="tr-TR"/>
+        </w:rPr>
+        <w:t>PFT.FT PRES</w:t>
+      </w:r>
+    </w:p>
+    <w:p>
+      <w:r>
+        <w:rPr>
+          <w:rFonts w:ascii="Calibri" w:hAnsi="Calibri" w:eastAsia="Calibri"/>
+          <w:sz w:val="22"/>
+          <w:lang w:val="tr-TR" w:eastAsia="tr-TR"/>
+        </w:rPr>
+        <w:t>MIRNALIS</w:t>
+      </w:r>
+    </w:p>
+    <w:p>
+      <w:r>
+        <w:rPr>
+          <w:rFonts w:ascii="Calibri" w:hAnsi="Calibri" w:eastAsia="Calibri"/>
+          <w:sz w:val="22"/>
+          <w:lang w:val="tr-TR" w:eastAsia="tr-TR"/>
+        </w:rPr>
+        <w:t>SOGUTUCU</w:t>
+      </w:r>
+    </w:p>
+    <w:p>
+      <w:r>
+        <w:rPr>
+          <w:rFonts w:ascii="Calibri" w:hAnsi="Calibri" w:eastAsia="Calibri"/>
+          <w:sz w:val="22"/>
+          <w:lang w:val="tr-TR" w:eastAsia="tr-TR"/>
+        </w:rPr>
+        <w:t>MAMÜL SİLOLARI</w:t>
+      </w:r>
+    </w:p>
+    <w:p>
+      <w:r>
+        <w:rPr>
+          <w:rFonts w:ascii="Calibri" w:hAnsi="Calibri" w:eastAsia="Calibri"/>
+          <w:sz w:val="22"/>
+          <w:lang w:val="tr-TR" w:eastAsia="tr-TR"/>
+        </w:rPr>
+        <w:t>GRANÜL MAKİNESİ</w:t>
+      </w:r>
+    </w:p>
+    <w:p>
+      <w:r>
+        <w:rPr>
+          <w:rFonts w:ascii="Calibri" w:hAnsi="Calibri" w:eastAsia="Calibri"/>
+          <w:sz w:val="22"/>
+          <w:lang w:val="tr-TR" w:eastAsia="tr-TR"/>
+        </w:rPr>
+        <w:t>SEVKİYAT</w:t>
+      </w:r>
+    </w:p>
+    <w:p>
+      <w:r>
+        <w:rPr>
+          <w:rFonts w:ascii="Calibri" w:hAnsi="Calibri" w:eastAsia="Calibri"/>
+          <w:sz w:val="22"/>
+          <w:lang w:val="tr-TR" w:eastAsia="tr-TR"/>
+        </w:rPr>
+        <w:t>PAKETLEME</w:t>
+      </w:r>
+    </w:p>
+    <w:p>
+      <w:r>
+        <w:br w:type="page"/>
+      </w:r>
+    </w:p>
+    <w:p>
+      <w:r>
+        <w:rPr>
+          <w:rFonts w:ascii="Calibri" w:hAnsi="Calibri" w:eastAsia="Calibri"/>
+          <w:sz w:val="22"/>
+          <w:lang w:val="tr-TR" w:eastAsia="tr-TR"/>
+        </w:rPr>
+        <w:t>Yem üretim hatları, hammadde alım, dozajlama, öğütme &amp; karıştırma, peletleme, paketleme bölümlerinden oluşmaktadır.</w:t>
+      </w:r>
+    </w:p>
+    <w:p>
+      <w:r>
+        <w:rPr>
+          <w:rFonts w:ascii="Calibri" w:hAnsi="Calibri" w:eastAsia="Calibri"/>
+          <w:sz w:val="22"/>
+          <w:lang w:val="tr-TR" w:eastAsia="tr-TR"/>
+        </w:rPr>
+        <w:t>Hammadde Alım Mikro &amp; Makro Öğülme &amp; Karıştırma Pelelleme O Paketleme</w:t>
+      </w:r>
+    </w:p>
+    <w:p>
+      <w:r>
+        <w:rPr>
+          <w:rFonts w:ascii="Calibri" w:hAnsi="Calibri" w:eastAsia="Calibri"/>
+          <w:sz w:val="22"/>
+          <w:lang w:val="tr-TR" w:eastAsia="tr-TR"/>
+        </w:rPr>
+        <w:t>Dozajlama</w:t>
+      </w:r>
+    </w:p>
+    <w:p>
+      <w:r>
+        <w:rPr>
+          <w:rFonts w:ascii="Calibri" w:hAnsi="Calibri" w:eastAsia="Calibri"/>
+          <w:sz w:val="22"/>
+          <w:lang w:val="tr-TR" w:eastAsia="tr-TR"/>
+        </w:rPr>
+        <w:t>Yem üretim şekli -Hammadde alım otomasyonu: İlk önce gelen hammaddenin kalite kontrolü için laboratuvarda analizi yapılır. Hammadde kalite kontrolünden sonra hammaddenin istenilen siloya transferi başlar. -Dozajlama Otomasyonu: İstenilen rasyona göre reçete belirlenir ve imalat planı üretilir. Belirlenen imalat planına göre ana dozaj, premiks ve likit katkıları reçete içeriğine göre harmanlanır. -Öğütme &amp; Karıştırma Otomasyonu: Sistemin genel olarak çalışma prensibi değirmen akımını girilen hedef alt ve üst akım değerleri arasında tutarak minimum zamanda maksimum performansı sağlamaktır. Program, okunan akım değerine göre besleme motorunun devrini arttırıp, azaltır. Karıştırıcının karıştırma süreleri sistemden ayarlanabilir durumdadır, belirlenen süre kadar karıştırma işlemi devam eder. İstenilen likitler yeme proseste bu noktada dozajlama sistemi ile katılır, -Peletleme Otomasyonu: Pres makineleri proses otomasyonun içinde lokalde de kontrolü olan ayrı bir operatör ile çalışıtırılan makinedir, Otomasyon buhar vanasını ve besleyici hızını regüle ederek makineyi bloke etmeden en kısa sürede hedef değerlerine ulaştırır. -Paketleme Otomasyonu: Paketleme makineleri de prosesin içinde lokal ekranlara sahip olan makine başında operatörler ile çalışan makinelerdir. Ürün tipine göre ayrı çalışma reçeteleri ile makinenin parametreleri değişmektedir. Besleme hız ayarları ürün tipine göre değişmektedir.</w:t>
+      </w:r>
+    </w:p>
+    <w:p>
+      <w:r>
+        <w:br w:type="page"/>
+      </w:r>
+    </w:p>
+    <w:p>
       <w:pPr>
-        <w:sectPr>
-          <w:pgSz w:w="11840" w:h="17000"/>
-          <w:pgMar w:top="0" w:right="0" w:bottom="0" w:left="0" w:header="0" w:footer="0" w:gutter="0"/>
-          <w:cols w:space="720"/>
-          <w:docGrid w:linePitch="360"/>
-        </w:sectPr>
+        <w:pStyle w:val="Heading2"/>
       </w:pPr>
+      <w:r>
+        <w:rPr>
+          <w:rFonts w:ascii="Calibri" w:hAnsi="Calibri" w:eastAsia="Calibri"/>
+          <w:b/>
+          <w:color w:val="0F3D4C"/>
+          <w:sz w:val="26"/>
+          <w:lang w:val="tr-TR" w:eastAsia="tr-TR"/>
+        </w:rPr>
+        <w:t>3.6. Ahşap Palet İmalatı iş akım şeması</w:t>
+      </w:r>
     </w:p>
     <w:p>
       <w:pPr>
-        <w:spacing w:before="0" w:after="0" w:line="240" w:lineRule="auto"/>
+        <w:pStyle w:val="Heading2"/>
       </w:pPr>
       <w:r>
         <w:rPr>
-          <w:sz w:val="4"/>
-        </w:rPr>
+          <w:rFonts w:ascii="Calibri" w:hAnsi="Calibri" w:eastAsia="Calibri"/>
+          <w:b/>
+          <w:color w:val="0F3D4C"/>
+          <w:sz w:val="26"/>
+          <w:lang w:val="tr-TR" w:eastAsia="tr-TR"/>
+        </w:rPr>
+        <w:t>PALET ÜRETİMİ İŞ AKIŞ ŞEMASI</w:t>
+      </w:r>
+    </w:p>
+    <w:p>
+      <w:r>
+        <w:rPr>
+          <w:rFonts w:ascii="Calibri" w:hAnsi="Calibri" w:eastAsia="Calibri"/>
+          <w:sz w:val="22"/>
+          <w:lang w:val="tr-TR" w:eastAsia="tr-TR"/>
+        </w:rPr>
+        <w:t>DEMONTE HAMMADDE TAHTA MALZEMESİ</w:t>
+      </w:r>
+    </w:p>
+    <w:p>
+      <w:r>
+        <w:rPr>
+          <w:rFonts w:ascii="Calibri" w:hAnsi="Calibri" w:eastAsia="Calibri"/>
+          <w:sz w:val="22"/>
+          <w:lang w:val="tr-TR" w:eastAsia="tr-TR"/>
+        </w:rPr>
+        <w:t>KURUTMA BÖLÜMÜ (NEMLİ İSE)</w:t>
+      </w:r>
+    </w:p>
+    <w:p>
+      <w:r>
+        <w:rPr>
+          <w:rFonts w:ascii="Calibri" w:hAnsi="Calibri" w:eastAsia="Calibri"/>
+          <w:sz w:val="22"/>
+          <w:lang w:val="tr-TR" w:eastAsia="tr-TR"/>
+        </w:rPr>
+        <w:t>KULLANIMA HAZIR PALET (SON ÜRÜN)</w:t>
+      </w:r>
+    </w:p>
+    <w:p>
+      <w:r>
+        <w:br w:type="page"/>
+      </w:r>
+    </w:p>
+    <w:p>
+      <w:pPr>
+        <w:pStyle w:val="Heading2"/>
+      </w:pPr>
+      <w:r>
+        <w:rPr>
+          <w:rFonts w:ascii="Calibri" w:hAnsi="Calibri" w:eastAsia="Calibri"/>
+          <w:b/>
+          <w:color w:val="0F3D4C"/>
+          <w:sz w:val="26"/>
+          <w:lang w:val="tr-TR" w:eastAsia="tr-TR"/>
+        </w:rPr>
+        <w:t>3.7. Elektrik Üretimi (Biyogaz)</w:t>
+      </w:r>
+    </w:p>
+    <w:p>
+      <w:r>
+        <w:rPr>
+          <w:rFonts w:ascii="Calibri" w:hAnsi="Calibri" w:eastAsia="Calibri"/>
+          <w:sz w:val="22"/>
+          <w:lang w:val="tr-TR" w:eastAsia="tr-TR"/>
+        </w:rPr>
+        <w:t>ANAEROBİK REAKTÖR</w:t>
+      </w:r>
+    </w:p>
+    <w:p>
+      <w:r>
+        <w:rPr>
+          <w:rFonts w:ascii="Calibri" w:hAnsi="Calibri" w:eastAsia="Calibri"/>
+          <w:sz w:val="22"/>
+          <w:lang w:val="tr-TR" w:eastAsia="tr-TR"/>
+        </w:rPr>
+        <w:t>Burada bakteriler tarafından biyogaz oluşturulur.</w:t>
+      </w:r>
+    </w:p>
+    <w:p>
+      <w:r>
+        <w:rPr>
+          <w:rFonts w:ascii="Calibri" w:hAnsi="Calibri" w:eastAsia="Calibri"/>
+          <w:sz w:val="22"/>
+          <w:lang w:val="tr-TR" w:eastAsia="tr-TR"/>
+        </w:rPr>
+        <w:t>GAZ BALONU</w:t>
+      </w:r>
+    </w:p>
+    <w:p>
+      <w:r>
+        <w:rPr>
+          <w:rFonts w:ascii="Calibri" w:hAnsi="Calibri" w:eastAsia="Calibri"/>
+          <w:sz w:val="22"/>
+          <w:lang w:val="tr-TR" w:eastAsia="tr-TR"/>
+        </w:rPr>
+        <w:t>Oluşan biyogaz burada toplanır,</w:t>
+      </w:r>
+    </w:p>
+    <w:p>
+      <w:r>
+        <w:rPr>
+          <w:rFonts w:ascii="Calibri" w:hAnsi="Calibri" w:eastAsia="Calibri"/>
+          <w:sz w:val="22"/>
+          <w:lang w:val="tr-TR" w:eastAsia="tr-TR"/>
+        </w:rPr>
+        <w:t>BLOWER</w:t>
+      </w:r>
+    </w:p>
+    <w:p>
+      <w:r>
+        <w:rPr>
+          <w:rFonts w:ascii="Calibri" w:hAnsi="Calibri" w:eastAsia="Calibri"/>
+          <w:sz w:val="22"/>
+          <w:lang w:val="tr-TR" w:eastAsia="tr-TR"/>
+        </w:rPr>
+        <w:t>Balonda toplanan gaz blower yardımıyla bir sonraki hata verilir,</w:t>
+      </w:r>
+    </w:p>
+    <w:p>
+      <w:r>
+        <w:rPr>
+          <w:rFonts w:ascii="Calibri" w:hAnsi="Calibri" w:eastAsia="Calibri"/>
+          <w:sz w:val="22"/>
+          <w:lang w:val="tr-TR" w:eastAsia="tr-TR"/>
+        </w:rPr>
+        <w:t>BİYOLOJİK GAZ TEMİZLEME</w:t>
+      </w:r>
+    </w:p>
+    <w:p>
+      <w:r>
+        <w:rPr>
+          <w:rFonts w:ascii="Calibri" w:hAnsi="Calibri" w:eastAsia="Calibri"/>
+          <w:sz w:val="22"/>
+          <w:lang w:val="tr-TR" w:eastAsia="tr-TR"/>
+        </w:rPr>
+        <w:t>Blower yardımıyla gelen biyogazda bulunan istenmeyen gazlar ayrıştırılır</w:t>
+      </w:r>
+    </w:p>
+    <w:p>
+      <w:r>
+        <w:rPr>
+          <w:rFonts w:ascii="Calibri" w:hAnsi="Calibri" w:eastAsia="Calibri"/>
+          <w:sz w:val="22"/>
+          <w:lang w:val="tr-TR" w:eastAsia="tr-TR"/>
+        </w:rPr>
+        <w:t>İLERİ GAZ TEMİZLEME</w:t>
+      </w:r>
+    </w:p>
+    <w:p>
+      <w:r>
+        <w:rPr>
+          <w:rFonts w:ascii="Calibri" w:hAnsi="Calibri" w:eastAsia="Calibri"/>
+          <w:sz w:val="22"/>
+          <w:lang w:val="tr-TR" w:eastAsia="tr-TR"/>
+        </w:rPr>
+        <w:t>Bir önceki hatta temizlenmemiş gazlardan ayrıştırma yapılır.</w:t>
+      </w:r>
+    </w:p>
+    <w:p>
+      <w:r>
+        <w:rPr>
+          <w:rFonts w:ascii="Calibri" w:hAnsi="Calibri" w:eastAsia="Calibri"/>
+          <w:sz w:val="22"/>
+          <w:lang w:val="tr-TR" w:eastAsia="tr-TR"/>
+        </w:rPr>
+        <w:t>ESANJOR</w:t>
+      </w:r>
+    </w:p>
+    <w:p>
+      <w:r>
+        <w:rPr>
+          <w:rFonts w:ascii="Calibri" w:hAnsi="Calibri" w:eastAsia="Calibri"/>
+          <w:sz w:val="22"/>
+          <w:lang w:val="tr-TR" w:eastAsia="tr-TR"/>
+        </w:rPr>
+        <w:t>Gelen gazın sıcaklık ayarını biyogaz motorunun yanma derecesine göre ayarlar</w:t>
+      </w:r>
+    </w:p>
+    <w:p>
+      <w:r>
+        <w:rPr>
+          <w:rFonts w:ascii="Calibri" w:hAnsi="Calibri" w:eastAsia="Calibri"/>
+          <w:sz w:val="22"/>
+          <w:lang w:val="tr-TR" w:eastAsia="tr-TR"/>
+        </w:rPr>
+        <w:t>SU TUTUCU</w:t>
+      </w:r>
+    </w:p>
+    <w:p>
+      <w:r>
+        <w:rPr>
+          <w:rFonts w:ascii="Calibri" w:hAnsi="Calibri" w:eastAsia="Calibri"/>
+          <w:sz w:val="22"/>
+          <w:lang w:val="tr-TR" w:eastAsia="tr-TR"/>
+        </w:rPr>
+        <w:t>Biyogaz içerisinde istenmeyen suyu ayrıştırır.</w:t>
+      </w:r>
+    </w:p>
+    <w:p>
+      <w:r>
+        <w:rPr>
+          <w:rFonts w:ascii="Calibri" w:hAnsi="Calibri" w:eastAsia="Calibri"/>
+          <w:sz w:val="22"/>
+          <w:lang w:val="tr-TR" w:eastAsia="tr-TR"/>
+        </w:rPr>
+        <w:t>GAZ MOTORU</w:t>
+      </w:r>
+    </w:p>
+    <w:p>
+      <w:r>
+        <w:rPr>
+          <w:rFonts w:ascii="Calibri" w:hAnsi="Calibri" w:eastAsia="Calibri"/>
+          <w:sz w:val="22"/>
+          <w:lang w:val="tr-TR" w:eastAsia="tr-TR"/>
+        </w:rPr>
+        <w:t>Biyogaz burada bujilerle ateslenerek yanma gerçekleşir ve elektrik üretilir.</w:t>
+      </w:r>
+    </w:p>
+    <w:p>
+      <w:r>
+        <w:br w:type="page"/>
+      </w:r>
+    </w:p>
+    <w:p>
+      <w:pPr>
+        <w:pStyle w:val="Heading1"/>
+      </w:pPr>
+      <w:r>
+        <w:rPr>
+          <w:rFonts w:ascii="Calibri" w:hAnsi="Calibri" w:eastAsia="Calibri"/>
+          <w:b/>
+          <w:color w:val="0F3D4C"/>
+          <w:sz w:val="32"/>
+          <w:lang w:val="tr-TR" w:eastAsia="tr-TR"/>
+        </w:rPr>
+        <w:t>4- ATIKLAR</w:t>
+      </w:r>
+    </w:p>
+    <w:p>
+      <w:pPr>
+        <w:pStyle w:val="Heading2"/>
+      </w:pPr>
+      <w:r>
+        <w:rPr>
+          <w:rFonts w:ascii="Calibri" w:hAnsi="Calibri" w:eastAsia="Calibri"/>
+          <w:b/>
+          <w:color w:val="0F3D4C"/>
+          <w:sz w:val="26"/>
+          <w:lang w:val="tr-TR" w:eastAsia="tr-TR"/>
+        </w:rPr>
+        <w:t>4.1 İşletmeye Kabul Edilmesi Planlanan Atık Kodları</w:t>
+      </w:r>
+    </w:p>
+    <w:p>
+      <w:r>
+        <w:rPr>
+          <w:rFonts w:ascii="Calibri" w:hAnsi="Calibri" w:eastAsia="Calibri"/>
+          <w:sz w:val="22"/>
+          <w:lang w:val="tr-TR" w:eastAsia="tr-TR"/>
+        </w:rPr>
+        <w:t>İşletmede atık ara depolama, geri kazanım veya bertaraf işlemleri yapılmamaktadır.</w:t>
+      </w:r>
+    </w:p>
+    <w:p>
+      <w:pPr>
+        <w:pStyle w:val="Heading2"/>
+      </w:pPr>
+      <w:r>
+        <w:rPr>
+          <w:rFonts w:ascii="Calibri" w:hAnsi="Calibri" w:eastAsia="Calibri"/>
+          <w:b/>
+          <w:color w:val="0F3D4C"/>
+          <w:sz w:val="26"/>
+          <w:lang w:val="tr-TR" w:eastAsia="tr-TR"/>
+        </w:rPr>
+        <w:t>4.2 Tesiste Oluşacak Atıklar</w:t>
+      </w:r>
+    </w:p>
+    <w:p>
+      <w:r>
+        <w:rPr>
+          <w:rFonts w:ascii="Calibri" w:hAnsi="Calibri" w:eastAsia="Calibri"/>
+          <w:sz w:val="22"/>
+          <w:lang w:val="tr-TR" w:eastAsia="tr-TR"/>
+        </w:rPr>
+        <w:t>02.04.2015 tarihli 29314 sayılı Resmi Gazete'de yayımlanarak yürürlüğe giren, Atık</w:t>
+      </w:r>
+    </w:p>
+    <w:p>
+      <w:r>
+        <w:rPr>
+          <w:rFonts w:ascii="Calibri" w:hAnsi="Calibri" w:eastAsia="Calibri"/>
+          <w:sz w:val="22"/>
+          <w:lang w:val="tr-TR" w:eastAsia="tr-TR"/>
+        </w:rPr>
+        <w:t>Yönetimi Yönetmeliği, Ek-4 Atık Listesinde yer alan atık kodlarına göre tesiste oluşan atıklar</w:t>
+      </w:r>
+    </w:p>
+    <w:p>
+      <w:r>
+        <w:rPr>
+          <w:rFonts w:ascii="Calibri" w:hAnsi="Calibri" w:eastAsia="Calibri"/>
+          <w:sz w:val="22"/>
+          <w:lang w:val="tr-TR" w:eastAsia="tr-TR"/>
+        </w:rPr>
+        <w:t>aşağıdaki tabloda yer almaktadır.</w:t>
+      </w:r>
+    </w:p>
+    <w:p>
+      <w:r>
+        <w:rPr>
+          <w:rFonts w:ascii="Calibri" w:hAnsi="Calibri" w:eastAsia="Calibri"/>
+          <w:sz w:val="22"/>
+          <w:lang w:val="tr-TR" w:eastAsia="tr-TR"/>
+        </w:rPr>
+        <w:t>10 01 01 (10 01 04'ün altındaki kazan tozu hariç) dip külü, cüruf ve kazan tozu</w:t>
+      </w:r>
+    </w:p>
+    <w:p>
+      <w:r>
+        <w:rPr>
+          <w:rFonts w:ascii="Calibri" w:hAnsi="Calibri" w:eastAsia="Calibri"/>
+          <w:sz w:val="22"/>
+          <w:lang w:val="tr-TR" w:eastAsia="tr-TR"/>
+        </w:rPr>
+        <w:t>10 01 02 Uçucu kömür külü</w:t>
+      </w:r>
+    </w:p>
+    <w:p>
+      <w:r>
+        <w:rPr>
+          <w:rFonts w:ascii="Calibri" w:hAnsi="Calibri" w:eastAsia="Calibri"/>
+          <w:sz w:val="22"/>
+          <w:lang w:val="tr-TR" w:eastAsia="tr-TR"/>
+        </w:rPr>
+        <w:t>150101 Kâğıt ve karton</w:t>
+      </w:r>
+    </w:p>
+    <w:p>
+      <w:r>
+        <w:rPr>
+          <w:rFonts w:ascii="Calibri" w:hAnsi="Calibri" w:eastAsia="Calibri"/>
+          <w:sz w:val="22"/>
+          <w:lang w:val="tr-TR" w:eastAsia="tr-TR"/>
+        </w:rPr>
+        <w:t>15 01 02 Plastik Ambalaj</w:t>
+      </w:r>
+    </w:p>
+    <w:p>
+      <w:r>
+        <w:rPr>
+          <w:rFonts w:ascii="Calibri" w:hAnsi="Calibri" w:eastAsia="Calibri"/>
+          <w:sz w:val="22"/>
+          <w:lang w:val="tr-TR" w:eastAsia="tr-TR"/>
+        </w:rPr>
+        <w:t>15 01 03 Ahşap Ambalaj</w:t>
+      </w:r>
+    </w:p>
+    <w:p>
+      <w:r>
+        <w:rPr>
+          <w:rFonts w:ascii="Calibri" w:hAnsi="Calibri" w:eastAsia="Calibri"/>
+          <w:sz w:val="22"/>
+          <w:lang w:val="tr-TR" w:eastAsia="tr-TR"/>
+        </w:rPr>
+        <w:t>20 01 40 Metaller</w:t>
+      </w:r>
+    </w:p>
+    <w:p>
+      <w:r>
+        <w:rPr>
+          <w:rFonts w:ascii="Calibri" w:hAnsi="Calibri" w:eastAsia="Calibri"/>
+          <w:sz w:val="22"/>
+          <w:lang w:val="tr-TR" w:eastAsia="tr-TR"/>
+        </w:rPr>
+        <w:t>15 0110* Tehlikeli maddelerin kalıntılarını içeren ya da tehlikeli maddelerle A</w:t>
+      </w:r>
+    </w:p>
+    <w:p>
+      <w:r>
+        <w:rPr>
+          <w:rFonts w:ascii="Calibri" w:hAnsi="Calibri" w:eastAsia="Calibri"/>
+          <w:sz w:val="22"/>
+          <w:lang w:val="tr-TR" w:eastAsia="tr-TR"/>
+        </w:rPr>
+        <w:t>kontamine olmuş ambalajlar</w:t>
+      </w:r>
+    </w:p>
+    <w:p>
+      <w:r>
+        <w:rPr>
+          <w:rFonts w:ascii="Calibri" w:hAnsi="Calibri" w:eastAsia="Calibri"/>
+          <w:sz w:val="22"/>
+          <w:lang w:val="tr-TR" w:eastAsia="tr-TR"/>
+        </w:rPr>
+        <w:t>15 02 02* Tehlikeli maddelerle kirlenmiş emiciler, filtre malzemeleri(başka M</w:t>
+      </w:r>
+    </w:p>
+    <w:p>
+      <w:r>
+        <w:rPr>
+          <w:rFonts w:ascii="Calibri" w:hAnsi="Calibri" w:eastAsia="Calibri"/>
+          <w:sz w:val="22"/>
+          <w:lang w:val="tr-TR" w:eastAsia="tr-TR"/>
+        </w:rPr>
+        <w:t>şekilde tanımlanmamış ise yağ filtreleri),temizleme bezleri, koruyucu</w:t>
+      </w:r>
+    </w:p>
+    <w:p>
+      <w:r>
+        <w:rPr>
+          <w:rFonts w:ascii="Calibri" w:hAnsi="Calibri" w:eastAsia="Calibri"/>
+          <w:sz w:val="22"/>
+          <w:lang w:val="tr-TR" w:eastAsia="tr-TR"/>
+        </w:rPr>
+        <w:t>giysiler</w:t>
+      </w:r>
+    </w:p>
+    <w:p>
+      <w:r>
+        <w:rPr>
+          <w:rFonts w:ascii="Calibri" w:hAnsi="Calibri" w:eastAsia="Calibri"/>
+          <w:sz w:val="22"/>
+          <w:lang w:val="tr-TR" w:eastAsia="tr-TR"/>
+        </w:rPr>
+        <w:t>02 0108* Tehlikeli maddeler içeren zirai kimyasal atıklar</w:t>
+      </w:r>
+    </w:p>
+    <w:p>
+      <w:r>
+        <w:rPr>
+          <w:rFonts w:ascii="Calibri" w:hAnsi="Calibri" w:eastAsia="Calibri"/>
+          <w:sz w:val="22"/>
+          <w:lang w:val="tr-TR" w:eastAsia="tr-TR"/>
+        </w:rPr>
+        <w:t>190811* Endüstriyel atık suyun biyolojik arıtılmasından kaynaklanan tehlikeli</w:t>
+      </w:r>
+    </w:p>
+    <w:p>
+      <w:r>
+        <w:rPr>
+          <w:rFonts w:ascii="Calibri" w:hAnsi="Calibri" w:eastAsia="Calibri"/>
+          <w:sz w:val="22"/>
+          <w:lang w:val="tr-TR" w:eastAsia="tr-TR"/>
+        </w:rPr>
+        <w:t>maddeler içeren çamurlar</w:t>
+      </w:r>
+    </w:p>
+    <w:p>
+      <w:r>
+        <w:rPr>
+          <w:rFonts w:ascii="Calibri" w:hAnsi="Calibri" w:eastAsia="Calibri"/>
+          <w:sz w:val="22"/>
+          <w:lang w:val="tr-TR" w:eastAsia="tr-TR"/>
+        </w:rPr>
+        <w:t>18 01 03* Enfeksiyonu önlemek amacı ile toplanmaları ve bertarafı özel işleme A</w:t>
+      </w:r>
+    </w:p>
+    <w:p>
+      <w:r>
+        <w:rPr>
+          <w:rFonts w:ascii="Calibri" w:hAnsi="Calibri" w:eastAsia="Calibri"/>
+          <w:sz w:val="22"/>
+          <w:lang w:val="tr-TR" w:eastAsia="tr-TR"/>
+        </w:rPr>
+        <w:t>tabi olan atıklar</w:t>
+      </w:r>
+    </w:p>
+    <w:p>
+      <w:r>
+        <w:rPr>
+          <w:rFonts w:ascii="Calibri" w:hAnsi="Calibri" w:eastAsia="Calibri"/>
+          <w:sz w:val="22"/>
+          <w:lang w:val="tr-TR" w:eastAsia="tr-TR"/>
+        </w:rPr>
+        <w:t>Tesisten çıkan atıklar, geçici depolama alanında biriktirilerek, atık koduna uygun olarak</w:t>
+      </w:r>
+    </w:p>
+    <w:p>
+      <w:r>
+        <w:rPr>
+          <w:rFonts w:ascii="Calibri" w:hAnsi="Calibri" w:eastAsia="Calibri"/>
+          <w:sz w:val="22"/>
+          <w:lang w:val="tr-TR" w:eastAsia="tr-TR"/>
+        </w:rPr>
+        <w:t>Bakanlıktan yetki almış bertaraf/geri kazanımı sağlanacaktır.</w:t>
+      </w:r>
+    </w:p>
+    <w:p>
+      <w:r>
+        <w:rPr>
+          <w:rFonts w:ascii="Calibri" w:hAnsi="Calibri" w:eastAsia="Calibri"/>
+          <w:sz w:val="22"/>
+          <w:lang w:val="tr-TR" w:eastAsia="tr-TR"/>
+        </w:rPr>
+        <w:t>Tesiste oluşan evsel atıklar Akdeniz Belediyesi tarafından toplanmaktadır.</w:t>
+      </w:r>
+    </w:p>
+    <w:p>
+      <w:r>
+        <w:br w:type="page"/>
+      </w:r>
+    </w:p>
+    <w:p>
+      <w:r>
+        <w:rPr>
+          <w:rFonts w:ascii="Calibri" w:hAnsi="Calibri" w:eastAsia="Calibri"/>
+          <w:sz w:val="22"/>
+          <w:lang w:val="tr-TR" w:eastAsia="tr-TR"/>
+        </w:rPr>
+        <w:t>AY 2 aN A Ic A MERSİN VALİLİĞİ \ "4 ja ee yi Çevre, Şehircilik ve İklim Değişikliği I] Müdürlüğü</w:t>
+      </w:r>
+    </w:p>
+    <w:p>
+      <w:r>
+        <w:rPr>
+          <w:rFonts w:ascii="Calibri" w:hAnsi="Calibri" w:eastAsia="Calibri"/>
+          <w:sz w:val="22"/>
+          <w:lang w:val="tr-TR" w:eastAsia="tr-TR"/>
+        </w:rPr>
+        <w:t>Konu:Endüstiyel Atk Yönetim Planı</w:t>
+      </w:r>
+    </w:p>
+    <w:p>
+      <w:r>
+        <w:rPr>
+          <w:rFonts w:ascii="Calibri" w:hAnsi="Calibri" w:eastAsia="Calibri"/>
+          <w:sz w:val="22"/>
+          <w:lang w:val="tr-TR" w:eastAsia="tr-TR"/>
+        </w:rPr>
+        <w:t>DAĞITIM YERLERİNE</w:t>
+      </w:r>
+    </w:p>
+    <w:p>
+      <w:r>
+        <w:rPr>
+          <w:rFonts w:ascii="Calibri" w:hAnsi="Calibri" w:eastAsia="Calibri"/>
+          <w:sz w:val="22"/>
+          <w:lang w:val="tr-TR" w:eastAsia="tr-TR"/>
+        </w:rPr>
+        <w:t>İlgi = 18.02.2025 tarihli dilekçe.</w:t>
+      </w:r>
+    </w:p>
+    <w:p>
+      <w:r>
+        <w:rPr>
+          <w:rFonts w:ascii="Calibri" w:hAnsi="Calibri" w:eastAsia="Calibri"/>
+          <w:sz w:val="22"/>
+          <w:lang w:val="tr-TR" w:eastAsia="tr-TR"/>
+        </w:rPr>
+        <w:t>İlgi dilekçede; İlimiz, Akdeniz ilçesi, Karacailyas Evren Mah. Menekşe 1 Sk. No:510 adresinde İzaliyet gösteren Başhan Agro Gıda Sanayi ve Ticaret A Ş. Entegre Mersin Şubesi' ne ait Atık Yönetim Planı'nın Müdürlüğümüzce onaylanması istenmektedir.</w:t>
+      </w:r>
+    </w:p>
+    <w:p>
+      <w:r>
+        <w:rPr>
+          <w:rFonts w:ascii="Calibri" w:hAnsi="Calibri" w:eastAsia="Calibri"/>
+          <w:sz w:val="22"/>
+          <w:lang w:val="tr-TR" w:eastAsia="tr-TR"/>
+        </w:rPr>
+        <w:t>Bahsi geçen planın İl Müdürlüğümüz teknik personelince yapılan inceleme ve değerlendirme sonucunda, 18/02/2025-18/02/2028 tarikleri için hazırlanan Endüstriyel Atık Yönetim Planı uygun Dulunarak imzalanmıştır.</w:t>
+      </w:r>
+    </w:p>
+    <w:p>
+      <w:r>
+        <w:rPr>
+          <w:rFonts w:ascii="Calibri" w:hAnsi="Calibri" w:eastAsia="Calibri"/>
+          <w:sz w:val="22"/>
+          <w:lang w:val="tr-TR" w:eastAsia="tr-TR"/>
+        </w:rPr>
+        <w:t>Bu kapsamda, Endüstriyel Atık Yönetim Planına uygun olarak hareket edilmesi, atıkların ünite içersinde ayn toplanması, geçici depolanması, atık kodlanna göre mevzuata uygun lisanslı geri kazanım/bertaraf tesislerine gönderilmesi ile ilgili hususlara nayet edilmesi, internet ortamında atık beyan formlarının düzenlenmesi şurasında atıkların doğru beyan edilmesine özen gösterilmesi ve Atık Yönetim Planının süresinin sona ermesinden en az 3 ay önce planın güncellenerek onaylanmak üzere Müdürlüğümüze tekrar sunulması huzusunda,</w:t>
+      </w:r>
+    </w:p>
+    <w:p>
+      <w:r>
+        <w:rPr>
+          <w:rFonts w:ascii="Calibri" w:hAnsi="Calibri" w:eastAsia="Calibri"/>
+          <w:sz w:val="22"/>
+          <w:lang w:val="tr-TR" w:eastAsia="tr-TR"/>
+        </w:rPr>
+        <w:t>Bilgilerinizi ve gereğini rica ederim</w:t>
+      </w:r>
+    </w:p>
+    <w:p>
+      <w:r>
+        <w:rPr>
+          <w:rFonts w:ascii="Calibri" w:hAnsi="Calibri" w:eastAsia="Calibri"/>
+          <w:sz w:val="22"/>
+          <w:lang w:val="tr-TR" w:eastAsia="tr-TR"/>
+        </w:rPr>
+        <w:t>Hasan ALAN Çevre, Şehircilik ve İklim Değişikliği İl Müdürü</w:t>
+      </w:r>
+    </w:p>
+    <w:p>
+      <w:r>
+        <w:rPr>
+          <w:rFonts w:ascii="Calibri" w:hAnsi="Calibri" w:eastAsia="Calibri"/>
+          <w:sz w:val="22"/>
+          <w:lang w:val="tr-TR" w:eastAsia="tr-TR"/>
+        </w:rPr>
+        <w:t>Ek: Atık Yönetim Planı (6 Sayfa)</w:t>
+      </w:r>
+    </w:p>
+    <w:p>
+      <w:r>
+        <w:rPr>
+          <w:rFonts w:ascii="Calibri" w:hAnsi="Calibri" w:eastAsia="Calibri"/>
+          <w:sz w:val="22"/>
+          <w:lang w:val="tr-TR" w:eastAsia="tr-TR"/>
+        </w:rPr>
+        <w:t>Dağıtım:</w:t>
+      </w:r>
+    </w:p>
+    <w:p>
+      <w:r>
+        <w:rPr>
+          <w:rFonts w:ascii="Calibri" w:hAnsi="Calibri" w:eastAsia="Calibri"/>
+          <w:sz w:val="22"/>
+          <w:lang w:val="tr-TR" w:eastAsia="tr-TR"/>
+        </w:rPr>
+        <w:t>TÜRKUAZ ÇEVRE DANIŞMANLIK MÜHENDİSLİK HİZMETLERİ TURİZM TAŞIMACILIK TAAHHÜT İNŞAAT İTHALAT İHRACAT TİCARET VE SANAYİ LİMİTED ŞİRKETİNE</w:t>
+      </w:r>
+    </w:p>
+    <w:p>
+      <w:r>
+        <w:rPr>
+          <w:rFonts w:ascii="Calibri" w:hAnsi="Calibri" w:eastAsia="Calibri"/>
+          <w:sz w:val="22"/>
+          <w:lang w:val="tr-TR" w:eastAsia="tr-TR"/>
+        </w:rPr>
+        <w:t>BAŞHAN AGRO GIDA SANAYİ VE TİCARET AŞ. ENTEGRE MERSİN ŞUBESİ</w:t>
+      </w:r>
+    </w:p>
+    <w:p>
+      <w:r>
+        <w:rPr>
+          <w:rFonts w:ascii="Calibri" w:hAnsi="Calibri" w:eastAsia="Calibri"/>
+          <w:sz w:val="22"/>
+          <w:lang w:val="tr-TR" w:eastAsia="tr-TR"/>
+        </w:rPr>
+        <w:t>Karacailyas Evren Mah. Menekşe 1 Sk No:3'10 Akdeniz MERSİN</w:t>
+      </w:r>
+    </w:p>
+    <w:p>
+      <w:r>
+        <w:rPr>
+          <w:rFonts w:ascii="Calibri" w:hAnsi="Calibri" w:eastAsia="Calibri"/>
+          <w:sz w:val="22"/>
+          <w:lang w:val="tr-TR" w:eastAsia="tr-TR"/>
+        </w:rPr>
+        <w:t>Bu belz2 gü bs axtrocuk ina tle mzaanmusar N N Dogrulama Kodu 035E+687-26D8-03E- ŞAALİRA IE 7351 Doğrulama Adresi: hirps.“www.curkive zovT Yeni Mah. 5307 Sok No: SA Akdeniz MERSIN &gt; ça DsTsİLi Cİ) 2ov tt KEP x mersincerevssahircilikiihsÜl hep.</w:t>
+      </w:r>
+    </w:p>
+    <w:p>
+      <w:r>
+        <w:br w:type="page"/>
+      </w:r>
+    </w:p>
+    <w:p>
+      <w:pPr>
+        <w:pStyle w:val="Heading1"/>
+      </w:pPr>
+      <w:r>
+        <w:rPr>
+          <w:rFonts w:ascii="Calibri" w:hAnsi="Calibri" w:eastAsia="Calibri"/>
+          <w:b/>
+          <w:color w:val="0F3D4C"/>
+          <w:sz w:val="32"/>
+          <w:lang w:val="tr-TR" w:eastAsia="tr-TR"/>
+        </w:rPr>
+        <w:t>5- HAVA EMİSYONLARI</w:t>
+      </w:r>
+    </w:p>
+    <w:p>
+      <w:r>
+        <w:rPr>
+          <w:rFonts w:ascii="Calibri" w:hAnsi="Calibri" w:eastAsia="Calibri"/>
+          <w:sz w:val="22"/>
+          <w:lang w:val="tr-TR" w:eastAsia="tr-TR"/>
+        </w:rPr>
+        <w:t>İşletmede 43 adet baca bulunmaktadır. Bu bacalardan 3 tanesi yakma bacası (2 adet kazan bacası adet biyogaz bacası) 40 tanesi proses bacasıdır.</w:t>
+      </w:r>
+    </w:p>
+    <w:p>
+      <w:r>
+        <w:rPr>
+          <w:rFonts w:ascii="Calibri" w:hAnsi="Calibri" w:eastAsia="Calibri"/>
+          <w:sz w:val="22"/>
+          <w:lang w:val="tr-TR" w:eastAsia="tr-TR"/>
+        </w:rPr>
+        <w:t>Kazanlar da yakıt olarak kömür kullanılmaktadır. Kömür kullanımı yıllık ortalama 2000 ton "dur. Biyogaz tesisi elektrik ile çalışmaktadır.</w:t>
+      </w:r>
+    </w:p>
+    <w:p>
+      <w:pPr>
+        <w:spacing w:before="160" w:after="160"/>
+        <w:jc w:val="center"/>
+      </w:pPr>
+      <w:r>
         <w:drawing>
           <wp:inline xmlns:a="http://schemas.openxmlformats.org/drawingml/2006/main" xmlns:pic="http://schemas.openxmlformats.org/drawingml/2006/picture">
-            <wp:extent cx="7531100" cy="10807700"/>
-            <wp:docPr id="15" name="Picture 15"/>
+            <wp:extent cx="5832000" cy="8380407"/>
+            <wp:docPr id="14" name="Picture 14"/>
             <wp:cNvGraphicFramePr>
               <a:graphicFrameLocks noChangeAspect="1"/>
             </wp:cNvGraphicFramePr>
@@ -761,7 +5084,7 @@
                   <pic:spPr>
                     <a:xfrm>
                       <a:off x="0" y="0"/>
-                      <a:ext cx="7531100" cy="10807700"/>
+                      <a:ext cx="5832000" cy="8380407"/>
                     </a:xfrm>
                     <a:prstGeom prst="rect"/>
                   </pic:spPr>
@@ -773,27 +5096,2005 @@
       </w:r>
     </w:p>
     <w:p>
+      <w:r>
+        <w:rPr>
+          <w:rFonts w:ascii="Calibri" w:hAnsi="Calibri" w:eastAsia="Calibri"/>
+          <w:sz w:val="22"/>
+          <w:lang w:val="tr-TR" w:eastAsia="tr-TR"/>
+        </w:rPr>
+        <w:t>Buhar kazanlarının toplam ısıl güç değeri 18,13 MWt'dir.</w:t>
+      </w:r>
+    </w:p>
+    <w:p>
+      <w:r>
+        <w:rPr>
+          <w:rFonts w:ascii="Calibri" w:hAnsi="Calibri" w:eastAsia="Calibri"/>
+          <w:sz w:val="22"/>
+          <w:lang w:val="tr-TR" w:eastAsia="tr-TR"/>
+        </w:rPr>
+        <w:t>Biyogaz ısıl güç değeri 0,59 MWt'dir</w:t>
+      </w:r>
+    </w:p>
+    <w:p>
+      <w:r>
+        <w:rPr>
+          <w:rFonts w:ascii="Calibri" w:hAnsi="Calibri" w:eastAsia="Calibri"/>
+          <w:sz w:val="22"/>
+          <w:lang w:val="tr-TR" w:eastAsia="tr-TR"/>
+        </w:rPr>
+        <w:t>Tesiste bulunan bacaların yerleşimi aşağıda verilmiştir.</w:t>
+      </w:r>
+    </w:p>
+    <w:p>
+      <w:r>
+        <w:rPr>
+          <w:rFonts w:ascii="Calibri" w:hAnsi="Calibri" w:eastAsia="Calibri"/>
+          <w:sz w:val="22"/>
+          <w:lang w:val="tr-TR" w:eastAsia="tr-TR"/>
+        </w:rPr>
+        <w:t>KAZAN</w:t>
+      </w:r>
+    </w:p>
+    <w:p>
+      <w:r>
+        <w:rPr>
+          <w:rFonts w:ascii="Calibri" w:hAnsi="Calibri" w:eastAsia="Calibri"/>
+          <w:sz w:val="22"/>
+          <w:lang w:val="tr-TR" w:eastAsia="tr-TR"/>
+        </w:rPr>
+        <w:t>YEM FABRİKASI PİRİNÇ FABRİKASI</w:t>
+      </w:r>
+    </w:p>
+    <w:p>
+      <w:r>
+        <w:rPr>
+          <w:rFonts w:ascii="Calibri" w:hAnsi="Calibri" w:eastAsia="Calibri"/>
+          <w:sz w:val="22"/>
+          <w:lang w:val="tr-TR" w:eastAsia="tr-TR"/>
+        </w:rPr>
+        <w:t>İşletmede bulunan 43 adet bacanın isimleri;</w:t>
+      </w:r>
+    </w:p>
+    <w:p>
+      <w:r>
+        <w:rPr>
+          <w:rFonts w:ascii="Calibri" w:hAnsi="Calibri" w:eastAsia="Calibri"/>
+          <w:sz w:val="22"/>
+          <w:lang w:val="tr-TR" w:eastAsia="tr-TR"/>
+        </w:rPr>
+        <w:t>Bulgur Bölümünde 18 Tane</w:t>
+      </w:r>
+    </w:p>
+    <w:p>
+      <w:r>
+        <w:rPr>
+          <w:rFonts w:ascii="Calibri" w:hAnsi="Calibri" w:eastAsia="Calibri"/>
+          <w:sz w:val="22"/>
+          <w:lang w:val="tr-TR" w:eastAsia="tr-TR"/>
+        </w:rPr>
+        <w:t>1. Pnömatik Fan Bacası</w:t>
+      </w:r>
+    </w:p>
+    <w:p>
+      <w:r>
+        <w:rPr>
+          <w:rFonts w:ascii="Calibri" w:hAnsi="Calibri" w:eastAsia="Calibri"/>
+          <w:sz w:val="22"/>
+          <w:lang w:val="tr-TR" w:eastAsia="tr-TR"/>
+        </w:rPr>
+        <w:t>2. Bulgur Kurutma Kule Fan Bacası</w:t>
+      </w:r>
+    </w:p>
+    <w:p>
+      <w:r>
+        <w:rPr>
+          <w:rFonts w:ascii="Calibri" w:hAnsi="Calibri" w:eastAsia="Calibri"/>
+          <w:sz w:val="22"/>
+          <w:lang w:val="tr-TR" w:eastAsia="tr-TR"/>
+        </w:rPr>
+        <w:t>3. Un Fan Bacası</w:t>
+      </w:r>
+    </w:p>
+    <w:p>
+      <w:r>
+        <w:rPr>
+          <w:rFonts w:ascii="Calibri" w:hAnsi="Calibri" w:eastAsia="Calibri"/>
+          <w:sz w:val="22"/>
+          <w:lang w:val="tr-TR" w:eastAsia="tr-TR"/>
+        </w:rPr>
+        <w:t>4. Kepek Fanı Bacası</w:t>
+      </w:r>
+    </w:p>
+    <w:p>
+      <w:r>
+        <w:rPr>
+          <w:rFonts w:ascii="Calibri" w:hAnsi="Calibri" w:eastAsia="Calibri"/>
+          <w:sz w:val="22"/>
+          <w:lang w:val="tr-TR" w:eastAsia="tr-TR"/>
+        </w:rPr>
+        <w:t>5. Değirmen Taş Ayırıcı Fan Bacası</w:t>
+      </w:r>
+    </w:p>
+    <w:p>
+      <w:r>
+        <w:rPr>
+          <w:rFonts w:ascii="Calibri" w:hAnsi="Calibri" w:eastAsia="Calibri"/>
+          <w:sz w:val="22"/>
+          <w:lang w:val="tr-TR" w:eastAsia="tr-TR"/>
+        </w:rPr>
+        <w:t>6. Kepek Kurutma Fan Bacası</w:t>
+      </w:r>
+    </w:p>
+    <w:p>
+      <w:r>
+        <w:rPr>
+          <w:rFonts w:ascii="Calibri" w:hAnsi="Calibri" w:eastAsia="Calibri"/>
+          <w:sz w:val="22"/>
+          <w:lang w:val="tr-TR" w:eastAsia="tr-TR"/>
+        </w:rPr>
+        <w:t>. Hedik Kurutma Kule Fan Bacası 2-1. Hedik Kurutma Kule Fan Bacası 2-2</w:t>
+      </w:r>
+    </w:p>
+    <w:p>
+      <w:r>
+        <w:rPr>
+          <w:rFonts w:ascii="Calibri" w:hAnsi="Calibri" w:eastAsia="Calibri"/>
+          <w:sz w:val="22"/>
+          <w:lang w:val="tr-TR" w:eastAsia="tr-TR"/>
+        </w:rPr>
+        <w:t>. Hedik Kurutma Kule Fan Bacası 1-1</w:t>
+      </w:r>
+    </w:p>
+    <w:p>
+      <w:r>
+        <w:rPr>
+          <w:rFonts w:ascii="Calibri" w:hAnsi="Calibri" w:eastAsia="Calibri"/>
+          <w:sz w:val="22"/>
+          <w:lang w:val="tr-TR" w:eastAsia="tr-TR"/>
+        </w:rPr>
+        <w:t>0. Hedik Kurutma Kule Fan Bacası 1-2</w:t>
+      </w:r>
+    </w:p>
+    <w:p>
+      <w:r>
+        <w:rPr>
+          <w:rFonts w:ascii="Calibri" w:hAnsi="Calibri" w:eastAsia="Calibri"/>
+          <w:sz w:val="22"/>
+          <w:lang w:val="tr-TR" w:eastAsia="tr-TR"/>
+        </w:rPr>
+        <w:t>MERCİMEK FABRIKAS!</w:t>
+      </w:r>
+    </w:p>
+    <w:p>
+      <w:r>
+        <w:rPr>
+          <w:rFonts w:ascii="Calibri" w:hAnsi="Calibri" w:eastAsia="Calibri"/>
+          <w:sz w:val="22"/>
+          <w:lang w:val="tr-TR" w:eastAsia="tr-TR"/>
+        </w:rPr>
+        <w:t>BİYOGAZ SALON</w:t>
+      </w:r>
+    </w:p>
+    <w:p>
+      <w:r>
+        <w:rPr>
+          <w:rFonts w:ascii="Calibri" w:hAnsi="Calibri" w:eastAsia="Calibri"/>
+          <w:sz w:val="22"/>
+          <w:lang w:val="tr-TR" w:eastAsia="tr-TR"/>
+        </w:rPr>
+        <w:t>BULGUR FASRİKASI</w:t>
+      </w:r>
+    </w:p>
+    <w:p>
+      <w:r>
+        <w:br w:type="page"/>
+      </w:r>
+    </w:p>
+    <w:p>
+      <w:r>
+        <w:rPr>
+          <w:rFonts w:ascii="Calibri" w:hAnsi="Calibri" w:eastAsia="Calibri"/>
+          <w:sz w:val="22"/>
+          <w:lang w:val="tr-TR" w:eastAsia="tr-TR"/>
+        </w:rPr>
+        <w:t>11. Hedik Soğutma Fan Bacası Hat 2</w:t>
+      </w:r>
+    </w:p>
+    <w:p>
+      <w:r>
+        <w:rPr>
+          <w:rFonts w:ascii="Calibri" w:hAnsi="Calibri" w:eastAsia="Calibri"/>
+          <w:sz w:val="22"/>
+          <w:lang w:val="tr-TR" w:eastAsia="tr-TR"/>
+        </w:rPr>
+        <w:t>12. Hedik Soğutma Fan Bacası Hat</w:t>
+      </w:r>
+    </w:p>
+    <w:p>
+      <w:r>
+        <w:rPr>
+          <w:rFonts w:ascii="Calibri" w:hAnsi="Calibri" w:eastAsia="Calibri"/>
+          <w:sz w:val="22"/>
+          <w:lang w:val="tr-TR" w:eastAsia="tr-TR"/>
+        </w:rPr>
+        <w:t>13. Hafıf Tane Fan Bacası</w:t>
+      </w:r>
+    </w:p>
+    <w:p>
+      <w:r>
+        <w:rPr>
+          <w:rFonts w:ascii="Calibri" w:hAnsi="Calibri" w:eastAsia="Calibri"/>
+          <w:sz w:val="22"/>
+          <w:lang w:val="tr-TR" w:eastAsia="tr-TR"/>
+        </w:rPr>
+        <w:t>14. Toz Aspiratör Fan Bacası</w:t>
+      </w:r>
+    </w:p>
+    <w:p>
+      <w:r>
+        <w:rPr>
+          <w:rFonts w:ascii="Calibri" w:hAnsi="Calibri" w:eastAsia="Calibri"/>
+          <w:sz w:val="22"/>
+          <w:lang w:val="tr-TR" w:eastAsia="tr-TR"/>
+        </w:rPr>
+        <w:t>15. Kurutma Kulesi Çıkış Sasör Fan Bacası</w:t>
+      </w:r>
+    </w:p>
+    <w:p>
+      <w:r>
+        <w:rPr>
+          <w:rFonts w:ascii="Calibri" w:hAnsi="Calibri" w:eastAsia="Calibri"/>
+          <w:sz w:val="22"/>
+          <w:lang w:val="tr-TR" w:eastAsia="tr-TR"/>
+        </w:rPr>
+        <w:t>16. Temizleme Sasör Fan Bacası</w:t>
+      </w:r>
+    </w:p>
+    <w:p>
+      <w:r>
+        <w:rPr>
+          <w:rFonts w:ascii="Calibri" w:hAnsi="Calibri" w:eastAsia="Calibri"/>
+          <w:sz w:val="22"/>
+          <w:lang w:val="tr-TR" w:eastAsia="tr-TR"/>
+        </w:rPr>
+        <w:t>17. Temizleme Taş Ayırıcı Fan Bacası</w:t>
+      </w:r>
+    </w:p>
+    <w:p>
+      <w:r>
+        <w:rPr>
+          <w:rFonts w:ascii="Calibri" w:hAnsi="Calibri" w:eastAsia="Calibri"/>
+          <w:sz w:val="22"/>
+          <w:lang w:val="tr-TR" w:eastAsia="tr-TR"/>
+        </w:rPr>
+        <w:t>18. Temizleme Taş Ayırıcı Fan Bacası 2</w:t>
+      </w:r>
+    </w:p>
+    <w:p>
+      <w:r>
+        <w:rPr>
+          <w:rFonts w:ascii="Calibri" w:hAnsi="Calibri" w:eastAsia="Calibri"/>
+          <w:sz w:val="22"/>
+          <w:lang w:val="tr-TR" w:eastAsia="tr-TR"/>
+        </w:rPr>
+        <w:t>Mercimek Bölümünde 12 Tane</w:t>
+      </w:r>
+    </w:p>
+    <w:p>
+      <w:r>
+        <w:rPr>
+          <w:rFonts w:ascii="Calibri" w:hAnsi="Calibri" w:eastAsia="Calibri"/>
+          <w:sz w:val="22"/>
+          <w:lang w:val="tr-TR" w:eastAsia="tr-TR"/>
+        </w:rPr>
+        <w:t>19. Sorteks Fan Bacası</w:t>
+      </w:r>
+    </w:p>
+    <w:p>
+      <w:r>
+        <w:rPr>
+          <w:rFonts w:ascii="Calibri" w:hAnsi="Calibri" w:eastAsia="Calibri"/>
+          <w:sz w:val="22"/>
+          <w:lang w:val="tr-TR" w:eastAsia="tr-TR"/>
+        </w:rPr>
+        <w:t>20. Elek Kepek Fan Bacası</w:t>
+      </w:r>
+    </w:p>
+    <w:p>
+      <w:r>
+        <w:rPr>
+          <w:rFonts w:ascii="Calibri" w:hAnsi="Calibri" w:eastAsia="Calibri"/>
+          <w:sz w:val="22"/>
+          <w:lang w:val="tr-TR" w:eastAsia="tr-TR"/>
+        </w:rPr>
+        <w:t>21. Kabuk Soyucu Fan Bacası</w:t>
+      </w:r>
+    </w:p>
+    <w:p>
+      <w:r>
+        <w:rPr>
+          <w:rFonts w:ascii="Calibri" w:hAnsi="Calibri" w:eastAsia="Calibri"/>
+          <w:sz w:val="22"/>
+          <w:lang w:val="tr-TR" w:eastAsia="tr-TR"/>
+        </w:rPr>
+        <w:t>22. Kule Kurutma Fan Bacası</w:t>
+      </w:r>
+    </w:p>
+    <w:p>
+      <w:r>
+        <w:rPr>
+          <w:rFonts w:ascii="Calibri" w:hAnsi="Calibri" w:eastAsia="Calibri"/>
+          <w:sz w:val="22"/>
+          <w:lang w:val="tr-TR" w:eastAsia="tr-TR"/>
+        </w:rPr>
+        <w:t>23. Kule Kurutma Fan Bacası 2</w:t>
+      </w:r>
+    </w:p>
+    <w:p>
+      <w:r>
+        <w:rPr>
+          <w:rFonts w:ascii="Calibri" w:hAnsi="Calibri" w:eastAsia="Calibri"/>
+          <w:sz w:val="22"/>
+          <w:lang w:val="tr-TR" w:eastAsia="tr-TR"/>
+        </w:rPr>
+        <w:t>24. Jet Filtre Fan Bacası</w:t>
+      </w:r>
+    </w:p>
+    <w:p>
+      <w:r>
+        <w:rPr>
+          <w:rFonts w:ascii="Calibri" w:hAnsi="Calibri" w:eastAsia="Calibri"/>
+          <w:sz w:val="22"/>
+          <w:lang w:val="tr-TR" w:eastAsia="tr-TR"/>
+        </w:rPr>
+        <w:t>25. Jet Bacası Fan Bacası 2</w:t>
+      </w:r>
+    </w:p>
+    <w:p>
+      <w:r>
+        <w:rPr>
+          <w:rFonts w:ascii="Calibri" w:hAnsi="Calibri" w:eastAsia="Calibri"/>
+          <w:sz w:val="22"/>
+          <w:lang w:val="tr-TR" w:eastAsia="tr-TR"/>
+        </w:rPr>
+        <w:t>26. Taş Ayırıcı Fan Bacası</w:t>
+      </w:r>
+    </w:p>
+    <w:p>
+      <w:r>
+        <w:rPr>
+          <w:rFonts w:ascii="Calibri" w:hAnsi="Calibri" w:eastAsia="Calibri"/>
+          <w:sz w:val="22"/>
+          <w:lang w:val="tr-TR" w:eastAsia="tr-TR"/>
+        </w:rPr>
+        <w:t>27. Taş Ayırıcı Fan Bacası 2</w:t>
+      </w:r>
+    </w:p>
+    <w:p>
+      <w:r>
+        <w:rPr>
+          <w:rFonts w:ascii="Calibri" w:hAnsi="Calibri" w:eastAsia="Calibri"/>
+          <w:sz w:val="22"/>
+          <w:lang w:val="tr-TR" w:eastAsia="tr-TR"/>
+        </w:rPr>
+        <w:t>28. Geri Dönüşüm Hafif Tane Fan Bacası</w:t>
+      </w:r>
+    </w:p>
+    <w:p>
+      <w:r>
+        <w:rPr>
+          <w:rFonts w:ascii="Calibri" w:hAnsi="Calibri" w:eastAsia="Calibri"/>
+          <w:sz w:val="22"/>
+          <w:lang w:val="tr-TR" w:eastAsia="tr-TR"/>
+        </w:rPr>
+        <w:t>29. Hafıf Tane Fan Bacası</w:t>
+      </w:r>
+    </w:p>
+    <w:p>
+      <w:r>
+        <w:rPr>
+          <w:rFonts w:ascii="Calibri" w:hAnsi="Calibri" w:eastAsia="Calibri"/>
+          <w:sz w:val="22"/>
+          <w:lang w:val="tr-TR" w:eastAsia="tr-TR"/>
+        </w:rPr>
+        <w:t>30. Hafif Tane Fan Bacası 2</w:t>
+      </w:r>
+    </w:p>
+    <w:p>
+      <w:r>
+        <w:rPr>
+          <w:rFonts w:ascii="Calibri" w:hAnsi="Calibri" w:eastAsia="Calibri"/>
+          <w:sz w:val="22"/>
+          <w:lang w:val="tr-TR" w:eastAsia="tr-TR"/>
+        </w:rPr>
+        <w:t>Pirinç Bölümünde 5 Tane</w:t>
+      </w:r>
+    </w:p>
+    <w:p>
+      <w:r>
+        <w:rPr>
+          <w:rFonts w:ascii="Calibri" w:hAnsi="Calibri" w:eastAsia="Calibri"/>
+          <w:sz w:val="22"/>
+          <w:lang w:val="tr-TR" w:eastAsia="tr-TR"/>
+        </w:rPr>
+        <w:t>31. Taş Ayırıcı Fan Bacası</w:t>
+      </w:r>
+    </w:p>
+    <w:p>
+      <w:r>
+        <w:rPr>
+          <w:rFonts w:ascii="Calibri" w:hAnsi="Calibri" w:eastAsia="Calibri"/>
+          <w:sz w:val="22"/>
+          <w:lang w:val="tr-TR" w:eastAsia="tr-TR"/>
+        </w:rPr>
+        <w:t>32. Parlatma Kepek Fan Bacası</w:t>
+      </w:r>
+    </w:p>
+    <w:p>
+      <w:r>
+        <w:rPr>
+          <w:rFonts w:ascii="Calibri" w:hAnsi="Calibri" w:eastAsia="Calibri"/>
+          <w:sz w:val="22"/>
+          <w:lang w:val="tr-TR" w:eastAsia="tr-TR"/>
+        </w:rPr>
+        <w:t>33. Değirmen Aspiratör Fan Bacası</w:t>
+      </w:r>
+    </w:p>
+    <w:p>
+      <w:r>
+        <w:rPr>
+          <w:rFonts w:ascii="Calibri" w:hAnsi="Calibri" w:eastAsia="Calibri"/>
+          <w:sz w:val="22"/>
+          <w:lang w:val="tr-TR" w:eastAsia="tr-TR"/>
+        </w:rPr>
+        <w:t>34. Genel Aspiratör Fan Bacası</w:t>
+      </w:r>
+    </w:p>
+    <w:p>
+      <w:r>
+        <w:rPr>
+          <w:rFonts w:ascii="Calibri" w:hAnsi="Calibri" w:eastAsia="Calibri"/>
+          <w:sz w:val="22"/>
+          <w:lang w:val="tr-TR" w:eastAsia="tr-TR"/>
+        </w:rPr>
+        <w:t>35. Ön Eleme Aspiratör Fan Bacası</w:t>
+      </w:r>
+    </w:p>
+    <w:p>
+      <w:r>
+        <w:rPr>
+          <w:rFonts w:ascii="Calibri" w:hAnsi="Calibri" w:eastAsia="Calibri"/>
+          <w:sz w:val="22"/>
+          <w:lang w:val="tr-TR" w:eastAsia="tr-TR"/>
+        </w:rPr>
+        <w:t>Yem Bölümünde 5 Tane</w:t>
+      </w:r>
+    </w:p>
+    <w:p>
+      <w:r>
+        <w:rPr>
+          <w:rFonts w:ascii="Calibri" w:hAnsi="Calibri" w:eastAsia="Calibri"/>
+          <w:sz w:val="22"/>
+          <w:lang w:val="tr-TR" w:eastAsia="tr-TR"/>
+        </w:rPr>
+        <w:t>36. Toz Siklon Fan bacası</w:t>
+      </w:r>
+    </w:p>
+    <w:p>
+      <w:r>
+        <w:rPr>
+          <w:rFonts w:ascii="Calibri" w:hAnsi="Calibri" w:eastAsia="Calibri"/>
+          <w:sz w:val="22"/>
+          <w:lang w:val="tr-TR" w:eastAsia="tr-TR"/>
+        </w:rPr>
+        <w:t>37. Pres 1 Palet Aspiratör Fan Bacası</w:t>
+      </w:r>
+    </w:p>
+    <w:p>
+      <w:r>
+        <w:rPr>
+          <w:rFonts w:ascii="Calibri" w:hAnsi="Calibri" w:eastAsia="Calibri"/>
+          <w:sz w:val="22"/>
+          <w:lang w:val="tr-TR" w:eastAsia="tr-TR"/>
+        </w:rPr>
+        <w:t>38. Pres 2 Palet Aspiratör Fan Bacası</w:t>
+      </w:r>
+    </w:p>
+    <w:p>
+      <w:r>
+        <w:rPr>
+          <w:rFonts w:ascii="Calibri" w:hAnsi="Calibri" w:eastAsia="Calibri"/>
+          <w:sz w:val="22"/>
+          <w:lang w:val="tr-TR" w:eastAsia="tr-TR"/>
+        </w:rPr>
+        <w:t>39. Değirmen Fan Bacası</w:t>
+      </w:r>
+    </w:p>
+    <w:p>
+      <w:r>
+        <w:rPr>
+          <w:rFonts w:ascii="Calibri" w:hAnsi="Calibri" w:eastAsia="Calibri"/>
+          <w:sz w:val="22"/>
+          <w:lang w:val="tr-TR" w:eastAsia="tr-TR"/>
+        </w:rPr>
+        <w:t>40. Değirmen 2 Fan Bacası</w:t>
+      </w:r>
+    </w:p>
+    <w:p>
+      <w:r>
+        <w:rPr>
+          <w:rFonts w:ascii="Calibri" w:hAnsi="Calibri" w:eastAsia="Calibri"/>
+          <w:sz w:val="22"/>
+          <w:lang w:val="tr-TR" w:eastAsia="tr-TR"/>
+        </w:rPr>
+        <w:t>2 Adet Buhar Kazanı Bacası</w:t>
+      </w:r>
+    </w:p>
+    <w:p>
+      <w:r>
+        <w:rPr>
+          <w:rFonts w:ascii="Calibri" w:hAnsi="Calibri" w:eastAsia="Calibri"/>
+          <w:sz w:val="22"/>
+          <w:lang w:val="tr-TR" w:eastAsia="tr-TR"/>
+        </w:rPr>
+        <w:t>41. Buhar Kazanı Fan Bacası</w:t>
+      </w:r>
+    </w:p>
+    <w:p>
+      <w:r>
+        <w:rPr>
+          <w:rFonts w:ascii="Calibri" w:hAnsi="Calibri" w:eastAsia="Calibri"/>
+          <w:sz w:val="22"/>
+          <w:lang w:val="tr-TR" w:eastAsia="tr-TR"/>
+        </w:rPr>
+        <w:t>42. Buhar Kazanı 2 Fan Bacası</w:t>
+      </w:r>
+    </w:p>
+    <w:p>
+      <w:r>
+        <w:rPr>
+          <w:rFonts w:ascii="Calibri" w:hAnsi="Calibri" w:eastAsia="Calibri"/>
+          <w:sz w:val="22"/>
+          <w:lang w:val="tr-TR" w:eastAsia="tr-TR"/>
+        </w:rPr>
+        <w:t>1 Adet Biyogaz Bacası</w:t>
+      </w:r>
+    </w:p>
+    <w:p>
+      <w:r>
+        <w:rPr>
+          <w:rFonts w:ascii="Calibri" w:hAnsi="Calibri" w:eastAsia="Calibri"/>
+          <w:sz w:val="22"/>
+          <w:lang w:val="tr-TR" w:eastAsia="tr-TR"/>
+        </w:rPr>
+        <w:t>43. Biyogaz (kojenerasyon) Bacası</w:t>
+      </w:r>
+    </w:p>
+    <w:p>
+      <w:r>
+        <w:rPr>
+          <w:rFonts w:ascii="Calibri" w:hAnsi="Calibri" w:eastAsia="Calibri"/>
+          <w:sz w:val="22"/>
+          <w:lang w:val="tr-TR" w:eastAsia="tr-TR"/>
+        </w:rPr>
+        <w:t>İşletmede bulunan proses bacalarında jet filtre, yakma bacalarında ise multisiklon filtre</w:t>
+      </w:r>
+    </w:p>
+    <w:p>
+      <w:r>
+        <w:rPr>
+          <w:rFonts w:ascii="Calibri" w:hAnsi="Calibri" w:eastAsia="Calibri"/>
+          <w:sz w:val="22"/>
+          <w:lang w:val="tr-TR" w:eastAsia="tr-TR"/>
+        </w:rPr>
+        <w:t>kullanılmaktadır.</w:t>
+      </w:r>
+    </w:p>
+    <w:p>
+      <w:r>
+        <w:br w:type="page"/>
+      </w:r>
+    </w:p>
+    <w:p>
       <w:pPr>
-        <w:sectPr>
-          <w:pgSz w:w="11860" w:h="17020"/>
-          <w:pgMar w:top="0" w:right="0" w:bottom="0" w:left="0" w:header="0" w:footer="0" w:gutter="0"/>
-          <w:cols w:space="720"/>
-          <w:docGrid w:linePitch="360"/>
-        </w:sectPr>
+        <w:pStyle w:val="Heading2"/>
       </w:pPr>
+      <w:r>
+        <w:rPr>
+          <w:rFonts w:ascii="Calibri" w:hAnsi="Calibri" w:eastAsia="Calibri"/>
+          <w:b/>
+          <w:color w:val="0F3D4C"/>
+          <w:sz w:val="26"/>
+          <w:lang w:val="tr-TR" w:eastAsia="tr-TR"/>
+        </w:rPr>
+        <w:t>Tablo-1 Emisyon Kaynakları</w:t>
+      </w:r>
+    </w:p>
+    <w:p>
+      <w:r>
+        <w:rPr>
+          <w:rFonts w:ascii="Calibri" w:hAnsi="Calibri" w:eastAsia="Calibri"/>
+          <w:sz w:val="22"/>
+          <w:lang w:val="tr-TR" w:eastAsia="tr-TR"/>
+        </w:rPr>
+        <w:t>Yakma Bacası 3</w:t>
+      </w:r>
+    </w:p>
+    <w:p>
+      <w:r>
+        <w:rPr>
+          <w:rFonts w:ascii="Calibri" w:hAnsi="Calibri" w:eastAsia="Calibri"/>
+          <w:sz w:val="22"/>
+          <w:lang w:val="tr-TR" w:eastAsia="tr-TR"/>
+        </w:rPr>
+        <w:t>İşletmede bulunan emisyon Proses Bacası 40</w:t>
+      </w:r>
+    </w:p>
+    <w:p>
+      <w:r>
+        <w:rPr>
+          <w:rFonts w:ascii="Calibri" w:hAnsi="Calibri" w:eastAsia="Calibri"/>
+          <w:sz w:val="22"/>
+          <w:lang w:val="tr-TR" w:eastAsia="tr-TR"/>
+        </w:rPr>
+        <w:t>kaynağı sayısı Proses Dışı Baca</w:t>
+      </w:r>
+    </w:p>
+    <w:p>
+      <w:r>
+        <w:rPr>
+          <w:rFonts w:ascii="Calibri" w:hAnsi="Calibri" w:eastAsia="Calibri"/>
+          <w:sz w:val="22"/>
+          <w:lang w:val="tr-TR" w:eastAsia="tr-TR"/>
+        </w:rPr>
+        <w:t>Alan Kaynak</w:t>
+      </w:r>
     </w:p>
     <w:p>
       <w:pPr>
-        <w:spacing w:before="0" w:after="0" w:line="240" w:lineRule="auto"/>
+        <w:pStyle w:val="Heading2"/>
       </w:pPr>
       <w:r>
         <w:rPr>
-          <w:sz w:val="4"/>
-        </w:rPr>
+          <w:rFonts w:ascii="Calibri" w:hAnsi="Calibri" w:eastAsia="Calibri"/>
+          <w:b/>
+          <w:color w:val="0F3D4C"/>
+          <w:sz w:val="26"/>
+          <w:lang w:val="tr-TR" w:eastAsia="tr-TR"/>
+        </w:rPr>
+        <w:t>Tablo-2 Baca Bilgileri</w:t>
+      </w:r>
+    </w:p>
+    <w:p>
+      <w:r>
+        <w:rPr>
+          <w:rFonts w:ascii="Calibri" w:hAnsi="Calibri" w:eastAsia="Calibri"/>
+          <w:sz w:val="22"/>
+          <w:lang w:val="tr-TR" w:eastAsia="tr-TR"/>
+        </w:rPr>
+        <w:t>No Baca Baca Adı o Temsil Temsil ettiği Kullanım Bacanın Bacanın Emisyon On-line</w:t>
+      </w:r>
+    </w:p>
+    <w:p>
+      <w:r>
+        <w:rPr>
+          <w:rFonts w:ascii="Calibri" w:hAnsi="Calibri" w:eastAsia="Calibri"/>
+          <w:sz w:val="22"/>
+          <w:lang w:val="tr-TR" w:eastAsia="tr-TR"/>
+        </w:rPr>
+        <w:t>Kodu ettiği üniteler amacı tabandan Çatıdan azaltıcı izleniyo</w:t>
+      </w:r>
+    </w:p>
+    <w:p>
+      <w:r>
+        <w:rPr>
+          <w:rFonts w:ascii="Calibri" w:hAnsi="Calibri" w:eastAsia="Calibri"/>
+          <w:sz w:val="22"/>
+          <w:lang w:val="tr-TR" w:eastAsia="tr-TR"/>
+        </w:rPr>
+        <w:t>ünite (Yakma/ yüksekliği Yüksekliği tedbirler rmu?</w:t>
+      </w:r>
+    </w:p>
+    <w:p>
+      <w:r>
+        <w:rPr>
+          <w:rFonts w:ascii="Calibri" w:hAnsi="Calibri" w:eastAsia="Calibri"/>
+          <w:sz w:val="22"/>
+          <w:lang w:val="tr-TR" w:eastAsia="tr-TR"/>
+        </w:rPr>
+        <w:t>sayısı Proses/ (m) (m)</w:t>
+      </w:r>
+    </w:p>
+    <w:p>
+      <w:r>
+        <w:rPr>
+          <w:rFonts w:ascii="Calibri" w:hAnsi="Calibri" w:eastAsia="Calibri"/>
+          <w:sz w:val="22"/>
+          <w:lang w:val="tr-TR" w:eastAsia="tr-TR"/>
+        </w:rPr>
+        <w:t>Proses</w:t>
+      </w:r>
+    </w:p>
+    <w:p>
+      <w:r>
+        <w:rPr>
+          <w:rFonts w:ascii="Calibri" w:hAnsi="Calibri" w:eastAsia="Calibri"/>
+          <w:sz w:val="22"/>
+          <w:lang w:val="tr-TR" w:eastAsia="tr-TR"/>
+        </w:rPr>
+        <w:t>dışı)</w:t>
+      </w:r>
+    </w:p>
+    <w:p>
+      <w:r>
+        <w:rPr>
+          <w:rFonts w:ascii="Calibri" w:hAnsi="Calibri" w:eastAsia="Calibri"/>
+          <w:sz w:val="22"/>
+          <w:lang w:val="tr-TR" w:eastAsia="tr-TR"/>
+        </w:rPr>
+        <w:t>BULGUR</w:t>
+      </w:r>
+    </w:p>
+    <w:p>
+      <w:r>
+        <w:rPr>
+          <w:rFonts w:ascii="Calibri" w:hAnsi="Calibri" w:eastAsia="Calibri"/>
+          <w:sz w:val="22"/>
+          <w:lang w:val="tr-TR" w:eastAsia="tr-TR"/>
+        </w:rPr>
+        <w:t>] PFB Pnömatik Fan 17 Değirmen (ladet), Proses 36,65 1,65 JET HAYIR</w:t>
+      </w:r>
+    </w:p>
+    <w:p>
+      <w:r>
+        <w:rPr>
+          <w:rFonts w:ascii="Calibri" w:hAnsi="Calibri" w:eastAsia="Calibri"/>
+          <w:sz w:val="22"/>
+          <w:lang w:val="tr-TR" w:eastAsia="tr-TR"/>
+        </w:rPr>
+        <w:t>Bacası Parlatma (Sadet), FİLTRE</w:t>
+      </w:r>
+    </w:p>
+    <w:p>
+      <w:r>
+        <w:rPr>
+          <w:rFonts w:ascii="Calibri" w:hAnsi="Calibri" w:eastAsia="Calibri"/>
+          <w:sz w:val="22"/>
+          <w:lang w:val="tr-TR" w:eastAsia="tr-TR"/>
+        </w:rPr>
+        <w:t>Vals (kırıcı) çıkışı (2adet),</w:t>
+      </w:r>
+    </w:p>
+    <w:p>
+      <w:r>
+        <w:rPr>
+          <w:rFonts w:ascii="Calibri" w:hAnsi="Calibri" w:eastAsia="Calibri"/>
+          <w:sz w:val="22"/>
+          <w:lang w:val="tr-TR" w:eastAsia="tr-TR"/>
+        </w:rPr>
+        <w:t>Elek altı(un) çıkışı (4adet),</w:t>
+      </w:r>
+    </w:p>
+    <w:p>
+      <w:r>
+        <w:rPr>
+          <w:rFonts w:ascii="Calibri" w:hAnsi="Calibri" w:eastAsia="Calibri"/>
+          <w:sz w:val="22"/>
+          <w:lang w:val="tr-TR" w:eastAsia="tr-TR"/>
+        </w:rPr>
+        <w:t>Edvanlar (tutucu) (2adet)</w:t>
+      </w:r>
+    </w:p>
+    <w:p>
+      <w:r>
+        <w:rPr>
+          <w:rFonts w:ascii="Calibri" w:hAnsi="Calibri" w:eastAsia="Calibri"/>
+          <w:sz w:val="22"/>
+          <w:lang w:val="tr-TR" w:eastAsia="tr-TR"/>
+        </w:rPr>
+        <w:t>BKKFB Bulgur 2 Kurutma kulesi (2adet) Proses 37,00 2,00 JET HAYIR</w:t>
+      </w:r>
+    </w:p>
+    <w:p>
+      <w:r>
+        <w:rPr>
+          <w:rFonts w:ascii="Calibri" w:hAnsi="Calibri" w:eastAsia="Calibri"/>
+          <w:sz w:val="22"/>
+          <w:lang w:val="tr-TR" w:eastAsia="tr-TR"/>
+        </w:rPr>
+        <w:t>2 Kurutma Kule FILTRE</w:t>
+      </w:r>
+    </w:p>
+    <w:p>
+      <w:r>
+        <w:rPr>
+          <w:rFonts w:ascii="Calibri" w:hAnsi="Calibri" w:eastAsia="Calibri"/>
+          <w:sz w:val="22"/>
+          <w:lang w:val="tr-TR" w:eastAsia="tr-TR"/>
+        </w:rPr>
+        <w:t>Fan Bacası</w:t>
+      </w:r>
+    </w:p>
+    <w:p>
+      <w:r>
+        <w:rPr>
+          <w:rFonts w:ascii="Calibri" w:hAnsi="Calibri" w:eastAsia="Calibri"/>
+          <w:sz w:val="22"/>
+          <w:lang w:val="tr-TR" w:eastAsia="tr-TR"/>
+        </w:rPr>
+        <w:t>UFB Un Fan Bacası 8 Kurutma kulesi (2adet), Proses 37,00 2,00 JET HAYIR</w:t>
+      </w:r>
+    </w:p>
+    <w:p>
+      <w:r>
+        <w:rPr>
+          <w:rFonts w:ascii="Calibri" w:hAnsi="Calibri" w:eastAsia="Calibri"/>
+          <w:sz w:val="22"/>
+          <w:lang w:val="tr-TR" w:eastAsia="tr-TR"/>
+        </w:rPr>
+        <w:t>Un eleği (2 adet), FİLTRE</w:t>
+      </w:r>
+    </w:p>
+    <w:p>
+      <w:r>
+        <w:rPr>
+          <w:rFonts w:ascii="Calibri" w:hAnsi="Calibri" w:eastAsia="Calibri"/>
+          <w:sz w:val="22"/>
+          <w:lang w:val="tr-TR" w:eastAsia="tr-TR"/>
+        </w:rPr>
+        <w:t>3 Kalibre boylama eleği (2 adet),</w:t>
+      </w:r>
+    </w:p>
+    <w:p>
+      <w:r>
+        <w:rPr>
+          <w:rFonts w:ascii="Calibri" w:hAnsi="Calibri" w:eastAsia="Calibri"/>
+          <w:sz w:val="22"/>
+          <w:lang w:val="tr-TR" w:eastAsia="tr-TR"/>
+        </w:rPr>
+        <w:t>Soğutma (parlatma) tamburu (2 adet)</w:t>
+      </w:r>
+    </w:p>
+    <w:p>
+      <w:r>
+        <w:rPr>
+          <w:rFonts w:ascii="Calibri" w:hAnsi="Calibri" w:eastAsia="Calibri"/>
+          <w:sz w:val="22"/>
+          <w:lang w:val="tr-TR" w:eastAsia="tr-TR"/>
+        </w:rPr>
+        <w:t>4 KFB Kepek Fan 5 Kabuk soyucu (3adet), Proses 36,80 1,80 JET HAYIR</w:t>
+      </w:r>
+    </w:p>
+    <w:p>
+      <w:r>
+        <w:rPr>
+          <w:rFonts w:ascii="Calibri" w:hAnsi="Calibri" w:eastAsia="Calibri"/>
+          <w:sz w:val="22"/>
+          <w:lang w:val="tr-TR" w:eastAsia="tr-TR"/>
+        </w:rPr>
+        <w:t>Bacası Vals (kırıcı) (2adet) FİLTRE</w:t>
+      </w:r>
+    </w:p>
+    <w:p>
+      <w:r>
+        <w:rPr>
+          <w:rFonts w:ascii="Calibri" w:hAnsi="Calibri" w:eastAsia="Calibri"/>
+          <w:sz w:val="22"/>
+          <w:lang w:val="tr-TR" w:eastAsia="tr-TR"/>
+        </w:rPr>
+        <w:t>5 DTAFB Degirmen Tas Taş ayırıcı (ladet) Proses 36,60 1,60 YOK HAYIR</w:t>
+      </w:r>
+    </w:p>
+    <w:p>
+      <w:r>
+        <w:rPr>
+          <w:rFonts w:ascii="Calibri" w:hAnsi="Calibri" w:eastAsia="Calibri"/>
+          <w:sz w:val="22"/>
+          <w:lang w:val="tr-TR" w:eastAsia="tr-TR"/>
+        </w:rPr>
+        <w:t>Ayırıcı Fan</w:t>
+      </w:r>
+    </w:p>
+    <w:p>
+      <w:r>
+        <w:rPr>
+          <w:rFonts w:ascii="Calibri" w:hAnsi="Calibri" w:eastAsia="Calibri"/>
+          <w:sz w:val="22"/>
+          <w:lang w:val="tr-TR" w:eastAsia="tr-TR"/>
+        </w:rPr>
+        <w:t>Bacası</w:t>
+      </w:r>
+    </w:p>
+    <w:p>
+      <w:r>
+        <w:rPr>
+          <w:rFonts w:ascii="Calibri" w:hAnsi="Calibri" w:eastAsia="Calibri"/>
+          <w:sz w:val="22"/>
+          <w:lang w:val="tr-TR" w:eastAsia="tr-TR"/>
+        </w:rPr>
+        <w:t>6 KKFB Kepek l Kepek kurutma ünitesi (nem alma) Proses 36,80 1,80 JET HAYIR</w:t>
+      </w:r>
+    </w:p>
+    <w:p>
+      <w:r>
+        <w:rPr>
+          <w:rFonts w:ascii="Calibri" w:hAnsi="Calibri" w:eastAsia="Calibri"/>
+          <w:sz w:val="22"/>
+          <w:lang w:val="tr-TR" w:eastAsia="tr-TR"/>
+        </w:rPr>
+        <w:t>Kurutma Fan (ladet) FILTRE</w:t>
+      </w:r>
+    </w:p>
+    <w:p>
+      <w:r>
+        <w:rPr>
+          <w:rFonts w:ascii="Calibri" w:hAnsi="Calibri" w:eastAsia="Calibri"/>
+          <w:sz w:val="22"/>
+          <w:lang w:val="tr-TR" w:eastAsia="tr-TR"/>
+        </w:rPr>
+        <w:t>Bacası</w:t>
+      </w:r>
+    </w:p>
+    <w:p>
+      <w:r>
+        <w:rPr>
+          <w:rFonts w:ascii="Calibri" w:hAnsi="Calibri" w:eastAsia="Calibri"/>
+          <w:sz w:val="22"/>
+          <w:lang w:val="tr-TR" w:eastAsia="tr-TR"/>
+        </w:rPr>
+        <w:t>7 HKKFB Hedik Kurutma l Hedik kurutma kulesi Proses 36,65 1,65 YOK HAYIR</w:t>
+      </w:r>
+    </w:p>
+    <w:p>
+      <w:r>
+        <w:rPr>
+          <w:rFonts w:ascii="Calibri" w:hAnsi="Calibri" w:eastAsia="Calibri"/>
+          <w:sz w:val="22"/>
+          <w:lang w:val="tr-TR" w:eastAsia="tr-TR"/>
+        </w:rPr>
+        <w:t>2-1 Kule Fan Bacası 2 nolu</w:t>
+      </w:r>
+    </w:p>
+    <w:p>
+      <w:r>
+        <w:rPr>
+          <w:rFonts w:ascii="Calibri" w:hAnsi="Calibri" w:eastAsia="Calibri"/>
+          <w:sz w:val="22"/>
+          <w:lang w:val="tr-TR" w:eastAsia="tr-TR"/>
+        </w:rPr>
+        <w:t>8 HKKFB Hedik Kurutma 1 Hedik kurutma kulesi Proses 36,65 1,65 YOK HAYIR</w:t>
+      </w:r>
+    </w:p>
+    <w:p>
+      <w:r>
+        <w:rPr>
+          <w:rFonts w:ascii="Calibri" w:hAnsi="Calibri" w:eastAsia="Calibri"/>
+          <w:sz w:val="22"/>
+          <w:lang w:val="tr-TR" w:eastAsia="tr-TR"/>
+        </w:rPr>
+        <w:t>2-2 Kule Fan 2 nolu</w:t>
+      </w:r>
+    </w:p>
+    <w:p>
+      <w:r>
+        <w:rPr>
+          <w:rFonts w:ascii="Calibri" w:hAnsi="Calibri" w:eastAsia="Calibri"/>
+          <w:sz w:val="22"/>
+          <w:lang w:val="tr-TR" w:eastAsia="tr-TR"/>
+        </w:rPr>
+        <w:t>Bacası 2-2 \</w:t>
+      </w:r>
+    </w:p>
+    <w:p>
+      <w:r>
+        <w:rPr>
+          <w:rFonts w:ascii="Calibri" w:hAnsi="Calibri" w:eastAsia="Calibri"/>
+          <w:sz w:val="22"/>
+          <w:lang w:val="tr-TR" w:eastAsia="tr-TR"/>
+        </w:rPr>
+        <w:t>9 HKKFB Hedik Kurutma 1 Hedik kurutma kulesi Proses 36,65 1,65 YOK HAYIR</w:t>
+      </w:r>
+    </w:p>
+    <w:p>
+      <w:r>
+        <w:rPr>
+          <w:rFonts w:ascii="Calibri" w:hAnsi="Calibri" w:eastAsia="Calibri"/>
+          <w:sz w:val="22"/>
+          <w:lang w:val="tr-TR" w:eastAsia="tr-TR"/>
+        </w:rPr>
+        <w:t>1-] Kule Fan 1 nolu</w:t>
+      </w:r>
+    </w:p>
+    <w:p>
+      <w:r>
+        <w:rPr>
+          <w:rFonts w:ascii="Calibri" w:hAnsi="Calibri" w:eastAsia="Calibri"/>
+          <w:sz w:val="22"/>
+          <w:lang w:val="tr-TR" w:eastAsia="tr-TR"/>
+        </w:rPr>
+        <w:t>Bacası 1-1</w:t>
+      </w:r>
+    </w:p>
+    <w:p>
+      <w:r>
+        <w:rPr>
+          <w:rFonts w:ascii="Calibri" w:hAnsi="Calibri" w:eastAsia="Calibri"/>
+          <w:sz w:val="22"/>
+          <w:lang w:val="tr-TR" w:eastAsia="tr-TR"/>
+        </w:rPr>
+        <w:t>10 HKKFB Hedik Kurutma I Hedik kurutma kulesi Proses 36,65 1,65 YOK HAYIR</w:t>
+      </w:r>
+    </w:p>
+    <w:p>
+      <w:r>
+        <w:rPr>
+          <w:rFonts w:ascii="Calibri" w:hAnsi="Calibri" w:eastAsia="Calibri"/>
+          <w:sz w:val="22"/>
+          <w:lang w:val="tr-TR" w:eastAsia="tr-TR"/>
+        </w:rPr>
+        <w:t>1-2 Kule Fan I nolu</w:t>
+      </w:r>
+    </w:p>
+    <w:p>
+      <w:r>
+        <w:rPr>
+          <w:rFonts w:ascii="Calibri" w:hAnsi="Calibri" w:eastAsia="Calibri"/>
+          <w:sz w:val="22"/>
+          <w:lang w:val="tr-TR" w:eastAsia="tr-TR"/>
+        </w:rPr>
+        <w:t>Bacası 1-2</w:t>
+      </w:r>
+    </w:p>
+    <w:p>
+      <w:r>
+        <w:rPr>
+          <w:rFonts w:ascii="Calibri" w:hAnsi="Calibri" w:eastAsia="Calibri"/>
+          <w:sz w:val="22"/>
+          <w:lang w:val="tr-TR" w:eastAsia="tr-TR"/>
+        </w:rPr>
+        <w:t>1] HKKFB Hedik Sogutma l Soğutma kulesi 2 nolu (ladet) Proses 36,70 1,70 JET HAYIR</w:t>
+      </w:r>
+    </w:p>
+    <w:p>
+      <w:r>
+        <w:rPr>
+          <w:rFonts w:ascii="Calibri" w:hAnsi="Calibri" w:eastAsia="Calibri"/>
+          <w:sz w:val="22"/>
+          <w:lang w:val="tr-TR" w:eastAsia="tr-TR"/>
+        </w:rPr>
+        <w:t>2 Fan Bacası Hat FİLTRE</w:t>
+      </w:r>
+    </w:p>
+    <w:p>
+      <w:r>
+        <w:rPr>
+          <w:rFonts w:ascii="Calibri" w:hAnsi="Calibri" w:eastAsia="Calibri"/>
+          <w:sz w:val="22"/>
+          <w:lang w:val="tr-TR" w:eastAsia="tr-TR"/>
+        </w:rPr>
+        <w:t>12 HKKFB Hedik Soğutma I Soğutma kulesi nolu (1 adet) Proses 36,70 1,70 JET HAYIR</w:t>
+      </w:r>
+    </w:p>
+    <w:p>
+      <w:r>
+        <w:rPr>
+          <w:rFonts w:ascii="Calibri" w:hAnsi="Calibri" w:eastAsia="Calibri"/>
+          <w:sz w:val="22"/>
+          <w:lang w:val="tr-TR" w:eastAsia="tr-TR"/>
+        </w:rPr>
+        <w:t>1 Fan Bacasi Hat FİLTRE</w:t>
+      </w:r>
+    </w:p>
+    <w:p>
+      <w:r>
+        <w:rPr>
+          <w:rFonts w:ascii="Calibri" w:hAnsi="Calibri" w:eastAsia="Calibri"/>
+          <w:sz w:val="22"/>
+          <w:lang w:val="tr-TR" w:eastAsia="tr-TR"/>
+        </w:rPr>
+        <w:t>13 HTFB Hafif Tane Fan I Hafif tane ünitesi (ladet) Proses 36,90 1,90 JET HAYIR</w:t>
+      </w:r>
+    </w:p>
+    <w:p>
+      <w:r>
+        <w:rPr>
+          <w:rFonts w:ascii="Calibri" w:hAnsi="Calibri" w:eastAsia="Calibri"/>
+          <w:sz w:val="22"/>
+          <w:lang w:val="tr-TR" w:eastAsia="tr-TR"/>
+        </w:rPr>
+        <w:t>Bacası FİLTRE</w:t>
+      </w:r>
+    </w:p>
+    <w:p>
+      <w:r>
+        <w:rPr>
+          <w:rFonts w:ascii="Calibri" w:hAnsi="Calibri" w:eastAsia="Calibri"/>
+          <w:sz w:val="22"/>
+          <w:lang w:val="tr-TR" w:eastAsia="tr-TR"/>
+        </w:rPr>
+        <w:t>14 TAFB Toz Aspiratör 16 Elevatör (9adet), Proses 36,80 1,80 JET HAYIR</w:t>
+      </w:r>
+    </w:p>
+    <w:p>
+      <w:r>
+        <w:rPr>
+          <w:rFonts w:ascii="Calibri" w:hAnsi="Calibri" w:eastAsia="Calibri"/>
+          <w:sz w:val="22"/>
+          <w:lang w:val="tr-TR" w:eastAsia="tr-TR"/>
+        </w:rPr>
+        <w:t>Fan Bacası Blower (7adet) FİLTRE</w:t>
+      </w:r>
+    </w:p>
+    <w:p>
+      <w:r>
+        <w:rPr>
+          <w:rFonts w:ascii="Calibri" w:hAnsi="Calibri" w:eastAsia="Calibri"/>
+          <w:sz w:val="22"/>
+          <w:lang w:val="tr-TR" w:eastAsia="tr-TR"/>
+        </w:rPr>
+        <w:t>15 KKCSFB Kurutma kurutma kulesi çöp sasör (tohum, Proses 36,50 1,50 JET HAYIR</w:t>
+      </w:r>
+    </w:p>
+    <w:p>
+      <w:r>
+        <w:rPr>
+          <w:rFonts w:ascii="Calibri" w:hAnsi="Calibri" w:eastAsia="Calibri"/>
+          <w:sz w:val="22"/>
+          <w:lang w:val="tr-TR" w:eastAsia="tr-TR"/>
+        </w:rPr>
+        <w:t>Kulesi Çıkış saman, yem toplanır) (ladet) FİLTRE</w:t>
+      </w:r>
+    </w:p>
+    <w:p>
+      <w:r>
+        <w:rPr>
+          <w:rFonts w:ascii="Calibri" w:hAnsi="Calibri" w:eastAsia="Calibri"/>
+          <w:sz w:val="22"/>
+          <w:lang w:val="tr-TR" w:eastAsia="tr-TR"/>
+        </w:rPr>
+        <w:t>Sasör Fan</w:t>
+      </w:r>
+    </w:p>
+    <w:p>
+      <w:r>
+        <w:rPr>
+          <w:rFonts w:ascii="Calibri" w:hAnsi="Calibri" w:eastAsia="Calibri"/>
+          <w:sz w:val="22"/>
+          <w:lang w:val="tr-TR" w:eastAsia="tr-TR"/>
+        </w:rPr>
+        <w:t>Bacası</w:t>
+      </w:r>
+    </w:p>
+    <w:p>
+      <w:r>
+        <w:rPr>
+          <w:rFonts w:ascii="Calibri" w:hAnsi="Calibri" w:eastAsia="Calibri"/>
+          <w:sz w:val="22"/>
+          <w:lang w:val="tr-TR" w:eastAsia="tr-TR"/>
+        </w:rPr>
+        <w:t>16 TSFB Temizleme ] 6n eleme (sap saman temizleme Proses 36,95 1,95 JET HAYIR</w:t>
+      </w:r>
+    </w:p>
+    <w:p>
+      <w:r>
+        <w:rPr>
+          <w:rFonts w:ascii="Calibri" w:hAnsi="Calibri" w:eastAsia="Calibri"/>
+          <w:sz w:val="22"/>
+          <w:lang w:val="tr-TR" w:eastAsia="tr-TR"/>
+        </w:rPr>
+        <w:t>Sasör Fan yapılır) (ladet) FİLTRE</w:t>
+      </w:r>
+    </w:p>
+    <w:p>
+      <w:r>
+        <w:rPr>
+          <w:rFonts w:ascii="Calibri" w:hAnsi="Calibri" w:eastAsia="Calibri"/>
+          <w:sz w:val="22"/>
+          <w:lang w:val="tr-TR" w:eastAsia="tr-TR"/>
+        </w:rPr>
+        <w:t>Bacası</w:t>
+      </w:r>
+    </w:p>
+    <w:p>
+      <w:r>
+        <w:br w:type="page"/>
+      </w:r>
+    </w:p>
+    <w:p>
+      <w:r>
+        <w:rPr>
+          <w:rFonts w:ascii="Calibri" w:hAnsi="Calibri" w:eastAsia="Calibri"/>
+          <w:sz w:val="22"/>
+          <w:lang w:val="tr-TR" w:eastAsia="tr-TR"/>
+        </w:rPr>
+        <w:t>17 TTAFBI Temizleme Taş 1 Taş ayırıcı ünitesi (ladet) Proses 36,90 1,90 YOK HAYIR</w:t>
+      </w:r>
+    </w:p>
+    <w:p>
+      <w:r>
+        <w:rPr>
+          <w:rFonts w:ascii="Calibri" w:hAnsi="Calibri" w:eastAsia="Calibri"/>
+          <w:sz w:val="22"/>
+          <w:lang w:val="tr-TR" w:eastAsia="tr-TR"/>
+        </w:rPr>
+        <w:t>Ayırıcı Fan</w:t>
+      </w:r>
+    </w:p>
+    <w:p>
+      <w:r>
+        <w:rPr>
+          <w:rFonts w:ascii="Calibri" w:hAnsi="Calibri" w:eastAsia="Calibri"/>
+          <w:sz w:val="22"/>
+          <w:lang w:val="tr-TR" w:eastAsia="tr-TR"/>
+        </w:rPr>
+        <w:t>Bacası</w:t>
+      </w:r>
+    </w:p>
+    <w:p>
+      <w:r>
+        <w:rPr>
+          <w:rFonts w:ascii="Calibri" w:hAnsi="Calibri" w:eastAsia="Calibri"/>
+          <w:sz w:val="22"/>
+          <w:lang w:val="tr-TR" w:eastAsia="tr-TR"/>
+        </w:rPr>
+        <w:t>18 TTAFB2 Temizleme Taş Taş ayırıcı ünitesi 2 (ladet) Proses 36,90 1,90 YOK HAYIR</w:t>
+      </w:r>
+    </w:p>
+    <w:p>
+      <w:r>
+        <w:rPr>
+          <w:rFonts w:ascii="Calibri" w:hAnsi="Calibri" w:eastAsia="Calibri"/>
+          <w:sz w:val="22"/>
+          <w:lang w:val="tr-TR" w:eastAsia="tr-TR"/>
+        </w:rPr>
+        <w:t>Ayırıcı Fan</w:t>
+      </w:r>
+    </w:p>
+    <w:p>
+      <w:r>
+        <w:rPr>
+          <w:rFonts w:ascii="Calibri" w:hAnsi="Calibri" w:eastAsia="Calibri"/>
+          <w:sz w:val="22"/>
+          <w:lang w:val="tr-TR" w:eastAsia="tr-TR"/>
+        </w:rPr>
+        <w:t>Bacası 2</w:t>
+      </w:r>
+    </w:p>
+    <w:p>
+      <w:r>
+        <w:rPr>
+          <w:rFonts w:ascii="Calibri" w:hAnsi="Calibri" w:eastAsia="Calibri"/>
+          <w:sz w:val="22"/>
+          <w:lang w:val="tr-TR" w:eastAsia="tr-TR"/>
+        </w:rPr>
+        <w:t>MERCİMEK</w:t>
+      </w:r>
+    </w:p>
+    <w:p>
+      <w:r>
+        <w:rPr>
+          <w:rFonts w:ascii="Calibri" w:hAnsi="Calibri" w:eastAsia="Calibri"/>
+          <w:sz w:val="22"/>
+          <w:lang w:val="tr-TR" w:eastAsia="tr-TR"/>
+        </w:rPr>
+        <w:t>19 MSFB Mercimek 6 Sortex (3 adet) Proses 37,10 2,10 JET HAYIR</w:t>
+      </w:r>
+    </w:p>
+    <w:p>
+      <w:r>
+        <w:rPr>
+          <w:rFonts w:ascii="Calibri" w:hAnsi="Calibri" w:eastAsia="Calibri"/>
+          <w:sz w:val="22"/>
+          <w:lang w:val="tr-TR" w:eastAsia="tr-TR"/>
+        </w:rPr>
+        <w:t>Sorteks Fan Un sasörü (1 adet), FILTRE</w:t>
+      </w:r>
+    </w:p>
+    <w:p>
+      <w:r>
+        <w:rPr>
+          <w:rFonts w:ascii="Calibri" w:hAnsi="Calibri" w:eastAsia="Calibri"/>
+          <w:sz w:val="22"/>
+          <w:lang w:val="tr-TR" w:eastAsia="tr-TR"/>
+        </w:rPr>
+        <w:t>Bacası Kepek tararı (2 adet)</w:t>
+      </w:r>
+    </w:p>
+    <w:p>
+      <w:r>
+        <w:rPr>
+          <w:rFonts w:ascii="Calibri" w:hAnsi="Calibri" w:eastAsia="Calibri"/>
+          <w:sz w:val="22"/>
+          <w:lang w:val="tr-TR" w:eastAsia="tr-TR"/>
+        </w:rPr>
+        <w:t>20 MEKFB Mercimek Elek 52 Radyal tarar (elek önünden kepeği Proses 37,10 2,10 JET HAYIR</w:t>
+      </w:r>
+    </w:p>
+    <w:p>
+      <w:r>
+        <w:rPr>
+          <w:rFonts w:ascii="Calibri" w:hAnsi="Calibri" w:eastAsia="Calibri"/>
+          <w:sz w:val="22"/>
+          <w:lang w:val="tr-TR" w:eastAsia="tr-TR"/>
+        </w:rPr>
+        <w:t>Kepek Fan alır) (2adet), FİLTRE</w:t>
+      </w:r>
+    </w:p>
+    <w:p>
+      <w:r>
+        <w:rPr>
+          <w:rFonts w:ascii="Calibri" w:hAnsi="Calibri" w:eastAsia="Calibri"/>
+          <w:sz w:val="22"/>
+          <w:lang w:val="tr-TR" w:eastAsia="tr-TR"/>
+        </w:rPr>
+        <w:t>Bacası Kepek tararı (4 adet),</w:t>
+      </w:r>
+    </w:p>
+    <w:p>
+      <w:r>
+        <w:rPr>
+          <w:rFonts w:ascii="Calibri" w:hAnsi="Calibri" w:eastAsia="Calibri"/>
+          <w:sz w:val="22"/>
+          <w:lang w:val="tr-TR" w:eastAsia="tr-TR"/>
+        </w:rPr>
+        <w:t>Elevatör emişleri (35 adet),</w:t>
+      </w:r>
+    </w:p>
+    <w:p>
+      <w:r>
+        <w:rPr>
+          <w:rFonts w:ascii="Calibri" w:hAnsi="Calibri" w:eastAsia="Calibri"/>
+          <w:sz w:val="22"/>
+          <w:lang w:val="tr-TR" w:eastAsia="tr-TR"/>
+        </w:rPr>
+        <w:t>Randıman kantarı (10 adet),</w:t>
+      </w:r>
+    </w:p>
+    <w:p>
+      <w:r>
+        <w:rPr>
+          <w:rFonts w:ascii="Calibri" w:hAnsi="Calibri" w:eastAsia="Calibri"/>
+          <w:sz w:val="22"/>
+          <w:lang w:val="tr-TR" w:eastAsia="tr-TR"/>
+        </w:rPr>
+        <w:t>Değirmen çıkış helezyonu (1 adet)</w:t>
+      </w:r>
+    </w:p>
+    <w:p>
+      <w:r>
+        <w:rPr>
+          <w:rFonts w:ascii="Calibri" w:hAnsi="Calibri" w:eastAsia="Calibri"/>
+          <w:sz w:val="22"/>
+          <w:lang w:val="tr-TR" w:eastAsia="tr-TR"/>
+        </w:rPr>
+        <w:t>21 MKSFB Mercimek 6 Dikey kabuk soyucu (6 adet) Proses 37.10 2.10 JET HAYIR</w:t>
+      </w:r>
+    </w:p>
+    <w:p>
+      <w:r>
+        <w:rPr>
+          <w:rFonts w:ascii="Calibri" w:hAnsi="Calibri" w:eastAsia="Calibri"/>
+          <w:sz w:val="22"/>
+          <w:lang w:val="tr-TR" w:eastAsia="tr-TR"/>
+        </w:rPr>
+        <w:t>Kabuk Soyucu FİLTRE</w:t>
+      </w:r>
+    </w:p>
+    <w:p>
+      <w:r>
+        <w:rPr>
+          <w:rFonts w:ascii="Calibri" w:hAnsi="Calibri" w:eastAsia="Calibri"/>
+          <w:sz w:val="22"/>
+          <w:lang w:val="tr-TR" w:eastAsia="tr-TR"/>
+        </w:rPr>
+        <w:t>Fan Bacası</w:t>
+      </w:r>
+    </w:p>
+    <w:p>
+      <w:r>
+        <w:rPr>
+          <w:rFonts w:ascii="Calibri" w:hAnsi="Calibri" w:eastAsia="Calibri"/>
+          <w:sz w:val="22"/>
+          <w:lang w:val="tr-TR" w:eastAsia="tr-TR"/>
+        </w:rPr>
+        <w:t>22 MKKFB Mercimek Kule kurutma tinitesi (nem alma) Proses 37,00 2,00 YOK HAYIR</w:t>
+      </w:r>
+    </w:p>
+    <w:p>
+      <w:r>
+        <w:rPr>
+          <w:rFonts w:ascii="Calibri" w:hAnsi="Calibri" w:eastAsia="Calibri"/>
+          <w:sz w:val="22"/>
+          <w:lang w:val="tr-TR" w:eastAsia="tr-TR"/>
+        </w:rPr>
+        <w:t>1 Kule Kurutma (1 adet)</w:t>
+      </w:r>
+    </w:p>
+    <w:p>
+      <w:r>
+        <w:rPr>
+          <w:rFonts w:ascii="Calibri" w:hAnsi="Calibri" w:eastAsia="Calibri"/>
+          <w:sz w:val="22"/>
+          <w:lang w:val="tr-TR" w:eastAsia="tr-TR"/>
+        </w:rPr>
+        <w:t>Fan Bacası</w:t>
+      </w:r>
+    </w:p>
+    <w:p>
+      <w:r>
+        <w:rPr>
+          <w:rFonts w:ascii="Calibri" w:hAnsi="Calibri" w:eastAsia="Calibri"/>
+          <w:sz w:val="22"/>
+          <w:lang w:val="tr-TR" w:eastAsia="tr-TR"/>
+        </w:rPr>
+        <w:t>23 MKKFB Mercimek I Kule kurutma ünitesi (nem alma) Proses 37,00 2,00 YOK HAYIR</w:t>
+      </w:r>
+    </w:p>
+    <w:p>
+      <w:r>
+        <w:rPr>
+          <w:rFonts w:ascii="Calibri" w:hAnsi="Calibri" w:eastAsia="Calibri"/>
+          <w:sz w:val="22"/>
+          <w:lang w:val="tr-TR" w:eastAsia="tr-TR"/>
+        </w:rPr>
+        <w:t>2 Kule Kurutma (ladet)</w:t>
+      </w:r>
+    </w:p>
+    <w:p>
+      <w:r>
+        <w:rPr>
+          <w:rFonts w:ascii="Calibri" w:hAnsi="Calibri" w:eastAsia="Calibri"/>
+          <w:sz w:val="22"/>
+          <w:lang w:val="tr-TR" w:eastAsia="tr-TR"/>
+        </w:rPr>
+        <w:t>Fan Bacası 2</w:t>
+      </w:r>
+    </w:p>
+    <w:p>
+      <w:r>
+        <w:rPr>
+          <w:rFonts w:ascii="Calibri" w:hAnsi="Calibri" w:eastAsia="Calibri"/>
+          <w:sz w:val="22"/>
+          <w:lang w:val="tr-TR" w:eastAsia="tr-TR"/>
+        </w:rPr>
+        <w:t>24 MJFFBI Mercimek Jet 11 Eleme (ladet), Proses 36,95 1,95 JET HAYIR</w:t>
+      </w:r>
+    </w:p>
+    <w:p>
+      <w:r>
+        <w:rPr>
+          <w:rFonts w:ascii="Calibri" w:hAnsi="Calibri" w:eastAsia="Calibri"/>
+          <w:sz w:val="22"/>
+          <w:lang w:val="tr-TR" w:eastAsia="tr-TR"/>
+        </w:rPr>
+        <w:t>Filtre Fan Elevatör (10 adet) FİLTRE</w:t>
+      </w:r>
+    </w:p>
+    <w:p>
+      <w:r>
+        <w:rPr>
+          <w:rFonts w:ascii="Calibri" w:hAnsi="Calibri" w:eastAsia="Calibri"/>
+          <w:sz w:val="22"/>
+          <w:lang w:val="tr-TR" w:eastAsia="tr-TR"/>
+        </w:rPr>
+        <w:t>Bacası</w:t>
+      </w:r>
+    </w:p>
+    <w:p>
+      <w:r>
+        <w:rPr>
+          <w:rFonts w:ascii="Calibri" w:hAnsi="Calibri" w:eastAsia="Calibri"/>
+          <w:sz w:val="22"/>
+          <w:lang w:val="tr-TR" w:eastAsia="tr-TR"/>
+        </w:rPr>
+        <w:t>25 MJFFB2 Mercimeklet 1] Eleme (ladet), Proses 36,55 1,55 JET HAYIR</w:t>
+      </w:r>
+    </w:p>
+    <w:p>
+      <w:r>
+        <w:rPr>
+          <w:rFonts w:ascii="Calibri" w:hAnsi="Calibri" w:eastAsia="Calibri"/>
+          <w:sz w:val="22"/>
+          <w:lang w:val="tr-TR" w:eastAsia="tr-TR"/>
+        </w:rPr>
+        <w:t>Filtre Fan Elevatör (10 adet) FİLTRE</w:t>
+      </w:r>
+    </w:p>
+    <w:p>
+      <w:r>
+        <w:rPr>
+          <w:rFonts w:ascii="Calibri" w:hAnsi="Calibri" w:eastAsia="Calibri"/>
+          <w:sz w:val="22"/>
+          <w:lang w:val="tr-TR" w:eastAsia="tr-TR"/>
+        </w:rPr>
+        <w:t>Bacası</w:t>
+      </w:r>
+    </w:p>
+    <w:p>
+      <w:r>
+        <w:rPr>
+          <w:rFonts w:ascii="Calibri" w:hAnsi="Calibri" w:eastAsia="Calibri"/>
+          <w:sz w:val="22"/>
+          <w:lang w:val="tr-TR" w:eastAsia="tr-TR"/>
+        </w:rPr>
+        <w:t>26 MTAFB Mercimek Taş I Taş makinası 1 nolu (1 adet) Proses 37,15 215 YOK HAYIR</w:t>
+      </w:r>
+    </w:p>
+    <w:p>
+      <w:r>
+        <w:rPr>
+          <w:rFonts w:ascii="Calibri" w:hAnsi="Calibri" w:eastAsia="Calibri"/>
+          <w:sz w:val="22"/>
+          <w:lang w:val="tr-TR" w:eastAsia="tr-TR"/>
+        </w:rPr>
+        <w:t>Ayırıcı Fan</w:t>
+      </w:r>
+    </w:p>
+    <w:p>
+      <w:r>
+        <w:rPr>
+          <w:rFonts w:ascii="Calibri" w:hAnsi="Calibri" w:eastAsia="Calibri"/>
+          <w:sz w:val="22"/>
+          <w:lang w:val="tr-TR" w:eastAsia="tr-TR"/>
+        </w:rPr>
+        <w:t>Bacası</w:t>
+      </w:r>
+    </w:p>
+    <w:p>
+      <w:r>
+        <w:rPr>
+          <w:rFonts w:ascii="Calibri" w:hAnsi="Calibri" w:eastAsia="Calibri"/>
+          <w:sz w:val="22"/>
+          <w:lang w:val="tr-TR" w:eastAsia="tr-TR"/>
+        </w:rPr>
+        <w:t>27 MTAFB Mercimek Taş Taş makinası 2 nolu (1 adet) Proses 37,00 2,00 YOK HAYIR</w:t>
+      </w:r>
+    </w:p>
+    <w:p>
+      <w:r>
+        <w:rPr>
+          <w:rFonts w:ascii="Calibri" w:hAnsi="Calibri" w:eastAsia="Calibri"/>
+          <w:sz w:val="22"/>
+          <w:lang w:val="tr-TR" w:eastAsia="tr-TR"/>
+        </w:rPr>
+        <w:t>2 Ayırıcı Fan</w:t>
+      </w:r>
+    </w:p>
+    <w:p>
+      <w:r>
+        <w:rPr>
+          <w:rFonts w:ascii="Calibri" w:hAnsi="Calibri" w:eastAsia="Calibri"/>
+          <w:sz w:val="22"/>
+          <w:lang w:val="tr-TR" w:eastAsia="tr-TR"/>
+        </w:rPr>
+        <w:t>Bacası 2</w:t>
+      </w:r>
+    </w:p>
+    <w:p>
+      <w:r>
+        <w:rPr>
+          <w:rFonts w:ascii="Calibri" w:hAnsi="Calibri" w:eastAsia="Calibri"/>
+          <w:sz w:val="22"/>
+          <w:lang w:val="tr-TR" w:eastAsia="tr-TR"/>
+        </w:rPr>
+        <w:t>28 MGDHTFB] Mercimek. Geri I Hafif tane iinitesi 1 (1 adet) Proses 36,60 1,60 JET HAYIR</w:t>
+      </w:r>
+    </w:p>
+    <w:p>
+      <w:r>
+        <w:rPr>
+          <w:rFonts w:ascii="Calibri" w:hAnsi="Calibri" w:eastAsia="Calibri"/>
+          <w:sz w:val="22"/>
+          <w:lang w:val="tr-TR" w:eastAsia="tr-TR"/>
+        </w:rPr>
+        <w:t>Dönüşüm Hafif FİLTRE</w:t>
+      </w:r>
+    </w:p>
+    <w:p>
+      <w:r>
+        <w:rPr>
+          <w:rFonts w:ascii="Calibri" w:hAnsi="Calibri" w:eastAsia="Calibri"/>
+          <w:sz w:val="22"/>
+          <w:lang w:val="tr-TR" w:eastAsia="tr-TR"/>
+        </w:rPr>
+        <w:t>Tane Fan Bacası</w:t>
+      </w:r>
+    </w:p>
+    <w:p>
+      <w:r>
+        <w:rPr>
+          <w:rFonts w:ascii="Calibri" w:hAnsi="Calibri" w:eastAsia="Calibri"/>
+          <w:sz w:val="22"/>
+          <w:lang w:val="tr-TR" w:eastAsia="tr-TR"/>
+        </w:rPr>
+        <w:t>29 MHTFB Mercimek Hafif Hafif tane ünitesi 2 (1 adet) Proses 36,85 1,85 JET HAYIR</w:t>
+      </w:r>
+    </w:p>
+    <w:p>
+      <w:r>
+        <w:rPr>
+          <w:rFonts w:ascii="Calibri" w:hAnsi="Calibri" w:eastAsia="Calibri"/>
+          <w:sz w:val="22"/>
+          <w:lang w:val="tr-TR" w:eastAsia="tr-TR"/>
+        </w:rPr>
+        <w:t>1 Tane Fan Bacası FİLTRE</w:t>
+      </w:r>
+    </w:p>
+    <w:p>
+      <w:r>
+        <w:rPr>
+          <w:rFonts w:ascii="Calibri" w:hAnsi="Calibri" w:eastAsia="Calibri"/>
+          <w:sz w:val="22"/>
+          <w:lang w:val="tr-TR" w:eastAsia="tr-TR"/>
+        </w:rPr>
+        <w:t>30 MHTFB Mercimek Hafif Hafif tane ünitesi 3 (1 adet) Proses 36,67 1,67 JET HAYIR</w:t>
+      </w:r>
+    </w:p>
+    <w:p>
+      <w:r>
+        <w:rPr>
+          <w:rFonts w:ascii="Calibri" w:hAnsi="Calibri" w:eastAsia="Calibri"/>
+          <w:sz w:val="22"/>
+          <w:lang w:val="tr-TR" w:eastAsia="tr-TR"/>
+        </w:rPr>
+        <w:t>2 Tane Fan Bacası FİLTRE</w:t>
+      </w:r>
+    </w:p>
+    <w:p>
+      <w:r>
+        <w:rPr>
+          <w:rFonts w:ascii="Calibri" w:hAnsi="Calibri" w:eastAsia="Calibri"/>
+          <w:sz w:val="22"/>
+          <w:lang w:val="tr-TR" w:eastAsia="tr-TR"/>
+        </w:rPr>
+        <w:t>PİRİNÇ</w:t>
+      </w:r>
+    </w:p>
+    <w:p>
+      <w:r>
+        <w:rPr>
+          <w:rFonts w:ascii="Calibri" w:hAnsi="Calibri" w:eastAsia="Calibri"/>
+          <w:sz w:val="22"/>
+          <w:lang w:val="tr-TR" w:eastAsia="tr-TR"/>
+        </w:rPr>
+        <w:t>31 PTAFB Pirinç Taş 15 Taş ayırma ünitesi (2 adet), Proses 36,80 1,80 JET HAYIR</w:t>
+      </w:r>
+    </w:p>
+    <w:p>
+      <w:r>
+        <w:rPr>
+          <w:rFonts w:ascii="Calibri" w:hAnsi="Calibri" w:eastAsia="Calibri"/>
+          <w:sz w:val="22"/>
+          <w:lang w:val="tr-TR" w:eastAsia="tr-TR"/>
+        </w:rPr>
+        <w:t>Ayırıcı Fan Temizleme grubu (8 adet), FİLTRE</w:t>
+      </w:r>
+    </w:p>
+    <w:p>
+      <w:r>
+        <w:rPr>
+          <w:rFonts w:ascii="Calibri" w:hAnsi="Calibri" w:eastAsia="Calibri"/>
+          <w:sz w:val="22"/>
+          <w:lang w:val="tr-TR" w:eastAsia="tr-TR"/>
+        </w:rPr>
+        <w:t>Bacası Elevatör (5 adet)</w:t>
+      </w:r>
+    </w:p>
+    <w:p>
+      <w:r>
+        <w:rPr>
+          <w:rFonts w:ascii="Calibri" w:hAnsi="Calibri" w:eastAsia="Calibri"/>
+          <w:sz w:val="22"/>
+          <w:lang w:val="tr-TR" w:eastAsia="tr-TR"/>
+        </w:rPr>
+        <w:t>32 PPKFB Pirinç Parlatma 2 Parlatma ünitesi (rengini açmak Proses 36,95 1,95 JET HAYIR</w:t>
+      </w:r>
+    </w:p>
+    <w:p>
+      <w:r>
+        <w:rPr>
+          <w:rFonts w:ascii="Calibri" w:hAnsi="Calibri" w:eastAsia="Calibri"/>
+          <w:sz w:val="22"/>
+          <w:lang w:val="tr-TR" w:eastAsia="tr-TR"/>
+        </w:rPr>
+        <w:t>Kepek Fan için üstündeki tozu alarak hava FİLTRE</w:t>
+      </w:r>
+    </w:p>
+    <w:p>
+      <w:r>
+        <w:rPr>
+          <w:rFonts w:ascii="Calibri" w:hAnsi="Calibri" w:eastAsia="Calibri"/>
+          <w:sz w:val="22"/>
+          <w:lang w:val="tr-TR" w:eastAsia="tr-TR"/>
+        </w:rPr>
+        <w:t>Bacası emişi yapar) (2 adet)</w:t>
+      </w:r>
+    </w:p>
+    <w:p>
+      <w:r>
+        <w:rPr>
+          <w:rFonts w:ascii="Calibri" w:hAnsi="Calibri" w:eastAsia="Calibri"/>
+          <w:sz w:val="22"/>
+          <w:lang w:val="tr-TR" w:eastAsia="tr-TR"/>
+        </w:rPr>
+        <w:t>33 PDAFB Pirinç I Değirmen (kırım) ünitesi (kepek Proses 38,00 2,00 JET HAYIR</w:t>
+      </w:r>
+    </w:p>
+    <w:p>
+      <w:r>
+        <w:rPr>
+          <w:rFonts w:ascii="Calibri" w:hAnsi="Calibri" w:eastAsia="Calibri"/>
+          <w:sz w:val="22"/>
+          <w:lang w:val="tr-TR" w:eastAsia="tr-TR"/>
+        </w:rPr>
+        <w:t>Değirmen alınıyor) (1 adet) FİLTRE</w:t>
+      </w:r>
+    </w:p>
+    <w:p>
+      <w:r>
+        <w:rPr>
+          <w:rFonts w:ascii="Calibri" w:hAnsi="Calibri" w:eastAsia="Calibri"/>
+          <w:sz w:val="22"/>
+          <w:lang w:val="tr-TR" w:eastAsia="tr-TR"/>
+        </w:rPr>
+        <w:t>Aspiratör Fan</w:t>
+      </w:r>
+    </w:p>
+    <w:p>
+      <w:r>
+        <w:rPr>
+          <w:rFonts w:ascii="Calibri" w:hAnsi="Calibri" w:eastAsia="Calibri"/>
+          <w:sz w:val="22"/>
+          <w:lang w:val="tr-TR" w:eastAsia="tr-TR"/>
+        </w:rPr>
+        <w:t>Bacası</w:t>
+      </w:r>
+    </w:p>
+    <w:p>
+      <w:r>
+        <w:rPr>
+          <w:rFonts w:ascii="Calibri" w:hAnsi="Calibri" w:eastAsia="Calibri"/>
+          <w:sz w:val="22"/>
+          <w:lang w:val="tr-TR" w:eastAsia="tr-TR"/>
+        </w:rPr>
+        <w:t>34 PGAFB Pirinç Genel 35 Elevatör (30 adet), Proses 36,80 1,80 JET HAYIR</w:t>
+      </w:r>
+    </w:p>
+    <w:p>
+      <w:r>
+        <w:rPr>
+          <w:rFonts w:ascii="Calibri" w:hAnsi="Calibri" w:eastAsia="Calibri"/>
+          <w:sz w:val="22"/>
+          <w:lang w:val="tr-TR" w:eastAsia="tr-TR"/>
+        </w:rPr>
+        <w:t>Aspiratör Fan Tarar (4 adet), FİLTRE</w:t>
+      </w:r>
+    </w:p>
+    <w:p>
+      <w:r>
+        <w:rPr>
+          <w:rFonts w:ascii="Calibri" w:hAnsi="Calibri" w:eastAsia="Calibri"/>
+          <w:sz w:val="22"/>
+          <w:lang w:val="tr-TR" w:eastAsia="tr-TR"/>
+        </w:rPr>
+        <w:t>Bacası Sorteks (adet)</w:t>
+      </w:r>
+    </w:p>
+    <w:p>
+      <w:r>
+        <w:rPr>
+          <w:rFonts w:ascii="Calibri" w:hAnsi="Calibri" w:eastAsia="Calibri"/>
+          <w:sz w:val="22"/>
+          <w:lang w:val="tr-TR" w:eastAsia="tr-TR"/>
+        </w:rPr>
+        <w:t>35 POEAFB PirinçÖnEleme 2 Ön eleme ünitesi (2 adet) Proses 36,80 1,80 JET HAYIR</w:t>
+      </w:r>
+    </w:p>
+    <w:p>
+      <w:r>
+        <w:rPr>
+          <w:rFonts w:ascii="Calibri" w:hAnsi="Calibri" w:eastAsia="Calibri"/>
+          <w:sz w:val="22"/>
+          <w:lang w:val="tr-TR" w:eastAsia="tr-TR"/>
+        </w:rPr>
+        <w:t>Aspiratör Fan FİLTRE</w:t>
+      </w:r>
+    </w:p>
+    <w:p>
+      <w:r>
+        <w:rPr>
+          <w:rFonts w:ascii="Calibri" w:hAnsi="Calibri" w:eastAsia="Calibri"/>
+          <w:sz w:val="22"/>
+          <w:lang w:val="tr-TR" w:eastAsia="tr-TR"/>
+        </w:rPr>
+        <w:t>Bacası</w:t>
+      </w:r>
+    </w:p>
+    <w:p>
+      <w:r>
+        <w:rPr>
+          <w:rFonts w:ascii="Calibri" w:hAnsi="Calibri" w:eastAsia="Calibri"/>
+          <w:sz w:val="22"/>
+          <w:lang w:val="tr-TR" w:eastAsia="tr-TR"/>
+        </w:rPr>
+        <w:t>YEM</w:t>
+      </w:r>
+    </w:p>
+    <w:p>
+      <w:r>
+        <w:rPr>
+          <w:rFonts w:ascii="Calibri" w:hAnsi="Calibri" w:eastAsia="Calibri"/>
+          <w:sz w:val="22"/>
+          <w:lang w:val="tr-TR" w:eastAsia="tr-TR"/>
+        </w:rPr>
+        <w:t>36 YTSFB Yem Toz Siklon 7 Blower (7 adet) Proses 40,50 1,50 JET HAYIR</w:t>
+      </w:r>
+    </w:p>
+    <w:p>
+      <w:r>
+        <w:rPr>
+          <w:rFonts w:ascii="Calibri" w:hAnsi="Calibri" w:eastAsia="Calibri"/>
+          <w:sz w:val="22"/>
+          <w:lang w:val="tr-TR" w:eastAsia="tr-TR"/>
+        </w:rPr>
+        <w:t>Fan bacası FILTRE</w:t>
+      </w:r>
+    </w:p>
+    <w:p>
+      <w:r>
+        <w:rPr>
+          <w:rFonts w:ascii="Calibri" w:hAnsi="Calibri" w:eastAsia="Calibri"/>
+          <w:sz w:val="22"/>
+          <w:lang w:val="tr-TR" w:eastAsia="tr-TR"/>
+        </w:rPr>
+        <w:t>37 YPIPAFB Yem Pres Yem pres ünitesi nolu Proses 40,50 1,50 JET HAYIR</w:t>
+      </w:r>
+    </w:p>
+    <w:p>
+      <w:r>
+        <w:rPr>
+          <w:rFonts w:ascii="Calibri" w:hAnsi="Calibri" w:eastAsia="Calibri"/>
+          <w:sz w:val="22"/>
+          <w:lang w:val="tr-TR" w:eastAsia="tr-TR"/>
+        </w:rPr>
+        <w:t>Palet Aspiratör (preslerken ısı yükseldiği için fan FİLTRE</w:t>
+      </w:r>
+    </w:p>
+    <w:p>
+      <w:r>
+        <w:rPr>
+          <w:rFonts w:ascii="Calibri" w:hAnsi="Calibri" w:eastAsia="Calibri"/>
+          <w:sz w:val="22"/>
+          <w:lang w:val="tr-TR" w:eastAsia="tr-TR"/>
+        </w:rPr>
+        <w:t>Fan Bacası ile soğutma yapılıyor)</w:t>
+      </w:r>
+    </w:p>
+    <w:p>
+      <w:r>
+        <w:br w:type="page"/>
+      </w:r>
+    </w:p>
+    <w:p>
+      <w:r>
+        <w:rPr>
+          <w:rFonts w:ascii="Calibri" w:hAnsi="Calibri" w:eastAsia="Calibri"/>
+          <w:sz w:val="22"/>
+          <w:lang w:val="tr-TR" w:eastAsia="tr-TR"/>
+        </w:rPr>
+        <w:t>38 YP2PAFB Yem Pres 2 Yem pres ünitesi 2 nolu Proses 40,50 1,50 JET HAYIR Palet Aspiratör (preslerken ısı yükseldiği için fan FİLTRE Fan Bacası ile soğutma yapılıyor) 39 YDIFB Yem. Değirmen Değirmen (yem kırım yapılıyor) Proses 40,70 1,70 JET HAYIR Fan Bacası FİLTRE 40 YD2FB Yem Değirmen Değirmen 2 (yem kırım yapılıyor) Proses 40,70 1,70 JET HAYIR 2 Fan Bacası FİLTRE KAZAN 41 BKB Buhar Kazanı Kazan Yakma 27,00 - Multisiklon HAYIR Bacası 42 BKB2 Buhar Kazanı 2 Kazan Yakma 27,00 - Multisiklon HAYIR Bacası BIYOGAZ 43 BKOB Biyogaz Biyogaz Yakma 8,50 - YOK HAYIR</w:t>
+      </w:r>
+    </w:p>
+    <w:p>
+      <w:r>
+        <w:rPr>
+          <w:rFonts w:ascii="Calibri" w:hAnsi="Calibri" w:eastAsia="Calibri"/>
+          <w:sz w:val="22"/>
+          <w:lang w:val="tr-TR" w:eastAsia="tr-TR"/>
+        </w:rPr>
+        <w:t>(kojenerasyon) Bacası</w:t>
+      </w:r>
+    </w:p>
+    <w:p>
+      <w:r>
+        <w:rPr>
+          <w:rFonts w:ascii="Calibri" w:hAnsi="Calibri" w:eastAsia="Calibri"/>
+          <w:sz w:val="22"/>
+          <w:lang w:val="tr-TR" w:eastAsia="tr-TR"/>
+        </w:rPr>
+        <w:t>** Bulgur ve mercimek üretiminde, taş ayırma ve nem alma (hedik kurutma, kule kurutma) işlemlerinde kullanılan proses bacalarında jet filtre bulunmamaktadır. Bulgurun ve mercimeğin temizlenmesi taş ayırmadan önce yapılmaktadır ve bu prosese bağlı olan bacada jet filtre kullanılmıştır.</w:t>
+      </w:r>
+    </w:p>
+    <w:p>
+      <w:r>
+        <w:rPr>
+          <w:rFonts w:ascii="Calibri" w:hAnsi="Calibri" w:eastAsia="Calibri"/>
+          <w:sz w:val="22"/>
+          <w:lang w:val="tr-TR" w:eastAsia="tr-TR"/>
+        </w:rPr>
+        <w:t>Pirinç üretiminde, temizleme ve taş ayırma prosesleri tek bir baca kullanılmaktadır. ya bağlıdır. Bağlı bulunan bacada jet filtre</w:t>
+      </w:r>
+    </w:p>
+    <w:p>
+      <w:r>
+        <w:br w:type="page"/>
+      </w:r>
+    </w:p>
+    <w:p>
+      <w:pPr>
+        <w:pStyle w:val="Heading1"/>
+      </w:pPr>
+      <w:r>
+        <w:rPr>
+          <w:rFonts w:ascii="Calibri" w:hAnsi="Calibri" w:eastAsia="Calibri"/>
+          <w:b/>
+          <w:color w:val="0F3D4C"/>
+          <w:sz w:val="32"/>
+          <w:lang w:val="tr-TR" w:eastAsia="tr-TR"/>
+        </w:rPr>
+        <w:t>7- ATIKSU DEŞARJI</w:t>
+      </w:r>
+    </w:p>
+    <w:p>
+      <w:r>
+        <w:rPr>
+          <w:rFonts w:ascii="Calibri" w:hAnsi="Calibri" w:eastAsia="Calibri"/>
+          <w:sz w:val="22"/>
+          <w:lang w:val="tr-TR" w:eastAsia="tr-TR"/>
+        </w:rPr>
+        <w:t>Tesiste oluşan evsel ve endüstriyel nitelikli atıksular, tesis bünyesinde bulunan arıtma tesisinde arıtıldıktan sonra Meski'nin kanalizasyon sistemine verilmektedir. Tesisin 10.12.2024 tarihli ve 8288 ruhsat numaralı Bağlantı Kalite Kontrol Ruhsatı mevcuttur.</w:t>
+      </w:r>
+    </w:p>
+    <w:p>
+      <w:r>
+        <w:rPr>
+          <w:rFonts w:ascii="Calibri" w:hAnsi="Calibri" w:eastAsia="Calibri"/>
+          <w:sz w:val="22"/>
+          <w:lang w:val="tr-TR" w:eastAsia="tr-TR"/>
+        </w:rPr>
+        <w:t>Akdeniz/MERSİN Üretim / Faaliyet Sektörü Tahıl Toptan Ticaret (Hububat, Bakliyat Eleme ve Paketleme) Yetkilisi / Sorumlusu Hüsamettin MEMİŞ</w:t>
+      </w:r>
+    </w:p>
+    <w:p>
+      <w:r>
+        <w:rPr>
+          <w:rFonts w:ascii="Calibri" w:hAnsi="Calibri" w:eastAsia="Calibri"/>
+          <w:sz w:val="22"/>
+          <w:lang w:val="tr-TR" w:eastAsia="tr-TR"/>
+        </w:rPr>
+        <w:t>Bu ruhsat, İşletme yetkilisi tarafından 21/11/2024 tarih ve 71409 kayıt nolu dilekçeye istinaden, atıksuyunu MESKİ Atıksuların</w:t>
+      </w:r>
+    </w:p>
+    <w:p>
+      <w:r>
+        <w:rPr>
+          <w:rFonts w:ascii="Calibri" w:hAnsi="Calibri" w:eastAsia="Calibri"/>
+          <w:sz w:val="22"/>
+          <w:lang w:val="tr-TR" w:eastAsia="tr-TR"/>
+        </w:rPr>
+        <w:t>Kanalizasyon Şebekesi, Deşarj Yö liği hükümlerine uygun olarak deşarj etmekte olduğundan, MESKİ Genel Müdürlüğünün! hk i42/2024 tarih ve İZLZAK sayilt yazı ile verilmiş izindir. Yapılacak ara denetimlerde, Yö: lik hükümlerine aykırı bir] faaliyetinizin olduğu tespit edilir ise, Yönetmelik hükümlerine göre gerekli yasal işlemler uygulanacaktır. Ruhsat geçerliliği 3 (üç) yıl olup, bu Süre içerisinde isminizde, sektörünüzde, adresinizde, kapasitenizde, v.b. bir değişiklik yaptığınız taktirde, MESKİ'ye müracaat etmeniz gerekmektedir. Faaliyetinize, tespit edilen lar doğrul da devam ettiğiniz taktirde ise, ruhsat sürenin dolmasına 1 (bir) ay kala, ruhsatınızın yenilenmesi için MESKİ'ye müracaat etmeniz gereklidir.</w:t>
+      </w:r>
+    </w:p>
+    <w:p>
+      <w:r>
+        <w:rPr>
+          <w:rFonts w:ascii="Calibri" w:hAnsi="Calibri" w:eastAsia="Calibri"/>
+          <w:sz w:val="22"/>
+          <w:lang w:val="tr-TR" w:eastAsia="tr-TR"/>
+        </w:rPr>
+        <w:t>MESKİ Atıksuların Kanali, yon Sebel Deşarj Yö liği gereği özel vidanjörlerle anksuyunuzun/aritma tesisinin çekildiği tespit edilmesi takdirde, yine aynı Yönetmelik gereği hakkınızda yasal işlem uygulanacaktır. pe Tesiste oluşan çamurların mevzuat uygun bir biçimde bertaraf edilmesi gerekmektedir. \ 2 f</w:t>
+      </w:r>
+    </w:p>
+    <w:p>
+      <w:pPr>
+        <w:spacing w:before="160" w:after="160"/>
+        <w:jc w:val="center"/>
+      </w:pPr>
+      <w:r>
         <w:drawing>
           <wp:inline xmlns:a="http://schemas.openxmlformats.org/drawingml/2006/main" xmlns:pic="http://schemas.openxmlformats.org/drawingml/2006/picture">
-            <wp:extent cx="7518400" cy="10820400"/>
-            <wp:docPr id="16" name="Picture 16"/>
+            <wp:extent cx="5832000" cy="8365806"/>
+            <wp:docPr id="15" name="Picture 15"/>
             <wp:cNvGraphicFramePr>
               <a:graphicFrameLocks noChangeAspect="1"/>
             </wp:cNvGraphicFramePr>
@@ -813,7 +7114,7 @@
                   <pic:spPr>
                     <a:xfrm>
                       <a:off x="0" y="0"/>
-                      <a:ext cx="7518400" cy="10820400"/>
+                      <a:ext cx="5832000" cy="8365806"/>
                     </a:xfrm>
                     <a:prstGeom prst="rect"/>
                   </pic:spPr>
@@ -825,741 +7126,226 @@
       </w:r>
     </w:p>
     <w:p>
-      <w:pPr>
-        <w:sectPr>
-          <w:pgSz w:w="11840" w:h="17040"/>
-          <w:pgMar w:top="0" w:right="0" w:bottom="0" w:left="0" w:header="0" w:footer="0" w:gutter="0"/>
-          <w:cols w:space="720"/>
-          <w:docGrid w:linePitch="360"/>
-        </w:sectPr>
-      </w:pPr>
-    </w:p>
-    <w:p>
-      <w:pPr>
-        <w:spacing w:before="0" w:after="0" w:line="240" w:lineRule="auto"/>
-      </w:pPr>
-      <w:r>
-        <w:rPr>
-          <w:sz w:val="4"/>
-        </w:rPr>
-        <w:drawing>
-          <wp:inline xmlns:a="http://schemas.openxmlformats.org/drawingml/2006/main" xmlns:pic="http://schemas.openxmlformats.org/drawingml/2006/picture">
-            <wp:extent cx="7531100" cy="10782300"/>
-            <wp:docPr id="17" name="Picture 17"/>
-            <wp:cNvGraphicFramePr>
-              <a:graphicFrameLocks noChangeAspect="1"/>
-            </wp:cNvGraphicFramePr>
-            <a:graphic>
-              <a:graphicData uri="http://schemas.openxmlformats.org/drawingml/2006/picture">
-                <pic:pic>
-                  <pic:nvPicPr>
-                    <pic:cNvPr id="0" name="image.jpg"/>
-                    <pic:cNvPicPr/>
-                  </pic:nvPicPr>
-                  <pic:blipFill>
-                    <a:blip r:embed="rId25"/>
-                    <a:stretch>
-                      <a:fillRect/>
-                    </a:stretch>
-                  </pic:blipFill>
-                  <pic:spPr>
-                    <a:xfrm>
-                      <a:off x="0" y="0"/>
-                      <a:ext cx="7531100" cy="10782300"/>
-                    </a:xfrm>
-                    <a:prstGeom prst="rect"/>
-                  </pic:spPr>
-                </pic:pic>
-              </a:graphicData>
-            </a:graphic>
-          </wp:inline>
-        </w:drawing>
-      </w:r>
-    </w:p>
-    <w:p>
-      <w:pPr>
-        <w:sectPr>
-          <w:pgSz w:w="11860" w:h="16980"/>
-          <w:pgMar w:top="0" w:right="0" w:bottom="0" w:left="0" w:header="0" w:footer="0" w:gutter="0"/>
-          <w:cols w:space="720"/>
-          <w:docGrid w:linePitch="360"/>
-        </w:sectPr>
-      </w:pPr>
-    </w:p>
-    <w:p>
-      <w:pPr>
-        <w:spacing w:before="0" w:after="0" w:line="240" w:lineRule="auto"/>
-      </w:pPr>
-      <w:r>
-        <w:rPr>
-          <w:sz w:val="4"/>
-        </w:rPr>
-        <w:drawing>
-          <wp:inline xmlns:a="http://schemas.openxmlformats.org/drawingml/2006/main" xmlns:pic="http://schemas.openxmlformats.org/drawingml/2006/picture">
-            <wp:extent cx="7531100" cy="10782300"/>
-            <wp:docPr id="18" name="Picture 18"/>
-            <wp:cNvGraphicFramePr>
-              <a:graphicFrameLocks noChangeAspect="1"/>
-            </wp:cNvGraphicFramePr>
-            <a:graphic>
-              <a:graphicData uri="http://schemas.openxmlformats.org/drawingml/2006/picture">
-                <pic:pic>
-                  <pic:nvPicPr>
-                    <pic:cNvPr id="0" name="image.jpg"/>
-                    <pic:cNvPicPr/>
-                  </pic:nvPicPr>
-                  <pic:blipFill>
-                    <a:blip r:embed="rId26"/>
-                    <a:stretch>
-                      <a:fillRect/>
-                    </a:stretch>
-                  </pic:blipFill>
-                  <pic:spPr>
-                    <a:xfrm>
-                      <a:off x="0" y="0"/>
-                      <a:ext cx="7531100" cy="10782300"/>
-                    </a:xfrm>
-                    <a:prstGeom prst="rect"/>
-                  </pic:spPr>
-                </pic:pic>
-              </a:graphicData>
-            </a:graphic>
-          </wp:inline>
-        </w:drawing>
-      </w:r>
-    </w:p>
-    <w:p>
-      <w:pPr>
-        <w:sectPr>
-          <w:pgSz w:w="11860" w:h="16980"/>
-          <w:pgMar w:top="0" w:right="0" w:bottom="0" w:left="0" w:header="0" w:footer="0" w:gutter="0"/>
-          <w:cols w:space="720"/>
-          <w:docGrid w:linePitch="360"/>
-        </w:sectPr>
-      </w:pPr>
-    </w:p>
-    <w:p>
-      <w:pPr>
-        <w:spacing w:before="0" w:after="0" w:line="240" w:lineRule="auto"/>
-      </w:pPr>
-      <w:r>
-        <w:rPr>
-          <w:sz w:val="4"/>
-        </w:rPr>
-        <w:drawing>
-          <wp:inline xmlns:a="http://schemas.openxmlformats.org/drawingml/2006/main" xmlns:pic="http://schemas.openxmlformats.org/drawingml/2006/picture">
-            <wp:extent cx="7518400" cy="10769600"/>
-            <wp:docPr id="19" name="Picture 19"/>
-            <wp:cNvGraphicFramePr>
-              <a:graphicFrameLocks noChangeAspect="1"/>
-            </wp:cNvGraphicFramePr>
-            <a:graphic>
-              <a:graphicData uri="http://schemas.openxmlformats.org/drawingml/2006/picture">
-                <pic:pic>
-                  <pic:nvPicPr>
-                    <pic:cNvPr id="0" name="image.jpg"/>
-                    <pic:cNvPicPr/>
-                  </pic:nvPicPr>
-                  <pic:blipFill>
-                    <a:blip r:embed="rId27"/>
-                    <a:stretch>
-                      <a:fillRect/>
-                    </a:stretch>
-                  </pic:blipFill>
-                  <pic:spPr>
-                    <a:xfrm>
-                      <a:off x="0" y="0"/>
-                      <a:ext cx="7518400" cy="10769600"/>
-                    </a:xfrm>
-                    <a:prstGeom prst="rect"/>
-                  </pic:spPr>
-                </pic:pic>
-              </a:graphicData>
-            </a:graphic>
-          </wp:inline>
-        </w:drawing>
-      </w:r>
-    </w:p>
-    <w:p>
-      <w:pPr>
-        <w:sectPr>
-          <w:pgSz w:w="11840" w:h="16960"/>
-          <w:pgMar w:top="0" w:right="0" w:bottom="0" w:left="0" w:header="0" w:footer="0" w:gutter="0"/>
-          <w:cols w:space="720"/>
-          <w:docGrid w:linePitch="360"/>
-        </w:sectPr>
-      </w:pPr>
-    </w:p>
-    <w:p>
-      <w:pPr>
-        <w:spacing w:before="0" w:after="0" w:line="240" w:lineRule="auto"/>
-      </w:pPr>
-      <w:r>
-        <w:rPr>
-          <w:sz w:val="4"/>
-        </w:rPr>
-        <w:drawing>
-          <wp:inline xmlns:a="http://schemas.openxmlformats.org/drawingml/2006/main" xmlns:pic="http://schemas.openxmlformats.org/drawingml/2006/picture">
-            <wp:extent cx="7518400" cy="10807700"/>
-            <wp:docPr id="20" name="Picture 20"/>
-            <wp:cNvGraphicFramePr>
-              <a:graphicFrameLocks noChangeAspect="1"/>
-            </wp:cNvGraphicFramePr>
-            <a:graphic>
-              <a:graphicData uri="http://schemas.openxmlformats.org/drawingml/2006/picture">
-                <pic:pic>
-                  <pic:nvPicPr>
-                    <pic:cNvPr id="0" name="image.jpg"/>
-                    <pic:cNvPicPr/>
-                  </pic:nvPicPr>
-                  <pic:blipFill>
-                    <a:blip r:embed="rId28"/>
-                    <a:stretch>
-                      <a:fillRect/>
-                    </a:stretch>
-                  </pic:blipFill>
-                  <pic:spPr>
-                    <a:xfrm>
-                      <a:off x="0" y="0"/>
-                      <a:ext cx="7518400" cy="10807700"/>
-                    </a:xfrm>
-                    <a:prstGeom prst="rect"/>
-                  </pic:spPr>
-                </pic:pic>
-              </a:graphicData>
-            </a:graphic>
-          </wp:inline>
-        </w:drawing>
-      </w:r>
-    </w:p>
-    <w:p>
-      <w:pPr>
-        <w:sectPr>
-          <w:pgSz w:w="11840" w:h="17020"/>
-          <w:pgMar w:top="0" w:right="0" w:bottom="0" w:left="0" w:header="0" w:footer="0" w:gutter="0"/>
-          <w:cols w:space="720"/>
-          <w:docGrid w:linePitch="360"/>
-        </w:sectPr>
-      </w:pPr>
-    </w:p>
-    <w:p>
-      <w:pPr>
-        <w:spacing w:before="0" w:after="0" w:line="240" w:lineRule="auto"/>
-      </w:pPr>
-      <w:r>
-        <w:rPr>
-          <w:sz w:val="4"/>
-        </w:rPr>
-        <w:drawing>
-          <wp:inline xmlns:a="http://schemas.openxmlformats.org/drawingml/2006/main" xmlns:pic="http://schemas.openxmlformats.org/drawingml/2006/picture">
-            <wp:extent cx="7518400" cy="10833100"/>
-            <wp:docPr id="21" name="Picture 21"/>
-            <wp:cNvGraphicFramePr>
-              <a:graphicFrameLocks noChangeAspect="1"/>
-            </wp:cNvGraphicFramePr>
-            <a:graphic>
-              <a:graphicData uri="http://schemas.openxmlformats.org/drawingml/2006/picture">
-                <pic:pic>
-                  <pic:nvPicPr>
-                    <pic:cNvPr id="0" name="image.jpg"/>
-                    <pic:cNvPicPr/>
-                  </pic:nvPicPr>
-                  <pic:blipFill>
-                    <a:blip r:embed="rId29"/>
-                    <a:stretch>
-                      <a:fillRect/>
-                    </a:stretch>
-                  </pic:blipFill>
-                  <pic:spPr>
-                    <a:xfrm>
-                      <a:off x="0" y="0"/>
-                      <a:ext cx="7518400" cy="10833100"/>
-                    </a:xfrm>
-                    <a:prstGeom prst="rect"/>
-                  </pic:spPr>
-                </pic:pic>
-              </a:graphicData>
-            </a:graphic>
-          </wp:inline>
-        </w:drawing>
-      </w:r>
-    </w:p>
-    <w:p>
-      <w:pPr>
-        <w:sectPr>
-          <w:pgSz w:w="11840" w:h="17060"/>
-          <w:pgMar w:top="0" w:right="0" w:bottom="0" w:left="0" w:header="0" w:footer="0" w:gutter="0"/>
-          <w:cols w:space="720"/>
-          <w:docGrid w:linePitch="360"/>
-        </w:sectPr>
-      </w:pPr>
-    </w:p>
-    <w:p>
-      <w:pPr>
-        <w:spacing w:before="0" w:after="0" w:line="240" w:lineRule="auto"/>
-      </w:pPr>
-      <w:r>
-        <w:rPr>
-          <w:sz w:val="4"/>
-        </w:rPr>
-        <w:drawing>
-          <wp:inline xmlns:a="http://schemas.openxmlformats.org/drawingml/2006/main" xmlns:pic="http://schemas.openxmlformats.org/drawingml/2006/picture">
-            <wp:extent cx="7531100" cy="10820400"/>
-            <wp:docPr id="22" name="Picture 22"/>
-            <wp:cNvGraphicFramePr>
-              <a:graphicFrameLocks noChangeAspect="1"/>
-            </wp:cNvGraphicFramePr>
-            <a:graphic>
-              <a:graphicData uri="http://schemas.openxmlformats.org/drawingml/2006/picture">
-                <pic:pic>
-                  <pic:nvPicPr>
-                    <pic:cNvPr id="0" name="image.jpg"/>
-                    <pic:cNvPicPr/>
-                  </pic:nvPicPr>
-                  <pic:blipFill>
-                    <a:blip r:embed="rId30"/>
-                    <a:stretch>
-                      <a:fillRect/>
-                    </a:stretch>
-                  </pic:blipFill>
-                  <pic:spPr>
-                    <a:xfrm>
-                      <a:off x="0" y="0"/>
-                      <a:ext cx="7531100" cy="10820400"/>
-                    </a:xfrm>
-                    <a:prstGeom prst="rect"/>
-                  </pic:spPr>
-                </pic:pic>
-              </a:graphicData>
-            </a:graphic>
-          </wp:inline>
-        </w:drawing>
-      </w:r>
-    </w:p>
-    <w:p>
-      <w:pPr>
-        <w:sectPr>
-          <w:pgSz w:w="11860" w:h="17040"/>
-          <w:pgMar w:top="0" w:right="0" w:bottom="0" w:left="0" w:header="0" w:footer="0" w:gutter="0"/>
-          <w:cols w:space="720"/>
-          <w:docGrid w:linePitch="360"/>
-        </w:sectPr>
-      </w:pPr>
-    </w:p>
-    <w:p>
-      <w:pPr>
-        <w:spacing w:before="0" w:after="0" w:line="240" w:lineRule="auto"/>
-      </w:pPr>
-      <w:r>
-        <w:rPr>
-          <w:sz w:val="4"/>
-        </w:rPr>
-        <w:drawing>
-          <wp:inline xmlns:a="http://schemas.openxmlformats.org/drawingml/2006/main" xmlns:pic="http://schemas.openxmlformats.org/drawingml/2006/picture">
-            <wp:extent cx="7543800" cy="10820400"/>
-            <wp:docPr id="23" name="Picture 23"/>
-            <wp:cNvGraphicFramePr>
-              <a:graphicFrameLocks noChangeAspect="1"/>
-            </wp:cNvGraphicFramePr>
-            <a:graphic>
-              <a:graphicData uri="http://schemas.openxmlformats.org/drawingml/2006/picture">
-                <pic:pic>
-                  <pic:nvPicPr>
-                    <pic:cNvPr id="0" name="image.jpg"/>
-                    <pic:cNvPicPr/>
-                  </pic:nvPicPr>
-                  <pic:blipFill>
-                    <a:blip r:embed="rId31"/>
-                    <a:stretch>
-                      <a:fillRect/>
-                    </a:stretch>
-                  </pic:blipFill>
-                  <pic:spPr>
-                    <a:xfrm>
-                      <a:off x="0" y="0"/>
-                      <a:ext cx="7543800" cy="10820400"/>
-                    </a:xfrm>
-                    <a:prstGeom prst="rect"/>
-                  </pic:spPr>
-                </pic:pic>
-              </a:graphicData>
-            </a:graphic>
-          </wp:inline>
-        </w:drawing>
-      </w:r>
-    </w:p>
-    <w:p>
-      <w:pPr>
-        <w:sectPr>
-          <w:pgSz w:w="11880" w:h="17040"/>
-          <w:pgMar w:top="0" w:right="0" w:bottom="0" w:left="0" w:header="0" w:footer="0" w:gutter="0"/>
-          <w:cols w:space="720"/>
-          <w:docGrid w:linePitch="360"/>
-        </w:sectPr>
-      </w:pPr>
-    </w:p>
-    <w:p>
-      <w:pPr>
-        <w:spacing w:before="0" w:after="0" w:line="240" w:lineRule="auto"/>
-      </w:pPr>
-      <w:r>
-        <w:rPr>
-          <w:sz w:val="4"/>
-        </w:rPr>
-        <w:drawing>
-          <wp:inline xmlns:a="http://schemas.openxmlformats.org/drawingml/2006/main" xmlns:pic="http://schemas.openxmlformats.org/drawingml/2006/picture">
-            <wp:extent cx="7531100" cy="10833100"/>
-            <wp:docPr id="24" name="Picture 24"/>
-            <wp:cNvGraphicFramePr>
-              <a:graphicFrameLocks noChangeAspect="1"/>
-            </wp:cNvGraphicFramePr>
-            <a:graphic>
-              <a:graphicData uri="http://schemas.openxmlformats.org/drawingml/2006/picture">
-                <pic:pic>
-                  <pic:nvPicPr>
-                    <pic:cNvPr id="0" name="image.jpg"/>
-                    <pic:cNvPicPr/>
-                  </pic:nvPicPr>
-                  <pic:blipFill>
-                    <a:blip r:embed="rId32"/>
-                    <a:stretch>
-                      <a:fillRect/>
-                    </a:stretch>
-                  </pic:blipFill>
-                  <pic:spPr>
-                    <a:xfrm>
-                      <a:off x="0" y="0"/>
-                      <a:ext cx="7531100" cy="10833100"/>
-                    </a:xfrm>
-                    <a:prstGeom prst="rect"/>
-                  </pic:spPr>
-                </pic:pic>
-              </a:graphicData>
-            </a:graphic>
-          </wp:inline>
-        </w:drawing>
-      </w:r>
-    </w:p>
-    <w:p>
-      <w:pPr>
-        <w:sectPr>
-          <w:pgSz w:w="11860" w:h="17060"/>
-          <w:pgMar w:top="0" w:right="0" w:bottom="0" w:left="0" w:header="0" w:footer="0" w:gutter="0"/>
-          <w:cols w:space="720"/>
-          <w:docGrid w:linePitch="360"/>
-        </w:sectPr>
-      </w:pPr>
-    </w:p>
-    <w:p>
-      <w:pPr>
-        <w:spacing w:before="0" w:after="0" w:line="240" w:lineRule="auto"/>
-      </w:pPr>
-      <w:r>
-        <w:rPr>
-          <w:sz w:val="4"/>
-        </w:rPr>
-        <w:drawing>
-          <wp:inline xmlns:a="http://schemas.openxmlformats.org/drawingml/2006/main" xmlns:pic="http://schemas.openxmlformats.org/drawingml/2006/picture">
-            <wp:extent cx="7543800" cy="10833100"/>
-            <wp:docPr id="25" name="Picture 25"/>
-            <wp:cNvGraphicFramePr>
-              <a:graphicFrameLocks noChangeAspect="1"/>
-            </wp:cNvGraphicFramePr>
-            <a:graphic>
-              <a:graphicData uri="http://schemas.openxmlformats.org/drawingml/2006/picture">
-                <pic:pic>
-                  <pic:nvPicPr>
-                    <pic:cNvPr id="0" name="image.jpg"/>
-                    <pic:cNvPicPr/>
-                  </pic:nvPicPr>
-                  <pic:blipFill>
-                    <a:blip r:embed="rId33"/>
-                    <a:stretch>
-                      <a:fillRect/>
-                    </a:stretch>
-                  </pic:blipFill>
-                  <pic:spPr>
-                    <a:xfrm>
-                      <a:off x="0" y="0"/>
-                      <a:ext cx="7543800" cy="10833100"/>
-                    </a:xfrm>
-                    <a:prstGeom prst="rect"/>
-                  </pic:spPr>
-                </pic:pic>
-              </a:graphicData>
-            </a:graphic>
-          </wp:inline>
-        </w:drawing>
-      </w:r>
-    </w:p>
-    <w:p>
-      <w:pPr>
-        <w:sectPr>
-          <w:pgSz w:w="11880" w:h="17060"/>
-          <w:pgMar w:top="0" w:right="0" w:bottom="0" w:left="0" w:header="0" w:footer="0" w:gutter="0"/>
-          <w:cols w:space="720"/>
-          <w:docGrid w:linePitch="360"/>
-        </w:sectPr>
-      </w:pPr>
-    </w:p>
-    <w:p>
-      <w:pPr>
-        <w:spacing w:before="0" w:after="0" w:line="240" w:lineRule="auto"/>
-      </w:pPr>
-      <w:r>
-        <w:rPr>
-          <w:sz w:val="4"/>
-        </w:rPr>
-        <w:drawing>
-          <wp:inline xmlns:a="http://schemas.openxmlformats.org/drawingml/2006/main" xmlns:pic="http://schemas.openxmlformats.org/drawingml/2006/picture">
-            <wp:extent cx="7543800" cy="10820400"/>
-            <wp:docPr id="26" name="Picture 26"/>
-            <wp:cNvGraphicFramePr>
-              <a:graphicFrameLocks noChangeAspect="1"/>
-            </wp:cNvGraphicFramePr>
-            <a:graphic>
-              <a:graphicData uri="http://schemas.openxmlformats.org/drawingml/2006/picture">
-                <pic:pic>
-                  <pic:nvPicPr>
-                    <pic:cNvPr id="0" name="image.jpg"/>
-                    <pic:cNvPicPr/>
-                  </pic:nvPicPr>
-                  <pic:blipFill>
-                    <a:blip r:embed="rId34"/>
-                    <a:stretch>
-                      <a:fillRect/>
-                    </a:stretch>
-                  </pic:blipFill>
-                  <pic:spPr>
-                    <a:xfrm>
-                      <a:off x="0" y="0"/>
-                      <a:ext cx="7543800" cy="10820400"/>
-                    </a:xfrm>
-                    <a:prstGeom prst="rect"/>
-                  </pic:spPr>
-                </pic:pic>
-              </a:graphicData>
-            </a:graphic>
-          </wp:inline>
-        </w:drawing>
-      </w:r>
-    </w:p>
-    <w:p>
-      <w:pPr>
-        <w:sectPr>
-          <w:pgSz w:w="11880" w:h="17040"/>
-          <w:pgMar w:top="0" w:right="0" w:bottom="0" w:left="0" w:header="0" w:footer="0" w:gutter="0"/>
-          <w:cols w:space="720"/>
-          <w:docGrid w:linePitch="360"/>
-        </w:sectPr>
-      </w:pPr>
-    </w:p>
-    <w:p>
-      <w:pPr>
-        <w:spacing w:before="0" w:after="0" w:line="240" w:lineRule="auto"/>
-      </w:pPr>
-      <w:r>
-        <w:rPr>
-          <w:sz w:val="4"/>
-        </w:rPr>
-        <w:drawing>
-          <wp:inline xmlns:a="http://schemas.openxmlformats.org/drawingml/2006/main" xmlns:pic="http://schemas.openxmlformats.org/drawingml/2006/picture">
-            <wp:extent cx="7518400" cy="10795000"/>
-            <wp:docPr id="27" name="Picture 27"/>
-            <wp:cNvGraphicFramePr>
-              <a:graphicFrameLocks noChangeAspect="1"/>
-            </wp:cNvGraphicFramePr>
-            <a:graphic>
-              <a:graphicData uri="http://schemas.openxmlformats.org/drawingml/2006/picture">
-                <pic:pic>
-                  <pic:nvPicPr>
-                    <pic:cNvPr id="0" name="image.jpg"/>
-                    <pic:cNvPicPr/>
-                  </pic:nvPicPr>
-                  <pic:blipFill>
-                    <a:blip r:embed="rId35"/>
-                    <a:stretch>
-                      <a:fillRect/>
-                    </a:stretch>
-                  </pic:blipFill>
-                  <pic:spPr>
-                    <a:xfrm>
-                      <a:off x="0" y="0"/>
-                      <a:ext cx="7518400" cy="10795000"/>
-                    </a:xfrm>
-                    <a:prstGeom prst="rect"/>
-                  </pic:spPr>
-                </pic:pic>
-              </a:graphicData>
-            </a:graphic>
-          </wp:inline>
-        </w:drawing>
-      </w:r>
-    </w:p>
-    <w:p>
-      <w:pPr>
-        <w:sectPr>
-          <w:pgSz w:w="11840" w:h="17000"/>
-          <w:pgMar w:top="0" w:right="0" w:bottom="0" w:left="0" w:header="0" w:footer="0" w:gutter="0"/>
-          <w:cols w:space="720"/>
-          <w:docGrid w:linePitch="360"/>
-        </w:sectPr>
-      </w:pPr>
-    </w:p>
-    <w:p>
-      <w:pPr>
-        <w:spacing w:before="0" w:after="0" w:line="240" w:lineRule="auto"/>
-      </w:pPr>
-      <w:r>
-        <w:rPr>
-          <w:sz w:val="4"/>
-        </w:rPr>
-        <w:drawing>
-          <wp:inline xmlns:a="http://schemas.openxmlformats.org/drawingml/2006/main" xmlns:pic="http://schemas.openxmlformats.org/drawingml/2006/picture">
-            <wp:extent cx="7518400" cy="10807700"/>
-            <wp:docPr id="28" name="Picture 28"/>
-            <wp:cNvGraphicFramePr>
-              <a:graphicFrameLocks noChangeAspect="1"/>
-            </wp:cNvGraphicFramePr>
-            <a:graphic>
-              <a:graphicData uri="http://schemas.openxmlformats.org/drawingml/2006/picture">
-                <pic:pic>
-                  <pic:nvPicPr>
-                    <pic:cNvPr id="0" name="image.jpg"/>
-                    <pic:cNvPicPr/>
-                  </pic:nvPicPr>
-                  <pic:blipFill>
-                    <a:blip r:embed="rId36"/>
-                    <a:stretch>
-                      <a:fillRect/>
-                    </a:stretch>
-                  </pic:blipFill>
-                  <pic:spPr>
-                    <a:xfrm>
-                      <a:off x="0" y="0"/>
-                      <a:ext cx="7518400" cy="10807700"/>
-                    </a:xfrm>
-                    <a:prstGeom prst="rect"/>
-                  </pic:spPr>
-                </pic:pic>
-              </a:graphicData>
-            </a:graphic>
-          </wp:inline>
-        </w:drawing>
-      </w:r>
-    </w:p>
-    <w:p>
-      <w:pPr>
-        <w:sectPr>
-          <w:pgSz w:w="11840" w:h="17020"/>
-          <w:pgMar w:top="0" w:right="0" w:bottom="0" w:left="0" w:header="0" w:footer="0" w:gutter="0"/>
-          <w:cols w:space="720"/>
-          <w:docGrid w:linePitch="360"/>
-        </w:sectPr>
-      </w:pPr>
-    </w:p>
-    <w:p>
-      <w:pPr>
-        <w:spacing w:before="0" w:after="0" w:line="240" w:lineRule="auto"/>
-      </w:pPr>
-      <w:r>
-        <w:rPr>
-          <w:sz w:val="4"/>
-        </w:rPr>
-        <w:drawing>
-          <wp:inline xmlns:a="http://schemas.openxmlformats.org/drawingml/2006/main" xmlns:pic="http://schemas.openxmlformats.org/drawingml/2006/picture">
-            <wp:extent cx="7531100" cy="10756900"/>
-            <wp:docPr id="29" name="Picture 29"/>
-            <wp:cNvGraphicFramePr>
-              <a:graphicFrameLocks noChangeAspect="1"/>
-            </wp:cNvGraphicFramePr>
-            <a:graphic>
-              <a:graphicData uri="http://schemas.openxmlformats.org/drawingml/2006/picture">
-                <pic:pic>
-                  <pic:nvPicPr>
-                    <pic:cNvPr id="0" name="image.jpg"/>
-                    <pic:cNvPicPr/>
-                  </pic:nvPicPr>
-                  <pic:blipFill>
-                    <a:blip r:embed="rId37"/>
-                    <a:stretch>
-                      <a:fillRect/>
-                    </a:stretch>
-                  </pic:blipFill>
-                  <pic:spPr>
-                    <a:xfrm>
-                      <a:off x="0" y="0"/>
-                      <a:ext cx="7531100" cy="10756900"/>
-                    </a:xfrm>
-                    <a:prstGeom prst="rect"/>
-                  </pic:spPr>
-                </pic:pic>
-              </a:graphicData>
-            </a:graphic>
-          </wp:inline>
-        </w:drawing>
-      </w:r>
-    </w:p>
-    <w:p>
-      <w:pPr>
-        <w:sectPr>
-          <w:pgSz w:w="11860" w:h="16940"/>
-          <w:pgMar w:top="0" w:right="0" w:bottom="0" w:left="0" w:header="0" w:footer="0" w:gutter="0"/>
-          <w:cols w:space="720"/>
-          <w:docGrid w:linePitch="360"/>
-        </w:sectPr>
-      </w:pPr>
-    </w:p>
-    <w:p>
-      <w:pPr>
-        <w:spacing w:before="0" w:after="0" w:line="240" w:lineRule="auto"/>
-      </w:pPr>
-      <w:r>
-        <w:rPr>
-          <w:sz w:val="4"/>
-        </w:rPr>
-        <w:drawing>
-          <wp:inline xmlns:a="http://schemas.openxmlformats.org/drawingml/2006/main" xmlns:pic="http://schemas.openxmlformats.org/drawingml/2006/picture">
-            <wp:extent cx="7531100" cy="10807700"/>
-            <wp:docPr id="30" name="Picture 30"/>
-            <wp:cNvGraphicFramePr>
-              <a:graphicFrameLocks noChangeAspect="1"/>
-            </wp:cNvGraphicFramePr>
-            <a:graphic>
-              <a:graphicData uri="http://schemas.openxmlformats.org/drawingml/2006/picture">
-                <pic:pic>
-                  <pic:nvPicPr>
-                    <pic:cNvPr id="0" name="image.jpg"/>
-                    <pic:cNvPicPr/>
-                  </pic:nvPicPr>
-                  <pic:blipFill>
-                    <a:blip r:embed="rId38"/>
-                    <a:stretch>
-                      <a:fillRect/>
-                    </a:stretch>
-                  </pic:blipFill>
-                  <pic:spPr>
-                    <a:xfrm>
-                      <a:off x="0" y="0"/>
-                      <a:ext cx="7531100" cy="10807700"/>
-                    </a:xfrm>
-                    <a:prstGeom prst="rect"/>
-                  </pic:spPr>
-                </pic:pic>
-              </a:graphicData>
-            </a:graphic>
-          </wp:inline>
-        </w:drawing>
+      <w:r>
+        <w:rPr>
+          <w:rFonts w:ascii="Calibri" w:hAnsi="Calibri" w:eastAsia="Calibri"/>
+          <w:sz w:val="22"/>
+          <w:lang w:val="tr-TR" w:eastAsia="tr-TR"/>
+        </w:rPr>
+        <w:t>SUZİ EG, MERSİN BÜYÜKŞEHİR BELEDİYESİ MERSİN SU VE KANALİZASYON İDARESİ GENEL MÜDÜRLÜĞÜ</w:t>
+      </w:r>
+    </w:p>
+    <w:p>
+      <w:r>
+        <w:rPr>
+          <w:rFonts w:ascii="Calibri" w:hAnsi="Calibri" w:eastAsia="Calibri"/>
+          <w:sz w:val="22"/>
+          <w:lang w:val="tr-TR" w:eastAsia="tr-TR"/>
+        </w:rPr>
+        <w:t>BAĞLANTI KALİTE KONTROL RUHSATI</w:t>
+      </w:r>
+    </w:p>
+    <w:p>
+      <w:r>
+        <w:rPr>
+          <w:rFonts w:ascii="Calibri" w:hAnsi="Calibri" w:eastAsia="Calibri"/>
+          <w:sz w:val="22"/>
+          <w:lang w:val="tr-TR" w:eastAsia="tr-TR"/>
+        </w:rPr>
+        <w:t>Ruhsat Veriliş Tarihi: 10/12/2024</w:t>
+      </w:r>
+    </w:p>
+    <w:p>
+      <w:r>
+        <w:rPr>
+          <w:rFonts w:ascii="Calibri" w:hAnsi="Calibri" w:eastAsia="Calibri"/>
+          <w:sz w:val="22"/>
+          <w:lang w:val="tr-TR" w:eastAsia="tr-TR"/>
+        </w:rPr>
+        <w:t>Reheat Not S268 Ruhsat Süresinin Bitiş Tarihi: 10/12/2027</w:t>
+      </w:r>
+    </w:p>
+    <w:p>
+      <w:r>
+        <w:rPr>
+          <w:rFonts w:ascii="Calibri" w:hAnsi="Calibri" w:eastAsia="Calibri"/>
+          <w:sz w:val="22"/>
+          <w:lang w:val="tr-TR" w:eastAsia="tr-TR"/>
+        </w:rPr>
+        <w:t>İŞLETMENİN GENEL BİLGİLERİ:</w:t>
+      </w:r>
+    </w:p>
+    <w:p>
+      <w:r>
+        <w:rPr>
+          <w:rFonts w:ascii="Calibri" w:hAnsi="Calibri" w:eastAsia="Calibri"/>
+          <w:sz w:val="22"/>
+          <w:lang w:val="tr-TR" w:eastAsia="tr-TR"/>
+        </w:rPr>
+        <w:t>Ticari İsmi BAŞHAN AGRO GIDA SAN. VE TİC, A.Ş. ENTEGRE MERSİN ŞUBESİ</w:t>
+      </w:r>
+    </w:p>
+    <w:p>
+      <w:r>
+        <w:rPr>
+          <w:rFonts w:ascii="Calibri" w:hAnsi="Calibri" w:eastAsia="Calibri"/>
+          <w:sz w:val="22"/>
+          <w:lang w:val="tr-TR" w:eastAsia="tr-TR"/>
+        </w:rPr>
+        <w:t>¢ railvas Ev ice. No: § Faaliyet Adresi Karacailyas Evren Mah. Menekşe-1 Sok. No: 5/10</w:t>
+      </w:r>
+    </w:p>
+    <w:p>
+      <w:r>
+        <w:rPr>
+          <w:rFonts w:ascii="Calibri" w:hAnsi="Calibri" w:eastAsia="Calibri"/>
+          <w:sz w:val="22"/>
+          <w:lang w:val="tr-TR" w:eastAsia="tr-TR"/>
+        </w:rPr>
+        <w:t>İŞLETMENİN ATIKSU OLUSUMU/GERI DÖNÜŞÜMDE KULLANMA/ BERTARAFI:</w:t>
+      </w:r>
+    </w:p>
+    <w:p>
+      <w:r>
+        <w:rPr>
+          <w:rFonts w:ascii="Calibri" w:hAnsi="Calibri" w:eastAsia="Calibri"/>
+          <w:sz w:val="22"/>
+          <w:lang w:val="tr-TR" w:eastAsia="tr-TR"/>
+        </w:rPr>
+        <w:t>Proses / Faaliyet: (*) Yemekhane: () Diğer: ()</w:t>
+      </w:r>
+    </w:p>
+    <w:p>
+      <w:r>
+        <w:rPr>
+          <w:rFonts w:ascii="Calibri" w:hAnsi="Calibri" w:eastAsia="Calibri"/>
+          <w:sz w:val="22"/>
+          <w:lang w:val="tr-TR" w:eastAsia="tr-TR"/>
+        </w:rPr>
+        <w:t>Açıklama:</w:t>
+      </w:r>
+    </w:p>
+    <w:p>
+      <w:r>
+        <w:rPr>
+          <w:rFonts w:ascii="Calibri" w:hAnsi="Calibri" w:eastAsia="Calibri"/>
+          <w:sz w:val="22"/>
+          <w:lang w:val="tr-TR" w:eastAsia="tr-TR"/>
+        </w:rPr>
+        <w:t>İŞLETMENİN ATIKSU ARITMA TESİSİ ÜNİTELERİ:</w:t>
+      </w:r>
+    </w:p>
+    <w:p>
+      <w:r>
+        <w:rPr>
+          <w:rFonts w:ascii="Calibri" w:hAnsi="Calibri" w:eastAsia="Calibri"/>
+          <w:sz w:val="22"/>
+          <w:lang w:val="tr-TR" w:eastAsia="tr-TR"/>
+        </w:rPr>
+        <w:t>Fiziksel Arıtma (*) Kimyasal Arıtma () Biyolojik Arıtma ()</w:t>
+      </w:r>
+    </w:p>
+    <w:p>
+      <w:r>
+        <w:rPr>
+          <w:rFonts w:ascii="Calibri" w:hAnsi="Calibri" w:eastAsia="Calibri"/>
+          <w:sz w:val="22"/>
+          <w:lang w:val="tr-TR" w:eastAsia="tr-TR"/>
+        </w:rPr>
+        <w:t>Yüzebilen ve Çökebilen Madde Tutucu Sistemi</w:t>
+      </w:r>
+    </w:p>
+    <w:p>
+      <w:r>
+        <w:rPr>
+          <w:rFonts w:ascii="Calibri" w:hAnsi="Calibri" w:eastAsia="Calibri"/>
+          <w:sz w:val="22"/>
+          <w:lang w:val="tr-TR" w:eastAsia="tr-TR"/>
+        </w:rPr>
+        <w:t>Diğer:</w:t>
+      </w:r>
+    </w:p>
+    <w:p>
+      <w:r>
+        <w:rPr>
+          <w:rFonts w:ascii="Calibri" w:hAnsi="Calibri" w:eastAsia="Calibri"/>
+          <w:sz w:val="22"/>
+          <w:lang w:val="tr-TR" w:eastAsia="tr-TR"/>
+        </w:rPr>
+        <w:t>İŞLETMENİN ATIKSU DEŞARJ ORTAMI / BERTARAFI:</w:t>
+      </w:r>
+    </w:p>
+    <w:p>
+      <w:r>
+        <w:rPr>
+          <w:rFonts w:ascii="Calibri" w:hAnsi="Calibri" w:eastAsia="Calibri"/>
+          <w:sz w:val="22"/>
+          <w:lang w:val="tr-TR" w:eastAsia="tr-TR"/>
+        </w:rPr>
+        <w:t>Deşarj Ortamı</w:t>
+      </w:r>
+    </w:p>
+    <w:p>
+      <w:r>
+        <w:rPr>
+          <w:rFonts w:ascii="Calibri" w:hAnsi="Calibri" w:eastAsia="Calibri"/>
+          <w:sz w:val="22"/>
+          <w:lang w:val="tr-TR" w:eastAsia="tr-TR"/>
+        </w:rPr>
+        <w:t>Kanalizasyon Foseptik Diğer</w:t>
+      </w:r>
+    </w:p>
+    <w:p>
+      <w:r>
+        <w:rPr>
+          <w:rFonts w:ascii="Calibri" w:hAnsi="Calibri" w:eastAsia="Calibri"/>
+          <w:sz w:val="22"/>
+          <w:lang w:val="tr-TR" w:eastAsia="tr-TR"/>
+        </w:rPr>
+        <w:t>Açıklama</w:t>
+      </w:r>
+    </w:p>
+    <w:p>
+      <w:r>
+        <w:rPr>
+          <w:rFonts w:ascii="Calibri" w:hAnsi="Calibri" w:eastAsia="Calibri"/>
+          <w:sz w:val="22"/>
+          <w:lang w:val="tr-TR" w:eastAsia="tr-TR"/>
+        </w:rPr>
+        <w:t>Yardımcısı</w:t>
       </w:r>
     </w:p>
     <w:sectPr>
-      <w:pgSz w:w="11860" w:h="17020"/>
-      <w:pgMar w:top="0" w:right="0" w:bottom="0" w:left="0" w:header="0" w:footer="0" w:gutter="0"/>
+      <w:footerReference w:type="default" r:id="rId9"/>
+      <w:pgSz w:w="11906" w:h="16838"/>
+      <w:pgMar w:top="1020" w:right="1134" w:bottom="1020" w:left="1134" w:header="720" w:footer="720" w:gutter="0"/>
       <w:cols w:space="720"/>
       <w:docGrid w:linePitch="360"/>
     </w:sectPr>
   </w:body>
 </w:document>
+</file>
+
+<file path=word/footer1.xml><?xml version="1.0" encoding="utf-8"?>
+<w:ftr xmlns:m="http://schemas.openxmlformats.org/officeDocument/2006/math" xmlns:mc="http://schemas.openxmlformats.org/markup-compatibility/2006" xmlns:mo="http://schemas.microsoft.com/office/mac/office/2008/main" xmlns:mv="urn:schemas-microsoft-com:mac:vml" xmlns:o="urn:schemas-microsoft-com:office:office" xmlns:r="http://schemas.openxmlformats.org/officeDocument/2006/relationships" xmlns:v="urn:schemas-microsoft-com:vml" xmlns:w10="urn:schemas-microsoft-com:office:word" xmlns:w14="http://schemas.microsoft.com/office/word/2010/wordml" xmlns:w="http://schemas.openxmlformats.org/wordprocessingml/2006/main" xmlns:wne="http://schemas.microsoft.com/office/word/2006/wordml" xmlns:wp14="http://schemas.microsoft.com/office/word/2010/wordprocessingDrawing" xmlns:wp="http://schemas.openxmlformats.org/drawingml/2006/wordprocessingDrawing" xmlns:wpc="http://schemas.microsoft.com/office/word/2010/wordprocessingCanvas" xmlns:wpg="http://schemas.microsoft.com/office/word/2010/wordprocessingGroup" xmlns:wpi="http://schemas.microsoft.com/office/word/2010/wordprocessingInk" xmlns:wps="http://schemas.microsoft.com/office/word/2010/wordprocessingShape" mc:Ignorable="w14 wp14">
+  <w:p>
+    <w:pPr>
+      <w:pStyle w:val="Footer"/>
+      <w:jc w:val="center"/>
+    </w:pPr>
+    <w:r>
+      <w:rPr>
+        <w:rFonts w:ascii="Calibri" w:hAnsi="Calibri" w:eastAsia="Calibri"/>
+        <w:color w:val="666666"/>
+        <w:sz w:val="18"/>
+        <w:lang w:val="tr-TR" w:eastAsia="tr-TR"/>
+      </w:rPr>
+      <w:fldChar w:fldCharType="begin"/>
+      <w:instrText xml:space="preserve"> PAGE </w:instrText>
+      <w:fldChar w:fldCharType="end"/>
+    </w:r>
+  </w:p>
+</w:ftr>
 </file>
 
 <file path=word/numbering.xml><?xml version="1.0" encoding="utf-8"?>
@@ -1926,10 +7712,13 @@
     <w:qFormat/>
     <w:rsid w:val="00FC693F"/>
     <w:pPr>
-      <w:spacing w:before="0" w:after="0" w:line="240" w:lineRule="auto"/>
+      <w:spacing w:before="0" w:after="160" w:line="276" w:lineRule="auto"/>
     </w:pPr>
     <w:rPr>
-      <w:sz w:val="4"/>
+      <w:rFonts w:ascii="Calibri" w:hAnsi="Calibri" w:cs="Calibri"/>
+      <w:color w:val="1A1A1A"/>
+      <w:sz w:val="22"/>
+      <w:lang w:val="tr-TR"/>
     </w:rPr>
   </w:style>
   <w:style w:type="paragraph" w:styleId="Header">
@@ -1987,15 +7776,15 @@
     <w:pPr>
       <w:keepNext/>
       <w:keepLines/>
-      <w:spacing w:before="480" w:after="0"/>
+      <w:spacing w:before="280" w:after="120"/>
       <w:outlineLvl w:val="0"/>
     </w:pPr>
     <w:rPr>
-      <w:rFonts w:asciiTheme="majorHAnsi" w:eastAsiaTheme="majorEastAsia" w:hAnsiTheme="majorHAnsi" w:cstheme="majorBidi"/>
+      <w:rFonts w:asciiTheme="majorHAnsi" w:eastAsiaTheme="majorEastAsia" w:hAnsiTheme="majorHAnsi" w:cstheme="majorBidi" w:ascii="Calibri" w:hAnsi="Calibri"/>
       <w:b/>
       <w:bCs/>
-      <w:color w:val="365F91" w:themeColor="accent1" w:themeShade="BF"/>
-      <w:sz w:val="28"/>
+      <w:color w:val="0F3D4C"/>
+      <w:sz w:val="32"/>
       <w:szCs w:val="28"/>
     </w:rPr>
   </w:style>
@@ -2011,14 +7800,14 @@
     <w:pPr>
       <w:keepNext/>
       <w:keepLines/>
-      <w:spacing w:before="200" w:after="0"/>
+      <w:spacing w:before="280" w:after="120"/>
       <w:outlineLvl w:val="1"/>
     </w:pPr>
     <w:rPr>
-      <w:rFonts w:asciiTheme="majorHAnsi" w:eastAsiaTheme="majorEastAsia" w:hAnsiTheme="majorHAnsi" w:cstheme="majorBidi"/>
+      <w:rFonts w:asciiTheme="majorHAnsi" w:eastAsiaTheme="majorEastAsia" w:hAnsiTheme="majorHAnsi" w:cstheme="majorBidi" w:ascii="Calibri" w:hAnsi="Calibri"/>
       <w:b/>
       <w:bCs/>
-      <w:color w:val="4F81BD" w:themeColor="accent1"/>
+      <w:color w:val="0F3D4C"/>
       <w:sz w:val="26"/>
       <w:szCs w:val="26"/>
     </w:rPr>

--- a/public/belgeler/2025-is-akim-semasi-ve-proses-ozeti-vaziyet-planlari.docx
+++ b/public/belgeler/2025-is-akim-semasi-ve-proses-ozeti-vaziyet-planlari.docx
@@ -4,542 +4,13 @@
   <w:body>
     <w:p>
       <w:pPr>
-        <w:spacing w:after="320" w:before="0"/>
-      </w:pPr>
-      <w:r>
-        <w:rPr>
-          <w:rFonts w:ascii="Calibri" w:hAnsi="Calibri" w:eastAsia="Calibri"/>
-          <w:b w:val="0"/>
-          <w:i w:val="0"/>
-          <w:color w:val="1A1A1A"/>
-          <w:sz w:val="22"/>
-          <w:lang w:val="tr-TR"/>
-        </w:rPr>
-        <w:t>Evrak Tarih ve Sayısı: 26.01.2026-139</w:t>
-      </w:r>
-    </w:p>
-    <w:p>
-      <w:pPr>
-        <w:spacing w:after="40" w:before="0"/>
-        <w:jc w:val="center"/>
-      </w:pPr>
-      <w:r>
-        <w:rPr>
-          <w:rFonts w:ascii="Calibri" w:hAnsi="Calibri" w:eastAsia="Calibri"/>
-          <w:b/>
-          <w:i w:val="0"/>
-          <w:color w:val="0F3D4C"/>
-          <w:sz w:val="36"/>
-          <w:lang w:val="tr-TR"/>
-        </w:rPr>
-        <w:t>BAŞHAN AGRO GIDA SANAYİ VE</w:t>
-      </w:r>
-    </w:p>
-    <w:p>
-      <w:pPr>
-        <w:spacing w:after="40" w:before="0"/>
-        <w:jc w:val="center"/>
-      </w:pPr>
-      <w:r>
-        <w:rPr>
-          <w:rFonts w:ascii="Calibri" w:hAnsi="Calibri" w:eastAsia="Calibri"/>
-          <w:b/>
-          <w:i w:val="0"/>
-          <w:color w:val="0F3D4C"/>
-          <w:sz w:val="32"/>
-          <w:lang w:val="tr-TR"/>
-        </w:rPr>
-        <w:t>TİCARET ANONİM ŞİRKETİ ENTEGRE</w:t>
-      </w:r>
-    </w:p>
-    <w:p>
-      <w:pPr>
-        <w:spacing w:after="240" w:before="0"/>
-        <w:jc w:val="center"/>
-      </w:pPr>
-      <w:r>
-        <w:rPr>
-          <w:rFonts w:ascii="Calibri" w:hAnsi="Calibri" w:eastAsia="Calibri"/>
-          <w:b/>
-          <w:i w:val="0"/>
-          <w:color w:val="0F3D4C"/>
-          <w:sz w:val="32"/>
-          <w:lang w:val="tr-TR"/>
-        </w:rPr>
-        <w:t>MERSİN ŞUBESİ</w:t>
-      </w:r>
-    </w:p>
-    <w:p>
-      <w:pPr>
-        <w:spacing w:after="240" w:before="0"/>
-        <w:jc w:val="center"/>
-      </w:pPr>
-      <w:r>
-        <w:rPr>
-          <w:rFonts w:ascii="Calibri" w:hAnsi="Calibri" w:eastAsia="Calibri"/>
-          <w:b w:val="0"/>
-          <w:i w:val="0"/>
-          <w:color w:val="1A1A1A"/>
-          <w:sz w:val="24"/>
-          <w:lang w:val="tr-TR"/>
-        </w:rPr>
-        <w:t>Karacailyas Evren Mahallesi, Menekşe 1 Sokak No: 5/10</w:t>
-      </w:r>
-    </w:p>
-    <w:p>
-      <w:pPr>
-        <w:spacing w:after="280" w:before="0"/>
-        <w:jc w:val="center"/>
-      </w:pPr>
-      <w:r>
-        <w:rPr>
-          <w:rFonts w:ascii="Calibri" w:hAnsi="Calibri" w:eastAsia="Calibri"/>
-          <w:b w:val="0"/>
-          <w:i w:val="0"/>
-          <w:color w:val="1A1A1A"/>
-          <w:sz w:val="24"/>
-          <w:lang w:val="tr-TR"/>
-        </w:rPr>
-        <w:t>Elenmiş Paketlenmiş Bakliyat ve Hububat, İç Mercimek, İç Bezelye, Bulgur, Aşurelik Buğday, İrmik, Pirinç, Karma ve Pellet Yem İmalatı, Ahşap Palet İmalatı, Elektrik Üretimi (Biyogaz)</w:t>
-      </w:r>
-    </w:p>
-    <w:p>
-      <w:pPr>
-        <w:spacing w:after="280" w:before="160"/>
-        <w:jc w:val="center"/>
-      </w:pPr>
-      <w:r>
-        <w:rPr>
-          <w:rFonts w:ascii="Calibri" w:hAnsi="Calibri" w:eastAsia="Calibri"/>
-          <w:b/>
-          <w:i w:val="0"/>
-          <w:color w:val="0F3D4C"/>
-          <w:sz w:val="32"/>
-          <w:lang w:val="tr-TR"/>
-        </w:rPr>
-        <w:t>İŞ AKIM ŞEMASI VE PROSES ÖZETİ</w:t>
-      </w:r>
-    </w:p>
-    <w:p>
-      <w:pPr>
-        <w:spacing w:after="40" w:before="0"/>
-        <w:jc w:val="center"/>
-      </w:pPr>
-      <w:r>
-        <w:rPr>
-          <w:rFonts w:ascii="Calibri" w:hAnsi="Calibri" w:eastAsia="Calibri"/>
-          <w:b w:val="0"/>
-          <w:i w:val="0"/>
-          <w:color w:val="1A1A1A"/>
-          <w:sz w:val="22"/>
-          <w:lang w:val="tr-TR"/>
-        </w:rPr>
-        <w:t>Diğdem YAR GÖREN</w:t>
-      </w:r>
-    </w:p>
-    <w:p>
-      <w:pPr>
-        <w:spacing w:after="200" w:before="0"/>
-        <w:jc w:val="center"/>
-      </w:pPr>
-      <w:r>
-        <w:rPr>
-          <w:rFonts w:ascii="Calibri" w:hAnsi="Calibri" w:eastAsia="Calibri"/>
-          <w:b w:val="0"/>
-          <w:i w:val="0"/>
-          <w:color w:val="1A1A1A"/>
-          <w:sz w:val="22"/>
-          <w:lang w:val="tr-TR"/>
-        </w:rPr>
-        <w:t>Çevre Mühendisi</w:t>
-      </w:r>
-    </w:p>
-    <w:p>
-      <w:pPr>
-        <w:spacing w:after="40" w:before="0"/>
-        <w:jc w:val="center"/>
-      </w:pPr>
-      <w:r>
-        <w:rPr>
-          <w:rFonts w:ascii="Calibri" w:hAnsi="Calibri" w:eastAsia="Calibri"/>
-          <w:b/>
-          <w:i w:val="0"/>
-          <w:color w:val="0F3D4C"/>
-          <w:sz w:val="22"/>
-          <w:lang w:val="tr-TR"/>
-        </w:rPr>
-        <w:t>ŞUBAT 2025</w:t>
-      </w:r>
-    </w:p>
-    <w:p>
-      <w:r>
-        <w:br w:type="page"/>
-      </w:r>
-    </w:p>
-    <w:p>
-      <w:pPr>
-        <w:pStyle w:val="Heading1"/>
-      </w:pPr>
-      <w:r>
-        <w:rPr>
-          <w:rFonts w:ascii="Calibri" w:hAnsi="Calibri" w:eastAsia="Calibri"/>
-          <w:b/>
-          <w:i w:val="0"/>
-          <w:color w:val="0F3D4C"/>
-          <w:sz w:val="32"/>
-          <w:lang w:val="tr-TR"/>
-        </w:rPr>
-        <w:t>İÇİNDEKİLER</w:t>
-      </w:r>
-    </w:p>
-    <w:p>
-      <w:pPr>
-        <w:spacing w:after="40"/>
-        <w:ind w:left="0"/>
-      </w:pPr>
-      <w:r>
-        <w:rPr>
-          <w:rFonts w:ascii="Calibri" w:hAnsi="Calibri" w:eastAsia="Calibri"/>
-          <w:b/>
-          <w:i w:val="0"/>
-          <w:color w:val="1A1A1A"/>
-          <w:sz w:val="24"/>
-          <w:lang w:val="tr-TR"/>
-        </w:rPr>
-        <w:t>1- İşletme Bilgileri</w:t>
-      </w:r>
-    </w:p>
-    <w:p>
-      <w:pPr>
-        <w:spacing w:after="40"/>
-        <w:ind w:left="0"/>
-      </w:pPr>
-      <w:r>
-        <w:rPr>
-          <w:rFonts w:ascii="Calibri" w:hAnsi="Calibri" w:eastAsia="Calibri"/>
-          <w:b/>
-          <w:i w:val="0"/>
-          <w:color w:val="1A1A1A"/>
-          <w:sz w:val="24"/>
-          <w:lang w:val="tr-TR"/>
-        </w:rPr>
-        <w:t>2- Faaliyeti/Faaliyetleri</w:t>
-      </w:r>
-    </w:p>
-    <w:p>
-      <w:pPr>
-        <w:spacing w:after="40"/>
-        <w:ind w:left="0"/>
-      </w:pPr>
-      <w:r>
-        <w:rPr>
-          <w:rFonts w:ascii="Calibri" w:hAnsi="Calibri" w:eastAsia="Calibri"/>
-          <w:b/>
-          <w:i w:val="0"/>
-          <w:color w:val="1A1A1A"/>
-          <w:sz w:val="24"/>
-          <w:lang w:val="tr-TR"/>
-        </w:rPr>
-        <w:t>3- Vaziyet Planları, İş Akım Şemaları ve Proses Özetleri</w:t>
-      </w:r>
-    </w:p>
-    <w:p>
-      <w:pPr>
-        <w:spacing w:after="40"/>
-        <w:ind w:left="425"/>
-      </w:pPr>
-      <w:r>
-        <w:rPr>
-          <w:rFonts w:ascii="Calibri" w:hAnsi="Calibri" w:eastAsia="Calibri"/>
-          <w:b w:val="0"/>
-          <w:i w:val="0"/>
-          <w:color w:val="1A1A1A"/>
-          <w:sz w:val="24"/>
-          <w:lang w:val="tr-TR"/>
-        </w:rPr>
-        <w:t>3.1. Bulgur İş Akım Şeması</w:t>
-      </w:r>
-    </w:p>
-    <w:p>
-      <w:pPr>
-        <w:spacing w:after="40"/>
-        <w:ind w:left="425"/>
-      </w:pPr>
-      <w:r>
-        <w:rPr>
-          <w:rFonts w:ascii="Calibri" w:hAnsi="Calibri" w:eastAsia="Calibri"/>
-          <w:b w:val="0"/>
-          <w:i w:val="0"/>
-          <w:color w:val="1A1A1A"/>
-          <w:sz w:val="24"/>
-          <w:lang w:val="tr-TR"/>
-        </w:rPr>
-        <w:t>3.2. Çeltik – Pirinç İş Akım Şeması</w:t>
-      </w:r>
-    </w:p>
-    <w:p>
-      <w:pPr>
-        <w:spacing w:after="40"/>
-        <w:ind w:left="425"/>
-      </w:pPr>
-      <w:r>
-        <w:rPr>
-          <w:rFonts w:ascii="Calibri" w:hAnsi="Calibri" w:eastAsia="Calibri"/>
-          <w:b w:val="0"/>
-          <w:i w:val="0"/>
-          <w:color w:val="1A1A1A"/>
-          <w:sz w:val="24"/>
-          <w:lang w:val="tr-TR"/>
-        </w:rPr>
-        <w:t>3.3. Kırmızı ve Sarı Mercimek İş Akım Şeması</w:t>
-      </w:r>
-    </w:p>
-    <w:p>
-      <w:pPr>
-        <w:spacing w:after="40"/>
-        <w:ind w:left="425"/>
-      </w:pPr>
-      <w:r>
-        <w:rPr>
-          <w:rFonts w:ascii="Calibri" w:hAnsi="Calibri" w:eastAsia="Calibri"/>
-          <w:b w:val="0"/>
-          <w:i w:val="0"/>
-          <w:color w:val="1A1A1A"/>
-          <w:sz w:val="24"/>
-          <w:lang w:val="tr-TR"/>
-        </w:rPr>
-        <w:t>3.4. Buhar Üretim İş Akım Şeması</w:t>
-      </w:r>
-    </w:p>
-    <w:p>
-      <w:pPr>
-        <w:spacing w:after="40"/>
-        <w:ind w:left="425"/>
-      </w:pPr>
-      <w:r>
-        <w:rPr>
-          <w:rFonts w:ascii="Calibri" w:hAnsi="Calibri" w:eastAsia="Calibri"/>
-          <w:b w:val="0"/>
-          <w:i w:val="0"/>
-          <w:color w:val="1A1A1A"/>
-          <w:sz w:val="24"/>
-          <w:lang w:val="tr-TR"/>
-        </w:rPr>
-        <w:t>3.5. Yem Üretim İş Akım Şeması</w:t>
-      </w:r>
-    </w:p>
-    <w:p>
-      <w:pPr>
-        <w:spacing w:after="40"/>
-        <w:ind w:left="425"/>
-      </w:pPr>
-      <w:r>
-        <w:rPr>
-          <w:rFonts w:ascii="Calibri" w:hAnsi="Calibri" w:eastAsia="Calibri"/>
-          <w:b w:val="0"/>
-          <w:i w:val="0"/>
-          <w:color w:val="1A1A1A"/>
-          <w:sz w:val="24"/>
-          <w:lang w:val="tr-TR"/>
-        </w:rPr>
-        <w:t>3.6. Ahşap Palet İmalatı İş Akım Şeması</w:t>
-      </w:r>
-    </w:p>
-    <w:p>
-      <w:pPr>
-        <w:spacing w:after="40"/>
-        <w:ind w:left="425"/>
-      </w:pPr>
-      <w:r>
-        <w:rPr>
-          <w:rFonts w:ascii="Calibri" w:hAnsi="Calibri" w:eastAsia="Calibri"/>
-          <w:b w:val="0"/>
-          <w:i w:val="0"/>
-          <w:color w:val="1A1A1A"/>
-          <w:sz w:val="24"/>
-          <w:lang w:val="tr-TR"/>
-        </w:rPr>
-        <w:t>3.7. Elektrik Üretimi (Biyogaz)</w:t>
-      </w:r>
-    </w:p>
-    <w:p>
-      <w:pPr>
-        <w:spacing w:after="40"/>
-        <w:ind w:left="0"/>
-      </w:pPr>
-      <w:r>
-        <w:rPr>
-          <w:rFonts w:ascii="Calibri" w:hAnsi="Calibri" w:eastAsia="Calibri"/>
-          <w:b/>
-          <w:i w:val="0"/>
-          <w:color w:val="1A1A1A"/>
-          <w:sz w:val="24"/>
-          <w:lang w:val="tr-TR"/>
-        </w:rPr>
-        <w:t>4- Atıklar</w:t>
-      </w:r>
-    </w:p>
-    <w:p>
-      <w:pPr>
-        <w:spacing w:after="40"/>
-        <w:ind w:left="0"/>
-      </w:pPr>
-      <w:r>
-        <w:rPr>
-          <w:rFonts w:ascii="Calibri" w:hAnsi="Calibri" w:eastAsia="Calibri"/>
-          <w:b/>
-          <w:i w:val="0"/>
-          <w:color w:val="1A1A1A"/>
-          <w:sz w:val="24"/>
-          <w:lang w:val="tr-TR"/>
-        </w:rPr>
-        <w:t>5- Hava Emisyonları</w:t>
-      </w:r>
-    </w:p>
-    <w:p>
-      <w:pPr>
-        <w:spacing w:after="40"/>
-        <w:ind w:left="0"/>
-      </w:pPr>
-      <w:r>
-        <w:rPr>
-          <w:rFonts w:ascii="Calibri" w:hAnsi="Calibri" w:eastAsia="Calibri"/>
-          <w:b/>
-          <w:i w:val="0"/>
-          <w:color w:val="1A1A1A"/>
-          <w:sz w:val="24"/>
-          <w:lang w:val="tr-TR"/>
-        </w:rPr>
-        <w:t>6- Endüstriyel Atık Yönetim Planı Onay Yazısı</w:t>
-      </w:r>
-    </w:p>
-    <w:p>
-      <w:pPr>
-        <w:spacing w:after="40"/>
-        <w:ind w:left="0"/>
-      </w:pPr>
-      <w:r>
-        <w:rPr>
-          <w:rFonts w:ascii="Calibri" w:hAnsi="Calibri" w:eastAsia="Calibri"/>
-          <w:b/>
-          <w:i w:val="0"/>
-          <w:color w:val="1A1A1A"/>
-          <w:sz w:val="24"/>
-          <w:lang w:val="tr-TR"/>
-        </w:rPr>
-        <w:t>7- Atıksu Deşarjı</w:t>
-      </w:r>
-    </w:p>
-    <w:p>
-      <w:r>
-        <w:br w:type="page"/>
-      </w:r>
-    </w:p>
-    <w:p>
-      <w:pPr>
-        <w:pStyle w:val="Heading1"/>
-      </w:pPr>
-      <w:r>
-        <w:rPr>
-          <w:rFonts w:ascii="Calibri" w:hAnsi="Calibri" w:eastAsia="Calibri"/>
-          <w:b/>
-          <w:i w:val="0"/>
-          <w:color w:val="0F3D4C"/>
-          <w:sz w:val="32"/>
-          <w:lang w:val="tr-TR"/>
-        </w:rPr>
-        <w:t>1- İşletme Bilgileri</w:t>
-      </w:r>
-    </w:p>
-    <w:p>
-      <w:pPr>
-        <w:spacing w:after="160" w:before="0"/>
-      </w:pPr>
-      <w:r>
-        <w:rPr>
-          <w:rFonts w:ascii="Calibri" w:hAnsi="Calibri" w:eastAsia="Calibri"/>
-          <w:b w:val="0"/>
-          <w:i w:val="0"/>
-          <w:color w:val="1A1A1A"/>
-          <w:sz w:val="22"/>
-          <w:lang w:val="tr-TR"/>
-        </w:rPr>
-        <w:t>Mersin İli, Akdeniz İlçesi, Karacailyas Evren Mahallesi, Menekşe 1 Sokak No: 5/10 adresinde, kendi tapunun 139 ada, 4 nolu parselde kayıtlı toplam 32.654 m² yüzölçümlü alan üzerinde, 18.288 m² yüzölçümlü kapalı alanda yer almaktadır. Elenmiş paketlenmiş bakliyat ve hububat, iç mercimek, iç bezelye, bulgur, aşurelik buğday, irmik, pirinç, karma ve pellet yem imalatı, ahşap palet imalatı, elektrik üretimi (biyogaz) konularında faaliyet göstermekte olup, hava emisyonu konulu çevre izni için başvurusunda bulunulmuştur. İşletme yukarıda belirtilen adreste bina sahibi olarak faaliyet göstermektedir.</w:t>
-      </w:r>
-    </w:p>
-    <w:p>
-      <w:pPr>
-        <w:pStyle w:val="Heading1"/>
-      </w:pPr>
-      <w:r>
-        <w:rPr>
-          <w:rFonts w:ascii="Calibri" w:hAnsi="Calibri" w:eastAsia="Calibri"/>
-          <w:b/>
-          <w:i w:val="0"/>
-          <w:color w:val="0F3D4C"/>
-          <w:sz w:val="32"/>
-          <w:lang w:val="tr-TR"/>
-        </w:rPr>
-        <w:t>2- Faaliyeti/Faaliyetleri</w:t>
-      </w:r>
-    </w:p>
-    <w:p>
-      <w:pPr>
-        <w:spacing w:after="160" w:before="0"/>
-      </w:pPr>
-      <w:r>
-        <w:rPr>
-          <w:rFonts w:ascii="Calibri" w:hAnsi="Calibri" w:eastAsia="Calibri"/>
-          <w:b w:val="0"/>
-          <w:i w:val="0"/>
-          <w:color w:val="1A1A1A"/>
-          <w:sz w:val="22"/>
-          <w:lang w:val="tr-TR"/>
-        </w:rPr>
-        <w:t>Mersin İli, Akdeniz İlçesi, Karacailyas Evren Mahallesi, Menekşe 1 Sokak No: 5/10 adresinde kurulu olan tesiste “Elenmiş Paketlenmiş Bakliyat ve Hububat, İç Mercimek, İç Bezelye, Bulgur, Aşurelik Buğday, İrmik, Pirinç, Karma ve Pellet Yem İmalatı, Ahşap Palet İmalatı, Elektrik Üretimi (Biyogaz)” konularında faaliyet göstermektedir.</w:t>
-      </w:r>
-    </w:p>
-    <w:p>
-      <w:pPr>
-        <w:pStyle w:val="Heading1"/>
-      </w:pPr>
-      <w:r>
-        <w:rPr>
-          <w:rFonts w:ascii="Calibri" w:hAnsi="Calibri" w:eastAsia="Calibri"/>
-          <w:b/>
-          <w:i w:val="0"/>
-          <w:color w:val="0F3D4C"/>
-          <w:sz w:val="32"/>
-          <w:lang w:val="tr-TR"/>
-        </w:rPr>
-        <w:t>3- Vaziyet Planları, İş Akım Şemaları ve Proses Özetleri</w:t>
-      </w:r>
-    </w:p>
-    <w:p>
-      <w:pPr>
-        <w:spacing w:after="160" w:before="0"/>
-      </w:pPr>
-      <w:r>
-        <w:rPr>
-          <w:rFonts w:ascii="Calibri" w:hAnsi="Calibri" w:eastAsia="Calibri"/>
-          <w:b w:val="0"/>
-          <w:i w:val="0"/>
-          <w:color w:val="1A1A1A"/>
-          <w:sz w:val="22"/>
-          <w:lang w:val="tr-TR"/>
-        </w:rPr>
-        <w:t>Genel vaziyet planı aşağıdadır.</w:t>
-      </w:r>
-    </w:p>
-    <w:p>
-      <w:pPr>
-        <w:spacing w:before="120" w:after="200"/>
+        <w:spacing w:before="0" w:after="0"/>
         <w:jc w:val="center"/>
       </w:pPr>
       <w:r>
         <w:drawing>
           <wp:inline xmlns:a="http://schemas.openxmlformats.org/drawingml/2006/main" xmlns:pic="http://schemas.openxmlformats.org/drawingml/2006/picture">
-            <wp:extent cx="5832000" cy="8340539"/>
+            <wp:extent cx="7056000" cy="10102034"/>
             <wp:docPr id="1" name="Picture 1"/>
             <wp:cNvGraphicFramePr>
               <a:graphicFrameLocks noChangeAspect="1"/>
@@ -560,7 +31,7 @@
                   <pic:spPr>
                     <a:xfrm>
                       <a:off x="0" y="0"/>
-                      <a:ext cx="5832000" cy="8340539"/>
+                      <a:ext cx="7056000" cy="10102034"/>
                     </a:xfrm>
                     <a:prstGeom prst="rect"/>
                   </pic:spPr>
@@ -572,863 +43,19 @@
       </w:r>
     </w:p>
     <w:p>
-      <w:pPr>
-        <w:spacing w:after="160" w:before="0"/>
-        <w:jc w:val="center"/>
-      </w:pPr>
       <w:r>
-        <w:rPr>
-          <w:rFonts w:ascii="Calibri" w:hAnsi="Calibri" w:eastAsia="Calibri"/>
-          <w:b w:val="0"/>
-          <w:i/>
-          <w:color w:val="1A1A1A"/>
-          <w:sz w:val="20"/>
-          <w:lang w:val="tr-TR"/>
-        </w:rPr>
-        <w:t>Şekil 3.1: Genel Vaziyet Planı</w:t>
+        <w:br w:type="page"/>
       </w:r>
     </w:p>
     <w:p>
       <w:pPr>
-        <w:spacing w:after="160" w:before="0"/>
-      </w:pPr>
-      <w:r>
-        <w:rPr>
-          <w:rFonts w:ascii="Calibri" w:hAnsi="Calibri" w:eastAsia="Calibri"/>
-          <w:b w:val="0"/>
-          <w:i w:val="0"/>
-          <w:color w:val="1A1A1A"/>
-          <w:sz w:val="22"/>
-          <w:lang w:val="tr-TR"/>
-        </w:rPr>
-        <w:t>İşletmede toplam 43 adet baca bulunmaktadır. Bunlar:</w:t>
-      </w:r>
-    </w:p>
-    <w:p>
-      <w:pPr>
-        <w:spacing w:after="40" w:before="160"/>
-      </w:pPr>
-      <w:r>
-        <w:rPr>
-          <w:rFonts w:ascii="Calibri" w:hAnsi="Calibri" w:eastAsia="Calibri"/>
-          <w:b/>
-          <w:i w:val="0"/>
-          <w:color w:val="1A1A1A"/>
-          <w:sz w:val="22"/>
-          <w:lang w:val="tr-TR"/>
-        </w:rPr>
-        <w:t>Bulgur Bölümünde 18 Tane</w:t>
-      </w:r>
-    </w:p>
-    <w:p>
-      <w:pPr>
-        <w:spacing w:after="20" w:before="0"/>
-      </w:pPr>
-      <w:r>
-        <w:rPr>
-          <w:rFonts w:ascii="Calibri" w:hAnsi="Calibri" w:eastAsia="Calibri"/>
-          <w:b w:val="0"/>
-          <w:i w:val="0"/>
-          <w:color w:val="1A1A1A"/>
-          <w:sz w:val="22"/>
-          <w:lang w:val="tr-TR"/>
-        </w:rPr>
-        <w:t>1. Pnömatik Fan Bacası</w:t>
-      </w:r>
-    </w:p>
-    <w:p>
-      <w:pPr>
-        <w:spacing w:after="20" w:before="0"/>
-      </w:pPr>
-      <w:r>
-        <w:rPr>
-          <w:rFonts w:ascii="Calibri" w:hAnsi="Calibri" w:eastAsia="Calibri"/>
-          <w:b w:val="0"/>
-          <w:i w:val="0"/>
-          <w:color w:val="1A1A1A"/>
-          <w:sz w:val="22"/>
-          <w:lang w:val="tr-TR"/>
-        </w:rPr>
-        <w:t>2. Bulgur Kurutma Kule Fan Bacası</w:t>
-      </w:r>
-    </w:p>
-    <w:p>
-      <w:pPr>
-        <w:spacing w:after="20" w:before="0"/>
-      </w:pPr>
-      <w:r>
-        <w:rPr>
-          <w:rFonts w:ascii="Calibri" w:hAnsi="Calibri" w:eastAsia="Calibri"/>
-          <w:b w:val="0"/>
-          <w:i w:val="0"/>
-          <w:color w:val="1A1A1A"/>
-          <w:sz w:val="22"/>
-          <w:lang w:val="tr-TR"/>
-        </w:rPr>
-        <w:t>3. Un Fan Bacası</w:t>
-      </w:r>
-    </w:p>
-    <w:p>
-      <w:pPr>
-        <w:spacing w:after="20" w:before="0"/>
-      </w:pPr>
-      <w:r>
-        <w:rPr>
-          <w:rFonts w:ascii="Calibri" w:hAnsi="Calibri" w:eastAsia="Calibri"/>
-          <w:b w:val="0"/>
-          <w:i w:val="0"/>
-          <w:color w:val="1A1A1A"/>
-          <w:sz w:val="22"/>
-          <w:lang w:val="tr-TR"/>
-        </w:rPr>
-        <w:t>4. Kepek Fanı Bacası</w:t>
-      </w:r>
-    </w:p>
-    <w:p>
-      <w:pPr>
-        <w:spacing w:after="20" w:before="0"/>
-      </w:pPr>
-      <w:r>
-        <w:rPr>
-          <w:rFonts w:ascii="Calibri" w:hAnsi="Calibri" w:eastAsia="Calibri"/>
-          <w:b w:val="0"/>
-          <w:i w:val="0"/>
-          <w:color w:val="1A1A1A"/>
-          <w:sz w:val="22"/>
-          <w:lang w:val="tr-TR"/>
-        </w:rPr>
-        <w:t>5. Değirmen Taş Ayırıcı Fan Bacası</w:t>
-      </w:r>
-    </w:p>
-    <w:p>
-      <w:pPr>
-        <w:spacing w:after="20" w:before="0"/>
-      </w:pPr>
-      <w:r>
-        <w:rPr>
-          <w:rFonts w:ascii="Calibri" w:hAnsi="Calibri" w:eastAsia="Calibri"/>
-          <w:b w:val="0"/>
-          <w:i w:val="0"/>
-          <w:color w:val="1A1A1A"/>
-          <w:sz w:val="22"/>
-          <w:lang w:val="tr-TR"/>
-        </w:rPr>
-        <w:t>6. Kepek Kurutma Fan Bacası</w:t>
-      </w:r>
-    </w:p>
-    <w:p>
-      <w:pPr>
-        <w:spacing w:after="20" w:before="0"/>
-      </w:pPr>
-      <w:r>
-        <w:rPr>
-          <w:rFonts w:ascii="Calibri" w:hAnsi="Calibri" w:eastAsia="Calibri"/>
-          <w:b w:val="0"/>
-          <w:i w:val="0"/>
-          <w:color w:val="1A1A1A"/>
-          <w:sz w:val="22"/>
-          <w:lang w:val="tr-TR"/>
-        </w:rPr>
-        <w:t>7. Hedik Kurutma Kule Fan Bacası 2-1</w:t>
-      </w:r>
-    </w:p>
-    <w:p>
-      <w:pPr>
-        <w:spacing w:after="20" w:before="0"/>
-      </w:pPr>
-      <w:r>
-        <w:rPr>
-          <w:rFonts w:ascii="Calibri" w:hAnsi="Calibri" w:eastAsia="Calibri"/>
-          <w:b w:val="0"/>
-          <w:i w:val="0"/>
-          <w:color w:val="1A1A1A"/>
-          <w:sz w:val="22"/>
-          <w:lang w:val="tr-TR"/>
-        </w:rPr>
-        <w:t>8. Hedik Kurutma Kule Fan Bacası 2-2</w:t>
-      </w:r>
-    </w:p>
-    <w:p>
-      <w:pPr>
-        <w:spacing w:after="20" w:before="0"/>
-      </w:pPr>
-      <w:r>
-        <w:rPr>
-          <w:rFonts w:ascii="Calibri" w:hAnsi="Calibri" w:eastAsia="Calibri"/>
-          <w:b w:val="0"/>
-          <w:i w:val="0"/>
-          <w:color w:val="1A1A1A"/>
-          <w:sz w:val="22"/>
-          <w:lang w:val="tr-TR"/>
-        </w:rPr>
-        <w:t>9. Hedik Kurutma Kule Fan Bacası 1-1</w:t>
-      </w:r>
-    </w:p>
-    <w:p>
-      <w:pPr>
-        <w:spacing w:after="20" w:before="0"/>
-      </w:pPr>
-      <w:r>
-        <w:rPr>
-          <w:rFonts w:ascii="Calibri" w:hAnsi="Calibri" w:eastAsia="Calibri"/>
-          <w:b w:val="0"/>
-          <w:i w:val="0"/>
-          <w:color w:val="1A1A1A"/>
-          <w:sz w:val="22"/>
-          <w:lang w:val="tr-TR"/>
-        </w:rPr>
-        <w:t>10. Hedik Kurutma Kule Fan Bacası 1-2</w:t>
-      </w:r>
-    </w:p>
-    <w:p>
-      <w:pPr>
-        <w:spacing w:after="20" w:before="0"/>
-      </w:pPr>
-      <w:r>
-        <w:rPr>
-          <w:rFonts w:ascii="Calibri" w:hAnsi="Calibri" w:eastAsia="Calibri"/>
-          <w:b w:val="0"/>
-          <w:i w:val="0"/>
-          <w:color w:val="1A1A1A"/>
-          <w:sz w:val="22"/>
-          <w:lang w:val="tr-TR"/>
-        </w:rPr>
-        <w:t>11. Hedik Soğutma Fan Bacası Hat 2</w:t>
-      </w:r>
-    </w:p>
-    <w:p>
-      <w:pPr>
-        <w:spacing w:after="20" w:before="0"/>
-      </w:pPr>
-      <w:r>
-        <w:rPr>
-          <w:rFonts w:ascii="Calibri" w:hAnsi="Calibri" w:eastAsia="Calibri"/>
-          <w:b w:val="0"/>
-          <w:i w:val="0"/>
-          <w:color w:val="1A1A1A"/>
-          <w:sz w:val="22"/>
-          <w:lang w:val="tr-TR"/>
-        </w:rPr>
-        <w:t>12. Hedik Soğutma Fan Bacası Hat 1</w:t>
-      </w:r>
-    </w:p>
-    <w:p>
-      <w:pPr>
-        <w:spacing w:after="20" w:before="0"/>
-      </w:pPr>
-      <w:r>
-        <w:rPr>
-          <w:rFonts w:ascii="Calibri" w:hAnsi="Calibri" w:eastAsia="Calibri"/>
-          <w:b w:val="0"/>
-          <w:i w:val="0"/>
-          <w:color w:val="1A1A1A"/>
-          <w:sz w:val="22"/>
-          <w:lang w:val="tr-TR"/>
-        </w:rPr>
-        <w:t>13. Hafif Tane Fan Bacası</w:t>
-      </w:r>
-    </w:p>
-    <w:p>
-      <w:pPr>
-        <w:spacing w:after="20" w:before="0"/>
-      </w:pPr>
-      <w:r>
-        <w:rPr>
-          <w:rFonts w:ascii="Calibri" w:hAnsi="Calibri" w:eastAsia="Calibri"/>
-          <w:b w:val="0"/>
-          <w:i w:val="0"/>
-          <w:color w:val="1A1A1A"/>
-          <w:sz w:val="22"/>
-          <w:lang w:val="tr-TR"/>
-        </w:rPr>
-        <w:t>14. Toz Aspiratör Fan Bacası</w:t>
-      </w:r>
-    </w:p>
-    <w:p>
-      <w:pPr>
-        <w:spacing w:after="20" w:before="0"/>
-      </w:pPr>
-      <w:r>
-        <w:rPr>
-          <w:rFonts w:ascii="Calibri" w:hAnsi="Calibri" w:eastAsia="Calibri"/>
-          <w:b w:val="0"/>
-          <w:i w:val="0"/>
-          <w:color w:val="1A1A1A"/>
-          <w:sz w:val="22"/>
-          <w:lang w:val="tr-TR"/>
-        </w:rPr>
-        <w:t>15. Kurutma Kulesi Çıkış Sasör Fan Bacası</w:t>
-      </w:r>
-    </w:p>
-    <w:p>
-      <w:pPr>
-        <w:spacing w:after="20" w:before="0"/>
-      </w:pPr>
-      <w:r>
-        <w:rPr>
-          <w:rFonts w:ascii="Calibri" w:hAnsi="Calibri" w:eastAsia="Calibri"/>
-          <w:b w:val="0"/>
-          <w:i w:val="0"/>
-          <w:color w:val="1A1A1A"/>
-          <w:sz w:val="22"/>
-          <w:lang w:val="tr-TR"/>
-        </w:rPr>
-        <w:t>16. Temizleme Sasör Fan Bacası</w:t>
-      </w:r>
-    </w:p>
-    <w:p>
-      <w:pPr>
-        <w:spacing w:after="20" w:before="0"/>
-      </w:pPr>
-      <w:r>
-        <w:rPr>
-          <w:rFonts w:ascii="Calibri" w:hAnsi="Calibri" w:eastAsia="Calibri"/>
-          <w:b w:val="0"/>
-          <w:i w:val="0"/>
-          <w:color w:val="1A1A1A"/>
-          <w:sz w:val="22"/>
-          <w:lang w:val="tr-TR"/>
-        </w:rPr>
-        <w:t>17. Temizleme Taş Ayırıcı Fan Bacası 1</w:t>
-      </w:r>
-    </w:p>
-    <w:p>
-      <w:pPr>
-        <w:spacing w:after="20" w:before="0"/>
-      </w:pPr>
-      <w:r>
-        <w:rPr>
-          <w:rFonts w:ascii="Calibri" w:hAnsi="Calibri" w:eastAsia="Calibri"/>
-          <w:b w:val="0"/>
-          <w:i w:val="0"/>
-          <w:color w:val="1A1A1A"/>
-          <w:sz w:val="22"/>
-          <w:lang w:val="tr-TR"/>
-        </w:rPr>
-        <w:t>18. Temizleme Taş Ayırıcı Fan Bacası 2</w:t>
-      </w:r>
-    </w:p>
-    <w:p>
-      <w:pPr>
-        <w:spacing w:after="40" w:before="160"/>
-      </w:pPr>
-      <w:r>
-        <w:rPr>
-          <w:rFonts w:ascii="Calibri" w:hAnsi="Calibri" w:eastAsia="Calibri"/>
-          <w:b/>
-          <w:i w:val="0"/>
-          <w:color w:val="1A1A1A"/>
-          <w:sz w:val="22"/>
-          <w:lang w:val="tr-TR"/>
-        </w:rPr>
-        <w:t>Mercimek Bölümünde 12 Tane</w:t>
-      </w:r>
-    </w:p>
-    <w:p>
-      <w:pPr>
-        <w:spacing w:after="20" w:before="0"/>
-      </w:pPr>
-      <w:r>
-        <w:rPr>
-          <w:rFonts w:ascii="Calibri" w:hAnsi="Calibri" w:eastAsia="Calibri"/>
-          <w:b w:val="0"/>
-          <w:i w:val="0"/>
-          <w:color w:val="1A1A1A"/>
-          <w:sz w:val="22"/>
-          <w:lang w:val="tr-TR"/>
-        </w:rPr>
-        <w:t>19. Sorteks Fan Bacası</w:t>
-      </w:r>
-    </w:p>
-    <w:p>
-      <w:pPr>
-        <w:spacing w:after="20" w:before="0"/>
-      </w:pPr>
-      <w:r>
-        <w:rPr>
-          <w:rFonts w:ascii="Calibri" w:hAnsi="Calibri" w:eastAsia="Calibri"/>
-          <w:b w:val="0"/>
-          <w:i w:val="0"/>
-          <w:color w:val="1A1A1A"/>
-          <w:sz w:val="22"/>
-          <w:lang w:val="tr-TR"/>
-        </w:rPr>
-        <w:t>20. Elek Kepek Fan Bacası</w:t>
-      </w:r>
-    </w:p>
-    <w:p>
-      <w:pPr>
-        <w:spacing w:after="20" w:before="0"/>
-      </w:pPr>
-      <w:r>
-        <w:rPr>
-          <w:rFonts w:ascii="Calibri" w:hAnsi="Calibri" w:eastAsia="Calibri"/>
-          <w:b w:val="0"/>
-          <w:i w:val="0"/>
-          <w:color w:val="1A1A1A"/>
-          <w:sz w:val="22"/>
-          <w:lang w:val="tr-TR"/>
-        </w:rPr>
-        <w:t>21. Kabuk Soyucu Fan Bacası</w:t>
-      </w:r>
-    </w:p>
-    <w:p>
-      <w:pPr>
-        <w:spacing w:after="20" w:before="0"/>
-      </w:pPr>
-      <w:r>
-        <w:rPr>
-          <w:rFonts w:ascii="Calibri" w:hAnsi="Calibri" w:eastAsia="Calibri"/>
-          <w:b w:val="0"/>
-          <w:i w:val="0"/>
-          <w:color w:val="1A1A1A"/>
-          <w:sz w:val="22"/>
-          <w:lang w:val="tr-TR"/>
-        </w:rPr>
-        <w:t>22. Kule Kurutma Fan Bacası 1</w:t>
-      </w:r>
-    </w:p>
-    <w:p>
-      <w:pPr>
-        <w:spacing w:after="20" w:before="0"/>
-      </w:pPr>
-      <w:r>
-        <w:rPr>
-          <w:rFonts w:ascii="Calibri" w:hAnsi="Calibri" w:eastAsia="Calibri"/>
-          <w:b w:val="0"/>
-          <w:i w:val="0"/>
-          <w:color w:val="1A1A1A"/>
-          <w:sz w:val="22"/>
-          <w:lang w:val="tr-TR"/>
-        </w:rPr>
-        <w:t>23. Kule Kurutma Fan Bacası 2</w:t>
-      </w:r>
-    </w:p>
-    <w:p>
-      <w:pPr>
-        <w:spacing w:after="20" w:before="0"/>
-      </w:pPr>
-      <w:r>
-        <w:rPr>
-          <w:rFonts w:ascii="Calibri" w:hAnsi="Calibri" w:eastAsia="Calibri"/>
-          <w:b w:val="0"/>
-          <w:i w:val="0"/>
-          <w:color w:val="1A1A1A"/>
-          <w:sz w:val="22"/>
-          <w:lang w:val="tr-TR"/>
-        </w:rPr>
-        <w:t>24. Jet Filtre Fan Bacası 1</w:t>
-      </w:r>
-    </w:p>
-    <w:p>
-      <w:pPr>
-        <w:spacing w:after="20" w:before="0"/>
-      </w:pPr>
-      <w:r>
-        <w:rPr>
-          <w:rFonts w:ascii="Calibri" w:hAnsi="Calibri" w:eastAsia="Calibri"/>
-          <w:b w:val="0"/>
-          <w:i w:val="0"/>
-          <w:color w:val="1A1A1A"/>
-          <w:sz w:val="22"/>
-          <w:lang w:val="tr-TR"/>
-        </w:rPr>
-        <w:t>25. Jet Filtre Fan Bacası 2</w:t>
-      </w:r>
-    </w:p>
-    <w:p>
-      <w:pPr>
-        <w:spacing w:after="20" w:before="0"/>
-      </w:pPr>
-      <w:r>
-        <w:rPr>
-          <w:rFonts w:ascii="Calibri" w:hAnsi="Calibri" w:eastAsia="Calibri"/>
-          <w:b w:val="0"/>
-          <w:i w:val="0"/>
-          <w:color w:val="1A1A1A"/>
-          <w:sz w:val="22"/>
-          <w:lang w:val="tr-TR"/>
-        </w:rPr>
-        <w:t>26. Taş Ayırıcı Fan Bacası 1</w:t>
-      </w:r>
-    </w:p>
-    <w:p>
-      <w:pPr>
-        <w:spacing w:after="20" w:before="0"/>
-      </w:pPr>
-      <w:r>
-        <w:rPr>
-          <w:rFonts w:ascii="Calibri" w:hAnsi="Calibri" w:eastAsia="Calibri"/>
-          <w:b w:val="0"/>
-          <w:i w:val="0"/>
-          <w:color w:val="1A1A1A"/>
-          <w:sz w:val="22"/>
-          <w:lang w:val="tr-TR"/>
-        </w:rPr>
-        <w:t>27. Taş Ayırıcı Fan Bacası 2</w:t>
-      </w:r>
-    </w:p>
-    <w:p>
-      <w:pPr>
-        <w:spacing w:after="20" w:before="0"/>
-      </w:pPr>
-      <w:r>
-        <w:rPr>
-          <w:rFonts w:ascii="Calibri" w:hAnsi="Calibri" w:eastAsia="Calibri"/>
-          <w:b w:val="0"/>
-          <w:i w:val="0"/>
-          <w:color w:val="1A1A1A"/>
-          <w:sz w:val="22"/>
-          <w:lang w:val="tr-TR"/>
-        </w:rPr>
-        <w:t>28. Geri Dönüşüm Hafif Tane Fan Bacası</w:t>
-      </w:r>
-    </w:p>
-    <w:p>
-      <w:pPr>
-        <w:spacing w:after="20" w:before="0"/>
-      </w:pPr>
-      <w:r>
-        <w:rPr>
-          <w:rFonts w:ascii="Calibri" w:hAnsi="Calibri" w:eastAsia="Calibri"/>
-          <w:b w:val="0"/>
-          <w:i w:val="0"/>
-          <w:color w:val="1A1A1A"/>
-          <w:sz w:val="22"/>
-          <w:lang w:val="tr-TR"/>
-        </w:rPr>
-        <w:t>29. Hafif Tane Fan Bacası 1</w:t>
-      </w:r>
-    </w:p>
-    <w:p>
-      <w:pPr>
-        <w:spacing w:after="20" w:before="0"/>
-      </w:pPr>
-      <w:r>
-        <w:rPr>
-          <w:rFonts w:ascii="Calibri" w:hAnsi="Calibri" w:eastAsia="Calibri"/>
-          <w:b w:val="0"/>
-          <w:i w:val="0"/>
-          <w:color w:val="1A1A1A"/>
-          <w:sz w:val="22"/>
-          <w:lang w:val="tr-TR"/>
-        </w:rPr>
-        <w:t>30. Hafif Tane Fan Bacası 2</w:t>
-      </w:r>
-    </w:p>
-    <w:p>
-      <w:pPr>
-        <w:spacing w:after="40" w:before="160"/>
-      </w:pPr>
-      <w:r>
-        <w:rPr>
-          <w:rFonts w:ascii="Calibri" w:hAnsi="Calibri" w:eastAsia="Calibri"/>
-          <w:b/>
-          <w:i w:val="0"/>
-          <w:color w:val="1A1A1A"/>
-          <w:sz w:val="22"/>
-          <w:lang w:val="tr-TR"/>
-        </w:rPr>
-        <w:t>Pirinç Bölümünde 5 Tane</w:t>
-      </w:r>
-    </w:p>
-    <w:p>
-      <w:pPr>
-        <w:spacing w:after="20" w:before="0"/>
-      </w:pPr>
-      <w:r>
-        <w:rPr>
-          <w:rFonts w:ascii="Calibri" w:hAnsi="Calibri" w:eastAsia="Calibri"/>
-          <w:b w:val="0"/>
-          <w:i w:val="0"/>
-          <w:color w:val="1A1A1A"/>
-          <w:sz w:val="22"/>
-          <w:lang w:val="tr-TR"/>
-        </w:rPr>
-        <w:t>31. Taş Ayırıcı Fan Bacası</w:t>
-      </w:r>
-    </w:p>
-    <w:p>
-      <w:pPr>
-        <w:spacing w:after="20" w:before="0"/>
-      </w:pPr>
-      <w:r>
-        <w:rPr>
-          <w:rFonts w:ascii="Calibri" w:hAnsi="Calibri" w:eastAsia="Calibri"/>
-          <w:b w:val="0"/>
-          <w:i w:val="0"/>
-          <w:color w:val="1A1A1A"/>
-          <w:sz w:val="22"/>
-          <w:lang w:val="tr-TR"/>
-        </w:rPr>
-        <w:t>32. Parlatma Kepek Fan Bacası</w:t>
-      </w:r>
-    </w:p>
-    <w:p>
-      <w:pPr>
-        <w:spacing w:after="20" w:before="0"/>
-      </w:pPr>
-      <w:r>
-        <w:rPr>
-          <w:rFonts w:ascii="Calibri" w:hAnsi="Calibri" w:eastAsia="Calibri"/>
-          <w:b w:val="0"/>
-          <w:i w:val="0"/>
-          <w:color w:val="1A1A1A"/>
-          <w:sz w:val="22"/>
-          <w:lang w:val="tr-TR"/>
-        </w:rPr>
-        <w:t>33. Değirmen Aspiratör Fan Bacası</w:t>
-      </w:r>
-    </w:p>
-    <w:p>
-      <w:pPr>
-        <w:spacing w:after="20" w:before="0"/>
-      </w:pPr>
-      <w:r>
-        <w:rPr>
-          <w:rFonts w:ascii="Calibri" w:hAnsi="Calibri" w:eastAsia="Calibri"/>
-          <w:b w:val="0"/>
-          <w:i w:val="0"/>
-          <w:color w:val="1A1A1A"/>
-          <w:sz w:val="22"/>
-          <w:lang w:val="tr-TR"/>
-        </w:rPr>
-        <w:t>34. Genel Aspiratör Fan Bacası</w:t>
-      </w:r>
-    </w:p>
-    <w:p>
-      <w:pPr>
-        <w:spacing w:after="20" w:before="0"/>
-      </w:pPr>
-      <w:r>
-        <w:rPr>
-          <w:rFonts w:ascii="Calibri" w:hAnsi="Calibri" w:eastAsia="Calibri"/>
-          <w:b w:val="0"/>
-          <w:i w:val="0"/>
-          <w:color w:val="1A1A1A"/>
-          <w:sz w:val="22"/>
-          <w:lang w:val="tr-TR"/>
-        </w:rPr>
-        <w:t>35. Ön Eleme Aspiratör Fan Bacası</w:t>
-      </w:r>
-    </w:p>
-    <w:p>
-      <w:pPr>
-        <w:spacing w:after="40" w:before="160"/>
-      </w:pPr>
-      <w:r>
-        <w:rPr>
-          <w:rFonts w:ascii="Calibri" w:hAnsi="Calibri" w:eastAsia="Calibri"/>
-          <w:b/>
-          <w:i w:val="0"/>
-          <w:color w:val="1A1A1A"/>
-          <w:sz w:val="22"/>
-          <w:lang w:val="tr-TR"/>
-        </w:rPr>
-        <w:t>Yem Bölümünde 5 Tane</w:t>
-      </w:r>
-    </w:p>
-    <w:p>
-      <w:pPr>
-        <w:spacing w:after="20" w:before="0"/>
-      </w:pPr>
-      <w:r>
-        <w:rPr>
-          <w:rFonts w:ascii="Calibri" w:hAnsi="Calibri" w:eastAsia="Calibri"/>
-          <w:b w:val="0"/>
-          <w:i w:val="0"/>
-          <w:color w:val="1A1A1A"/>
-          <w:sz w:val="22"/>
-          <w:lang w:val="tr-TR"/>
-        </w:rPr>
-        <w:t>36. Toz Siklon Fan Bacası</w:t>
-      </w:r>
-    </w:p>
-    <w:p>
-      <w:pPr>
-        <w:spacing w:after="20" w:before="0"/>
-      </w:pPr>
-      <w:r>
-        <w:rPr>
-          <w:rFonts w:ascii="Calibri" w:hAnsi="Calibri" w:eastAsia="Calibri"/>
-          <w:b w:val="0"/>
-          <w:i w:val="0"/>
-          <w:color w:val="1A1A1A"/>
-          <w:sz w:val="22"/>
-          <w:lang w:val="tr-TR"/>
-        </w:rPr>
-        <w:t>37. Pres 1 Palet Aspiratör Fan Bacası</w:t>
-      </w:r>
-    </w:p>
-    <w:p>
-      <w:pPr>
-        <w:spacing w:after="20" w:before="0"/>
-      </w:pPr>
-      <w:r>
-        <w:rPr>
-          <w:rFonts w:ascii="Calibri" w:hAnsi="Calibri" w:eastAsia="Calibri"/>
-          <w:b w:val="0"/>
-          <w:i w:val="0"/>
-          <w:color w:val="1A1A1A"/>
-          <w:sz w:val="22"/>
-          <w:lang w:val="tr-TR"/>
-        </w:rPr>
-        <w:t>38. Pres 2 Palet Aspiratör Fan Bacası</w:t>
-      </w:r>
-    </w:p>
-    <w:p>
-      <w:pPr>
-        <w:spacing w:after="20" w:before="0"/>
-      </w:pPr>
-      <w:r>
-        <w:rPr>
-          <w:rFonts w:ascii="Calibri" w:hAnsi="Calibri" w:eastAsia="Calibri"/>
-          <w:b w:val="0"/>
-          <w:i w:val="0"/>
-          <w:color w:val="1A1A1A"/>
-          <w:sz w:val="22"/>
-          <w:lang w:val="tr-TR"/>
-        </w:rPr>
-        <w:t>39. Değirmen 1 Fan Bacası</w:t>
-      </w:r>
-    </w:p>
-    <w:p>
-      <w:pPr>
-        <w:spacing w:after="20" w:before="0"/>
-      </w:pPr>
-      <w:r>
-        <w:rPr>
-          <w:rFonts w:ascii="Calibri" w:hAnsi="Calibri" w:eastAsia="Calibri"/>
-          <w:b w:val="0"/>
-          <w:i w:val="0"/>
-          <w:color w:val="1A1A1A"/>
-          <w:sz w:val="22"/>
-          <w:lang w:val="tr-TR"/>
-        </w:rPr>
-        <w:t>40. Değirmen 2 Fan Bacası</w:t>
-      </w:r>
-    </w:p>
-    <w:p>
-      <w:pPr>
-        <w:spacing w:after="40" w:before="160"/>
-      </w:pPr>
-      <w:r>
-        <w:rPr>
-          <w:rFonts w:ascii="Calibri" w:hAnsi="Calibri" w:eastAsia="Calibri"/>
-          <w:b/>
-          <w:i w:val="0"/>
-          <w:color w:val="1A1A1A"/>
-          <w:sz w:val="22"/>
-          <w:lang w:val="tr-TR"/>
-        </w:rPr>
-        <w:t>2 Adet Buhar Kazanı Bacası</w:t>
-      </w:r>
-    </w:p>
-    <w:p>
-      <w:pPr>
-        <w:spacing w:after="20" w:before="0"/>
-      </w:pPr>
-      <w:r>
-        <w:rPr>
-          <w:rFonts w:ascii="Calibri" w:hAnsi="Calibri" w:eastAsia="Calibri"/>
-          <w:b w:val="0"/>
-          <w:i w:val="0"/>
-          <w:color w:val="1A1A1A"/>
-          <w:sz w:val="22"/>
-          <w:lang w:val="tr-TR"/>
-        </w:rPr>
-        <w:t>41. Buhar Kazanı 1 Fan Bacası</w:t>
-      </w:r>
-    </w:p>
-    <w:p>
-      <w:pPr>
-        <w:spacing w:after="20" w:before="0"/>
-      </w:pPr>
-      <w:r>
-        <w:rPr>
-          <w:rFonts w:ascii="Calibri" w:hAnsi="Calibri" w:eastAsia="Calibri"/>
-          <w:b w:val="0"/>
-          <w:i w:val="0"/>
-          <w:color w:val="1A1A1A"/>
-          <w:sz w:val="22"/>
-          <w:lang w:val="tr-TR"/>
-        </w:rPr>
-        <w:t>42. Buhar Kazanı 2 Fan Bacası</w:t>
-      </w:r>
-    </w:p>
-    <w:p>
-      <w:pPr>
-        <w:spacing w:after="40" w:before="160"/>
-      </w:pPr>
-      <w:r>
-        <w:rPr>
-          <w:rFonts w:ascii="Calibri" w:hAnsi="Calibri" w:eastAsia="Calibri"/>
-          <w:b/>
-          <w:i w:val="0"/>
-          <w:color w:val="1A1A1A"/>
-          <w:sz w:val="22"/>
-          <w:lang w:val="tr-TR"/>
-        </w:rPr>
-        <w:t>1 Adet Biyogaz Bacası</w:t>
-      </w:r>
-    </w:p>
-    <w:p>
-      <w:pPr>
-        <w:spacing w:after="20" w:before="0"/>
-      </w:pPr>
-      <w:r>
-        <w:rPr>
-          <w:rFonts w:ascii="Calibri" w:hAnsi="Calibri" w:eastAsia="Calibri"/>
-          <w:b w:val="0"/>
-          <w:i w:val="0"/>
-          <w:color w:val="1A1A1A"/>
-          <w:sz w:val="22"/>
-          <w:lang w:val="tr-TR"/>
-        </w:rPr>
-        <w:t>43. Biyogaz (Kojenerasyon) Bacası</w:t>
-      </w:r>
-    </w:p>
-    <w:p>
-      <w:pPr>
-        <w:pStyle w:val="Heading2"/>
-      </w:pPr>
-      <w:r>
-        <w:rPr>
-          <w:rFonts w:ascii="Calibri" w:hAnsi="Calibri" w:eastAsia="Calibri"/>
-          <w:b/>
-          <w:i w:val="0"/>
-          <w:color w:val="0F3D4C"/>
-          <w:sz w:val="26"/>
-          <w:lang w:val="tr-TR"/>
-        </w:rPr>
-        <w:t>3.1. Bulgur İş Akım Şeması</w:t>
-      </w:r>
-    </w:p>
-    <w:p>
-      <w:pPr>
-        <w:spacing w:after="160" w:before="0"/>
-      </w:pPr>
-      <w:r>
-        <w:rPr>
-          <w:rFonts w:ascii="Calibri" w:hAnsi="Calibri" w:eastAsia="Calibri"/>
-          <w:b w:val="0"/>
-          <w:i w:val="0"/>
-          <w:color w:val="1A1A1A"/>
-          <w:sz w:val="22"/>
-          <w:lang w:val="tr-TR"/>
-        </w:rPr>
-        <w:t>Bulgur akış şeması aşağıdaki sayfalarda fotoğraf olarak verilmiştir.</w:t>
-      </w:r>
-    </w:p>
-    <w:p>
-      <w:pPr>
-        <w:spacing w:before="120" w:after="200"/>
+        <w:spacing w:before="0" w:after="0"/>
         <w:jc w:val="center"/>
       </w:pPr>
       <w:r>
         <w:drawing>
           <wp:inline xmlns:a="http://schemas.openxmlformats.org/drawingml/2006/main" xmlns:pic="http://schemas.openxmlformats.org/drawingml/2006/picture">
-            <wp:extent cx="5832000" cy="8351650"/>
+            <wp:extent cx="7056000" cy="10087340"/>
             <wp:docPr id="2" name="Picture 2"/>
             <wp:cNvGraphicFramePr>
               <a:graphicFrameLocks noChangeAspect="1"/>
@@ -1449,7 +76,7 @@
                   <pic:spPr>
                     <a:xfrm>
                       <a:off x="0" y="0"/>
-                      <a:ext cx="5832000" cy="8351650"/>
+                      <a:ext cx="7056000" cy="10087340"/>
                     </a:xfrm>
                     <a:prstGeom prst="rect"/>
                   </pic:spPr>
@@ -1462,13 +89,119 @@
     </w:p>
     <w:p>
       <w:pPr>
+        <w:sectPr>
+          <w:pgSz w:w="11906" w:h="16838"/>
+          <w:pgMar w:top="397" w:right="397" w:bottom="397" w:left="397" w:header="720" w:footer="720" w:gutter="0"/>
+          <w:cols w:space="720"/>
+          <w:docGrid w:linePitch="360"/>
+        </w:sectPr>
+      </w:pPr>
+    </w:p>
+    <w:p>
+      <w:pPr>
+        <w:pStyle w:val="Heading1"/>
+      </w:pPr>
+      <w:r>
+        <w:rPr>
+          <w:rFonts w:ascii="Calibri" w:hAnsi="Calibri" w:eastAsia="Calibri"/>
+          <w:b/>
+          <w:i w:val="0"/>
+          <w:color w:val="000000"/>
+          <w:sz w:val="22"/>
+          <w:lang w:val="tr-TR"/>
+        </w:rPr>
+        <w:t>1- İşletme Bilgileri</w:t>
+      </w:r>
+    </w:p>
+    <w:p>
+      <w:pPr>
+        <w:spacing w:after="160" w:before="0"/>
+      </w:pPr>
+      <w:r>
+        <w:rPr>
+          <w:rFonts w:ascii="Calibri" w:hAnsi="Calibri" w:eastAsia="Calibri"/>
+          <w:b w:val="0"/>
+          <w:i w:val="0"/>
+          <w:color w:val="000000"/>
+          <w:sz w:val="22"/>
+          <w:lang w:val="tr-TR"/>
+        </w:rPr>
+        <w:t>Mersin İli, Akdeniz İlçesi, Karacailyas Evren Mahallesi, Menekşe 1 Sokak No: 5/10 adresinde, kendi tapunun 139 ada, 4 nolu parselde kayıtlı toplam 32.654 m² yüzölçümlü alan üzerinde, 18.288 m² yüzölçümlü kapalı alanda yer almaktadır. Elenmiş paketlenmiş bakliyat ve hububat, iç mercimek, iç bezelye, bulgur, aşurelik buğday, irmik, pirinç, karma ve pellet yem imalatı, ahşap palet imalatı, elektrik üretimi (biyogaz) konularında faaliyet göstermekte olup, hava emisyonu konulu çevre izni için başvurusunda bulunulmuştur. İşletme yukarıda belirtilen adreste bina sahibi olarak faaliyet göstermektedir.</w:t>
+      </w:r>
+    </w:p>
+    <w:p>
+      <w:pPr>
+        <w:pStyle w:val="Heading1"/>
+      </w:pPr>
+      <w:r>
+        <w:rPr>
+          <w:rFonts w:ascii="Calibri" w:hAnsi="Calibri" w:eastAsia="Calibri"/>
+          <w:b/>
+          <w:i w:val="0"/>
+          <w:color w:val="000000"/>
+          <w:sz w:val="22"/>
+          <w:lang w:val="tr-TR"/>
+        </w:rPr>
+        <w:t>2- Faaliyeti/Faaliyetleri</w:t>
+      </w:r>
+    </w:p>
+    <w:p>
+      <w:pPr>
+        <w:spacing w:after="160" w:before="0"/>
+      </w:pPr>
+      <w:r>
+        <w:rPr>
+          <w:rFonts w:ascii="Calibri" w:hAnsi="Calibri" w:eastAsia="Calibri"/>
+          <w:b w:val="0"/>
+          <w:i w:val="0"/>
+          <w:color w:val="000000"/>
+          <w:sz w:val="22"/>
+          <w:lang w:val="tr-TR"/>
+        </w:rPr>
+        <w:t>Mersin İli, Akdeniz İlçesi, Karacailyas Evren Mahallesi, Menekşe 1 Sokak No: 5/10 adresinde kurulu olan tesiste “Elenmiş Paketlenmiş Bakliyat ve Hububat, İç Mercimek, İç Bezelye, Bulgur, Aşurelik Buğday, İrmik, Pirinç, Karma ve Pellet Yem İmalatı, Ahşap Palet İmalatı, Elektrik Üretimi (Biyogaz)” konularında faaliyet göstermektedir.</w:t>
+      </w:r>
+    </w:p>
+    <w:p>
+      <w:pPr>
+        <w:pStyle w:val="Heading1"/>
+      </w:pPr>
+      <w:r>
+        <w:rPr>
+          <w:rFonts w:ascii="Calibri" w:hAnsi="Calibri" w:eastAsia="Calibri"/>
+          <w:b/>
+          <w:i w:val="0"/>
+          <w:color w:val="000000"/>
+          <w:sz w:val="22"/>
+          <w:lang w:val="tr-TR"/>
+        </w:rPr>
+        <w:t>3- Vaziyet Planları, İş Akım Şemaları ve Proses Özetleri</w:t>
+      </w:r>
+    </w:p>
+    <w:p>
+      <w:pPr>
+        <w:spacing w:after="160" w:before="0"/>
+      </w:pPr>
+      <w:r>
+        <w:rPr>
+          <w:rFonts w:ascii="Calibri" w:hAnsi="Calibri" w:eastAsia="Calibri"/>
+          <w:b w:val="0"/>
+          <w:i w:val="0"/>
+          <w:color w:val="000000"/>
+          <w:sz w:val="22"/>
+          <w:lang w:val="tr-TR"/>
+        </w:rPr>
+        <w:t>Genel vaziyet planı aşağıdadır.</w:t>
+      </w:r>
+    </w:p>
+    <w:p>
+      <w:pPr>
         <w:spacing w:before="120" w:after="200"/>
         <w:jc w:val="center"/>
       </w:pPr>
       <w:r>
         <w:drawing>
           <wp:inline xmlns:a="http://schemas.openxmlformats.org/drawingml/2006/main" xmlns:pic="http://schemas.openxmlformats.org/drawingml/2006/picture">
-            <wp:extent cx="5832000" cy="8361798"/>
+            <wp:extent cx="5832000" cy="8340539"/>
             <wp:docPr id="3" name="Picture 3"/>
             <wp:cNvGraphicFramePr>
               <a:graphicFrameLocks noChangeAspect="1"/>
@@ -1489,7 +222,7 @@
                   <pic:spPr>
                     <a:xfrm>
                       <a:off x="0" y="0"/>
-                      <a:ext cx="5832000" cy="8361798"/>
+                      <a:ext cx="5832000" cy="8340539"/>
                     </a:xfrm>
                     <a:prstGeom prst="rect"/>
                   </pic:spPr>
@@ -1502,13 +235,862 @@
     </w:p>
     <w:p>
       <w:pPr>
+        <w:spacing w:after="160" w:before="0"/>
+        <w:jc w:val="center"/>
+      </w:pPr>
+      <w:r>
+        <w:rPr>
+          <w:rFonts w:ascii="Calibri" w:hAnsi="Calibri" w:eastAsia="Calibri"/>
+          <w:b w:val="0"/>
+          <w:i/>
+          <w:color w:val="000000"/>
+          <w:sz w:val="20"/>
+          <w:lang w:val="tr-TR"/>
+        </w:rPr>
+        <w:t>Şekil 3.1: Genel Vaziyet Planı</w:t>
+      </w:r>
+    </w:p>
+    <w:p>
+      <w:pPr>
+        <w:spacing w:after="160" w:before="0"/>
+      </w:pPr>
+      <w:r>
+        <w:rPr>
+          <w:rFonts w:ascii="Calibri" w:hAnsi="Calibri" w:eastAsia="Calibri"/>
+          <w:b w:val="0"/>
+          <w:i w:val="0"/>
+          <w:color w:val="000000"/>
+          <w:sz w:val="22"/>
+          <w:lang w:val="tr-TR"/>
+        </w:rPr>
+        <w:t>İşletmede toplam 43 adet baca bulunmaktadır. Bunlar:</w:t>
+      </w:r>
+    </w:p>
+    <w:p>
+      <w:pPr>
+        <w:spacing w:after="40" w:before="160"/>
+      </w:pPr>
+      <w:r>
+        <w:rPr>
+          <w:rFonts w:ascii="Calibri" w:hAnsi="Calibri" w:eastAsia="Calibri"/>
+          <w:b/>
+          <w:i w:val="0"/>
+          <w:color w:val="000000"/>
+          <w:sz w:val="22"/>
+          <w:lang w:val="tr-TR"/>
+        </w:rPr>
+        <w:t>Bulgur Bölümünde 18 Tane</w:t>
+      </w:r>
+    </w:p>
+    <w:p>
+      <w:pPr>
+        <w:spacing w:after="20" w:before="0"/>
+      </w:pPr>
+      <w:r>
+        <w:rPr>
+          <w:rFonts w:ascii="Calibri" w:hAnsi="Calibri" w:eastAsia="Calibri"/>
+          <w:b w:val="0"/>
+          <w:i w:val="0"/>
+          <w:color w:val="000000"/>
+          <w:sz w:val="22"/>
+          <w:lang w:val="tr-TR"/>
+        </w:rPr>
+        <w:t>1. Pnömatik Fan Bacası</w:t>
+      </w:r>
+    </w:p>
+    <w:p>
+      <w:pPr>
+        <w:spacing w:after="20" w:before="0"/>
+      </w:pPr>
+      <w:r>
+        <w:rPr>
+          <w:rFonts w:ascii="Calibri" w:hAnsi="Calibri" w:eastAsia="Calibri"/>
+          <w:b w:val="0"/>
+          <w:i w:val="0"/>
+          <w:color w:val="000000"/>
+          <w:sz w:val="22"/>
+          <w:lang w:val="tr-TR"/>
+        </w:rPr>
+        <w:t>2. Bulgur Kurutma Kule Fan Bacası</w:t>
+      </w:r>
+    </w:p>
+    <w:p>
+      <w:pPr>
+        <w:spacing w:after="20" w:before="0"/>
+      </w:pPr>
+      <w:r>
+        <w:rPr>
+          <w:rFonts w:ascii="Calibri" w:hAnsi="Calibri" w:eastAsia="Calibri"/>
+          <w:b w:val="0"/>
+          <w:i w:val="0"/>
+          <w:color w:val="000000"/>
+          <w:sz w:val="22"/>
+          <w:lang w:val="tr-TR"/>
+        </w:rPr>
+        <w:t>3. Un Fan Bacası</w:t>
+      </w:r>
+    </w:p>
+    <w:p>
+      <w:pPr>
+        <w:spacing w:after="20" w:before="0"/>
+      </w:pPr>
+      <w:r>
+        <w:rPr>
+          <w:rFonts w:ascii="Calibri" w:hAnsi="Calibri" w:eastAsia="Calibri"/>
+          <w:b w:val="0"/>
+          <w:i w:val="0"/>
+          <w:color w:val="000000"/>
+          <w:sz w:val="22"/>
+          <w:lang w:val="tr-TR"/>
+        </w:rPr>
+        <w:t>4. Kepek Fanı Bacası</w:t>
+      </w:r>
+    </w:p>
+    <w:p>
+      <w:pPr>
+        <w:spacing w:after="20" w:before="0"/>
+      </w:pPr>
+      <w:r>
+        <w:rPr>
+          <w:rFonts w:ascii="Calibri" w:hAnsi="Calibri" w:eastAsia="Calibri"/>
+          <w:b w:val="0"/>
+          <w:i w:val="0"/>
+          <w:color w:val="000000"/>
+          <w:sz w:val="22"/>
+          <w:lang w:val="tr-TR"/>
+        </w:rPr>
+        <w:t>5. Değirmen Taş Ayırıcı Fan Bacası</w:t>
+      </w:r>
+    </w:p>
+    <w:p>
+      <w:pPr>
+        <w:spacing w:after="20" w:before="0"/>
+      </w:pPr>
+      <w:r>
+        <w:rPr>
+          <w:rFonts w:ascii="Calibri" w:hAnsi="Calibri" w:eastAsia="Calibri"/>
+          <w:b w:val="0"/>
+          <w:i w:val="0"/>
+          <w:color w:val="000000"/>
+          <w:sz w:val="22"/>
+          <w:lang w:val="tr-TR"/>
+        </w:rPr>
+        <w:t>6. Kepek Kurutma Fan Bacası</w:t>
+      </w:r>
+    </w:p>
+    <w:p>
+      <w:pPr>
+        <w:spacing w:after="20" w:before="0"/>
+      </w:pPr>
+      <w:r>
+        <w:rPr>
+          <w:rFonts w:ascii="Calibri" w:hAnsi="Calibri" w:eastAsia="Calibri"/>
+          <w:b w:val="0"/>
+          <w:i w:val="0"/>
+          <w:color w:val="000000"/>
+          <w:sz w:val="22"/>
+          <w:lang w:val="tr-TR"/>
+        </w:rPr>
+        <w:t>7. Hedik Kurutma Kule Fan Bacası 2-1</w:t>
+      </w:r>
+    </w:p>
+    <w:p>
+      <w:pPr>
+        <w:spacing w:after="20" w:before="0"/>
+      </w:pPr>
+      <w:r>
+        <w:rPr>
+          <w:rFonts w:ascii="Calibri" w:hAnsi="Calibri" w:eastAsia="Calibri"/>
+          <w:b w:val="0"/>
+          <w:i w:val="0"/>
+          <w:color w:val="000000"/>
+          <w:sz w:val="22"/>
+          <w:lang w:val="tr-TR"/>
+        </w:rPr>
+        <w:t>8. Hedik Kurutma Kule Fan Bacası 2-2</w:t>
+      </w:r>
+    </w:p>
+    <w:p>
+      <w:pPr>
+        <w:spacing w:after="20" w:before="0"/>
+      </w:pPr>
+      <w:r>
+        <w:rPr>
+          <w:rFonts w:ascii="Calibri" w:hAnsi="Calibri" w:eastAsia="Calibri"/>
+          <w:b w:val="0"/>
+          <w:i w:val="0"/>
+          <w:color w:val="000000"/>
+          <w:sz w:val="22"/>
+          <w:lang w:val="tr-TR"/>
+        </w:rPr>
+        <w:t>9. Hedik Kurutma Kule Fan Bacası 1-1</w:t>
+      </w:r>
+    </w:p>
+    <w:p>
+      <w:pPr>
+        <w:spacing w:after="20" w:before="0"/>
+      </w:pPr>
+      <w:r>
+        <w:rPr>
+          <w:rFonts w:ascii="Calibri" w:hAnsi="Calibri" w:eastAsia="Calibri"/>
+          <w:b w:val="0"/>
+          <w:i w:val="0"/>
+          <w:color w:val="000000"/>
+          <w:sz w:val="22"/>
+          <w:lang w:val="tr-TR"/>
+        </w:rPr>
+        <w:t>10. Hedik Kurutma Kule Fan Bacası 1-2</w:t>
+      </w:r>
+    </w:p>
+    <w:p>
+      <w:pPr>
+        <w:spacing w:after="20" w:before="0"/>
+      </w:pPr>
+      <w:r>
+        <w:rPr>
+          <w:rFonts w:ascii="Calibri" w:hAnsi="Calibri" w:eastAsia="Calibri"/>
+          <w:b w:val="0"/>
+          <w:i w:val="0"/>
+          <w:color w:val="000000"/>
+          <w:sz w:val="22"/>
+          <w:lang w:val="tr-TR"/>
+        </w:rPr>
+        <w:t>11. Hedik Soğutma Fan Bacası Hat 2</w:t>
+      </w:r>
+    </w:p>
+    <w:p>
+      <w:pPr>
+        <w:spacing w:after="20" w:before="0"/>
+      </w:pPr>
+      <w:r>
+        <w:rPr>
+          <w:rFonts w:ascii="Calibri" w:hAnsi="Calibri" w:eastAsia="Calibri"/>
+          <w:b w:val="0"/>
+          <w:i w:val="0"/>
+          <w:color w:val="000000"/>
+          <w:sz w:val="22"/>
+          <w:lang w:val="tr-TR"/>
+        </w:rPr>
+        <w:t>12. Hedik Soğutma Fan Bacası Hat 1</w:t>
+      </w:r>
+    </w:p>
+    <w:p>
+      <w:pPr>
+        <w:spacing w:after="20" w:before="0"/>
+      </w:pPr>
+      <w:r>
+        <w:rPr>
+          <w:rFonts w:ascii="Calibri" w:hAnsi="Calibri" w:eastAsia="Calibri"/>
+          <w:b w:val="0"/>
+          <w:i w:val="0"/>
+          <w:color w:val="000000"/>
+          <w:sz w:val="22"/>
+          <w:lang w:val="tr-TR"/>
+        </w:rPr>
+        <w:t>13. Hafif Tane Fan Bacası</w:t>
+      </w:r>
+    </w:p>
+    <w:p>
+      <w:pPr>
+        <w:spacing w:after="20" w:before="0"/>
+      </w:pPr>
+      <w:r>
+        <w:rPr>
+          <w:rFonts w:ascii="Calibri" w:hAnsi="Calibri" w:eastAsia="Calibri"/>
+          <w:b w:val="0"/>
+          <w:i w:val="0"/>
+          <w:color w:val="000000"/>
+          <w:sz w:val="22"/>
+          <w:lang w:val="tr-TR"/>
+        </w:rPr>
+        <w:t>14. Toz Aspiratör Fan Bacası</w:t>
+      </w:r>
+    </w:p>
+    <w:p>
+      <w:pPr>
+        <w:spacing w:after="20" w:before="0"/>
+      </w:pPr>
+      <w:r>
+        <w:rPr>
+          <w:rFonts w:ascii="Calibri" w:hAnsi="Calibri" w:eastAsia="Calibri"/>
+          <w:b w:val="0"/>
+          <w:i w:val="0"/>
+          <w:color w:val="000000"/>
+          <w:sz w:val="22"/>
+          <w:lang w:val="tr-TR"/>
+        </w:rPr>
+        <w:t>15. Kurutma Kulesi Çıkış Sasör Fan Bacası</w:t>
+      </w:r>
+    </w:p>
+    <w:p>
+      <w:pPr>
+        <w:spacing w:after="20" w:before="0"/>
+      </w:pPr>
+      <w:r>
+        <w:rPr>
+          <w:rFonts w:ascii="Calibri" w:hAnsi="Calibri" w:eastAsia="Calibri"/>
+          <w:b w:val="0"/>
+          <w:i w:val="0"/>
+          <w:color w:val="000000"/>
+          <w:sz w:val="22"/>
+          <w:lang w:val="tr-TR"/>
+        </w:rPr>
+        <w:t>16. Temizleme Sasör Fan Bacası</w:t>
+      </w:r>
+    </w:p>
+    <w:p>
+      <w:pPr>
+        <w:spacing w:after="20" w:before="0"/>
+      </w:pPr>
+      <w:r>
+        <w:rPr>
+          <w:rFonts w:ascii="Calibri" w:hAnsi="Calibri" w:eastAsia="Calibri"/>
+          <w:b w:val="0"/>
+          <w:i w:val="0"/>
+          <w:color w:val="000000"/>
+          <w:sz w:val="22"/>
+          <w:lang w:val="tr-TR"/>
+        </w:rPr>
+        <w:t>17. Temizleme Taş Ayırıcı Fan Bacası 1</w:t>
+      </w:r>
+    </w:p>
+    <w:p>
+      <w:pPr>
+        <w:spacing w:after="20" w:before="0"/>
+      </w:pPr>
+      <w:r>
+        <w:rPr>
+          <w:rFonts w:ascii="Calibri" w:hAnsi="Calibri" w:eastAsia="Calibri"/>
+          <w:b w:val="0"/>
+          <w:i w:val="0"/>
+          <w:color w:val="000000"/>
+          <w:sz w:val="22"/>
+          <w:lang w:val="tr-TR"/>
+        </w:rPr>
+        <w:t>18. Temizleme Taş Ayırıcı Fan Bacası 2</w:t>
+      </w:r>
+    </w:p>
+    <w:p>
+      <w:pPr>
+        <w:spacing w:after="40" w:before="160"/>
+      </w:pPr>
+      <w:r>
+        <w:rPr>
+          <w:rFonts w:ascii="Calibri" w:hAnsi="Calibri" w:eastAsia="Calibri"/>
+          <w:b/>
+          <w:i w:val="0"/>
+          <w:color w:val="000000"/>
+          <w:sz w:val="22"/>
+          <w:lang w:val="tr-TR"/>
+        </w:rPr>
+        <w:t>Mercimek Bölümünde 12 Tane</w:t>
+      </w:r>
+    </w:p>
+    <w:p>
+      <w:pPr>
+        <w:spacing w:after="20" w:before="0"/>
+      </w:pPr>
+      <w:r>
+        <w:rPr>
+          <w:rFonts w:ascii="Calibri" w:hAnsi="Calibri" w:eastAsia="Calibri"/>
+          <w:b w:val="0"/>
+          <w:i w:val="0"/>
+          <w:color w:val="000000"/>
+          <w:sz w:val="22"/>
+          <w:lang w:val="tr-TR"/>
+        </w:rPr>
+        <w:t>19. Sorteks Fan Bacası</w:t>
+      </w:r>
+    </w:p>
+    <w:p>
+      <w:pPr>
+        <w:spacing w:after="20" w:before="0"/>
+      </w:pPr>
+      <w:r>
+        <w:rPr>
+          <w:rFonts w:ascii="Calibri" w:hAnsi="Calibri" w:eastAsia="Calibri"/>
+          <w:b w:val="0"/>
+          <w:i w:val="0"/>
+          <w:color w:val="000000"/>
+          <w:sz w:val="22"/>
+          <w:lang w:val="tr-TR"/>
+        </w:rPr>
+        <w:t>20. Elek Kepek Fan Bacası</w:t>
+      </w:r>
+    </w:p>
+    <w:p>
+      <w:pPr>
+        <w:spacing w:after="20" w:before="0"/>
+      </w:pPr>
+      <w:r>
+        <w:rPr>
+          <w:rFonts w:ascii="Calibri" w:hAnsi="Calibri" w:eastAsia="Calibri"/>
+          <w:b w:val="0"/>
+          <w:i w:val="0"/>
+          <w:color w:val="000000"/>
+          <w:sz w:val="22"/>
+          <w:lang w:val="tr-TR"/>
+        </w:rPr>
+        <w:t>21. Kabuk Soyucu Fan Bacası</w:t>
+      </w:r>
+    </w:p>
+    <w:p>
+      <w:pPr>
+        <w:spacing w:after="20" w:before="0"/>
+      </w:pPr>
+      <w:r>
+        <w:rPr>
+          <w:rFonts w:ascii="Calibri" w:hAnsi="Calibri" w:eastAsia="Calibri"/>
+          <w:b w:val="0"/>
+          <w:i w:val="0"/>
+          <w:color w:val="000000"/>
+          <w:sz w:val="22"/>
+          <w:lang w:val="tr-TR"/>
+        </w:rPr>
+        <w:t>22. Kule Kurutma Fan Bacası 1</w:t>
+      </w:r>
+    </w:p>
+    <w:p>
+      <w:pPr>
+        <w:spacing w:after="20" w:before="0"/>
+      </w:pPr>
+      <w:r>
+        <w:rPr>
+          <w:rFonts w:ascii="Calibri" w:hAnsi="Calibri" w:eastAsia="Calibri"/>
+          <w:b w:val="0"/>
+          <w:i w:val="0"/>
+          <w:color w:val="000000"/>
+          <w:sz w:val="22"/>
+          <w:lang w:val="tr-TR"/>
+        </w:rPr>
+        <w:t>23. Kule Kurutma Fan Bacası 2</w:t>
+      </w:r>
+    </w:p>
+    <w:p>
+      <w:pPr>
+        <w:spacing w:after="20" w:before="0"/>
+      </w:pPr>
+      <w:r>
+        <w:rPr>
+          <w:rFonts w:ascii="Calibri" w:hAnsi="Calibri" w:eastAsia="Calibri"/>
+          <w:b w:val="0"/>
+          <w:i w:val="0"/>
+          <w:color w:val="000000"/>
+          <w:sz w:val="22"/>
+          <w:lang w:val="tr-TR"/>
+        </w:rPr>
+        <w:t>24. Jet Filtre Fan Bacası 1</w:t>
+      </w:r>
+    </w:p>
+    <w:p>
+      <w:pPr>
+        <w:spacing w:after="20" w:before="0"/>
+      </w:pPr>
+      <w:r>
+        <w:rPr>
+          <w:rFonts w:ascii="Calibri" w:hAnsi="Calibri" w:eastAsia="Calibri"/>
+          <w:b w:val="0"/>
+          <w:i w:val="0"/>
+          <w:color w:val="000000"/>
+          <w:sz w:val="22"/>
+          <w:lang w:val="tr-TR"/>
+        </w:rPr>
+        <w:t>25. Jet Filtre Fan Bacası 2</w:t>
+      </w:r>
+    </w:p>
+    <w:p>
+      <w:pPr>
+        <w:spacing w:after="20" w:before="0"/>
+      </w:pPr>
+      <w:r>
+        <w:rPr>
+          <w:rFonts w:ascii="Calibri" w:hAnsi="Calibri" w:eastAsia="Calibri"/>
+          <w:b w:val="0"/>
+          <w:i w:val="0"/>
+          <w:color w:val="000000"/>
+          <w:sz w:val="22"/>
+          <w:lang w:val="tr-TR"/>
+        </w:rPr>
+        <w:t>26. Taş Ayırıcı Fan Bacası 1</w:t>
+      </w:r>
+    </w:p>
+    <w:p>
+      <w:pPr>
+        <w:spacing w:after="20" w:before="0"/>
+      </w:pPr>
+      <w:r>
+        <w:rPr>
+          <w:rFonts w:ascii="Calibri" w:hAnsi="Calibri" w:eastAsia="Calibri"/>
+          <w:b w:val="0"/>
+          <w:i w:val="0"/>
+          <w:color w:val="000000"/>
+          <w:sz w:val="22"/>
+          <w:lang w:val="tr-TR"/>
+        </w:rPr>
+        <w:t>27. Taş Ayırıcı Fan Bacası 2</w:t>
+      </w:r>
+    </w:p>
+    <w:p>
+      <w:pPr>
+        <w:spacing w:after="20" w:before="0"/>
+      </w:pPr>
+      <w:r>
+        <w:rPr>
+          <w:rFonts w:ascii="Calibri" w:hAnsi="Calibri" w:eastAsia="Calibri"/>
+          <w:b w:val="0"/>
+          <w:i w:val="0"/>
+          <w:color w:val="000000"/>
+          <w:sz w:val="22"/>
+          <w:lang w:val="tr-TR"/>
+        </w:rPr>
+        <w:t>28. Geri Dönüşüm Hafif Tane Fan Bacası</w:t>
+      </w:r>
+    </w:p>
+    <w:p>
+      <w:pPr>
+        <w:spacing w:after="20" w:before="0"/>
+      </w:pPr>
+      <w:r>
+        <w:rPr>
+          <w:rFonts w:ascii="Calibri" w:hAnsi="Calibri" w:eastAsia="Calibri"/>
+          <w:b w:val="0"/>
+          <w:i w:val="0"/>
+          <w:color w:val="000000"/>
+          <w:sz w:val="22"/>
+          <w:lang w:val="tr-TR"/>
+        </w:rPr>
+        <w:t>29. Hafif Tane Fan Bacası 1</w:t>
+      </w:r>
+    </w:p>
+    <w:p>
+      <w:pPr>
+        <w:spacing w:after="20" w:before="0"/>
+      </w:pPr>
+      <w:r>
+        <w:rPr>
+          <w:rFonts w:ascii="Calibri" w:hAnsi="Calibri" w:eastAsia="Calibri"/>
+          <w:b w:val="0"/>
+          <w:i w:val="0"/>
+          <w:color w:val="000000"/>
+          <w:sz w:val="22"/>
+          <w:lang w:val="tr-TR"/>
+        </w:rPr>
+        <w:t>30. Hafif Tane Fan Bacası 2</w:t>
+      </w:r>
+    </w:p>
+    <w:p>
+      <w:pPr>
+        <w:spacing w:after="40" w:before="160"/>
+      </w:pPr>
+      <w:r>
+        <w:rPr>
+          <w:rFonts w:ascii="Calibri" w:hAnsi="Calibri" w:eastAsia="Calibri"/>
+          <w:b/>
+          <w:i w:val="0"/>
+          <w:color w:val="000000"/>
+          <w:sz w:val="22"/>
+          <w:lang w:val="tr-TR"/>
+        </w:rPr>
+        <w:t>Pirinç Bölümünde 5 Tane</w:t>
+      </w:r>
+    </w:p>
+    <w:p>
+      <w:pPr>
+        <w:spacing w:after="20" w:before="0"/>
+      </w:pPr>
+      <w:r>
+        <w:rPr>
+          <w:rFonts w:ascii="Calibri" w:hAnsi="Calibri" w:eastAsia="Calibri"/>
+          <w:b w:val="0"/>
+          <w:i w:val="0"/>
+          <w:color w:val="000000"/>
+          <w:sz w:val="22"/>
+          <w:lang w:val="tr-TR"/>
+        </w:rPr>
+        <w:t>31. Taş Ayırıcı Fan Bacası</w:t>
+      </w:r>
+    </w:p>
+    <w:p>
+      <w:pPr>
+        <w:spacing w:after="20" w:before="0"/>
+      </w:pPr>
+      <w:r>
+        <w:rPr>
+          <w:rFonts w:ascii="Calibri" w:hAnsi="Calibri" w:eastAsia="Calibri"/>
+          <w:b w:val="0"/>
+          <w:i w:val="0"/>
+          <w:color w:val="000000"/>
+          <w:sz w:val="22"/>
+          <w:lang w:val="tr-TR"/>
+        </w:rPr>
+        <w:t>32. Parlatma Kepek Fan Bacası</w:t>
+      </w:r>
+    </w:p>
+    <w:p>
+      <w:pPr>
+        <w:spacing w:after="20" w:before="0"/>
+      </w:pPr>
+      <w:r>
+        <w:rPr>
+          <w:rFonts w:ascii="Calibri" w:hAnsi="Calibri" w:eastAsia="Calibri"/>
+          <w:b w:val="0"/>
+          <w:i w:val="0"/>
+          <w:color w:val="000000"/>
+          <w:sz w:val="22"/>
+          <w:lang w:val="tr-TR"/>
+        </w:rPr>
+        <w:t>33. Değirmen Aspiratör Fan Bacası</w:t>
+      </w:r>
+    </w:p>
+    <w:p>
+      <w:pPr>
+        <w:spacing w:after="20" w:before="0"/>
+      </w:pPr>
+      <w:r>
+        <w:rPr>
+          <w:rFonts w:ascii="Calibri" w:hAnsi="Calibri" w:eastAsia="Calibri"/>
+          <w:b w:val="0"/>
+          <w:i w:val="0"/>
+          <w:color w:val="000000"/>
+          <w:sz w:val="22"/>
+          <w:lang w:val="tr-TR"/>
+        </w:rPr>
+        <w:t>34. Genel Aspiratör Fan Bacası</w:t>
+      </w:r>
+    </w:p>
+    <w:p>
+      <w:pPr>
+        <w:spacing w:after="20" w:before="0"/>
+      </w:pPr>
+      <w:r>
+        <w:rPr>
+          <w:rFonts w:ascii="Calibri" w:hAnsi="Calibri" w:eastAsia="Calibri"/>
+          <w:b w:val="0"/>
+          <w:i w:val="0"/>
+          <w:color w:val="000000"/>
+          <w:sz w:val="22"/>
+          <w:lang w:val="tr-TR"/>
+        </w:rPr>
+        <w:t>35. Ön Eleme Aspiratör Fan Bacası</w:t>
+      </w:r>
+    </w:p>
+    <w:p>
+      <w:pPr>
+        <w:spacing w:after="40" w:before="160"/>
+      </w:pPr>
+      <w:r>
+        <w:rPr>
+          <w:rFonts w:ascii="Calibri" w:hAnsi="Calibri" w:eastAsia="Calibri"/>
+          <w:b/>
+          <w:i w:val="0"/>
+          <w:color w:val="000000"/>
+          <w:sz w:val="22"/>
+          <w:lang w:val="tr-TR"/>
+        </w:rPr>
+        <w:t>Yem Bölümünde 5 Tane</w:t>
+      </w:r>
+    </w:p>
+    <w:p>
+      <w:pPr>
+        <w:spacing w:after="20" w:before="0"/>
+      </w:pPr>
+      <w:r>
+        <w:rPr>
+          <w:rFonts w:ascii="Calibri" w:hAnsi="Calibri" w:eastAsia="Calibri"/>
+          <w:b w:val="0"/>
+          <w:i w:val="0"/>
+          <w:color w:val="000000"/>
+          <w:sz w:val="22"/>
+          <w:lang w:val="tr-TR"/>
+        </w:rPr>
+        <w:t>36. Toz Siklon Fan Bacası</w:t>
+      </w:r>
+    </w:p>
+    <w:p>
+      <w:pPr>
+        <w:spacing w:after="20" w:before="0"/>
+      </w:pPr>
+      <w:r>
+        <w:rPr>
+          <w:rFonts w:ascii="Calibri" w:hAnsi="Calibri" w:eastAsia="Calibri"/>
+          <w:b w:val="0"/>
+          <w:i w:val="0"/>
+          <w:color w:val="000000"/>
+          <w:sz w:val="22"/>
+          <w:lang w:val="tr-TR"/>
+        </w:rPr>
+        <w:t>37. Pres 1 Palet Aspiratör Fan Bacası</w:t>
+      </w:r>
+    </w:p>
+    <w:p>
+      <w:pPr>
+        <w:spacing w:after="20" w:before="0"/>
+      </w:pPr>
+      <w:r>
+        <w:rPr>
+          <w:rFonts w:ascii="Calibri" w:hAnsi="Calibri" w:eastAsia="Calibri"/>
+          <w:b w:val="0"/>
+          <w:i w:val="0"/>
+          <w:color w:val="000000"/>
+          <w:sz w:val="22"/>
+          <w:lang w:val="tr-TR"/>
+        </w:rPr>
+        <w:t>38. Pres 2 Palet Aspiratör Fan Bacası</w:t>
+      </w:r>
+    </w:p>
+    <w:p>
+      <w:pPr>
+        <w:spacing w:after="20" w:before="0"/>
+      </w:pPr>
+      <w:r>
+        <w:rPr>
+          <w:rFonts w:ascii="Calibri" w:hAnsi="Calibri" w:eastAsia="Calibri"/>
+          <w:b w:val="0"/>
+          <w:i w:val="0"/>
+          <w:color w:val="000000"/>
+          <w:sz w:val="22"/>
+          <w:lang w:val="tr-TR"/>
+        </w:rPr>
+        <w:t>39. Değirmen 1 Fan Bacası</w:t>
+      </w:r>
+    </w:p>
+    <w:p>
+      <w:pPr>
+        <w:spacing w:after="20" w:before="0"/>
+      </w:pPr>
+      <w:r>
+        <w:rPr>
+          <w:rFonts w:ascii="Calibri" w:hAnsi="Calibri" w:eastAsia="Calibri"/>
+          <w:b w:val="0"/>
+          <w:i w:val="0"/>
+          <w:color w:val="000000"/>
+          <w:sz w:val="22"/>
+          <w:lang w:val="tr-TR"/>
+        </w:rPr>
+        <w:t>40. Değirmen 2 Fan Bacası</w:t>
+      </w:r>
+    </w:p>
+    <w:p>
+      <w:pPr>
+        <w:spacing w:after="40" w:before="160"/>
+      </w:pPr>
+      <w:r>
+        <w:rPr>
+          <w:rFonts w:ascii="Calibri" w:hAnsi="Calibri" w:eastAsia="Calibri"/>
+          <w:b/>
+          <w:i w:val="0"/>
+          <w:color w:val="000000"/>
+          <w:sz w:val="22"/>
+          <w:lang w:val="tr-TR"/>
+        </w:rPr>
+        <w:t>2 Adet Buhar Kazanı Bacası</w:t>
+      </w:r>
+    </w:p>
+    <w:p>
+      <w:pPr>
+        <w:spacing w:after="20" w:before="0"/>
+      </w:pPr>
+      <w:r>
+        <w:rPr>
+          <w:rFonts w:ascii="Calibri" w:hAnsi="Calibri" w:eastAsia="Calibri"/>
+          <w:b w:val="0"/>
+          <w:i w:val="0"/>
+          <w:color w:val="000000"/>
+          <w:sz w:val="22"/>
+          <w:lang w:val="tr-TR"/>
+        </w:rPr>
+        <w:t>41. Buhar Kazanı 1 Fan Bacası</w:t>
+      </w:r>
+    </w:p>
+    <w:p>
+      <w:pPr>
+        <w:spacing w:after="20" w:before="0"/>
+      </w:pPr>
+      <w:r>
+        <w:rPr>
+          <w:rFonts w:ascii="Calibri" w:hAnsi="Calibri" w:eastAsia="Calibri"/>
+          <w:b w:val="0"/>
+          <w:i w:val="0"/>
+          <w:color w:val="000000"/>
+          <w:sz w:val="22"/>
+          <w:lang w:val="tr-TR"/>
+        </w:rPr>
+        <w:t>42. Buhar Kazanı 2 Fan Bacası</w:t>
+      </w:r>
+    </w:p>
+    <w:p>
+      <w:pPr>
+        <w:spacing w:after="40" w:before="160"/>
+      </w:pPr>
+      <w:r>
+        <w:rPr>
+          <w:rFonts w:ascii="Calibri" w:hAnsi="Calibri" w:eastAsia="Calibri"/>
+          <w:b/>
+          <w:i w:val="0"/>
+          <w:color w:val="000000"/>
+          <w:sz w:val="22"/>
+          <w:lang w:val="tr-TR"/>
+        </w:rPr>
+        <w:t>1 Adet Biyogaz Bacası</w:t>
+      </w:r>
+    </w:p>
+    <w:p>
+      <w:pPr>
+        <w:spacing w:after="20" w:before="0"/>
+      </w:pPr>
+      <w:r>
+        <w:rPr>
+          <w:rFonts w:ascii="Calibri" w:hAnsi="Calibri" w:eastAsia="Calibri"/>
+          <w:b w:val="0"/>
+          <w:i w:val="0"/>
+          <w:color w:val="000000"/>
+          <w:sz w:val="22"/>
+          <w:lang w:val="tr-TR"/>
+        </w:rPr>
+        <w:t>43. Biyogaz (Kojenerasyon) Bacası</w:t>
+      </w:r>
+    </w:p>
+    <w:p>
+      <w:pPr>
+        <w:pStyle w:val="Heading2"/>
+      </w:pPr>
+      <w:r>
+        <w:rPr>
+          <w:rFonts w:ascii="Calibri" w:hAnsi="Calibri" w:eastAsia="Calibri"/>
+          <w:b/>
+          <w:i w:val="0"/>
+          <w:color w:val="000000"/>
+          <w:sz w:val="22"/>
+          <w:lang w:val="tr-TR"/>
+        </w:rPr>
+        <w:t>3.1. Bulgur İş Akım Şeması</w:t>
+      </w:r>
+    </w:p>
+    <w:p>
+      <w:pPr>
+        <w:spacing w:after="160" w:before="0"/>
+      </w:pPr>
+      <w:r>
+        <w:rPr>
+          <w:rFonts w:ascii="Calibri" w:hAnsi="Calibri" w:eastAsia="Calibri"/>
+          <w:b w:val="0"/>
+          <w:i w:val="0"/>
+          <w:color w:val="000000"/>
+          <w:sz w:val="22"/>
+          <w:lang w:val="tr-TR"/>
+        </w:rPr>
+        <w:t>Bulgur akış şeması aşağıdaki sayfalarda fotoğraf olarak verilmiştir.</w:t>
+      </w:r>
+    </w:p>
+    <w:p>
+      <w:pPr>
         <w:spacing w:before="120" w:after="200"/>
         <w:jc w:val="center"/>
       </w:pPr>
       <w:r>
         <w:drawing>
           <wp:inline xmlns:a="http://schemas.openxmlformats.org/drawingml/2006/main" xmlns:pic="http://schemas.openxmlformats.org/drawingml/2006/picture">
-            <wp:extent cx="5832000" cy="8379961"/>
+            <wp:extent cx="5832000" cy="8351650"/>
             <wp:docPr id="4" name="Picture 4"/>
             <wp:cNvGraphicFramePr>
               <a:graphicFrameLocks noChangeAspect="1"/>
@@ -1529,7 +1111,7 @@
                   <pic:spPr>
                     <a:xfrm>
                       <a:off x="0" y="0"/>
-                      <a:ext cx="5832000" cy="8379961"/>
+                      <a:ext cx="5832000" cy="8351650"/>
                     </a:xfrm>
                     <a:prstGeom prst="rect"/>
                   </pic:spPr>
@@ -1548,7 +1130,7 @@
       <w:r>
         <w:drawing>
           <wp:inline xmlns:a="http://schemas.openxmlformats.org/drawingml/2006/main" xmlns:pic="http://schemas.openxmlformats.org/drawingml/2006/picture">
-            <wp:extent cx="5832000" cy="8362735"/>
+            <wp:extent cx="5832000" cy="8361798"/>
             <wp:docPr id="5" name="Picture 5"/>
             <wp:cNvGraphicFramePr>
               <a:graphicFrameLocks noChangeAspect="1"/>
@@ -1569,7 +1151,7 @@
                   <pic:spPr>
                     <a:xfrm>
                       <a:off x="0" y="0"/>
-                      <a:ext cx="5832000" cy="8362735"/>
+                      <a:ext cx="5832000" cy="8361798"/>
                     </a:xfrm>
                     <a:prstGeom prst="rect"/>
                   </pic:spPr>
@@ -1582,109 +1164,13 @@
     </w:p>
     <w:p>
       <w:pPr>
-        <w:spacing w:after="160" w:before="0"/>
-      </w:pPr>
-      <w:r>
-        <w:rPr>
-          <w:rFonts w:ascii="Calibri" w:hAnsi="Calibri" w:eastAsia="Calibri"/>
-          <w:b w:val="0"/>
-          <w:i w:val="0"/>
-          <w:color w:val="1A1A1A"/>
-          <w:sz w:val="22"/>
-          <w:lang w:val="tr-TR"/>
-        </w:rPr>
-        <w:t>İşletmeye gelen hammadde önce girdi kontrol analizleri yapılır ve uygunsa kabul edilir. Kabul edilen hammadde toz, sap ve çöplerinden arınmak için bir ön elemeye tabi tutulur. Ön elemeden geçen buğdaylar silolara alınır ve buradan sonra tekrar eleme aşamasından geçer.</w:t>
-      </w:r>
-    </w:p>
-    <w:p>
-      <w:pPr>
-        <w:spacing w:after="160" w:before="0"/>
-      </w:pPr>
-      <w:r>
-        <w:rPr>
-          <w:rFonts w:ascii="Calibri" w:hAnsi="Calibri" w:eastAsia="Calibri"/>
-          <w:b w:val="0"/>
-          <w:i w:val="0"/>
-          <w:color w:val="1A1A1A"/>
-          <w:sz w:val="22"/>
-          <w:lang w:val="tr-TR"/>
-        </w:rPr>
-        <w:t>Ön eleme 2 aşamasından geçen buğdaylar ara istasyon silosuna alınır. Daha sonra seperatörde elek altı ve elek üstü ayrılır ve radyal tararda hafif taneler ve tozlar hava ile uzaklaştırılır. Buradan sonra triyör 1 ve triyör 2’den geçerek arpalıbaş, kırık ve tohumlar ayrılır. Triyörden sonra bozuk taneleri ve süneleri uzaklaştırmak için hafif tane makinesinden geçen buğdaylar taş makinesinden geçerek taşlar uzaklaştırılır ve temiz mal silosuna alınır.</w:t>
-      </w:r>
-    </w:p>
-    <w:p>
-      <w:pPr>
-        <w:spacing w:after="160" w:before="0"/>
-      </w:pPr>
-      <w:r>
-        <w:rPr>
-          <w:rFonts w:ascii="Calibri" w:hAnsi="Calibri" w:eastAsia="Calibri"/>
-          <w:b w:val="0"/>
-          <w:i w:val="0"/>
-          <w:color w:val="1A1A1A"/>
-          <w:sz w:val="22"/>
-          <w:lang w:val="tr-TR"/>
-        </w:rPr>
-        <w:t>Temiz mal silosuna alınan buğdaylar yıkama, haşlama (80-90 °C), pişirme-dinlendirme (110-120 °C / 10-15 dk) aşamalarından geçerek kurutma kulesine gelir. Burada buğdaylar basınçlı buhar ile kademeli olarak kurutulur ve hedik depolama silosuna aktarılır. Hedik depolama silosundan sonra tekrar seperatör ve taş makinesinden geçen buğdaylar, tavlanmak üzere tav helezonuna aktarılır. Daha sonra kabuk soyucuda kabukları soyulan buğdaylar radyal tararda kepeğinden uzaklaştırılır. Yanık taneler, kızıl buğdaylar ve bozuk taneler varsa uzaklaştırmak için sortex makinesine gelir.</w:t>
-      </w:r>
-    </w:p>
-    <w:p>
-      <w:pPr>
-        <w:spacing w:after="160" w:before="0"/>
-      </w:pPr>
-      <w:r>
-        <w:rPr>
-          <w:rFonts w:ascii="Calibri" w:hAnsi="Calibri" w:eastAsia="Calibri"/>
-          <w:b w:val="0"/>
-          <w:i w:val="0"/>
-          <w:color w:val="1A1A1A"/>
-          <w:sz w:val="22"/>
-          <w:lang w:val="tr-TR"/>
-        </w:rPr>
-        <w:t>Sortex makinesinden geçtikten sonra kırıma gelen buğdaylar sırasıyla elek, parlatma ve elek aşamalarından geçerek son kontrol nem kulesine gelir. Daha sonra boylama eleğiyle pilavlık, köftelik ve Midyat olmak üzere boylarına göre ayrılır. Depolamaya alınan ürünler son kontrol eleğinden geçerek tartıma ve oradan doluma gönderilir. Burada istenilen ambalaj (çuval, paket) şekliyle paketlenir.</w:t>
-      </w:r>
-    </w:p>
-    <w:p>
-      <w:pPr>
-        <w:pStyle w:val="Heading2"/>
-      </w:pPr>
-      <w:r>
-        <w:rPr>
-          <w:rFonts w:ascii="Calibri" w:hAnsi="Calibri" w:eastAsia="Calibri"/>
-          <w:b/>
-          <w:i w:val="0"/>
-          <w:color w:val="0F3D4C"/>
-          <w:sz w:val="26"/>
-          <w:lang w:val="tr-TR"/>
-        </w:rPr>
-        <w:t>3.2. Çeltik – Pirinç İş Akım Şeması</w:t>
-      </w:r>
-    </w:p>
-    <w:p>
-      <w:pPr>
-        <w:spacing w:after="160" w:before="0"/>
-      </w:pPr>
-      <w:r>
-        <w:rPr>
-          <w:rFonts w:ascii="Calibri" w:hAnsi="Calibri" w:eastAsia="Calibri"/>
-          <w:b w:val="0"/>
-          <w:i w:val="0"/>
-          <w:color w:val="1A1A1A"/>
-          <w:sz w:val="22"/>
-          <w:lang w:val="tr-TR"/>
-        </w:rPr>
-        <w:t>Çeltik-pirinç akış şeması aşağıda fotoğraf olarak verilmiştir.</w:t>
-      </w:r>
-    </w:p>
-    <w:p>
-      <w:pPr>
         <w:spacing w:before="120" w:after="200"/>
         <w:jc w:val="center"/>
       </w:pPr>
       <w:r>
         <w:drawing>
           <wp:inline xmlns:a="http://schemas.openxmlformats.org/drawingml/2006/main" xmlns:pic="http://schemas.openxmlformats.org/drawingml/2006/picture">
-            <wp:extent cx="5832000" cy="8397230"/>
+            <wp:extent cx="5832000" cy="8379961"/>
             <wp:docPr id="6" name="Picture 6"/>
             <wp:cNvGraphicFramePr>
               <a:graphicFrameLocks noChangeAspect="1"/>
@@ -1705,7 +1191,7 @@
                   <pic:spPr>
                     <a:xfrm>
                       <a:off x="0" y="0"/>
-                      <a:ext cx="5832000" cy="8397230"/>
+                      <a:ext cx="5832000" cy="8379961"/>
                     </a:xfrm>
                     <a:prstGeom prst="rect"/>
                   </pic:spPr>
@@ -1724,7 +1210,7 @@
       <w:r>
         <w:drawing>
           <wp:inline xmlns:a="http://schemas.openxmlformats.org/drawingml/2006/main" xmlns:pic="http://schemas.openxmlformats.org/drawingml/2006/picture">
-            <wp:extent cx="5832000" cy="8372883"/>
+            <wp:extent cx="5832000" cy="8362735"/>
             <wp:docPr id="7" name="Picture 7"/>
             <wp:cNvGraphicFramePr>
               <a:graphicFrameLocks noChangeAspect="1"/>
@@ -1745,7 +1231,7 @@
                   <pic:spPr>
                     <a:xfrm>
                       <a:off x="0" y="0"/>
-                      <a:ext cx="5832000" cy="8372883"/>
+                      <a:ext cx="5832000" cy="8362735"/>
                     </a:xfrm>
                     <a:prstGeom prst="rect"/>
                   </pic:spPr>
@@ -1765,11 +1251,59 @@
           <w:rFonts w:ascii="Calibri" w:hAnsi="Calibri" w:eastAsia="Calibri"/>
           <w:b w:val="0"/>
           <w:i w:val="0"/>
-          <w:color w:val="1A1A1A"/>
+          <w:color w:val="000000"/>
           <w:sz w:val="22"/>
           <w:lang w:val="tr-TR"/>
         </w:rPr>
-        <w:t>İşletmeye gelen hammadde önce girdi kontrol analizleri yapılır ve uygunsa kabul edilir. Kabul edilen hammadde elevatörden geçtikten sonra sap ve taşlar ayrılır. Daha sonra triyörden geçerek kırık taneler ayrılır ve sortex makinesine gelir. Sortex makinesinde kırmızı çizgili, lekeli ve tebeşir taneler ayrılır ve yağlanmak üzere helezona gelir. Yağlanan pirinçler son kez elendikten sonra dolum bunkerine gelerek burada istenen gramaj ve ambalaj şeklinde paketlenir.</w:t>
+        <w:t>İşletmeye gelen hammadde önce girdi kontrol analizleri yapılır ve uygunsa kabul edilir. Kabul edilen hammadde toz, sap ve çöplerinden arınmak için bir ön elemeye tabi tutulur. Ön elemeden geçen buğdaylar silolara alınır ve buradan sonra tekrar eleme aşamasından geçer.</w:t>
+      </w:r>
+    </w:p>
+    <w:p>
+      <w:pPr>
+        <w:spacing w:after="160" w:before="0"/>
+      </w:pPr>
+      <w:r>
+        <w:rPr>
+          <w:rFonts w:ascii="Calibri" w:hAnsi="Calibri" w:eastAsia="Calibri"/>
+          <w:b w:val="0"/>
+          <w:i w:val="0"/>
+          <w:color w:val="000000"/>
+          <w:sz w:val="22"/>
+          <w:lang w:val="tr-TR"/>
+        </w:rPr>
+        <w:t>Ön eleme 2 aşamasından geçen buğdaylar ara istasyon silosuna alınır. Daha sonra seperatörde elek altı ve elek üstü ayrılır ve radyal tararda hafif taneler ve tozlar hava ile uzaklaştırılır. Buradan sonra triyör 1 ve triyör 2’den geçerek arpalıbaş, kırık ve tohumlar ayrılır. Triyörden sonra bozuk taneleri ve süneleri uzaklaştırmak için hafif tane makinesinden geçen buğdaylar taş makinesinden geçerek taşlar uzaklaştırılır ve temiz mal silosuna alınır.</w:t>
+      </w:r>
+    </w:p>
+    <w:p>
+      <w:pPr>
+        <w:spacing w:after="160" w:before="0"/>
+      </w:pPr>
+      <w:r>
+        <w:rPr>
+          <w:rFonts w:ascii="Calibri" w:hAnsi="Calibri" w:eastAsia="Calibri"/>
+          <w:b w:val="0"/>
+          <w:i w:val="0"/>
+          <w:color w:val="000000"/>
+          <w:sz w:val="22"/>
+          <w:lang w:val="tr-TR"/>
+        </w:rPr>
+        <w:t>Temiz mal silosuna alınan buğdaylar yıkama, haşlama (80-90 °C), pişirme-dinlendirme (110-120 °C / 10-15 dk) aşamalarından geçerek kurutma kulesine gelir. Burada buğdaylar basınçlı buhar ile kademeli olarak kurutulur ve hedik depolama silosuna aktarılır. Hedik depolama silosundan sonra tekrar seperatör ve taş makinesinden geçen buğdaylar, tavlanmak üzere tav helezonuna aktarılır. Daha sonra kabuk soyucuda kabukları soyulan buğdaylar radyal tararda kepeğinden uzaklaştırılır. Yanık taneler, kızıl buğdaylar ve bozuk taneler varsa uzaklaştırmak için sortex makinesine gelir.</w:t>
+      </w:r>
+    </w:p>
+    <w:p>
+      <w:pPr>
+        <w:spacing w:after="160" w:before="0"/>
+      </w:pPr>
+      <w:r>
+        <w:rPr>
+          <w:rFonts w:ascii="Calibri" w:hAnsi="Calibri" w:eastAsia="Calibri"/>
+          <w:b w:val="0"/>
+          <w:i w:val="0"/>
+          <w:color w:val="000000"/>
+          <w:sz w:val="22"/>
+          <w:lang w:val="tr-TR"/>
+        </w:rPr>
+        <w:t>Sortex makinesinden geçtikten sonra kırıma gelen buğdaylar sırasıyla elek, parlatma ve elek aşamalarından geçerek son kontrol nem kulesine gelir. Daha sonra boylama eleğiyle pilavlık, köftelik ve Midyat olmak üzere boylarına göre ayrılır. Depolamaya alınan ürünler son kontrol eleğinden geçerek tartıma ve oradan doluma gönderilir. Burada istenilen ambalaj (çuval, paket) şekliyle paketlenir.</w:t>
       </w:r>
     </w:p>
     <w:p>
@@ -1781,11 +1315,11 @@
           <w:rFonts w:ascii="Calibri" w:hAnsi="Calibri" w:eastAsia="Calibri"/>
           <w:b/>
           <w:i w:val="0"/>
-          <w:color w:val="0F3D4C"/>
-          <w:sz w:val="26"/>
+          <w:color w:val="000000"/>
+          <w:sz w:val="22"/>
           <w:lang w:val="tr-TR"/>
         </w:rPr>
-        <w:t>3.3. Kırmızı ve Sarı Mercimek İş Akım Şeması</w:t>
+        <w:t>3.2. Çeltik – Pirinç İş Akım Şeması</w:t>
       </w:r>
     </w:p>
     <w:p>
@@ -1797,11 +1331,11 @@
           <w:rFonts w:ascii="Calibri" w:hAnsi="Calibri" w:eastAsia="Calibri"/>
           <w:b w:val="0"/>
           <w:i w:val="0"/>
-          <w:color w:val="1A1A1A"/>
+          <w:color w:val="000000"/>
           <w:sz w:val="22"/>
           <w:lang w:val="tr-TR"/>
         </w:rPr>
-        <w:t>Kırmızı ve sarı mercimek akış şeması aşağıda fotoğraf olarak verilmiştir.</w:t>
+        <w:t>Çeltik-pirinç akış şeması aşağıda fotoğraf olarak verilmiştir.</w:t>
       </w:r>
     </w:p>
     <w:p>
@@ -1812,7 +1346,7 @@
       <w:r>
         <w:drawing>
           <wp:inline xmlns:a="http://schemas.openxmlformats.org/drawingml/2006/main" xmlns:pic="http://schemas.openxmlformats.org/drawingml/2006/picture">
-            <wp:extent cx="5832000" cy="8363804"/>
+            <wp:extent cx="5832000" cy="8397230"/>
             <wp:docPr id="8" name="Picture 8"/>
             <wp:cNvGraphicFramePr>
               <a:graphicFrameLocks noChangeAspect="1"/>
@@ -1833,7 +1367,7 @@
                   <pic:spPr>
                     <a:xfrm>
                       <a:off x="0" y="0"/>
-                      <a:ext cx="5832000" cy="8363804"/>
+                      <a:ext cx="5832000" cy="8397230"/>
                     </a:xfrm>
                     <a:prstGeom prst="rect"/>
                   </pic:spPr>
@@ -1852,7 +1386,7 @@
       <w:r>
         <w:drawing>
           <wp:inline xmlns:a="http://schemas.openxmlformats.org/drawingml/2006/main" xmlns:pic="http://schemas.openxmlformats.org/drawingml/2006/picture">
-            <wp:extent cx="5832000" cy="8365806"/>
+            <wp:extent cx="5832000" cy="8372883"/>
             <wp:docPr id="9" name="Picture 9"/>
             <wp:cNvGraphicFramePr>
               <a:graphicFrameLocks noChangeAspect="1"/>
@@ -1873,7 +1407,7 @@
                   <pic:spPr>
                     <a:xfrm>
                       <a:off x="0" y="0"/>
-                      <a:ext cx="5832000" cy="8365806"/>
+                      <a:ext cx="5832000" cy="8372883"/>
                     </a:xfrm>
                     <a:prstGeom prst="rect"/>
                   </pic:spPr>
@@ -1886,13 +1420,61 @@
     </w:p>
     <w:p>
       <w:pPr>
+        <w:spacing w:after="160" w:before="0"/>
+      </w:pPr>
+      <w:r>
+        <w:rPr>
+          <w:rFonts w:ascii="Calibri" w:hAnsi="Calibri" w:eastAsia="Calibri"/>
+          <w:b w:val="0"/>
+          <w:i w:val="0"/>
+          <w:color w:val="000000"/>
+          <w:sz w:val="22"/>
+          <w:lang w:val="tr-TR"/>
+        </w:rPr>
+        <w:t>İşletmeye gelen hammadde önce girdi kontrol analizleri yapılır ve uygunsa kabul edilir. Kabul edilen hammadde elevatörden geçtikten sonra sap ve taşlar ayrılır. Daha sonra triyörden geçerek kırık taneler ayrılır ve sortex makinesine gelir. Sortex makinesinde kırmızı çizgili, lekeli ve tebeşir taneler ayrılır ve yağlanmak üzere helezona gelir. Yağlanan pirinçler son kez elendikten sonra dolum bunkerine gelerek burada istenen gramaj ve ambalaj şeklinde paketlenir.</w:t>
+      </w:r>
+    </w:p>
+    <w:p>
+      <w:pPr>
+        <w:pStyle w:val="Heading2"/>
+      </w:pPr>
+      <w:r>
+        <w:rPr>
+          <w:rFonts w:ascii="Calibri" w:hAnsi="Calibri" w:eastAsia="Calibri"/>
+          <w:b/>
+          <w:i w:val="0"/>
+          <w:color w:val="000000"/>
+          <w:sz w:val="22"/>
+          <w:lang w:val="tr-TR"/>
+        </w:rPr>
+        <w:t>3.3. Kırmızı ve Sarı Mercimek İş Akım Şeması</w:t>
+      </w:r>
+    </w:p>
+    <w:p>
+      <w:pPr>
+        <w:spacing w:after="160" w:before="0"/>
+      </w:pPr>
+      <w:r>
+        <w:rPr>
+          <w:rFonts w:ascii="Calibri" w:hAnsi="Calibri" w:eastAsia="Calibri"/>
+          <w:b w:val="0"/>
+          <w:i w:val="0"/>
+          <w:color w:val="000000"/>
+          <w:sz w:val="22"/>
+          <w:lang w:val="tr-TR"/>
+        </w:rPr>
+        <w:t>Kırmızı ve sarı mercimek akış şeması aşağıda fotoğraf olarak verilmiştir.</w:t>
+      </w:r>
+    </w:p>
+    <w:p>
+      <w:pPr>
         <w:spacing w:before="120" w:after="200"/>
         <w:jc w:val="center"/>
       </w:pPr>
       <w:r>
         <w:drawing>
           <wp:inline xmlns:a="http://schemas.openxmlformats.org/drawingml/2006/main" xmlns:pic="http://schemas.openxmlformats.org/drawingml/2006/picture">
-            <wp:extent cx="5832000" cy="8386600"/>
+            <wp:extent cx="5832000" cy="8363804"/>
             <wp:docPr id="10" name="Picture 10"/>
             <wp:cNvGraphicFramePr>
               <a:graphicFrameLocks noChangeAspect="1"/>
@@ -1913,7 +1495,7 @@
                   <pic:spPr>
                     <a:xfrm>
                       <a:off x="0" y="0"/>
-                      <a:ext cx="5832000" cy="8386600"/>
+                      <a:ext cx="5832000" cy="8363804"/>
                     </a:xfrm>
                     <a:prstGeom prst="rect"/>
                   </pic:spPr>
@@ -1932,7 +1514,7 @@
       <w:r>
         <w:drawing>
           <wp:inline xmlns:a="http://schemas.openxmlformats.org/drawingml/2006/main" xmlns:pic="http://schemas.openxmlformats.org/drawingml/2006/picture">
-            <wp:extent cx="5832000" cy="8351650"/>
+            <wp:extent cx="5832000" cy="8365806"/>
             <wp:docPr id="11" name="Picture 11"/>
             <wp:cNvGraphicFramePr>
               <a:graphicFrameLocks noChangeAspect="1"/>
@@ -1953,7 +1535,7 @@
                   <pic:spPr>
                     <a:xfrm>
                       <a:off x="0" y="0"/>
-                      <a:ext cx="5832000" cy="8351650"/>
+                      <a:ext cx="5832000" cy="8365806"/>
                     </a:xfrm>
                     <a:prstGeom prst="rect"/>
                   </pic:spPr>
@@ -1966,45 +1548,13 @@
     </w:p>
     <w:p>
       <w:pPr>
-        <w:pStyle w:val="Heading2"/>
-      </w:pPr>
-      <w:r>
-        <w:rPr>
-          <w:rFonts w:ascii="Calibri" w:hAnsi="Calibri" w:eastAsia="Calibri"/>
-          <w:b/>
-          <w:i w:val="0"/>
-          <w:color w:val="0F3D4C"/>
-          <w:sz w:val="26"/>
-          <w:lang w:val="tr-TR"/>
-        </w:rPr>
-        <w:t>3.4. Buhar Üretim İş Akım Şeması</w:t>
-      </w:r>
-    </w:p>
-    <w:p>
-      <w:pPr>
-        <w:spacing w:after="160" w:before="0"/>
-      </w:pPr>
-      <w:r>
-        <w:rPr>
-          <w:rFonts w:ascii="Calibri" w:hAnsi="Calibri" w:eastAsia="Calibri"/>
-          <w:b w:val="0"/>
-          <w:i w:val="0"/>
-          <w:color w:val="1A1A1A"/>
-          <w:sz w:val="22"/>
-          <w:lang w:val="tr-TR"/>
-        </w:rPr>
-        <w:t>Buhar üretim akış şeması aşağıda fotoğraf olarak verilmiştir.</w:t>
-      </w:r>
-    </w:p>
-    <w:p>
-      <w:pPr>
         <w:spacing w:before="120" w:after="200"/>
         <w:jc w:val="center"/>
       </w:pPr>
       <w:r>
         <w:drawing>
           <wp:inline xmlns:a="http://schemas.openxmlformats.org/drawingml/2006/main" xmlns:pic="http://schemas.openxmlformats.org/drawingml/2006/picture">
-            <wp:extent cx="5832000" cy="8350124"/>
+            <wp:extent cx="5832000" cy="8386600"/>
             <wp:docPr id="12" name="Picture 12"/>
             <wp:cNvGraphicFramePr>
               <a:graphicFrameLocks noChangeAspect="1"/>
@@ -2025,7 +1575,7 @@
                   <pic:spPr>
                     <a:xfrm>
                       <a:off x="0" y="0"/>
-                      <a:ext cx="5832000" cy="8350124"/>
+                      <a:ext cx="5832000" cy="8386600"/>
                     </a:xfrm>
                     <a:prstGeom prst="rect"/>
                   </pic:spPr>
@@ -2044,7 +1594,7 @@
       <w:r>
         <w:drawing>
           <wp:inline xmlns:a="http://schemas.openxmlformats.org/drawingml/2006/main" xmlns:pic="http://schemas.openxmlformats.org/drawingml/2006/picture">
-            <wp:extent cx="5832000" cy="8349640"/>
+            <wp:extent cx="5832000" cy="8351650"/>
             <wp:docPr id="13" name="Picture 13"/>
             <wp:cNvGraphicFramePr>
               <a:graphicFrameLocks noChangeAspect="1"/>
@@ -2065,7 +1615,7 @@
                   <pic:spPr>
                     <a:xfrm>
                       <a:off x="0" y="0"/>
-                      <a:ext cx="5832000" cy="8349640"/>
+                      <a:ext cx="5832000" cy="8351650"/>
                     </a:xfrm>
                     <a:prstGeom prst="rect"/>
                   </pic:spPr>
@@ -2085,11 +1635,11 @@
           <w:rFonts w:ascii="Calibri" w:hAnsi="Calibri" w:eastAsia="Calibri"/>
           <w:b/>
           <w:i w:val="0"/>
-          <w:color w:val="0F3D4C"/>
-          <w:sz w:val="26"/>
+          <w:color w:val="000000"/>
+          <w:sz w:val="22"/>
           <w:lang w:val="tr-TR"/>
         </w:rPr>
-        <w:t>3.5. Yem Üretim İş Akım Şeması</w:t>
+        <w:t>3.4. Buhar Üretim İş Akım Şeması</w:t>
       </w:r>
     </w:p>
     <w:p>
@@ -2101,246 +1651,22 @@
           <w:rFonts w:ascii="Calibri" w:hAnsi="Calibri" w:eastAsia="Calibri"/>
           <w:b w:val="0"/>
           <w:i w:val="0"/>
-          <w:color w:val="1A1A1A"/>
+          <w:color w:val="000000"/>
           <w:sz w:val="22"/>
           <w:lang w:val="tr-TR"/>
         </w:rPr>
-        <w:t>Yem üretim hatları; hammadde alım, dozajlama, öğütme ve karıştırma, peletleme ve paketleme bölümlerinden oluşmaktadır.</w:t>
+        <w:t>Buhar üretim akış şeması aşağıda fotoğraf olarak verilmiştir.</w:t>
       </w:r>
     </w:p>
     <w:p>
       <w:pPr>
-        <w:spacing w:after="160" w:before="0"/>
-      </w:pPr>
-      <w:r>
-        <w:rPr>
-          <w:rFonts w:ascii="Calibri" w:hAnsi="Calibri" w:eastAsia="Calibri"/>
-          <w:b w:val="0"/>
-          <w:i w:val="0"/>
-          <w:color w:val="1A1A1A"/>
-          <w:sz w:val="22"/>
-          <w:lang w:val="tr-TR"/>
-        </w:rPr>
-        <w:t>Yem üretim şekli: Tahıl → Hammadde alım → Mikro ve makro dozajlama → Öğütme ve karıştırma → Peletleme → Paketleme → Yem.</w:t>
-      </w:r>
-    </w:p>
-    <w:p>
-      <w:pPr>
-        <w:spacing w:after="40" w:before="160"/>
-      </w:pPr>
-      <w:r>
-        <w:rPr>
-          <w:rFonts w:ascii="Calibri" w:hAnsi="Calibri" w:eastAsia="Calibri"/>
-          <w:b/>
-          <w:i w:val="0"/>
-          <w:color w:val="1A1A1A"/>
-          <w:sz w:val="22"/>
-          <w:lang w:val="tr-TR"/>
-        </w:rPr>
-        <w:t>Hammadde alım otomasyonu</w:t>
-      </w:r>
-    </w:p>
-    <w:p>
-      <w:pPr>
-        <w:spacing w:after="160" w:before="0"/>
-      </w:pPr>
-      <w:r>
-        <w:rPr>
-          <w:rFonts w:ascii="Calibri" w:hAnsi="Calibri" w:eastAsia="Calibri"/>
-          <w:b w:val="0"/>
-          <w:i w:val="0"/>
-          <w:color w:val="1A1A1A"/>
-          <w:sz w:val="22"/>
-          <w:lang w:val="tr-TR"/>
-        </w:rPr>
-        <w:t>İlk önce gelen hammaddenin kalite kontrolü için laboratuvarda analizi yapılır. Hammadde kalite kontrolünden sonra hammaddenin istenilen siloya transferi başlar.</w:t>
-      </w:r>
-    </w:p>
-    <w:p>
-      <w:pPr>
-        <w:spacing w:after="40" w:before="160"/>
-      </w:pPr>
-      <w:r>
-        <w:rPr>
-          <w:rFonts w:ascii="Calibri" w:hAnsi="Calibri" w:eastAsia="Calibri"/>
-          <w:b/>
-          <w:i w:val="0"/>
-          <w:color w:val="1A1A1A"/>
-          <w:sz w:val="22"/>
-          <w:lang w:val="tr-TR"/>
-        </w:rPr>
-        <w:t>Dozajlama otomasyonu</w:t>
-      </w:r>
-    </w:p>
-    <w:p>
-      <w:pPr>
-        <w:spacing w:after="160" w:before="0"/>
-      </w:pPr>
-      <w:r>
-        <w:rPr>
-          <w:rFonts w:ascii="Calibri" w:hAnsi="Calibri" w:eastAsia="Calibri"/>
-          <w:b w:val="0"/>
-          <w:i w:val="0"/>
-          <w:color w:val="1A1A1A"/>
-          <w:sz w:val="22"/>
-          <w:lang w:val="tr-TR"/>
-        </w:rPr>
-        <w:t>İstenilen rasyona göre reçete belirlenir ve imalat planı üretilir. Belirlenen imalat planına göre ana dozaj, premiks ve likit katkıları reçete içeriğine göre harmanlanır.</w:t>
-      </w:r>
-    </w:p>
-    <w:p>
-      <w:pPr>
-        <w:spacing w:after="40" w:before="160"/>
-      </w:pPr>
-      <w:r>
-        <w:rPr>
-          <w:rFonts w:ascii="Calibri" w:hAnsi="Calibri" w:eastAsia="Calibri"/>
-          <w:b/>
-          <w:i w:val="0"/>
-          <w:color w:val="1A1A1A"/>
-          <w:sz w:val="22"/>
-          <w:lang w:val="tr-TR"/>
-        </w:rPr>
-        <w:t>Öğütme ve karıştırma otomasyonu</w:t>
-      </w:r>
-    </w:p>
-    <w:p>
-      <w:pPr>
-        <w:spacing w:after="160" w:before="0"/>
-      </w:pPr>
-      <w:r>
-        <w:rPr>
-          <w:rFonts w:ascii="Calibri" w:hAnsi="Calibri" w:eastAsia="Calibri"/>
-          <w:b w:val="0"/>
-          <w:i w:val="0"/>
-          <w:color w:val="1A1A1A"/>
-          <w:sz w:val="22"/>
-          <w:lang w:val="tr-TR"/>
-        </w:rPr>
-        <w:t>Sistemin genel olarak çalışma prensibi, değirmen akımını girilen hedef alt ve üst akım değerleri arasında tutarak minimum zamanda maksimum performansı sağlamaktır. Program, okunan akım değerine göre besleme motorunun devrini artırıp azaltır.</w:t>
-      </w:r>
-    </w:p>
-    <w:p>
-      <w:pPr>
-        <w:spacing w:after="160" w:before="0"/>
-      </w:pPr>
-      <w:r>
-        <w:rPr>
-          <w:rFonts w:ascii="Calibri" w:hAnsi="Calibri" w:eastAsia="Calibri"/>
-          <w:b w:val="0"/>
-          <w:i w:val="0"/>
-          <w:color w:val="1A1A1A"/>
-          <w:sz w:val="22"/>
-          <w:lang w:val="tr-TR"/>
-        </w:rPr>
-        <w:t>Karıştırıcının karıştırma süreleri sistemden ayarlanabilir durumdadır; belirlenen süre kadar karıştırma işlemi devam eder. İstenilen likitler yeme proseste bu noktada dozajlama sistemi ile katılır.</w:t>
-      </w:r>
-    </w:p>
-    <w:p>
-      <w:pPr>
-        <w:spacing w:after="40" w:before="160"/>
-      </w:pPr>
-      <w:r>
-        <w:rPr>
-          <w:rFonts w:ascii="Calibri" w:hAnsi="Calibri" w:eastAsia="Calibri"/>
-          <w:b/>
-          <w:i w:val="0"/>
-          <w:color w:val="1A1A1A"/>
-          <w:sz w:val="22"/>
-          <w:lang w:val="tr-TR"/>
-        </w:rPr>
-        <w:t>Peletleme otomasyonu</w:t>
-      </w:r>
-    </w:p>
-    <w:p>
-      <w:pPr>
-        <w:spacing w:after="160" w:before="0"/>
-      </w:pPr>
-      <w:r>
-        <w:rPr>
-          <w:rFonts w:ascii="Calibri" w:hAnsi="Calibri" w:eastAsia="Calibri"/>
-          <w:b w:val="0"/>
-          <w:i w:val="0"/>
-          <w:color w:val="1A1A1A"/>
-          <w:sz w:val="22"/>
-          <w:lang w:val="tr-TR"/>
-        </w:rPr>
-        <w:t>Pres makineleri, proses otomasyonunun içinde lokalde de kontrolü olan, ayrı bir operatör ile çalıştırılan makinelerdir. Otomasyon, buhar vanasını ve besleyici hızını regüle ederek makineyi bloke etmeden en kısa sürede hedef değerlerine ulaştırır.</w:t>
-      </w:r>
-    </w:p>
-    <w:p>
-      <w:pPr>
-        <w:spacing w:after="40" w:before="160"/>
-      </w:pPr>
-      <w:r>
-        <w:rPr>
-          <w:rFonts w:ascii="Calibri" w:hAnsi="Calibri" w:eastAsia="Calibri"/>
-          <w:b/>
-          <w:i w:val="0"/>
-          <w:color w:val="1A1A1A"/>
-          <w:sz w:val="22"/>
-          <w:lang w:val="tr-TR"/>
-        </w:rPr>
-        <w:t>Paketleme otomasyonu</w:t>
-      </w:r>
-    </w:p>
-    <w:p>
-      <w:pPr>
-        <w:spacing w:after="160" w:before="0"/>
-      </w:pPr>
-      <w:r>
-        <w:rPr>
-          <w:rFonts w:ascii="Calibri" w:hAnsi="Calibri" w:eastAsia="Calibri"/>
-          <w:b w:val="0"/>
-          <w:i w:val="0"/>
-          <w:color w:val="1A1A1A"/>
-          <w:sz w:val="22"/>
-          <w:lang w:val="tr-TR"/>
-        </w:rPr>
-        <w:t>Paketleme makineleri de prosesin içinde lokal ekranlara sahip olan, makine başında operatörler ile çalışan makinelerdir. Ürün tipine göre ayrı çalışma reçeteleri ile makinenin parametreleri değişmektedir. Besleme hız ayarları ürün tipine göre değişmektedir.</w:t>
-      </w:r>
-    </w:p>
-    <w:p>
-      <w:pPr>
-        <w:pStyle w:val="Heading2"/>
-      </w:pPr>
-      <w:r>
-        <w:rPr>
-          <w:rFonts w:ascii="Calibri" w:hAnsi="Calibri" w:eastAsia="Calibri"/>
-          <w:b/>
-          <w:i w:val="0"/>
-          <w:color w:val="0F3D4C"/>
-          <w:sz w:val="26"/>
-          <w:lang w:val="tr-TR"/>
-        </w:rPr>
-        <w:t>3.6. Ahşap Palet İmalatı İş Akım Şeması</w:t>
-      </w:r>
-    </w:p>
-    <w:p>
-      <w:pPr>
-        <w:spacing w:after="160" w:before="0"/>
-      </w:pPr>
-      <w:r>
-        <w:rPr>
-          <w:rFonts w:ascii="Calibri" w:hAnsi="Calibri" w:eastAsia="Calibri"/>
-          <w:b w:val="0"/>
-          <w:i w:val="0"/>
-          <w:color w:val="1A1A1A"/>
-          <w:sz w:val="22"/>
-          <w:lang w:val="tr-TR"/>
-        </w:rPr>
-        <w:t>Ahşap palet imalatı iş akış şeması aşağıda fotoğraf olarak verilmiştir.</w:t>
-      </w:r>
-    </w:p>
-    <w:p>
-      <w:pPr>
         <w:spacing w:before="120" w:after="200"/>
         <w:jc w:val="center"/>
       </w:pPr>
       <w:r>
         <w:drawing>
           <wp:inline xmlns:a="http://schemas.openxmlformats.org/drawingml/2006/main" xmlns:pic="http://schemas.openxmlformats.org/drawingml/2006/picture">
-            <wp:extent cx="5832000" cy="8397230"/>
+            <wp:extent cx="5832000" cy="8350124"/>
             <wp:docPr id="14" name="Picture 14"/>
             <wp:cNvGraphicFramePr>
               <a:graphicFrameLocks noChangeAspect="1"/>
@@ -2361,7 +1687,7 @@
                   <pic:spPr>
                     <a:xfrm>
                       <a:off x="0" y="0"/>
-                      <a:ext cx="5832000" cy="8397230"/>
+                      <a:ext cx="5832000" cy="8350124"/>
                     </a:xfrm>
                     <a:prstGeom prst="rect"/>
                   </pic:spPr>
@@ -2374,45 +1700,13 @@
     </w:p>
     <w:p>
       <w:pPr>
-        <w:pStyle w:val="Heading2"/>
-      </w:pPr>
-      <w:r>
-        <w:rPr>
-          <w:rFonts w:ascii="Calibri" w:hAnsi="Calibri" w:eastAsia="Calibri"/>
-          <w:b/>
-          <w:i w:val="0"/>
-          <w:color w:val="0F3D4C"/>
-          <w:sz w:val="26"/>
-          <w:lang w:val="tr-TR"/>
-        </w:rPr>
-        <w:t>3.7. Elektrik Üretimi (Biyogaz)</w:t>
-      </w:r>
-    </w:p>
-    <w:p>
-      <w:pPr>
-        <w:spacing w:after="160" w:before="0"/>
-      </w:pPr>
-      <w:r>
-        <w:rPr>
-          <w:rFonts w:ascii="Calibri" w:hAnsi="Calibri" w:eastAsia="Calibri"/>
-          <w:b w:val="0"/>
-          <w:i w:val="0"/>
-          <w:color w:val="1A1A1A"/>
-          <w:sz w:val="22"/>
-          <w:lang w:val="tr-TR"/>
-        </w:rPr>
-        <w:t>Biyogaz elektrik üretim akış şeması aşağıda fotoğraf olarak verilmiştir. Adımların açıklaması şöyledir:</w:t>
-      </w:r>
-    </w:p>
-    <w:p>
-      <w:pPr>
         <w:spacing w:before="120" w:after="200"/>
         <w:jc w:val="center"/>
       </w:pPr>
       <w:r>
         <w:drawing>
           <wp:inline xmlns:a="http://schemas.openxmlformats.org/drawingml/2006/main" xmlns:pic="http://schemas.openxmlformats.org/drawingml/2006/picture">
-            <wp:extent cx="5832000" cy="8383500"/>
+            <wp:extent cx="5832000" cy="8349640"/>
             <wp:docPr id="15" name="Picture 15"/>
             <wp:cNvGraphicFramePr>
               <a:graphicFrameLocks noChangeAspect="1"/>
@@ -2433,7 +1727,7 @@
                   <pic:spPr>
                     <a:xfrm>
                       <a:off x="0" y="0"/>
-                      <a:ext cx="5832000" cy="8383500"/>
+                      <a:ext cx="5832000" cy="8349640"/>
                     </a:xfrm>
                     <a:prstGeom prst="rect"/>
                   </pic:spPr>
@@ -2446,18 +1740,18 @@
     </w:p>
     <w:p>
       <w:pPr>
-        <w:spacing w:after="40" w:before="160"/>
+        <w:pStyle w:val="Heading2"/>
       </w:pPr>
       <w:r>
         <w:rPr>
           <w:rFonts w:ascii="Calibri" w:hAnsi="Calibri" w:eastAsia="Calibri"/>
           <w:b/>
           <w:i w:val="0"/>
-          <w:color w:val="1A1A1A"/>
+          <w:color w:val="000000"/>
           <w:sz w:val="22"/>
           <w:lang w:val="tr-TR"/>
         </w:rPr>
-        <w:t>Anaerobik reaktör</w:t>
+        <w:t>3.5. Yem Üretim İş Akım Şeması</w:t>
       </w:r>
     </w:p>
     <w:p>
@@ -2469,11 +1763,27 @@
           <w:rFonts w:ascii="Calibri" w:hAnsi="Calibri" w:eastAsia="Calibri"/>
           <w:b w:val="0"/>
           <w:i w:val="0"/>
-          <w:color w:val="1A1A1A"/>
+          <w:color w:val="000000"/>
           <w:sz w:val="22"/>
           <w:lang w:val="tr-TR"/>
         </w:rPr>
-        <w:t>Burada bakteriler tarafından biyogaz oluşturulur.</w:t>
+        <w:t>Yem üretim hatları; hammadde alım, dozajlama, öğütme ve karıştırma, peletleme ve paketleme bölümlerinden oluşmaktadır.</w:t>
+      </w:r>
+    </w:p>
+    <w:p>
+      <w:pPr>
+        <w:spacing w:after="160" w:before="0"/>
+      </w:pPr>
+      <w:r>
+        <w:rPr>
+          <w:rFonts w:ascii="Calibri" w:hAnsi="Calibri" w:eastAsia="Calibri"/>
+          <w:b w:val="0"/>
+          <w:i w:val="0"/>
+          <w:color w:val="000000"/>
+          <w:sz w:val="22"/>
+          <w:lang w:val="tr-TR"/>
+        </w:rPr>
+        <w:t>Yem üretim şekli: Tahıl → Hammadde alım → Mikro ve makro dozajlama → Öğütme ve karıştırma → Peletleme → Paketleme → Yem.</w:t>
       </w:r>
     </w:p>
     <w:p>
@@ -2485,11 +1795,11 @@
           <w:rFonts w:ascii="Calibri" w:hAnsi="Calibri" w:eastAsia="Calibri"/>
           <w:b/>
           <w:i w:val="0"/>
-          <w:color w:val="1A1A1A"/>
+          <w:color w:val="000000"/>
           <w:sz w:val="22"/>
           <w:lang w:val="tr-TR"/>
         </w:rPr>
-        <w:t>Gaz balonu</w:t>
+        <w:t>Hammadde alım otomasyonu</w:t>
       </w:r>
     </w:p>
     <w:p>
@@ -2501,11 +1811,11 @@
           <w:rFonts w:ascii="Calibri" w:hAnsi="Calibri" w:eastAsia="Calibri"/>
           <w:b w:val="0"/>
           <w:i w:val="0"/>
-          <w:color w:val="1A1A1A"/>
+          <w:color w:val="000000"/>
           <w:sz w:val="22"/>
           <w:lang w:val="tr-TR"/>
         </w:rPr>
-        <w:t>Oluşan biyogaz burada toplanır.</w:t>
+        <w:t>İlk önce gelen hammaddenin kalite kontrolü için laboratuvarda analizi yapılır. Hammadde kalite kontrolünden sonra hammaddenin istenilen siloya transferi başlar.</w:t>
       </w:r>
     </w:p>
     <w:p>
@@ -2517,11 +1827,11 @@
           <w:rFonts w:ascii="Calibri" w:hAnsi="Calibri" w:eastAsia="Calibri"/>
           <w:b/>
           <w:i w:val="0"/>
-          <w:color w:val="1A1A1A"/>
+          <w:color w:val="000000"/>
           <w:sz w:val="22"/>
           <w:lang w:val="tr-TR"/>
         </w:rPr>
-        <w:t>Blower</w:t>
+        <w:t>Dozajlama otomasyonu</w:t>
       </w:r>
     </w:p>
     <w:p>
@@ -2533,11 +1843,11 @@
           <w:rFonts w:ascii="Calibri" w:hAnsi="Calibri" w:eastAsia="Calibri"/>
           <w:b w:val="0"/>
           <w:i w:val="0"/>
-          <w:color w:val="1A1A1A"/>
+          <w:color w:val="000000"/>
           <w:sz w:val="22"/>
           <w:lang w:val="tr-TR"/>
         </w:rPr>
-        <w:t>Balonda toplanan gaz, blower yardımıyla bir sonraki hatta verilir.</w:t>
+        <w:t>İstenilen rasyona göre reçete belirlenir ve imalat planı üretilir. Belirlenen imalat planına göre ana dozaj, premiks ve likit katkıları reçete içeriğine göre harmanlanır.</w:t>
       </w:r>
     </w:p>
     <w:p>
@@ -2549,11 +1859,11 @@
           <w:rFonts w:ascii="Calibri" w:hAnsi="Calibri" w:eastAsia="Calibri"/>
           <w:b/>
           <w:i w:val="0"/>
-          <w:color w:val="1A1A1A"/>
+          <w:color w:val="000000"/>
           <w:sz w:val="22"/>
           <w:lang w:val="tr-TR"/>
         </w:rPr>
-        <w:t>Biyolojik gaz temizleme</w:t>
+        <w:t>Öğütme ve karıştırma otomasyonu</w:t>
       </w:r>
     </w:p>
     <w:p>
@@ -2565,11 +1875,27 @@
           <w:rFonts w:ascii="Calibri" w:hAnsi="Calibri" w:eastAsia="Calibri"/>
           <w:b w:val="0"/>
           <w:i w:val="0"/>
-          <w:color w:val="1A1A1A"/>
+          <w:color w:val="000000"/>
           <w:sz w:val="22"/>
           <w:lang w:val="tr-TR"/>
         </w:rPr>
-        <w:t>Blower yardımıyla gelen biyogazda bulunan istenmeyen gazlar ayrıştırılır.</w:t>
+        <w:t>Sistemin genel olarak çalışma prensibi, değirmen akımını girilen hedef alt ve üst akım değerleri arasında tutarak minimum zamanda maksimum performansı sağlamaktır. Program, okunan akım değerine göre besleme motorunun devrini artırıp azaltır.</w:t>
+      </w:r>
+    </w:p>
+    <w:p>
+      <w:pPr>
+        <w:spacing w:after="160" w:before="0"/>
+      </w:pPr>
+      <w:r>
+        <w:rPr>
+          <w:rFonts w:ascii="Calibri" w:hAnsi="Calibri" w:eastAsia="Calibri"/>
+          <w:b w:val="0"/>
+          <w:i w:val="0"/>
+          <w:color w:val="000000"/>
+          <w:sz w:val="22"/>
+          <w:lang w:val="tr-TR"/>
+        </w:rPr>
+        <w:t>Karıştırıcının karıştırma süreleri sistemden ayarlanabilir durumdadır; belirlenen süre kadar karıştırma işlemi devam eder. İstenilen likitler yeme proseste bu noktada dozajlama sistemi ile katılır.</w:t>
       </w:r>
     </w:p>
     <w:p>
@@ -2581,11 +1907,11 @@
           <w:rFonts w:ascii="Calibri" w:hAnsi="Calibri" w:eastAsia="Calibri"/>
           <w:b/>
           <w:i w:val="0"/>
-          <w:color w:val="1A1A1A"/>
+          <w:color w:val="000000"/>
           <w:sz w:val="22"/>
           <w:lang w:val="tr-TR"/>
         </w:rPr>
-        <w:t>İleri gaz temizleme</w:t>
+        <w:t>Peletleme otomasyonu</w:t>
       </w:r>
     </w:p>
     <w:p>
@@ -2597,11 +1923,11 @@
           <w:rFonts w:ascii="Calibri" w:hAnsi="Calibri" w:eastAsia="Calibri"/>
           <w:b w:val="0"/>
           <w:i w:val="0"/>
-          <w:color w:val="1A1A1A"/>
+          <w:color w:val="000000"/>
           <w:sz w:val="22"/>
           <w:lang w:val="tr-TR"/>
         </w:rPr>
-        <w:t>Bir önceki hatta temizlenmemiş gazlardan ayrıştırma yapılır.</w:t>
+        <w:t>Pres makineleri, proses otomasyonunun içinde lokalde de kontrolü olan, ayrı bir operatör ile çalıştırılan makinelerdir. Otomasyon, buhar vanasını ve besleyici hızını regüle ederek makineyi bloke etmeden en kısa sürede hedef değerlerine ulaştırır.</w:t>
       </w:r>
     </w:p>
     <w:p>
@@ -2613,11 +1939,11 @@
           <w:rFonts w:ascii="Calibri" w:hAnsi="Calibri" w:eastAsia="Calibri"/>
           <w:b/>
           <w:i w:val="0"/>
-          <w:color w:val="1A1A1A"/>
+          <w:color w:val="000000"/>
           <w:sz w:val="22"/>
           <w:lang w:val="tr-TR"/>
         </w:rPr>
-        <w:t>Eşanjör</w:t>
+        <w:t>Paketleme otomasyonu</w:t>
       </w:r>
     </w:p>
     <w:p>
@@ -2629,27 +1955,27 @@
           <w:rFonts w:ascii="Calibri" w:hAnsi="Calibri" w:eastAsia="Calibri"/>
           <w:b w:val="0"/>
           <w:i w:val="0"/>
-          <w:color w:val="1A1A1A"/>
+          <w:color w:val="000000"/>
           <w:sz w:val="22"/>
           <w:lang w:val="tr-TR"/>
         </w:rPr>
-        <w:t>Gelen gazın sıcaklığını, biyogaz motorunun yanma derecesine göre ayarlar.</w:t>
+        <w:t>Paketleme makineleri de prosesin içinde lokal ekranlara sahip olan, makine başında operatörler ile çalışan makinelerdir. Ürün tipine göre ayrı çalışma reçeteleri ile makinenin parametreleri değişmektedir. Besleme hız ayarları ürün tipine göre değişmektedir.</w:t>
       </w:r>
     </w:p>
     <w:p>
       <w:pPr>
-        <w:spacing w:after="40" w:before="160"/>
+        <w:pStyle w:val="Heading2"/>
       </w:pPr>
       <w:r>
         <w:rPr>
           <w:rFonts w:ascii="Calibri" w:hAnsi="Calibri" w:eastAsia="Calibri"/>
           <w:b/>
           <w:i w:val="0"/>
-          <w:color w:val="1A1A1A"/>
+          <w:color w:val="000000"/>
           <w:sz w:val="22"/>
           <w:lang w:val="tr-TR"/>
         </w:rPr>
-        <w:t>Su tutucu</w:t>
+        <w:t>3.6. Ahşap Palet İmalatı İş Akım Şeması</w:t>
       </w:r>
     </w:p>
     <w:p>
@@ -2661,134 +1987,22 @@
           <w:rFonts w:ascii="Calibri" w:hAnsi="Calibri" w:eastAsia="Calibri"/>
           <w:b w:val="0"/>
           <w:i w:val="0"/>
-          <w:color w:val="1A1A1A"/>
+          <w:color w:val="000000"/>
           <w:sz w:val="22"/>
           <w:lang w:val="tr-TR"/>
         </w:rPr>
-        <w:t>Biyogaz içerisinde istenmeyen suyu ayrıştırır.</w:t>
+        <w:t>Ahşap palet imalatı iş akış şeması aşağıda fotoğraf olarak verilmiştir.</w:t>
       </w:r>
     </w:p>
     <w:p>
       <w:pPr>
-        <w:spacing w:after="40" w:before="160"/>
-      </w:pPr>
-      <w:r>
-        <w:rPr>
-          <w:rFonts w:ascii="Calibri" w:hAnsi="Calibri" w:eastAsia="Calibri"/>
-          <w:b/>
-          <w:i w:val="0"/>
-          <w:color w:val="1A1A1A"/>
-          <w:sz w:val="22"/>
-          <w:lang w:val="tr-TR"/>
-        </w:rPr>
-        <w:t>Gaz motoru</w:t>
-      </w:r>
-    </w:p>
-    <w:p>
-      <w:pPr>
-        <w:spacing w:after="160" w:before="0"/>
-      </w:pPr>
-      <w:r>
-        <w:rPr>
-          <w:rFonts w:ascii="Calibri" w:hAnsi="Calibri" w:eastAsia="Calibri"/>
-          <w:b w:val="0"/>
-          <w:i w:val="0"/>
-          <w:color w:val="1A1A1A"/>
-          <w:sz w:val="22"/>
-          <w:lang w:val="tr-TR"/>
-        </w:rPr>
-        <w:t>Biyogaz burada bujilerle ateşlenerek yanar ve elektrik üretilir.</w:t>
-      </w:r>
-    </w:p>
-    <w:p>
-      <w:pPr>
-        <w:pStyle w:val="Heading1"/>
-      </w:pPr>
-      <w:r>
-        <w:rPr>
-          <w:rFonts w:ascii="Calibri" w:hAnsi="Calibri" w:eastAsia="Calibri"/>
-          <w:b/>
-          <w:i w:val="0"/>
-          <w:color w:val="0F3D4C"/>
-          <w:sz w:val="32"/>
-          <w:lang w:val="tr-TR"/>
-        </w:rPr>
-        <w:t>4- Atıklar</w:t>
-      </w:r>
-    </w:p>
-    <w:p>
-      <w:pPr>
-        <w:pStyle w:val="Heading2"/>
-      </w:pPr>
-      <w:r>
-        <w:rPr>
-          <w:rFonts w:ascii="Calibri" w:hAnsi="Calibri" w:eastAsia="Calibri"/>
-          <w:b/>
-          <w:i w:val="0"/>
-          <w:color w:val="0F3D4C"/>
-          <w:sz w:val="26"/>
-          <w:lang w:val="tr-TR"/>
-        </w:rPr>
-        <w:t>4.1. İşletmeye Kabul Edilmesi Planlanan Atık Kodları</w:t>
-      </w:r>
-    </w:p>
-    <w:p>
-      <w:pPr>
-        <w:spacing w:after="160" w:before="0"/>
-      </w:pPr>
-      <w:r>
-        <w:rPr>
-          <w:rFonts w:ascii="Calibri" w:hAnsi="Calibri" w:eastAsia="Calibri"/>
-          <w:b w:val="0"/>
-          <w:i w:val="0"/>
-          <w:color w:val="1A1A1A"/>
-          <w:sz w:val="22"/>
-          <w:lang w:val="tr-TR"/>
-        </w:rPr>
-        <w:t>İşletmede atık ara depolama, geri kazanım veya bertaraf işlemleri yapılmamaktadır.</w:t>
-      </w:r>
-    </w:p>
-    <w:p>
-      <w:pPr>
-        <w:pStyle w:val="Heading2"/>
-      </w:pPr>
-      <w:r>
-        <w:rPr>
-          <w:rFonts w:ascii="Calibri" w:hAnsi="Calibri" w:eastAsia="Calibri"/>
-          <w:b/>
-          <w:i w:val="0"/>
-          <w:color w:val="0F3D4C"/>
-          <w:sz w:val="26"/>
-          <w:lang w:val="tr-TR"/>
-        </w:rPr>
-        <w:t>4.2. Tesiste Oluşacak Atıklar</w:t>
-      </w:r>
-    </w:p>
-    <w:p>
-      <w:pPr>
-        <w:spacing w:after="160" w:before="0"/>
-      </w:pPr>
-      <w:r>
-        <w:rPr>
-          <w:rFonts w:ascii="Calibri" w:hAnsi="Calibri" w:eastAsia="Calibri"/>
-          <w:b w:val="0"/>
-          <w:i w:val="0"/>
-          <w:color w:val="1A1A1A"/>
-          <w:sz w:val="22"/>
-          <w:lang w:val="tr-TR"/>
-        </w:rPr>
-        <w:t>02.04.2015 tarihli ve 29314 sayılı Resmi Gazete’de yayımlanarak yürürlüğe giren Atık Yönetimi Yönetmeliği Ek-4 Atık Listesi’nde yer alan atık kodlarına göre tesiste oluşan atıklar aşağıdaki tabloda yer almaktadır.</w:t>
-      </w:r>
-    </w:p>
-    <w:p>
-      <w:pPr>
         <w:spacing w:before="120" w:after="200"/>
         <w:jc w:val="center"/>
       </w:pPr>
       <w:r>
         <w:drawing>
           <wp:inline xmlns:a="http://schemas.openxmlformats.org/drawingml/2006/main" xmlns:pic="http://schemas.openxmlformats.org/drawingml/2006/picture">
-            <wp:extent cx="5832000" cy="8366269"/>
+            <wp:extent cx="5832000" cy="8397230"/>
             <wp:docPr id="16" name="Picture 16"/>
             <wp:cNvGraphicFramePr>
               <a:graphicFrameLocks noChangeAspect="1"/>
@@ -2809,7 +2023,7 @@
                   <pic:spPr>
                     <a:xfrm>
                       <a:off x="0" y="0"/>
-                      <a:ext cx="5832000" cy="8366269"/>
+                      <a:ext cx="5832000" cy="8397230"/>
                     </a:xfrm>
                     <a:prstGeom prst="rect"/>
                   </pic:spPr>
@@ -2822,6 +2036,22 @@
     </w:p>
     <w:p>
       <w:pPr>
+        <w:pStyle w:val="Heading2"/>
+      </w:pPr>
+      <w:r>
+        <w:rPr>
+          <w:rFonts w:ascii="Calibri" w:hAnsi="Calibri" w:eastAsia="Calibri"/>
+          <w:b/>
+          <w:i w:val="0"/>
+          <w:color w:val="000000"/>
+          <w:sz w:val="22"/>
+          <w:lang w:val="tr-TR"/>
+        </w:rPr>
+        <w:t>3.7. Elektrik Üretimi (Biyogaz)</w:t>
+      </w:r>
+    </w:p>
+    <w:p>
+      <w:pPr>
         <w:spacing w:after="160" w:before="0"/>
       </w:pPr>
       <w:r>
@@ -2829,134 +2059,22 @@
           <w:rFonts w:ascii="Calibri" w:hAnsi="Calibri" w:eastAsia="Calibri"/>
           <w:b w:val="0"/>
           <w:i w:val="0"/>
-          <w:color w:val="1A1A1A"/>
+          <w:color w:val="000000"/>
           <w:sz w:val="22"/>
           <w:lang w:val="tr-TR"/>
         </w:rPr>
-        <w:t>Tesisten çıkan atıklar, geçici depolama alanında biriktirilerek, atık koduna uygun olarak Bakanlıktan yetki almış bertaraf/geri kazanımı sağlanacaktır.</w:t>
+        <w:t>Biyogaz elektrik üretim akış şeması aşağıda fotoğraf olarak verilmiştir. Adımların açıklaması şöyledir:</w:t>
       </w:r>
     </w:p>
     <w:p>
       <w:pPr>
-        <w:spacing w:after="160" w:before="0"/>
-      </w:pPr>
-      <w:r>
-        <w:rPr>
-          <w:rFonts w:ascii="Calibri" w:hAnsi="Calibri" w:eastAsia="Calibri"/>
-          <w:b w:val="0"/>
-          <w:i w:val="0"/>
-          <w:color w:val="1A1A1A"/>
-          <w:sz w:val="22"/>
-          <w:lang w:val="tr-TR"/>
-        </w:rPr>
-        <w:t>Tesiste oluşan evsel atıklar Akdeniz Belediyesi tarafından toplanmaktadır.</w:t>
-      </w:r>
-    </w:p>
-    <w:p>
-      <w:pPr>
-        <w:pStyle w:val="Heading1"/>
-      </w:pPr>
-      <w:r>
-        <w:rPr>
-          <w:rFonts w:ascii="Calibri" w:hAnsi="Calibri" w:eastAsia="Calibri"/>
-          <w:b/>
-          <w:i w:val="0"/>
-          <w:color w:val="0F3D4C"/>
-          <w:sz w:val="32"/>
-          <w:lang w:val="tr-TR"/>
-        </w:rPr>
-        <w:t>5- Hava Emisyonları</w:t>
-      </w:r>
-    </w:p>
-    <w:p>
-      <w:pPr>
-        <w:spacing w:after="160" w:before="0"/>
-      </w:pPr>
-      <w:r>
-        <w:rPr>
-          <w:rFonts w:ascii="Calibri" w:hAnsi="Calibri" w:eastAsia="Calibri"/>
-          <w:b w:val="0"/>
-          <w:i w:val="0"/>
-          <w:color w:val="1A1A1A"/>
-          <w:sz w:val="22"/>
-          <w:lang w:val="tr-TR"/>
-        </w:rPr>
-        <w:t>İşletmede 43 adet baca bulunmaktadır. Bu bacalardan 3 tanesi yakma bacasıdır (2 adet kazan bacası, 1 adet biyogaz bacası). 40 tanesi proses bacasıdır.</w:t>
-      </w:r>
-    </w:p>
-    <w:p>
-      <w:pPr>
-        <w:spacing w:after="160" w:before="0"/>
-      </w:pPr>
-      <w:r>
-        <w:rPr>
-          <w:rFonts w:ascii="Calibri" w:hAnsi="Calibri" w:eastAsia="Calibri"/>
-          <w:b w:val="0"/>
-          <w:i w:val="0"/>
-          <w:color w:val="1A1A1A"/>
-          <w:sz w:val="22"/>
-          <w:lang w:val="tr-TR"/>
-        </w:rPr>
-        <w:t>Kazanlarda yakıt olarak kömür kullanılmaktadır. Kömür kullanımı yıllık ortalama 2000 tondur. Biyogaz tesisi elektrik ile çalışmaktadır.</w:t>
-      </w:r>
-    </w:p>
-    <w:p>
-      <w:pPr>
-        <w:spacing w:after="160" w:before="0"/>
-      </w:pPr>
-      <w:r>
-        <w:rPr>
-          <w:rFonts w:ascii="Calibri" w:hAnsi="Calibri" w:eastAsia="Calibri"/>
-          <w:b w:val="0"/>
-          <w:i w:val="0"/>
-          <w:color w:val="1A1A1A"/>
-          <w:sz w:val="22"/>
-          <w:lang w:val="tr-TR"/>
-        </w:rPr>
-        <w:t>Buhar kazanlarının toplam ısıl güç değeri 18,13 MWt’dir.</w:t>
-      </w:r>
-    </w:p>
-    <w:p>
-      <w:pPr>
-        <w:spacing w:after="160" w:before="0"/>
-      </w:pPr>
-      <w:r>
-        <w:rPr>
-          <w:rFonts w:ascii="Calibri" w:hAnsi="Calibri" w:eastAsia="Calibri"/>
-          <w:b w:val="0"/>
-          <w:i w:val="0"/>
-          <w:color w:val="1A1A1A"/>
-          <w:sz w:val="22"/>
-          <w:lang w:val="tr-TR"/>
-        </w:rPr>
-        <w:t>Biyogaz ısıl güç değeri 0,59 MWt’dir.</w:t>
-      </w:r>
-    </w:p>
-    <w:p>
-      <w:pPr>
-        <w:spacing w:after="160" w:before="0"/>
-      </w:pPr>
-      <w:r>
-        <w:rPr>
-          <w:rFonts w:ascii="Calibri" w:hAnsi="Calibri" w:eastAsia="Calibri"/>
-          <w:b w:val="0"/>
-          <w:i w:val="0"/>
-          <w:color w:val="1A1A1A"/>
-          <w:sz w:val="22"/>
-          <w:lang w:val="tr-TR"/>
-        </w:rPr>
-        <w:t>Tesiste bulunan bacaların yerleşimi aşağıda verilmiştir.</w:t>
-      </w:r>
-    </w:p>
-    <w:p>
-      <w:pPr>
         <w:spacing w:before="120" w:after="200"/>
         <w:jc w:val="center"/>
       </w:pPr>
       <w:r>
         <w:drawing>
           <wp:inline xmlns:a="http://schemas.openxmlformats.org/drawingml/2006/main" xmlns:pic="http://schemas.openxmlformats.org/drawingml/2006/picture">
-            <wp:extent cx="5832000" cy="8380407"/>
+            <wp:extent cx="5832000" cy="8383500"/>
             <wp:docPr id="17" name="Picture 17"/>
             <wp:cNvGraphicFramePr>
               <a:graphicFrameLocks noChangeAspect="1"/>
@@ -2977,7 +2095,7 @@
                   <pic:spPr>
                     <a:xfrm>
                       <a:off x="0" y="0"/>
-                      <a:ext cx="5832000" cy="8380407"/>
+                      <a:ext cx="5832000" cy="8383500"/>
                     </a:xfrm>
                     <a:prstGeom prst="rect"/>
                   </pic:spPr>
@@ -2990,6 +2108,22 @@
     </w:p>
     <w:p>
       <w:pPr>
+        <w:spacing w:after="40" w:before="160"/>
+      </w:pPr>
+      <w:r>
+        <w:rPr>
+          <w:rFonts w:ascii="Calibri" w:hAnsi="Calibri" w:eastAsia="Calibri"/>
+          <w:b/>
+          <w:i w:val="0"/>
+          <w:color w:val="000000"/>
+          <w:sz w:val="22"/>
+          <w:lang w:val="tr-TR"/>
+        </w:rPr>
+        <w:t>Anaerobik reaktör</w:t>
+      </w:r>
+    </w:p>
+    <w:p>
+      <w:pPr>
         <w:spacing w:after="160" w:before="0"/>
       </w:pPr>
       <w:r>
@@ -2997,11 +2131,11 @@
           <w:rFonts w:ascii="Calibri" w:hAnsi="Calibri" w:eastAsia="Calibri"/>
           <w:b w:val="0"/>
           <w:i w:val="0"/>
-          <w:color w:val="1A1A1A"/>
+          <w:color w:val="000000"/>
           <w:sz w:val="22"/>
           <w:lang w:val="tr-TR"/>
         </w:rPr>
-        <w:t>İşletmede bulunan 43 adet bacanın isimleri:</w:t>
+        <w:t>Burada bakteriler tarafından biyogaz oluşturulur.</w:t>
       </w:r>
     </w:p>
     <w:p>
@@ -3013,822 +2147,310 @@
           <w:rFonts w:ascii="Calibri" w:hAnsi="Calibri" w:eastAsia="Calibri"/>
           <w:b/>
           <w:i w:val="0"/>
-          <w:color w:val="1A1A1A"/>
+          <w:color w:val="000000"/>
           <w:sz w:val="22"/>
           <w:lang w:val="tr-TR"/>
         </w:rPr>
-        <w:t>Bulgur Bölümünde 18 Tane</w:t>
+        <w:t>Gaz balonu</w:t>
       </w:r>
     </w:p>
     <w:p>
       <w:pPr>
-        <w:spacing w:after="20" w:before="0"/>
+        <w:spacing w:after="160" w:before="0"/>
       </w:pPr>
       <w:r>
         <w:rPr>
           <w:rFonts w:ascii="Calibri" w:hAnsi="Calibri" w:eastAsia="Calibri"/>
           <w:b w:val="0"/>
           <w:i w:val="0"/>
-          <w:color w:val="1A1A1A"/>
+          <w:color w:val="000000"/>
           <w:sz w:val="22"/>
           <w:lang w:val="tr-TR"/>
         </w:rPr>
-        <w:t>1. Pnömatik Fan Bacası</w:t>
+        <w:t>Oluşan biyogaz burada toplanır.</w:t>
       </w:r>
     </w:p>
     <w:p>
       <w:pPr>
-        <w:spacing w:after="20" w:before="0"/>
+        <w:spacing w:after="40" w:before="160"/>
+      </w:pPr>
+      <w:r>
+        <w:rPr>
+          <w:rFonts w:ascii="Calibri" w:hAnsi="Calibri" w:eastAsia="Calibri"/>
+          <w:b/>
+          <w:i w:val="0"/>
+          <w:color w:val="000000"/>
+          <w:sz w:val="22"/>
+          <w:lang w:val="tr-TR"/>
+        </w:rPr>
+        <w:t>Blower</w:t>
+      </w:r>
+    </w:p>
+    <w:p>
+      <w:pPr>
+        <w:spacing w:after="160" w:before="0"/>
       </w:pPr>
       <w:r>
         <w:rPr>
           <w:rFonts w:ascii="Calibri" w:hAnsi="Calibri" w:eastAsia="Calibri"/>
           <w:b w:val="0"/>
           <w:i w:val="0"/>
-          <w:color w:val="1A1A1A"/>
+          <w:color w:val="000000"/>
           <w:sz w:val="22"/>
           <w:lang w:val="tr-TR"/>
         </w:rPr>
-        <w:t>2. Bulgur Kurutma Kule Fan Bacası</w:t>
+        <w:t>Balonda toplanan gaz, blower yardımıyla bir sonraki hatta verilir.</w:t>
       </w:r>
     </w:p>
     <w:p>
       <w:pPr>
-        <w:spacing w:after="20" w:before="0"/>
+        <w:spacing w:after="40" w:before="160"/>
+      </w:pPr>
+      <w:r>
+        <w:rPr>
+          <w:rFonts w:ascii="Calibri" w:hAnsi="Calibri" w:eastAsia="Calibri"/>
+          <w:b/>
+          <w:i w:val="0"/>
+          <w:color w:val="000000"/>
+          <w:sz w:val="22"/>
+          <w:lang w:val="tr-TR"/>
+        </w:rPr>
+        <w:t>Biyolojik gaz temizleme</w:t>
+      </w:r>
+    </w:p>
+    <w:p>
+      <w:pPr>
+        <w:spacing w:after="160" w:before="0"/>
       </w:pPr>
       <w:r>
         <w:rPr>
           <w:rFonts w:ascii="Calibri" w:hAnsi="Calibri" w:eastAsia="Calibri"/>
           <w:b w:val="0"/>
           <w:i w:val="0"/>
-          <w:color w:val="1A1A1A"/>
+          <w:color w:val="000000"/>
           <w:sz w:val="22"/>
           <w:lang w:val="tr-TR"/>
         </w:rPr>
-        <w:t>3. Un Fan Bacası</w:t>
+        <w:t>Blower yardımıyla gelen biyogazda bulunan istenmeyen gazlar ayrıştırılır.</w:t>
       </w:r>
     </w:p>
     <w:p>
       <w:pPr>
-        <w:spacing w:after="20" w:before="0"/>
+        <w:spacing w:after="40" w:before="160"/>
+      </w:pPr>
+      <w:r>
+        <w:rPr>
+          <w:rFonts w:ascii="Calibri" w:hAnsi="Calibri" w:eastAsia="Calibri"/>
+          <w:b/>
+          <w:i w:val="0"/>
+          <w:color w:val="000000"/>
+          <w:sz w:val="22"/>
+          <w:lang w:val="tr-TR"/>
+        </w:rPr>
+        <w:t>İleri gaz temizleme</w:t>
+      </w:r>
+    </w:p>
+    <w:p>
+      <w:pPr>
+        <w:spacing w:after="160" w:before="0"/>
       </w:pPr>
       <w:r>
         <w:rPr>
           <w:rFonts w:ascii="Calibri" w:hAnsi="Calibri" w:eastAsia="Calibri"/>
           <w:b w:val="0"/>
           <w:i w:val="0"/>
-          <w:color w:val="1A1A1A"/>
+          <w:color w:val="000000"/>
           <w:sz w:val="22"/>
           <w:lang w:val="tr-TR"/>
         </w:rPr>
-        <w:t>4. Kepek Fanı Bacası</w:t>
+        <w:t>Bir önceki hatta temizlenmemiş gazlardan ayrıştırma yapılır.</w:t>
       </w:r>
     </w:p>
     <w:p>
       <w:pPr>
-        <w:spacing w:after="20" w:before="0"/>
+        <w:spacing w:after="40" w:before="160"/>
+      </w:pPr>
+      <w:r>
+        <w:rPr>
+          <w:rFonts w:ascii="Calibri" w:hAnsi="Calibri" w:eastAsia="Calibri"/>
+          <w:b/>
+          <w:i w:val="0"/>
+          <w:color w:val="000000"/>
+          <w:sz w:val="22"/>
+          <w:lang w:val="tr-TR"/>
+        </w:rPr>
+        <w:t>Eşanjör</w:t>
+      </w:r>
+    </w:p>
+    <w:p>
+      <w:pPr>
+        <w:spacing w:after="160" w:before="0"/>
       </w:pPr>
       <w:r>
         <w:rPr>
           <w:rFonts w:ascii="Calibri" w:hAnsi="Calibri" w:eastAsia="Calibri"/>
           <w:b w:val="0"/>
           <w:i w:val="0"/>
-          <w:color w:val="1A1A1A"/>
+          <w:color w:val="000000"/>
           <w:sz w:val="22"/>
           <w:lang w:val="tr-TR"/>
         </w:rPr>
-        <w:t>5. Değirmen Taş Ayırıcı Fan Bacası</w:t>
+        <w:t>Gelen gazın sıcaklığını, biyogaz motorunun yanma derecesine göre ayarlar.</w:t>
       </w:r>
     </w:p>
     <w:p>
       <w:pPr>
-        <w:spacing w:after="20" w:before="0"/>
+        <w:spacing w:after="40" w:before="160"/>
+      </w:pPr>
+      <w:r>
+        <w:rPr>
+          <w:rFonts w:ascii="Calibri" w:hAnsi="Calibri" w:eastAsia="Calibri"/>
+          <w:b/>
+          <w:i w:val="0"/>
+          <w:color w:val="000000"/>
+          <w:sz w:val="22"/>
+          <w:lang w:val="tr-TR"/>
+        </w:rPr>
+        <w:t>Su tutucu</w:t>
+      </w:r>
+    </w:p>
+    <w:p>
+      <w:pPr>
+        <w:spacing w:after="160" w:before="0"/>
       </w:pPr>
       <w:r>
         <w:rPr>
           <w:rFonts w:ascii="Calibri" w:hAnsi="Calibri" w:eastAsia="Calibri"/>
           <w:b w:val="0"/>
           <w:i w:val="0"/>
-          <w:color w:val="1A1A1A"/>
+          <w:color w:val="000000"/>
           <w:sz w:val="22"/>
           <w:lang w:val="tr-TR"/>
         </w:rPr>
-        <w:t>6. Kepek Kurutma Fan Bacası</w:t>
+        <w:t>Biyogaz içerisinde istenmeyen suyu ayrıştırır.</w:t>
       </w:r>
     </w:p>
     <w:p>
       <w:pPr>
-        <w:spacing w:after="20" w:before="0"/>
+        <w:spacing w:after="40" w:before="160"/>
+      </w:pPr>
+      <w:r>
+        <w:rPr>
+          <w:rFonts w:ascii="Calibri" w:hAnsi="Calibri" w:eastAsia="Calibri"/>
+          <w:b/>
+          <w:i w:val="0"/>
+          <w:color w:val="000000"/>
+          <w:sz w:val="22"/>
+          <w:lang w:val="tr-TR"/>
+        </w:rPr>
+        <w:t>Gaz motoru</w:t>
+      </w:r>
+    </w:p>
+    <w:p>
+      <w:pPr>
+        <w:spacing w:after="160" w:before="0"/>
       </w:pPr>
       <w:r>
         <w:rPr>
           <w:rFonts w:ascii="Calibri" w:hAnsi="Calibri" w:eastAsia="Calibri"/>
           <w:b w:val="0"/>
           <w:i w:val="0"/>
-          <w:color w:val="1A1A1A"/>
+          <w:color w:val="000000"/>
           <w:sz w:val="22"/>
           <w:lang w:val="tr-TR"/>
         </w:rPr>
-        <w:t>7. Hedik Kurutma Kule Fan Bacası 2-1</w:t>
+        <w:t>Biyogaz burada bujilerle ateşlenerek yanar ve elektrik üretilir.</w:t>
       </w:r>
     </w:p>
     <w:p>
       <w:pPr>
-        <w:spacing w:after="20" w:before="0"/>
+        <w:pStyle w:val="Heading1"/>
+      </w:pPr>
+      <w:r>
+        <w:rPr>
+          <w:rFonts w:ascii="Calibri" w:hAnsi="Calibri" w:eastAsia="Calibri"/>
+          <w:b/>
+          <w:i w:val="0"/>
+          <w:color w:val="000000"/>
+          <w:sz w:val="22"/>
+          <w:lang w:val="tr-TR"/>
+        </w:rPr>
+        <w:t>4- Atıklar</w:t>
+      </w:r>
+    </w:p>
+    <w:p>
+      <w:pPr>
+        <w:pStyle w:val="Heading2"/>
+      </w:pPr>
+      <w:r>
+        <w:rPr>
+          <w:rFonts w:ascii="Calibri" w:hAnsi="Calibri" w:eastAsia="Calibri"/>
+          <w:b/>
+          <w:i w:val="0"/>
+          <w:color w:val="000000"/>
+          <w:sz w:val="22"/>
+          <w:lang w:val="tr-TR"/>
+        </w:rPr>
+        <w:t>4.1. İşletmeye Kabul Edilmesi Planlanan Atık Kodları</w:t>
+      </w:r>
+    </w:p>
+    <w:p>
+      <w:pPr>
+        <w:spacing w:after="160" w:before="0"/>
       </w:pPr>
       <w:r>
         <w:rPr>
           <w:rFonts w:ascii="Calibri" w:hAnsi="Calibri" w:eastAsia="Calibri"/>
           <w:b w:val="0"/>
           <w:i w:val="0"/>
-          <w:color w:val="1A1A1A"/>
+          <w:color w:val="000000"/>
           <w:sz w:val="22"/>
           <w:lang w:val="tr-TR"/>
         </w:rPr>
-        <w:t>8. Hedik Kurutma Kule Fan Bacası 2-2</w:t>
+        <w:t>İşletmede atık ara depolama, geri kazanım veya bertaraf işlemleri yapılmamaktadır.</w:t>
       </w:r>
     </w:p>
     <w:p>
       <w:pPr>
-        <w:spacing w:after="20" w:before="0"/>
+        <w:pStyle w:val="Heading2"/>
+      </w:pPr>
+      <w:r>
+        <w:rPr>
+          <w:rFonts w:ascii="Calibri" w:hAnsi="Calibri" w:eastAsia="Calibri"/>
+          <w:b/>
+          <w:i w:val="0"/>
+          <w:color w:val="000000"/>
+          <w:sz w:val="22"/>
+          <w:lang w:val="tr-TR"/>
+        </w:rPr>
+        <w:t>4.2. Tesiste Oluşacak Atıklar</w:t>
+      </w:r>
+    </w:p>
+    <w:p>
+      <w:pPr>
+        <w:spacing w:after="160" w:before="0"/>
       </w:pPr>
       <w:r>
         <w:rPr>
           <w:rFonts w:ascii="Calibri" w:hAnsi="Calibri" w:eastAsia="Calibri"/>
           <w:b w:val="0"/>
           <w:i w:val="0"/>
-          <w:color w:val="1A1A1A"/>
+          <w:color w:val="000000"/>
           <w:sz w:val="22"/>
           <w:lang w:val="tr-TR"/>
         </w:rPr>
-        <w:t>9. Hedik Kurutma Kule Fan Bacası 1-1</w:t>
+        <w:t>02.04.2015 tarihli ve 29314 sayılı Resmi Gazete’de yayımlanarak yürürlüğe giren Atık Yönetimi Yönetmeliği Ek-4 Atık Listesi’nde yer alan atık kodlarına göre tesiste oluşan atıklar aşağıdaki tabloda yer almaktadır.</w:t>
       </w:r>
     </w:p>
     <w:p>
       <w:pPr>
-        <w:spacing w:after="20" w:before="0"/>
-      </w:pPr>
-      <w:r>
-        <w:rPr>
-          <w:rFonts w:ascii="Calibri" w:hAnsi="Calibri" w:eastAsia="Calibri"/>
-          <w:b w:val="0"/>
-          <w:i w:val="0"/>
-          <w:color w:val="1A1A1A"/>
-          <w:sz w:val="22"/>
-          <w:lang w:val="tr-TR"/>
-        </w:rPr>
-        <w:t>10. Hedik Kurutma Kule Fan Bacası 1-2</w:t>
-      </w:r>
-    </w:p>
-    <w:p>
-      <w:pPr>
-        <w:spacing w:after="20" w:before="0"/>
-      </w:pPr>
-      <w:r>
-        <w:rPr>
-          <w:rFonts w:ascii="Calibri" w:hAnsi="Calibri" w:eastAsia="Calibri"/>
-          <w:b w:val="0"/>
-          <w:i w:val="0"/>
-          <w:color w:val="1A1A1A"/>
-          <w:sz w:val="22"/>
-          <w:lang w:val="tr-TR"/>
-        </w:rPr>
-        <w:t>11. Hedik Soğutma Fan Bacası Hat 2</w:t>
-      </w:r>
-    </w:p>
-    <w:p>
-      <w:pPr>
-        <w:spacing w:after="20" w:before="0"/>
-      </w:pPr>
-      <w:r>
-        <w:rPr>
-          <w:rFonts w:ascii="Calibri" w:hAnsi="Calibri" w:eastAsia="Calibri"/>
-          <w:b w:val="0"/>
-          <w:i w:val="0"/>
-          <w:color w:val="1A1A1A"/>
-          <w:sz w:val="22"/>
-          <w:lang w:val="tr-TR"/>
-        </w:rPr>
-        <w:t>12. Hedik Soğutma Fan Bacası Hat 1</w:t>
-      </w:r>
-    </w:p>
-    <w:p>
-      <w:pPr>
-        <w:spacing w:after="20" w:before="0"/>
-      </w:pPr>
-      <w:r>
-        <w:rPr>
-          <w:rFonts w:ascii="Calibri" w:hAnsi="Calibri" w:eastAsia="Calibri"/>
-          <w:b w:val="0"/>
-          <w:i w:val="0"/>
-          <w:color w:val="1A1A1A"/>
-          <w:sz w:val="22"/>
-          <w:lang w:val="tr-TR"/>
-        </w:rPr>
-        <w:t>13. Hafif Tane Fan Bacası</w:t>
-      </w:r>
-    </w:p>
-    <w:p>
-      <w:pPr>
-        <w:spacing w:after="20" w:before="0"/>
-      </w:pPr>
-      <w:r>
-        <w:rPr>
-          <w:rFonts w:ascii="Calibri" w:hAnsi="Calibri" w:eastAsia="Calibri"/>
-          <w:b w:val="0"/>
-          <w:i w:val="0"/>
-          <w:color w:val="1A1A1A"/>
-          <w:sz w:val="22"/>
-          <w:lang w:val="tr-TR"/>
-        </w:rPr>
-        <w:t>14. Toz Aspiratör Fan Bacası</w:t>
-      </w:r>
-    </w:p>
-    <w:p>
-      <w:pPr>
-        <w:spacing w:after="20" w:before="0"/>
-      </w:pPr>
-      <w:r>
-        <w:rPr>
-          <w:rFonts w:ascii="Calibri" w:hAnsi="Calibri" w:eastAsia="Calibri"/>
-          <w:b w:val="0"/>
-          <w:i w:val="0"/>
-          <w:color w:val="1A1A1A"/>
-          <w:sz w:val="22"/>
-          <w:lang w:val="tr-TR"/>
-        </w:rPr>
-        <w:t>15. Kurutma Kulesi Çıkış Sasör Fan Bacası</w:t>
-      </w:r>
-    </w:p>
-    <w:p>
-      <w:pPr>
-        <w:spacing w:after="20" w:before="0"/>
-      </w:pPr>
-      <w:r>
-        <w:rPr>
-          <w:rFonts w:ascii="Calibri" w:hAnsi="Calibri" w:eastAsia="Calibri"/>
-          <w:b w:val="0"/>
-          <w:i w:val="0"/>
-          <w:color w:val="1A1A1A"/>
-          <w:sz w:val="22"/>
-          <w:lang w:val="tr-TR"/>
-        </w:rPr>
-        <w:t>16. Temizleme Sasör Fan Bacası</w:t>
-      </w:r>
-    </w:p>
-    <w:p>
-      <w:pPr>
-        <w:spacing w:after="20" w:before="0"/>
-      </w:pPr>
-      <w:r>
-        <w:rPr>
-          <w:rFonts w:ascii="Calibri" w:hAnsi="Calibri" w:eastAsia="Calibri"/>
-          <w:b w:val="0"/>
-          <w:i w:val="0"/>
-          <w:color w:val="1A1A1A"/>
-          <w:sz w:val="22"/>
-          <w:lang w:val="tr-TR"/>
-        </w:rPr>
-        <w:t>17. Temizleme Taş Ayırıcı Fan Bacası 1</w:t>
-      </w:r>
-    </w:p>
-    <w:p>
-      <w:pPr>
-        <w:spacing w:after="20" w:before="0"/>
-      </w:pPr>
-      <w:r>
-        <w:rPr>
-          <w:rFonts w:ascii="Calibri" w:hAnsi="Calibri" w:eastAsia="Calibri"/>
-          <w:b w:val="0"/>
-          <w:i w:val="0"/>
-          <w:color w:val="1A1A1A"/>
-          <w:sz w:val="22"/>
-          <w:lang w:val="tr-TR"/>
-        </w:rPr>
-        <w:t>18. Temizleme Taş Ayırıcı Fan Bacası 2</w:t>
-      </w:r>
-    </w:p>
-    <w:p>
-      <w:pPr>
-        <w:spacing w:after="40" w:before="160"/>
-      </w:pPr>
-      <w:r>
-        <w:rPr>
-          <w:rFonts w:ascii="Calibri" w:hAnsi="Calibri" w:eastAsia="Calibri"/>
-          <w:b/>
-          <w:i w:val="0"/>
-          <w:color w:val="1A1A1A"/>
-          <w:sz w:val="22"/>
-          <w:lang w:val="tr-TR"/>
-        </w:rPr>
-        <w:t>Mercimek Bölümünde 12 Tane</w:t>
-      </w:r>
-    </w:p>
-    <w:p>
-      <w:pPr>
-        <w:spacing w:after="20" w:before="0"/>
-      </w:pPr>
-      <w:r>
-        <w:rPr>
-          <w:rFonts w:ascii="Calibri" w:hAnsi="Calibri" w:eastAsia="Calibri"/>
-          <w:b w:val="0"/>
-          <w:i w:val="0"/>
-          <w:color w:val="1A1A1A"/>
-          <w:sz w:val="22"/>
-          <w:lang w:val="tr-TR"/>
-        </w:rPr>
-        <w:t>19. Sorteks Fan Bacası</w:t>
-      </w:r>
-    </w:p>
-    <w:p>
-      <w:pPr>
-        <w:spacing w:after="20" w:before="0"/>
-      </w:pPr>
-      <w:r>
-        <w:rPr>
-          <w:rFonts w:ascii="Calibri" w:hAnsi="Calibri" w:eastAsia="Calibri"/>
-          <w:b w:val="0"/>
-          <w:i w:val="0"/>
-          <w:color w:val="1A1A1A"/>
-          <w:sz w:val="22"/>
-          <w:lang w:val="tr-TR"/>
-        </w:rPr>
-        <w:t>20. Elek Kepek Fan Bacası</w:t>
-      </w:r>
-    </w:p>
-    <w:p>
-      <w:pPr>
-        <w:spacing w:after="20" w:before="0"/>
-      </w:pPr>
-      <w:r>
-        <w:rPr>
-          <w:rFonts w:ascii="Calibri" w:hAnsi="Calibri" w:eastAsia="Calibri"/>
-          <w:b w:val="0"/>
-          <w:i w:val="0"/>
-          <w:color w:val="1A1A1A"/>
-          <w:sz w:val="22"/>
-          <w:lang w:val="tr-TR"/>
-        </w:rPr>
-        <w:t>21. Kabuk Soyucu Fan Bacası</w:t>
-      </w:r>
-    </w:p>
-    <w:p>
-      <w:pPr>
-        <w:spacing w:after="20" w:before="0"/>
-      </w:pPr>
-      <w:r>
-        <w:rPr>
-          <w:rFonts w:ascii="Calibri" w:hAnsi="Calibri" w:eastAsia="Calibri"/>
-          <w:b w:val="0"/>
-          <w:i w:val="0"/>
-          <w:color w:val="1A1A1A"/>
-          <w:sz w:val="22"/>
-          <w:lang w:val="tr-TR"/>
-        </w:rPr>
-        <w:t>22. Kule Kurutma Fan Bacası 1</w:t>
-      </w:r>
-    </w:p>
-    <w:p>
-      <w:pPr>
-        <w:spacing w:after="20" w:before="0"/>
-      </w:pPr>
-      <w:r>
-        <w:rPr>
-          <w:rFonts w:ascii="Calibri" w:hAnsi="Calibri" w:eastAsia="Calibri"/>
-          <w:b w:val="0"/>
-          <w:i w:val="0"/>
-          <w:color w:val="1A1A1A"/>
-          <w:sz w:val="22"/>
-          <w:lang w:val="tr-TR"/>
-        </w:rPr>
-        <w:t>23. Kule Kurutma Fan Bacası 2</w:t>
-      </w:r>
-    </w:p>
-    <w:p>
-      <w:pPr>
-        <w:spacing w:after="20" w:before="0"/>
-      </w:pPr>
-      <w:r>
-        <w:rPr>
-          <w:rFonts w:ascii="Calibri" w:hAnsi="Calibri" w:eastAsia="Calibri"/>
-          <w:b w:val="0"/>
-          <w:i w:val="0"/>
-          <w:color w:val="1A1A1A"/>
-          <w:sz w:val="22"/>
-          <w:lang w:val="tr-TR"/>
-        </w:rPr>
-        <w:t>24. Jet Filtre Fan Bacası 1</w:t>
-      </w:r>
-    </w:p>
-    <w:p>
-      <w:pPr>
-        <w:spacing w:after="20" w:before="0"/>
-      </w:pPr>
-      <w:r>
-        <w:rPr>
-          <w:rFonts w:ascii="Calibri" w:hAnsi="Calibri" w:eastAsia="Calibri"/>
-          <w:b w:val="0"/>
-          <w:i w:val="0"/>
-          <w:color w:val="1A1A1A"/>
-          <w:sz w:val="22"/>
-          <w:lang w:val="tr-TR"/>
-        </w:rPr>
-        <w:t>25. Jet Filtre Fan Bacası 2</w:t>
-      </w:r>
-    </w:p>
-    <w:p>
-      <w:pPr>
-        <w:spacing w:after="20" w:before="0"/>
-      </w:pPr>
-      <w:r>
-        <w:rPr>
-          <w:rFonts w:ascii="Calibri" w:hAnsi="Calibri" w:eastAsia="Calibri"/>
-          <w:b w:val="0"/>
-          <w:i w:val="0"/>
-          <w:color w:val="1A1A1A"/>
-          <w:sz w:val="22"/>
-          <w:lang w:val="tr-TR"/>
-        </w:rPr>
-        <w:t>26. Taş Ayırıcı Fan Bacası 1</w:t>
-      </w:r>
-    </w:p>
-    <w:p>
-      <w:pPr>
-        <w:spacing w:after="20" w:before="0"/>
-      </w:pPr>
-      <w:r>
-        <w:rPr>
-          <w:rFonts w:ascii="Calibri" w:hAnsi="Calibri" w:eastAsia="Calibri"/>
-          <w:b w:val="0"/>
-          <w:i w:val="0"/>
-          <w:color w:val="1A1A1A"/>
-          <w:sz w:val="22"/>
-          <w:lang w:val="tr-TR"/>
-        </w:rPr>
-        <w:t>27. Taş Ayırıcı Fan Bacası 2</w:t>
-      </w:r>
-    </w:p>
-    <w:p>
-      <w:pPr>
-        <w:spacing w:after="20" w:before="0"/>
-      </w:pPr>
-      <w:r>
-        <w:rPr>
-          <w:rFonts w:ascii="Calibri" w:hAnsi="Calibri" w:eastAsia="Calibri"/>
-          <w:b w:val="0"/>
-          <w:i w:val="0"/>
-          <w:color w:val="1A1A1A"/>
-          <w:sz w:val="22"/>
-          <w:lang w:val="tr-TR"/>
-        </w:rPr>
-        <w:t>28. Geri Dönüşüm Hafif Tane Fan Bacası</w:t>
-      </w:r>
-    </w:p>
-    <w:p>
-      <w:pPr>
-        <w:spacing w:after="20" w:before="0"/>
-      </w:pPr>
-      <w:r>
-        <w:rPr>
-          <w:rFonts w:ascii="Calibri" w:hAnsi="Calibri" w:eastAsia="Calibri"/>
-          <w:b w:val="0"/>
-          <w:i w:val="0"/>
-          <w:color w:val="1A1A1A"/>
-          <w:sz w:val="22"/>
-          <w:lang w:val="tr-TR"/>
-        </w:rPr>
-        <w:t>29. Hafif Tane Fan Bacası 1</w:t>
-      </w:r>
-    </w:p>
-    <w:p>
-      <w:pPr>
-        <w:spacing w:after="20" w:before="0"/>
-      </w:pPr>
-      <w:r>
-        <w:rPr>
-          <w:rFonts w:ascii="Calibri" w:hAnsi="Calibri" w:eastAsia="Calibri"/>
-          <w:b w:val="0"/>
-          <w:i w:val="0"/>
-          <w:color w:val="1A1A1A"/>
-          <w:sz w:val="22"/>
-          <w:lang w:val="tr-TR"/>
-        </w:rPr>
-        <w:t>30. Hafif Tane Fan Bacası 2</w:t>
-      </w:r>
-    </w:p>
-    <w:p>
-      <w:pPr>
-        <w:spacing w:after="40" w:before="160"/>
-      </w:pPr>
-      <w:r>
-        <w:rPr>
-          <w:rFonts w:ascii="Calibri" w:hAnsi="Calibri" w:eastAsia="Calibri"/>
-          <w:b/>
-          <w:i w:val="0"/>
-          <w:color w:val="1A1A1A"/>
-          <w:sz w:val="22"/>
-          <w:lang w:val="tr-TR"/>
-        </w:rPr>
-        <w:t>Pirinç Bölümünde 5 Tane</w:t>
-      </w:r>
-    </w:p>
-    <w:p>
-      <w:pPr>
-        <w:spacing w:after="20" w:before="0"/>
-      </w:pPr>
-      <w:r>
-        <w:rPr>
-          <w:rFonts w:ascii="Calibri" w:hAnsi="Calibri" w:eastAsia="Calibri"/>
-          <w:b w:val="0"/>
-          <w:i w:val="0"/>
-          <w:color w:val="1A1A1A"/>
-          <w:sz w:val="22"/>
-          <w:lang w:val="tr-TR"/>
-        </w:rPr>
-        <w:t>31. Taş Ayırıcı Fan Bacası</w:t>
-      </w:r>
-    </w:p>
-    <w:p>
-      <w:pPr>
-        <w:spacing w:after="20" w:before="0"/>
-      </w:pPr>
-      <w:r>
-        <w:rPr>
-          <w:rFonts w:ascii="Calibri" w:hAnsi="Calibri" w:eastAsia="Calibri"/>
-          <w:b w:val="0"/>
-          <w:i w:val="0"/>
-          <w:color w:val="1A1A1A"/>
-          <w:sz w:val="22"/>
-          <w:lang w:val="tr-TR"/>
-        </w:rPr>
-        <w:t>32. Parlatma Kepek Fan Bacası</w:t>
-      </w:r>
-    </w:p>
-    <w:p>
-      <w:pPr>
-        <w:spacing w:after="20" w:before="0"/>
-      </w:pPr>
-      <w:r>
-        <w:rPr>
-          <w:rFonts w:ascii="Calibri" w:hAnsi="Calibri" w:eastAsia="Calibri"/>
-          <w:b w:val="0"/>
-          <w:i w:val="0"/>
-          <w:color w:val="1A1A1A"/>
-          <w:sz w:val="22"/>
-          <w:lang w:val="tr-TR"/>
-        </w:rPr>
-        <w:t>33. Değirmen Aspiratör Fan Bacası</w:t>
-      </w:r>
-    </w:p>
-    <w:p>
-      <w:pPr>
-        <w:spacing w:after="20" w:before="0"/>
-      </w:pPr>
-      <w:r>
-        <w:rPr>
-          <w:rFonts w:ascii="Calibri" w:hAnsi="Calibri" w:eastAsia="Calibri"/>
-          <w:b w:val="0"/>
-          <w:i w:val="0"/>
-          <w:color w:val="1A1A1A"/>
-          <w:sz w:val="22"/>
-          <w:lang w:val="tr-TR"/>
-        </w:rPr>
-        <w:t>34. Genel Aspiratör Fan Bacası</w:t>
-      </w:r>
-    </w:p>
-    <w:p>
-      <w:pPr>
-        <w:spacing w:after="20" w:before="0"/>
-      </w:pPr>
-      <w:r>
-        <w:rPr>
-          <w:rFonts w:ascii="Calibri" w:hAnsi="Calibri" w:eastAsia="Calibri"/>
-          <w:b w:val="0"/>
-          <w:i w:val="0"/>
-          <w:color w:val="1A1A1A"/>
-          <w:sz w:val="22"/>
-          <w:lang w:val="tr-TR"/>
-        </w:rPr>
-        <w:t>35. Ön Eleme Aspiratör Fan Bacası</w:t>
-      </w:r>
-    </w:p>
-    <w:p>
-      <w:pPr>
-        <w:spacing w:after="40" w:before="160"/>
-      </w:pPr>
-      <w:r>
-        <w:rPr>
-          <w:rFonts w:ascii="Calibri" w:hAnsi="Calibri" w:eastAsia="Calibri"/>
-          <w:b/>
-          <w:i w:val="0"/>
-          <w:color w:val="1A1A1A"/>
-          <w:sz w:val="22"/>
-          <w:lang w:val="tr-TR"/>
-        </w:rPr>
-        <w:t>Yem Bölümünde 5 Tane</w:t>
-      </w:r>
-    </w:p>
-    <w:p>
-      <w:pPr>
-        <w:spacing w:after="20" w:before="0"/>
-      </w:pPr>
-      <w:r>
-        <w:rPr>
-          <w:rFonts w:ascii="Calibri" w:hAnsi="Calibri" w:eastAsia="Calibri"/>
-          <w:b w:val="0"/>
-          <w:i w:val="0"/>
-          <w:color w:val="1A1A1A"/>
-          <w:sz w:val="22"/>
-          <w:lang w:val="tr-TR"/>
-        </w:rPr>
-        <w:t>36. Toz Siklon Fan Bacası</w:t>
-      </w:r>
-    </w:p>
-    <w:p>
-      <w:pPr>
-        <w:spacing w:after="20" w:before="0"/>
-      </w:pPr>
-      <w:r>
-        <w:rPr>
-          <w:rFonts w:ascii="Calibri" w:hAnsi="Calibri" w:eastAsia="Calibri"/>
-          <w:b w:val="0"/>
-          <w:i w:val="0"/>
-          <w:color w:val="1A1A1A"/>
-          <w:sz w:val="22"/>
-          <w:lang w:val="tr-TR"/>
-        </w:rPr>
-        <w:t>37. Pres 1 Palet Aspiratör Fan Bacası</w:t>
-      </w:r>
-    </w:p>
-    <w:p>
-      <w:pPr>
-        <w:spacing w:after="20" w:before="0"/>
-      </w:pPr>
-      <w:r>
-        <w:rPr>
-          <w:rFonts w:ascii="Calibri" w:hAnsi="Calibri" w:eastAsia="Calibri"/>
-          <w:b w:val="0"/>
-          <w:i w:val="0"/>
-          <w:color w:val="1A1A1A"/>
-          <w:sz w:val="22"/>
-          <w:lang w:val="tr-TR"/>
-        </w:rPr>
-        <w:t>38. Pres 2 Palet Aspiratör Fan Bacası</w:t>
-      </w:r>
-    </w:p>
-    <w:p>
-      <w:pPr>
-        <w:spacing w:after="20" w:before="0"/>
-      </w:pPr>
-      <w:r>
-        <w:rPr>
-          <w:rFonts w:ascii="Calibri" w:hAnsi="Calibri" w:eastAsia="Calibri"/>
-          <w:b w:val="0"/>
-          <w:i w:val="0"/>
-          <w:color w:val="1A1A1A"/>
-          <w:sz w:val="22"/>
-          <w:lang w:val="tr-TR"/>
-        </w:rPr>
-        <w:t>39. Değirmen 1 Fan Bacası</w:t>
-      </w:r>
-    </w:p>
-    <w:p>
-      <w:pPr>
-        <w:spacing w:after="20" w:before="0"/>
-      </w:pPr>
-      <w:r>
-        <w:rPr>
-          <w:rFonts w:ascii="Calibri" w:hAnsi="Calibri" w:eastAsia="Calibri"/>
-          <w:b w:val="0"/>
-          <w:i w:val="0"/>
-          <w:color w:val="1A1A1A"/>
-          <w:sz w:val="22"/>
-          <w:lang w:val="tr-TR"/>
-        </w:rPr>
-        <w:t>40. Değirmen 2 Fan Bacası</w:t>
-      </w:r>
-    </w:p>
-    <w:p>
-      <w:pPr>
-        <w:spacing w:after="40" w:before="160"/>
-      </w:pPr>
-      <w:r>
-        <w:rPr>
-          <w:rFonts w:ascii="Calibri" w:hAnsi="Calibri" w:eastAsia="Calibri"/>
-          <w:b/>
-          <w:i w:val="0"/>
-          <w:color w:val="1A1A1A"/>
-          <w:sz w:val="22"/>
-          <w:lang w:val="tr-TR"/>
-        </w:rPr>
-        <w:t>2 Adet Buhar Kazanı Bacası</w:t>
-      </w:r>
-    </w:p>
-    <w:p>
-      <w:pPr>
-        <w:spacing w:after="20" w:before="0"/>
-      </w:pPr>
-      <w:r>
-        <w:rPr>
-          <w:rFonts w:ascii="Calibri" w:hAnsi="Calibri" w:eastAsia="Calibri"/>
-          <w:b w:val="0"/>
-          <w:i w:val="0"/>
-          <w:color w:val="1A1A1A"/>
-          <w:sz w:val="22"/>
-          <w:lang w:val="tr-TR"/>
-        </w:rPr>
-        <w:t>41. Buhar Kazanı 1 Fan Bacası</w:t>
-      </w:r>
-    </w:p>
-    <w:p>
-      <w:pPr>
-        <w:spacing w:after="20" w:before="0"/>
-      </w:pPr>
-      <w:r>
-        <w:rPr>
-          <w:rFonts w:ascii="Calibri" w:hAnsi="Calibri" w:eastAsia="Calibri"/>
-          <w:b w:val="0"/>
-          <w:i w:val="0"/>
-          <w:color w:val="1A1A1A"/>
-          <w:sz w:val="22"/>
-          <w:lang w:val="tr-TR"/>
-        </w:rPr>
-        <w:t>42. Buhar Kazanı 2 Fan Bacası</w:t>
-      </w:r>
-    </w:p>
-    <w:p>
-      <w:pPr>
-        <w:spacing w:after="40" w:before="160"/>
-      </w:pPr>
-      <w:r>
-        <w:rPr>
-          <w:rFonts w:ascii="Calibri" w:hAnsi="Calibri" w:eastAsia="Calibri"/>
-          <w:b/>
-          <w:i w:val="0"/>
-          <w:color w:val="1A1A1A"/>
-          <w:sz w:val="22"/>
-          <w:lang w:val="tr-TR"/>
-        </w:rPr>
-        <w:t>1 Adet Biyogaz Bacası</w:t>
-      </w:r>
-    </w:p>
-    <w:p>
-      <w:pPr>
-        <w:spacing w:after="20" w:before="0"/>
-      </w:pPr>
-      <w:r>
-        <w:rPr>
-          <w:rFonts w:ascii="Calibri" w:hAnsi="Calibri" w:eastAsia="Calibri"/>
-          <w:b w:val="0"/>
-          <w:i w:val="0"/>
-          <w:color w:val="1A1A1A"/>
-          <w:sz w:val="22"/>
-          <w:lang w:val="tr-TR"/>
-        </w:rPr>
-        <w:t>43. Biyogaz (Kojenerasyon) Bacası</w:t>
-      </w:r>
-    </w:p>
-    <w:p>
-      <w:pPr>
-        <w:spacing w:after="160" w:before="0"/>
-      </w:pPr>
-      <w:r>
-        <w:rPr>
-          <w:rFonts w:ascii="Calibri" w:hAnsi="Calibri" w:eastAsia="Calibri"/>
-          <w:b w:val="0"/>
-          <w:i w:val="0"/>
-          <w:color w:val="1A1A1A"/>
-          <w:sz w:val="22"/>
-          <w:lang w:val="tr-TR"/>
-        </w:rPr>
-        <w:t>İşletmede bulunan proses bacalarında jet filtre, yakma bacalarında ise multisiklon filtre kullanılmaktadır.</w:t>
-      </w:r>
-    </w:p>
-    <w:p>
-      <w:pPr>
-        <w:spacing w:after="160" w:before="0"/>
-      </w:pPr>
-      <w:r>
-        <w:rPr>
-          <w:rFonts w:ascii="Calibri" w:hAnsi="Calibri" w:eastAsia="Calibri"/>
-          <w:b w:val="0"/>
-          <w:i w:val="0"/>
-          <w:color w:val="1A1A1A"/>
-          <w:sz w:val="22"/>
-          <w:lang w:val="tr-TR"/>
-        </w:rPr>
-        <w:t>Baca bilgileri aşağıdaki tablolarda verilmiştir.</w:t>
-      </w:r>
-    </w:p>
-    <w:p>
-      <w:pPr>
         <w:spacing w:before="120" w:after="200"/>
         <w:jc w:val="center"/>
       </w:pPr>
       <w:r>
         <w:drawing>
           <wp:inline xmlns:a="http://schemas.openxmlformats.org/drawingml/2006/main" xmlns:pic="http://schemas.openxmlformats.org/drawingml/2006/picture">
-            <wp:extent cx="5832000" cy="8368885"/>
+            <wp:extent cx="5832000" cy="8366269"/>
             <wp:docPr id="18" name="Picture 18"/>
             <wp:cNvGraphicFramePr>
               <a:graphicFrameLocks noChangeAspect="1"/>
@@ -3849,7 +2471,7 @@
                   <pic:spPr>
                     <a:xfrm>
                       <a:off x="0" y="0"/>
-                      <a:ext cx="5832000" cy="8368885"/>
+                      <a:ext cx="5832000" cy="8366269"/>
                     </a:xfrm>
                     <a:prstGeom prst="rect"/>
                   </pic:spPr>
@@ -3862,13 +2484,141 @@
     </w:p>
     <w:p>
       <w:pPr>
+        <w:spacing w:after="160" w:before="0"/>
+      </w:pPr>
+      <w:r>
+        <w:rPr>
+          <w:rFonts w:ascii="Calibri" w:hAnsi="Calibri" w:eastAsia="Calibri"/>
+          <w:b w:val="0"/>
+          <w:i w:val="0"/>
+          <w:color w:val="000000"/>
+          <w:sz w:val="22"/>
+          <w:lang w:val="tr-TR"/>
+        </w:rPr>
+        <w:t>Tesisten çıkan atıklar, geçici depolama alanında biriktirilerek, atık koduna uygun olarak Bakanlıktan yetki almış bertaraf/geri kazanımı sağlanacaktır.</w:t>
+      </w:r>
+    </w:p>
+    <w:p>
+      <w:pPr>
+        <w:spacing w:after="160" w:before="0"/>
+      </w:pPr>
+      <w:r>
+        <w:rPr>
+          <w:rFonts w:ascii="Calibri" w:hAnsi="Calibri" w:eastAsia="Calibri"/>
+          <w:b w:val="0"/>
+          <w:i w:val="0"/>
+          <w:color w:val="000000"/>
+          <w:sz w:val="22"/>
+          <w:lang w:val="tr-TR"/>
+        </w:rPr>
+        <w:t>Tesiste oluşan evsel atıklar Akdeniz Belediyesi tarafından toplanmaktadır.</w:t>
+      </w:r>
+    </w:p>
+    <w:p>
+      <w:pPr>
+        <w:pStyle w:val="Heading1"/>
+      </w:pPr>
+      <w:r>
+        <w:rPr>
+          <w:rFonts w:ascii="Calibri" w:hAnsi="Calibri" w:eastAsia="Calibri"/>
+          <w:b/>
+          <w:i w:val="0"/>
+          <w:color w:val="000000"/>
+          <w:sz w:val="22"/>
+          <w:lang w:val="tr-TR"/>
+        </w:rPr>
+        <w:t>5- Hava Emisyonları</w:t>
+      </w:r>
+    </w:p>
+    <w:p>
+      <w:pPr>
+        <w:spacing w:after="160" w:before="0"/>
+      </w:pPr>
+      <w:r>
+        <w:rPr>
+          <w:rFonts w:ascii="Calibri" w:hAnsi="Calibri" w:eastAsia="Calibri"/>
+          <w:b w:val="0"/>
+          <w:i w:val="0"/>
+          <w:color w:val="000000"/>
+          <w:sz w:val="22"/>
+          <w:lang w:val="tr-TR"/>
+        </w:rPr>
+        <w:t>İşletmede 43 adet baca bulunmaktadır. Bu bacalardan 3 tanesi yakma bacasıdır (2 adet kazan bacası, 1 adet biyogaz bacası). 40 tanesi proses bacasıdır.</w:t>
+      </w:r>
+    </w:p>
+    <w:p>
+      <w:pPr>
+        <w:spacing w:after="160" w:before="0"/>
+      </w:pPr>
+      <w:r>
+        <w:rPr>
+          <w:rFonts w:ascii="Calibri" w:hAnsi="Calibri" w:eastAsia="Calibri"/>
+          <w:b w:val="0"/>
+          <w:i w:val="0"/>
+          <w:color w:val="000000"/>
+          <w:sz w:val="22"/>
+          <w:lang w:val="tr-TR"/>
+        </w:rPr>
+        <w:t>Kazanlarda yakıt olarak kömür kullanılmaktadır. Kömür kullanımı yıllık ortalama 2000 tondur. Biyogaz tesisi elektrik ile çalışmaktadır.</w:t>
+      </w:r>
+    </w:p>
+    <w:p>
+      <w:pPr>
+        <w:spacing w:after="160" w:before="0"/>
+      </w:pPr>
+      <w:r>
+        <w:rPr>
+          <w:rFonts w:ascii="Calibri" w:hAnsi="Calibri" w:eastAsia="Calibri"/>
+          <w:b w:val="0"/>
+          <w:i w:val="0"/>
+          <w:color w:val="000000"/>
+          <w:sz w:val="22"/>
+          <w:lang w:val="tr-TR"/>
+        </w:rPr>
+        <w:t>Buhar kazanlarının toplam ısıl güç değeri 18,13 MWt’dir.</w:t>
+      </w:r>
+    </w:p>
+    <w:p>
+      <w:pPr>
+        <w:spacing w:after="160" w:before="0"/>
+      </w:pPr>
+      <w:r>
+        <w:rPr>
+          <w:rFonts w:ascii="Calibri" w:hAnsi="Calibri" w:eastAsia="Calibri"/>
+          <w:b w:val="0"/>
+          <w:i w:val="0"/>
+          <w:color w:val="000000"/>
+          <w:sz w:val="22"/>
+          <w:lang w:val="tr-TR"/>
+        </w:rPr>
+        <w:t>Biyogaz ısıl güç değeri 0,59 MWt’dir.</w:t>
+      </w:r>
+    </w:p>
+    <w:p>
+      <w:pPr>
+        <w:spacing w:after="160" w:before="0"/>
+      </w:pPr>
+      <w:r>
+        <w:rPr>
+          <w:rFonts w:ascii="Calibri" w:hAnsi="Calibri" w:eastAsia="Calibri"/>
+          <w:b w:val="0"/>
+          <w:i w:val="0"/>
+          <w:color w:val="000000"/>
+          <w:sz w:val="22"/>
+          <w:lang w:val="tr-TR"/>
+        </w:rPr>
+        <w:t>Tesiste bulunan bacaların yerleşimi aşağıda verilmiştir.</w:t>
+      </w:r>
+    </w:p>
+    <w:p>
+      <w:pPr>
         <w:spacing w:before="120" w:after="200"/>
         <w:jc w:val="center"/>
       </w:pPr>
       <w:r>
         <w:drawing>
           <wp:inline xmlns:a="http://schemas.openxmlformats.org/drawingml/2006/main" xmlns:pic="http://schemas.openxmlformats.org/drawingml/2006/picture">
-            <wp:extent cx="5832000" cy="8381063"/>
+            <wp:extent cx="5832000" cy="8380407"/>
             <wp:docPr id="19" name="Picture 19"/>
             <wp:cNvGraphicFramePr>
               <a:graphicFrameLocks noChangeAspect="1"/>
@@ -3889,7 +2639,7 @@
                   <pic:spPr>
                     <a:xfrm>
                       <a:off x="0" y="0"/>
-                      <a:ext cx="5832000" cy="8381063"/>
+                      <a:ext cx="5832000" cy="8380407"/>
                     </a:xfrm>
                     <a:prstGeom prst="rect"/>
                   </pic:spPr>
@@ -3902,13 +2652,845 @@
     </w:p>
     <w:p>
       <w:pPr>
+        <w:spacing w:after="160" w:before="0"/>
+      </w:pPr>
+      <w:r>
+        <w:rPr>
+          <w:rFonts w:ascii="Calibri" w:hAnsi="Calibri" w:eastAsia="Calibri"/>
+          <w:b w:val="0"/>
+          <w:i w:val="0"/>
+          <w:color w:val="000000"/>
+          <w:sz w:val="22"/>
+          <w:lang w:val="tr-TR"/>
+        </w:rPr>
+        <w:t>İşletmede bulunan 43 adet bacanın isimleri:</w:t>
+      </w:r>
+    </w:p>
+    <w:p>
+      <w:pPr>
+        <w:spacing w:after="40" w:before="160"/>
+      </w:pPr>
+      <w:r>
+        <w:rPr>
+          <w:rFonts w:ascii="Calibri" w:hAnsi="Calibri" w:eastAsia="Calibri"/>
+          <w:b/>
+          <w:i w:val="0"/>
+          <w:color w:val="000000"/>
+          <w:sz w:val="22"/>
+          <w:lang w:val="tr-TR"/>
+        </w:rPr>
+        <w:t>Bulgur Bölümünde 18 Tane</w:t>
+      </w:r>
+    </w:p>
+    <w:p>
+      <w:pPr>
+        <w:spacing w:after="20" w:before="0"/>
+      </w:pPr>
+      <w:r>
+        <w:rPr>
+          <w:rFonts w:ascii="Calibri" w:hAnsi="Calibri" w:eastAsia="Calibri"/>
+          <w:b w:val="0"/>
+          <w:i w:val="0"/>
+          <w:color w:val="000000"/>
+          <w:sz w:val="22"/>
+          <w:lang w:val="tr-TR"/>
+        </w:rPr>
+        <w:t>1. Pnömatik Fan Bacası</w:t>
+      </w:r>
+    </w:p>
+    <w:p>
+      <w:pPr>
+        <w:spacing w:after="20" w:before="0"/>
+      </w:pPr>
+      <w:r>
+        <w:rPr>
+          <w:rFonts w:ascii="Calibri" w:hAnsi="Calibri" w:eastAsia="Calibri"/>
+          <w:b w:val="0"/>
+          <w:i w:val="0"/>
+          <w:color w:val="000000"/>
+          <w:sz w:val="22"/>
+          <w:lang w:val="tr-TR"/>
+        </w:rPr>
+        <w:t>2. Bulgur Kurutma Kule Fan Bacası</w:t>
+      </w:r>
+    </w:p>
+    <w:p>
+      <w:pPr>
+        <w:spacing w:after="20" w:before="0"/>
+      </w:pPr>
+      <w:r>
+        <w:rPr>
+          <w:rFonts w:ascii="Calibri" w:hAnsi="Calibri" w:eastAsia="Calibri"/>
+          <w:b w:val="0"/>
+          <w:i w:val="0"/>
+          <w:color w:val="000000"/>
+          <w:sz w:val="22"/>
+          <w:lang w:val="tr-TR"/>
+        </w:rPr>
+        <w:t>3. Un Fan Bacası</w:t>
+      </w:r>
+    </w:p>
+    <w:p>
+      <w:pPr>
+        <w:spacing w:after="20" w:before="0"/>
+      </w:pPr>
+      <w:r>
+        <w:rPr>
+          <w:rFonts w:ascii="Calibri" w:hAnsi="Calibri" w:eastAsia="Calibri"/>
+          <w:b w:val="0"/>
+          <w:i w:val="0"/>
+          <w:color w:val="000000"/>
+          <w:sz w:val="22"/>
+          <w:lang w:val="tr-TR"/>
+        </w:rPr>
+        <w:t>4. Kepek Fanı Bacası</w:t>
+      </w:r>
+    </w:p>
+    <w:p>
+      <w:pPr>
+        <w:spacing w:after="20" w:before="0"/>
+      </w:pPr>
+      <w:r>
+        <w:rPr>
+          <w:rFonts w:ascii="Calibri" w:hAnsi="Calibri" w:eastAsia="Calibri"/>
+          <w:b w:val="0"/>
+          <w:i w:val="0"/>
+          <w:color w:val="000000"/>
+          <w:sz w:val="22"/>
+          <w:lang w:val="tr-TR"/>
+        </w:rPr>
+        <w:t>5. Değirmen Taş Ayırıcı Fan Bacası</w:t>
+      </w:r>
+    </w:p>
+    <w:p>
+      <w:pPr>
+        <w:spacing w:after="20" w:before="0"/>
+      </w:pPr>
+      <w:r>
+        <w:rPr>
+          <w:rFonts w:ascii="Calibri" w:hAnsi="Calibri" w:eastAsia="Calibri"/>
+          <w:b w:val="0"/>
+          <w:i w:val="0"/>
+          <w:color w:val="000000"/>
+          <w:sz w:val="22"/>
+          <w:lang w:val="tr-TR"/>
+        </w:rPr>
+        <w:t>6. Kepek Kurutma Fan Bacası</w:t>
+      </w:r>
+    </w:p>
+    <w:p>
+      <w:pPr>
+        <w:spacing w:after="20" w:before="0"/>
+      </w:pPr>
+      <w:r>
+        <w:rPr>
+          <w:rFonts w:ascii="Calibri" w:hAnsi="Calibri" w:eastAsia="Calibri"/>
+          <w:b w:val="0"/>
+          <w:i w:val="0"/>
+          <w:color w:val="000000"/>
+          <w:sz w:val="22"/>
+          <w:lang w:val="tr-TR"/>
+        </w:rPr>
+        <w:t>7. Hedik Kurutma Kule Fan Bacası 2-1</w:t>
+      </w:r>
+    </w:p>
+    <w:p>
+      <w:pPr>
+        <w:spacing w:after="20" w:before="0"/>
+      </w:pPr>
+      <w:r>
+        <w:rPr>
+          <w:rFonts w:ascii="Calibri" w:hAnsi="Calibri" w:eastAsia="Calibri"/>
+          <w:b w:val="0"/>
+          <w:i w:val="0"/>
+          <w:color w:val="000000"/>
+          <w:sz w:val="22"/>
+          <w:lang w:val="tr-TR"/>
+        </w:rPr>
+        <w:t>8. Hedik Kurutma Kule Fan Bacası 2-2</w:t>
+      </w:r>
+    </w:p>
+    <w:p>
+      <w:pPr>
+        <w:spacing w:after="20" w:before="0"/>
+      </w:pPr>
+      <w:r>
+        <w:rPr>
+          <w:rFonts w:ascii="Calibri" w:hAnsi="Calibri" w:eastAsia="Calibri"/>
+          <w:b w:val="0"/>
+          <w:i w:val="0"/>
+          <w:color w:val="000000"/>
+          <w:sz w:val="22"/>
+          <w:lang w:val="tr-TR"/>
+        </w:rPr>
+        <w:t>9. Hedik Kurutma Kule Fan Bacası 1-1</w:t>
+      </w:r>
+    </w:p>
+    <w:p>
+      <w:pPr>
+        <w:spacing w:after="20" w:before="0"/>
+      </w:pPr>
+      <w:r>
+        <w:rPr>
+          <w:rFonts w:ascii="Calibri" w:hAnsi="Calibri" w:eastAsia="Calibri"/>
+          <w:b w:val="0"/>
+          <w:i w:val="0"/>
+          <w:color w:val="000000"/>
+          <w:sz w:val="22"/>
+          <w:lang w:val="tr-TR"/>
+        </w:rPr>
+        <w:t>10. Hedik Kurutma Kule Fan Bacası 1-2</w:t>
+      </w:r>
+    </w:p>
+    <w:p>
+      <w:pPr>
+        <w:spacing w:after="20" w:before="0"/>
+      </w:pPr>
+      <w:r>
+        <w:rPr>
+          <w:rFonts w:ascii="Calibri" w:hAnsi="Calibri" w:eastAsia="Calibri"/>
+          <w:b w:val="0"/>
+          <w:i w:val="0"/>
+          <w:color w:val="000000"/>
+          <w:sz w:val="22"/>
+          <w:lang w:val="tr-TR"/>
+        </w:rPr>
+        <w:t>11. Hedik Soğutma Fan Bacası Hat 2</w:t>
+      </w:r>
+    </w:p>
+    <w:p>
+      <w:pPr>
+        <w:spacing w:after="20" w:before="0"/>
+      </w:pPr>
+      <w:r>
+        <w:rPr>
+          <w:rFonts w:ascii="Calibri" w:hAnsi="Calibri" w:eastAsia="Calibri"/>
+          <w:b w:val="0"/>
+          <w:i w:val="0"/>
+          <w:color w:val="000000"/>
+          <w:sz w:val="22"/>
+          <w:lang w:val="tr-TR"/>
+        </w:rPr>
+        <w:t>12. Hedik Soğutma Fan Bacası Hat 1</w:t>
+      </w:r>
+    </w:p>
+    <w:p>
+      <w:pPr>
+        <w:spacing w:after="20" w:before="0"/>
+      </w:pPr>
+      <w:r>
+        <w:rPr>
+          <w:rFonts w:ascii="Calibri" w:hAnsi="Calibri" w:eastAsia="Calibri"/>
+          <w:b w:val="0"/>
+          <w:i w:val="0"/>
+          <w:color w:val="000000"/>
+          <w:sz w:val="22"/>
+          <w:lang w:val="tr-TR"/>
+        </w:rPr>
+        <w:t>13. Hafif Tane Fan Bacası</w:t>
+      </w:r>
+    </w:p>
+    <w:p>
+      <w:pPr>
+        <w:spacing w:after="20" w:before="0"/>
+      </w:pPr>
+      <w:r>
+        <w:rPr>
+          <w:rFonts w:ascii="Calibri" w:hAnsi="Calibri" w:eastAsia="Calibri"/>
+          <w:b w:val="0"/>
+          <w:i w:val="0"/>
+          <w:color w:val="000000"/>
+          <w:sz w:val="22"/>
+          <w:lang w:val="tr-TR"/>
+        </w:rPr>
+        <w:t>14. Toz Aspiratör Fan Bacası</w:t>
+      </w:r>
+    </w:p>
+    <w:p>
+      <w:pPr>
+        <w:spacing w:after="20" w:before="0"/>
+      </w:pPr>
+      <w:r>
+        <w:rPr>
+          <w:rFonts w:ascii="Calibri" w:hAnsi="Calibri" w:eastAsia="Calibri"/>
+          <w:b w:val="0"/>
+          <w:i w:val="0"/>
+          <w:color w:val="000000"/>
+          <w:sz w:val="22"/>
+          <w:lang w:val="tr-TR"/>
+        </w:rPr>
+        <w:t>15. Kurutma Kulesi Çıkış Sasör Fan Bacası</w:t>
+      </w:r>
+    </w:p>
+    <w:p>
+      <w:pPr>
+        <w:spacing w:after="20" w:before="0"/>
+      </w:pPr>
+      <w:r>
+        <w:rPr>
+          <w:rFonts w:ascii="Calibri" w:hAnsi="Calibri" w:eastAsia="Calibri"/>
+          <w:b w:val="0"/>
+          <w:i w:val="0"/>
+          <w:color w:val="000000"/>
+          <w:sz w:val="22"/>
+          <w:lang w:val="tr-TR"/>
+        </w:rPr>
+        <w:t>16. Temizleme Sasör Fan Bacası</w:t>
+      </w:r>
+    </w:p>
+    <w:p>
+      <w:pPr>
+        <w:spacing w:after="20" w:before="0"/>
+      </w:pPr>
+      <w:r>
+        <w:rPr>
+          <w:rFonts w:ascii="Calibri" w:hAnsi="Calibri" w:eastAsia="Calibri"/>
+          <w:b w:val="0"/>
+          <w:i w:val="0"/>
+          <w:color w:val="000000"/>
+          <w:sz w:val="22"/>
+          <w:lang w:val="tr-TR"/>
+        </w:rPr>
+        <w:t>17. Temizleme Taş Ayırıcı Fan Bacası 1</w:t>
+      </w:r>
+    </w:p>
+    <w:p>
+      <w:pPr>
+        <w:spacing w:after="20" w:before="0"/>
+      </w:pPr>
+      <w:r>
+        <w:rPr>
+          <w:rFonts w:ascii="Calibri" w:hAnsi="Calibri" w:eastAsia="Calibri"/>
+          <w:b w:val="0"/>
+          <w:i w:val="0"/>
+          <w:color w:val="000000"/>
+          <w:sz w:val="22"/>
+          <w:lang w:val="tr-TR"/>
+        </w:rPr>
+        <w:t>18. Temizleme Taş Ayırıcı Fan Bacası 2</w:t>
+      </w:r>
+    </w:p>
+    <w:p>
+      <w:pPr>
+        <w:spacing w:after="40" w:before="160"/>
+      </w:pPr>
+      <w:r>
+        <w:rPr>
+          <w:rFonts w:ascii="Calibri" w:hAnsi="Calibri" w:eastAsia="Calibri"/>
+          <w:b/>
+          <w:i w:val="0"/>
+          <w:color w:val="000000"/>
+          <w:sz w:val="22"/>
+          <w:lang w:val="tr-TR"/>
+        </w:rPr>
+        <w:t>Mercimek Bölümünde 12 Tane</w:t>
+      </w:r>
+    </w:p>
+    <w:p>
+      <w:pPr>
+        <w:spacing w:after="20" w:before="0"/>
+      </w:pPr>
+      <w:r>
+        <w:rPr>
+          <w:rFonts w:ascii="Calibri" w:hAnsi="Calibri" w:eastAsia="Calibri"/>
+          <w:b w:val="0"/>
+          <w:i w:val="0"/>
+          <w:color w:val="000000"/>
+          <w:sz w:val="22"/>
+          <w:lang w:val="tr-TR"/>
+        </w:rPr>
+        <w:t>19. Sorteks Fan Bacası</w:t>
+      </w:r>
+    </w:p>
+    <w:p>
+      <w:pPr>
+        <w:spacing w:after="20" w:before="0"/>
+      </w:pPr>
+      <w:r>
+        <w:rPr>
+          <w:rFonts w:ascii="Calibri" w:hAnsi="Calibri" w:eastAsia="Calibri"/>
+          <w:b w:val="0"/>
+          <w:i w:val="0"/>
+          <w:color w:val="000000"/>
+          <w:sz w:val="22"/>
+          <w:lang w:val="tr-TR"/>
+        </w:rPr>
+        <w:t>20. Elek Kepek Fan Bacası</w:t>
+      </w:r>
+    </w:p>
+    <w:p>
+      <w:pPr>
+        <w:spacing w:after="20" w:before="0"/>
+      </w:pPr>
+      <w:r>
+        <w:rPr>
+          <w:rFonts w:ascii="Calibri" w:hAnsi="Calibri" w:eastAsia="Calibri"/>
+          <w:b w:val="0"/>
+          <w:i w:val="0"/>
+          <w:color w:val="000000"/>
+          <w:sz w:val="22"/>
+          <w:lang w:val="tr-TR"/>
+        </w:rPr>
+        <w:t>21. Kabuk Soyucu Fan Bacası</w:t>
+      </w:r>
+    </w:p>
+    <w:p>
+      <w:pPr>
+        <w:spacing w:after="20" w:before="0"/>
+      </w:pPr>
+      <w:r>
+        <w:rPr>
+          <w:rFonts w:ascii="Calibri" w:hAnsi="Calibri" w:eastAsia="Calibri"/>
+          <w:b w:val="0"/>
+          <w:i w:val="0"/>
+          <w:color w:val="000000"/>
+          <w:sz w:val="22"/>
+          <w:lang w:val="tr-TR"/>
+        </w:rPr>
+        <w:t>22. Kule Kurutma Fan Bacası 1</w:t>
+      </w:r>
+    </w:p>
+    <w:p>
+      <w:pPr>
+        <w:spacing w:after="20" w:before="0"/>
+      </w:pPr>
+      <w:r>
+        <w:rPr>
+          <w:rFonts w:ascii="Calibri" w:hAnsi="Calibri" w:eastAsia="Calibri"/>
+          <w:b w:val="0"/>
+          <w:i w:val="0"/>
+          <w:color w:val="000000"/>
+          <w:sz w:val="22"/>
+          <w:lang w:val="tr-TR"/>
+        </w:rPr>
+        <w:t>23. Kule Kurutma Fan Bacası 2</w:t>
+      </w:r>
+    </w:p>
+    <w:p>
+      <w:pPr>
+        <w:spacing w:after="20" w:before="0"/>
+      </w:pPr>
+      <w:r>
+        <w:rPr>
+          <w:rFonts w:ascii="Calibri" w:hAnsi="Calibri" w:eastAsia="Calibri"/>
+          <w:b w:val="0"/>
+          <w:i w:val="0"/>
+          <w:color w:val="000000"/>
+          <w:sz w:val="22"/>
+          <w:lang w:val="tr-TR"/>
+        </w:rPr>
+        <w:t>24. Jet Filtre Fan Bacası 1</w:t>
+      </w:r>
+    </w:p>
+    <w:p>
+      <w:pPr>
+        <w:spacing w:after="20" w:before="0"/>
+      </w:pPr>
+      <w:r>
+        <w:rPr>
+          <w:rFonts w:ascii="Calibri" w:hAnsi="Calibri" w:eastAsia="Calibri"/>
+          <w:b w:val="0"/>
+          <w:i w:val="0"/>
+          <w:color w:val="000000"/>
+          <w:sz w:val="22"/>
+          <w:lang w:val="tr-TR"/>
+        </w:rPr>
+        <w:t>25. Jet Filtre Fan Bacası 2</w:t>
+      </w:r>
+    </w:p>
+    <w:p>
+      <w:pPr>
+        <w:spacing w:after="20" w:before="0"/>
+      </w:pPr>
+      <w:r>
+        <w:rPr>
+          <w:rFonts w:ascii="Calibri" w:hAnsi="Calibri" w:eastAsia="Calibri"/>
+          <w:b w:val="0"/>
+          <w:i w:val="0"/>
+          <w:color w:val="000000"/>
+          <w:sz w:val="22"/>
+          <w:lang w:val="tr-TR"/>
+        </w:rPr>
+        <w:t>26. Taş Ayırıcı Fan Bacası 1</w:t>
+      </w:r>
+    </w:p>
+    <w:p>
+      <w:pPr>
+        <w:spacing w:after="20" w:before="0"/>
+      </w:pPr>
+      <w:r>
+        <w:rPr>
+          <w:rFonts w:ascii="Calibri" w:hAnsi="Calibri" w:eastAsia="Calibri"/>
+          <w:b w:val="0"/>
+          <w:i w:val="0"/>
+          <w:color w:val="000000"/>
+          <w:sz w:val="22"/>
+          <w:lang w:val="tr-TR"/>
+        </w:rPr>
+        <w:t>27. Taş Ayırıcı Fan Bacası 2</w:t>
+      </w:r>
+    </w:p>
+    <w:p>
+      <w:pPr>
+        <w:spacing w:after="20" w:before="0"/>
+      </w:pPr>
+      <w:r>
+        <w:rPr>
+          <w:rFonts w:ascii="Calibri" w:hAnsi="Calibri" w:eastAsia="Calibri"/>
+          <w:b w:val="0"/>
+          <w:i w:val="0"/>
+          <w:color w:val="000000"/>
+          <w:sz w:val="22"/>
+          <w:lang w:val="tr-TR"/>
+        </w:rPr>
+        <w:t>28. Geri Dönüşüm Hafif Tane Fan Bacası</w:t>
+      </w:r>
+    </w:p>
+    <w:p>
+      <w:pPr>
+        <w:spacing w:after="20" w:before="0"/>
+      </w:pPr>
+      <w:r>
+        <w:rPr>
+          <w:rFonts w:ascii="Calibri" w:hAnsi="Calibri" w:eastAsia="Calibri"/>
+          <w:b w:val="0"/>
+          <w:i w:val="0"/>
+          <w:color w:val="000000"/>
+          <w:sz w:val="22"/>
+          <w:lang w:val="tr-TR"/>
+        </w:rPr>
+        <w:t>29. Hafif Tane Fan Bacası 1</w:t>
+      </w:r>
+    </w:p>
+    <w:p>
+      <w:pPr>
+        <w:spacing w:after="20" w:before="0"/>
+      </w:pPr>
+      <w:r>
+        <w:rPr>
+          <w:rFonts w:ascii="Calibri" w:hAnsi="Calibri" w:eastAsia="Calibri"/>
+          <w:b w:val="0"/>
+          <w:i w:val="0"/>
+          <w:color w:val="000000"/>
+          <w:sz w:val="22"/>
+          <w:lang w:val="tr-TR"/>
+        </w:rPr>
+        <w:t>30. Hafif Tane Fan Bacası 2</w:t>
+      </w:r>
+    </w:p>
+    <w:p>
+      <w:pPr>
+        <w:spacing w:after="40" w:before="160"/>
+      </w:pPr>
+      <w:r>
+        <w:rPr>
+          <w:rFonts w:ascii="Calibri" w:hAnsi="Calibri" w:eastAsia="Calibri"/>
+          <w:b/>
+          <w:i w:val="0"/>
+          <w:color w:val="000000"/>
+          <w:sz w:val="22"/>
+          <w:lang w:val="tr-TR"/>
+        </w:rPr>
+        <w:t>Pirinç Bölümünde 5 Tane</w:t>
+      </w:r>
+    </w:p>
+    <w:p>
+      <w:pPr>
+        <w:spacing w:after="20" w:before="0"/>
+      </w:pPr>
+      <w:r>
+        <w:rPr>
+          <w:rFonts w:ascii="Calibri" w:hAnsi="Calibri" w:eastAsia="Calibri"/>
+          <w:b w:val="0"/>
+          <w:i w:val="0"/>
+          <w:color w:val="000000"/>
+          <w:sz w:val="22"/>
+          <w:lang w:val="tr-TR"/>
+        </w:rPr>
+        <w:t>31. Taş Ayırıcı Fan Bacası</w:t>
+      </w:r>
+    </w:p>
+    <w:p>
+      <w:pPr>
+        <w:spacing w:after="20" w:before="0"/>
+      </w:pPr>
+      <w:r>
+        <w:rPr>
+          <w:rFonts w:ascii="Calibri" w:hAnsi="Calibri" w:eastAsia="Calibri"/>
+          <w:b w:val="0"/>
+          <w:i w:val="0"/>
+          <w:color w:val="000000"/>
+          <w:sz w:val="22"/>
+          <w:lang w:val="tr-TR"/>
+        </w:rPr>
+        <w:t>32. Parlatma Kepek Fan Bacası</w:t>
+      </w:r>
+    </w:p>
+    <w:p>
+      <w:pPr>
+        <w:spacing w:after="20" w:before="0"/>
+      </w:pPr>
+      <w:r>
+        <w:rPr>
+          <w:rFonts w:ascii="Calibri" w:hAnsi="Calibri" w:eastAsia="Calibri"/>
+          <w:b w:val="0"/>
+          <w:i w:val="0"/>
+          <w:color w:val="000000"/>
+          <w:sz w:val="22"/>
+          <w:lang w:val="tr-TR"/>
+        </w:rPr>
+        <w:t>33. Değirmen Aspiratör Fan Bacası</w:t>
+      </w:r>
+    </w:p>
+    <w:p>
+      <w:pPr>
+        <w:spacing w:after="20" w:before="0"/>
+      </w:pPr>
+      <w:r>
+        <w:rPr>
+          <w:rFonts w:ascii="Calibri" w:hAnsi="Calibri" w:eastAsia="Calibri"/>
+          <w:b w:val="0"/>
+          <w:i w:val="0"/>
+          <w:color w:val="000000"/>
+          <w:sz w:val="22"/>
+          <w:lang w:val="tr-TR"/>
+        </w:rPr>
+        <w:t>34. Genel Aspiratör Fan Bacası</w:t>
+      </w:r>
+    </w:p>
+    <w:p>
+      <w:pPr>
+        <w:spacing w:after="20" w:before="0"/>
+      </w:pPr>
+      <w:r>
+        <w:rPr>
+          <w:rFonts w:ascii="Calibri" w:hAnsi="Calibri" w:eastAsia="Calibri"/>
+          <w:b w:val="0"/>
+          <w:i w:val="0"/>
+          <w:color w:val="000000"/>
+          <w:sz w:val="22"/>
+          <w:lang w:val="tr-TR"/>
+        </w:rPr>
+        <w:t>35. Ön Eleme Aspiratör Fan Bacası</w:t>
+      </w:r>
+    </w:p>
+    <w:p>
+      <w:pPr>
+        <w:spacing w:after="40" w:before="160"/>
+      </w:pPr>
+      <w:r>
+        <w:rPr>
+          <w:rFonts w:ascii="Calibri" w:hAnsi="Calibri" w:eastAsia="Calibri"/>
+          <w:b/>
+          <w:i w:val="0"/>
+          <w:color w:val="000000"/>
+          <w:sz w:val="22"/>
+          <w:lang w:val="tr-TR"/>
+        </w:rPr>
+        <w:t>Yem Bölümünde 5 Tane</w:t>
+      </w:r>
+    </w:p>
+    <w:p>
+      <w:pPr>
+        <w:spacing w:after="20" w:before="0"/>
+      </w:pPr>
+      <w:r>
+        <w:rPr>
+          <w:rFonts w:ascii="Calibri" w:hAnsi="Calibri" w:eastAsia="Calibri"/>
+          <w:b w:val="0"/>
+          <w:i w:val="0"/>
+          <w:color w:val="000000"/>
+          <w:sz w:val="22"/>
+          <w:lang w:val="tr-TR"/>
+        </w:rPr>
+        <w:t>36. Toz Siklon Fan Bacası</w:t>
+      </w:r>
+    </w:p>
+    <w:p>
+      <w:pPr>
+        <w:spacing w:after="20" w:before="0"/>
+      </w:pPr>
+      <w:r>
+        <w:rPr>
+          <w:rFonts w:ascii="Calibri" w:hAnsi="Calibri" w:eastAsia="Calibri"/>
+          <w:b w:val="0"/>
+          <w:i w:val="0"/>
+          <w:color w:val="000000"/>
+          <w:sz w:val="22"/>
+          <w:lang w:val="tr-TR"/>
+        </w:rPr>
+        <w:t>37. Pres 1 Palet Aspiratör Fan Bacası</w:t>
+      </w:r>
+    </w:p>
+    <w:p>
+      <w:pPr>
+        <w:spacing w:after="20" w:before="0"/>
+      </w:pPr>
+      <w:r>
+        <w:rPr>
+          <w:rFonts w:ascii="Calibri" w:hAnsi="Calibri" w:eastAsia="Calibri"/>
+          <w:b w:val="0"/>
+          <w:i w:val="0"/>
+          <w:color w:val="000000"/>
+          <w:sz w:val="22"/>
+          <w:lang w:val="tr-TR"/>
+        </w:rPr>
+        <w:t>38. Pres 2 Palet Aspiratör Fan Bacası</w:t>
+      </w:r>
+    </w:p>
+    <w:p>
+      <w:pPr>
+        <w:spacing w:after="20" w:before="0"/>
+      </w:pPr>
+      <w:r>
+        <w:rPr>
+          <w:rFonts w:ascii="Calibri" w:hAnsi="Calibri" w:eastAsia="Calibri"/>
+          <w:b w:val="0"/>
+          <w:i w:val="0"/>
+          <w:color w:val="000000"/>
+          <w:sz w:val="22"/>
+          <w:lang w:val="tr-TR"/>
+        </w:rPr>
+        <w:t>39. Değirmen 1 Fan Bacası</w:t>
+      </w:r>
+    </w:p>
+    <w:p>
+      <w:pPr>
+        <w:spacing w:after="20" w:before="0"/>
+      </w:pPr>
+      <w:r>
+        <w:rPr>
+          <w:rFonts w:ascii="Calibri" w:hAnsi="Calibri" w:eastAsia="Calibri"/>
+          <w:b w:val="0"/>
+          <w:i w:val="0"/>
+          <w:color w:val="000000"/>
+          <w:sz w:val="22"/>
+          <w:lang w:val="tr-TR"/>
+        </w:rPr>
+        <w:t>40. Değirmen 2 Fan Bacası</w:t>
+      </w:r>
+    </w:p>
+    <w:p>
+      <w:pPr>
+        <w:spacing w:after="40" w:before="160"/>
+      </w:pPr>
+      <w:r>
+        <w:rPr>
+          <w:rFonts w:ascii="Calibri" w:hAnsi="Calibri" w:eastAsia="Calibri"/>
+          <w:b/>
+          <w:i w:val="0"/>
+          <w:color w:val="000000"/>
+          <w:sz w:val="22"/>
+          <w:lang w:val="tr-TR"/>
+        </w:rPr>
+        <w:t>2 Adet Buhar Kazanı Bacası</w:t>
+      </w:r>
+    </w:p>
+    <w:p>
+      <w:pPr>
+        <w:spacing w:after="20" w:before="0"/>
+      </w:pPr>
+      <w:r>
+        <w:rPr>
+          <w:rFonts w:ascii="Calibri" w:hAnsi="Calibri" w:eastAsia="Calibri"/>
+          <w:b w:val="0"/>
+          <w:i w:val="0"/>
+          <w:color w:val="000000"/>
+          <w:sz w:val="22"/>
+          <w:lang w:val="tr-TR"/>
+        </w:rPr>
+        <w:t>41. Buhar Kazanı 1 Fan Bacası</w:t>
+      </w:r>
+    </w:p>
+    <w:p>
+      <w:pPr>
+        <w:spacing w:after="20" w:before="0"/>
+      </w:pPr>
+      <w:r>
+        <w:rPr>
+          <w:rFonts w:ascii="Calibri" w:hAnsi="Calibri" w:eastAsia="Calibri"/>
+          <w:b w:val="0"/>
+          <w:i w:val="0"/>
+          <w:color w:val="000000"/>
+          <w:sz w:val="22"/>
+          <w:lang w:val="tr-TR"/>
+        </w:rPr>
+        <w:t>42. Buhar Kazanı 2 Fan Bacası</w:t>
+      </w:r>
+    </w:p>
+    <w:p>
+      <w:pPr>
+        <w:spacing w:after="40" w:before="160"/>
+      </w:pPr>
+      <w:r>
+        <w:rPr>
+          <w:rFonts w:ascii="Calibri" w:hAnsi="Calibri" w:eastAsia="Calibri"/>
+          <w:b/>
+          <w:i w:val="0"/>
+          <w:color w:val="000000"/>
+          <w:sz w:val="22"/>
+          <w:lang w:val="tr-TR"/>
+        </w:rPr>
+        <w:t>1 Adet Biyogaz Bacası</w:t>
+      </w:r>
+    </w:p>
+    <w:p>
+      <w:pPr>
+        <w:spacing w:after="20" w:before="0"/>
+      </w:pPr>
+      <w:r>
+        <w:rPr>
+          <w:rFonts w:ascii="Calibri" w:hAnsi="Calibri" w:eastAsia="Calibri"/>
+          <w:b w:val="0"/>
+          <w:i w:val="0"/>
+          <w:color w:val="000000"/>
+          <w:sz w:val="22"/>
+          <w:lang w:val="tr-TR"/>
+        </w:rPr>
+        <w:t>43. Biyogaz (Kojenerasyon) Bacası</w:t>
+      </w:r>
+    </w:p>
+    <w:p>
+      <w:pPr>
+        <w:spacing w:after="160" w:before="0"/>
+      </w:pPr>
+      <w:r>
+        <w:rPr>
+          <w:rFonts w:ascii="Calibri" w:hAnsi="Calibri" w:eastAsia="Calibri"/>
+          <w:b w:val="0"/>
+          <w:i w:val="0"/>
+          <w:color w:val="000000"/>
+          <w:sz w:val="22"/>
+          <w:lang w:val="tr-TR"/>
+        </w:rPr>
+        <w:t>İşletmede bulunan proses bacalarında jet filtre, yakma bacalarında ise multisiklon filtre kullanılmaktadır.</w:t>
+      </w:r>
+    </w:p>
+    <w:p>
+      <w:pPr>
+        <w:spacing w:after="160" w:before="0"/>
+      </w:pPr>
+      <w:r>
+        <w:rPr>
+          <w:rFonts w:ascii="Calibri" w:hAnsi="Calibri" w:eastAsia="Calibri"/>
+          <w:b w:val="0"/>
+          <w:i w:val="0"/>
+          <w:color w:val="000000"/>
+          <w:sz w:val="22"/>
+          <w:lang w:val="tr-TR"/>
+        </w:rPr>
+        <w:t>Baca bilgileri aşağıdaki tablolarda verilmiştir.</w:t>
+      </w:r>
+    </w:p>
+    <w:p>
+      <w:pPr>
         <w:spacing w:before="120" w:after="200"/>
         <w:jc w:val="center"/>
       </w:pPr>
       <w:r>
         <w:drawing>
           <wp:inline xmlns:a="http://schemas.openxmlformats.org/drawingml/2006/main" xmlns:pic="http://schemas.openxmlformats.org/drawingml/2006/picture">
-            <wp:extent cx="5832000" cy="8330417"/>
+            <wp:extent cx="5832000" cy="8368885"/>
             <wp:docPr id="20" name="Picture 20"/>
             <wp:cNvGraphicFramePr>
               <a:graphicFrameLocks noChangeAspect="1"/>
@@ -3929,7 +3511,7 @@
                   <pic:spPr>
                     <a:xfrm>
                       <a:off x="0" y="0"/>
-                      <a:ext cx="5832000" cy="8330417"/>
+                      <a:ext cx="5832000" cy="8368885"/>
                     </a:xfrm>
                     <a:prstGeom prst="rect"/>
                   </pic:spPr>
@@ -3942,336 +3524,13 @@
     </w:p>
     <w:p>
       <w:pPr>
-        <w:spacing w:after="160" w:before="0"/>
-      </w:pPr>
-      <w:r>
-        <w:rPr>
-          <w:rFonts w:ascii="Calibri" w:hAnsi="Calibri" w:eastAsia="Calibri"/>
-          <w:b w:val="0"/>
-          <w:i w:val="0"/>
-          <w:color w:val="1A1A1A"/>
-          <w:sz w:val="22"/>
-          <w:lang w:val="tr-TR"/>
-        </w:rPr>
-        <w:t>Bulgur ve mercimek üretiminde, taş ayırma ve nem alma (hedik kurutma, kule kurutma) işlemlerinde kullanılan proses bacalarında jet filtre bulunmamaktadır. Bulgurun ve mercimeğin temizlenmesi taş ayırmadan önce yapılmaktadır ve bu prosese bağlı olan bacada jet filtre kullanılmıştır.</w:t>
-      </w:r>
-    </w:p>
-    <w:p>
-      <w:pPr>
-        <w:spacing w:after="160" w:before="0"/>
-      </w:pPr>
-      <w:r>
-        <w:rPr>
-          <w:rFonts w:ascii="Calibri" w:hAnsi="Calibri" w:eastAsia="Calibri"/>
-          <w:b w:val="0"/>
-          <w:i w:val="0"/>
-          <w:color w:val="1A1A1A"/>
-          <w:sz w:val="22"/>
-          <w:lang w:val="tr-TR"/>
-        </w:rPr>
-        <w:t>Pirinç üretiminde temizleme ve taş ayırma prosesleri tek bir bacaya bağlıdır. Bağlı bulunan bacada jet filtre kullanılmaktadır.</w:t>
-      </w:r>
-    </w:p>
-    <w:p>
-      <w:pPr>
-        <w:pStyle w:val="Heading1"/>
-      </w:pPr>
-      <w:r>
-        <w:rPr>
-          <w:rFonts w:ascii="Calibri" w:hAnsi="Calibri" w:eastAsia="Calibri"/>
-          <w:b/>
-          <w:i w:val="0"/>
-          <w:color w:val="0F3D4C"/>
-          <w:sz w:val="32"/>
-          <w:lang w:val="tr-TR"/>
-        </w:rPr>
-        <w:t>6- Endüstriyel Atık Yönetim Planı Onay Yazısı</w:t>
-      </w:r>
-    </w:p>
-    <w:p>
-      <w:pPr>
-        <w:spacing w:after="0" w:before="0"/>
-        <w:jc w:val="center"/>
-      </w:pPr>
-      <w:r>
-        <w:rPr>
-          <w:rFonts w:ascii="Calibri" w:hAnsi="Calibri" w:eastAsia="Calibri"/>
-          <w:b/>
-          <w:i w:val="0"/>
-          <w:color w:val="0F3D4C"/>
-          <w:sz w:val="22"/>
-          <w:lang w:val="tr-TR"/>
-        </w:rPr>
-        <w:t>T.C. Mersin Valiliği</w:t>
-      </w:r>
-    </w:p>
-    <w:p>
-      <w:pPr>
-        <w:spacing w:after="200" w:before="0"/>
-        <w:jc w:val="center"/>
-      </w:pPr>
-      <w:r>
-        <w:rPr>
-          <w:rFonts w:ascii="Calibri" w:hAnsi="Calibri" w:eastAsia="Calibri"/>
-          <w:b w:val="0"/>
-          <w:i w:val="0"/>
-          <w:color w:val="1A1A1A"/>
-          <w:sz w:val="22"/>
-          <w:lang w:val="tr-TR"/>
-        </w:rPr>
-        <w:t>Çevre, Şehircilik ve İklim Değişikliği İl Müdürlüğü</w:t>
-      </w:r>
-    </w:p>
-    <w:p>
-      <w:pPr>
-        <w:spacing w:after="160" w:before="0"/>
-      </w:pPr>
-      <w:r>
-        <w:rPr>
-          <w:rFonts w:ascii="Calibri" w:hAnsi="Calibri" w:eastAsia="Calibri"/>
-          <w:b w:val="0"/>
-          <w:i w:val="0"/>
-          <w:color w:val="1A1A1A"/>
-          <w:sz w:val="22"/>
-          <w:lang w:val="tr-TR"/>
-        </w:rPr>
-        <w:t>Sayı: E-27907008-145.01-11845500</w:t>
-      </w:r>
-    </w:p>
-    <w:p>
-      <w:pPr>
-        <w:spacing w:after="160" w:before="0"/>
-      </w:pPr>
-      <w:r>
-        <w:rPr>
-          <w:rFonts w:ascii="Calibri" w:hAnsi="Calibri" w:eastAsia="Calibri"/>
-          <w:b w:val="0"/>
-          <w:i w:val="0"/>
-          <w:color w:val="1A1A1A"/>
-          <w:sz w:val="22"/>
-          <w:lang w:val="tr-TR"/>
-        </w:rPr>
-        <w:t>Konu: Endüstriyel Atık Yönetim Planı</w:t>
-      </w:r>
-    </w:p>
-    <w:p>
-      <w:pPr>
-        <w:spacing w:after="160" w:before="0"/>
-        <w:jc w:val="center"/>
-      </w:pPr>
-      <w:r>
-        <w:rPr>
-          <w:rFonts w:ascii="Calibri" w:hAnsi="Calibri" w:eastAsia="Calibri"/>
-          <w:b/>
-          <w:i w:val="0"/>
-          <w:color w:val="0F3D4C"/>
-          <w:sz w:val="22"/>
-          <w:lang w:val="tr-TR"/>
-        </w:rPr>
-        <w:t>DAĞITIM YERLERİNE</w:t>
-      </w:r>
-    </w:p>
-    <w:p>
-      <w:pPr>
-        <w:spacing w:after="160" w:before="0"/>
-      </w:pPr>
-      <w:r>
-        <w:rPr>
-          <w:rFonts w:ascii="Calibri" w:hAnsi="Calibri" w:eastAsia="Calibri"/>
-          <w:b w:val="0"/>
-          <w:i w:val="0"/>
-          <w:color w:val="1A1A1A"/>
-          <w:sz w:val="22"/>
-          <w:lang w:val="tr-TR"/>
-        </w:rPr>
-        <w:t>İlgi: 18.02.2025 tarihli dilekçe.</w:t>
-      </w:r>
-    </w:p>
-    <w:p>
-      <w:pPr>
-        <w:spacing w:after="160" w:before="0"/>
-      </w:pPr>
-      <w:r>
-        <w:rPr>
-          <w:rFonts w:ascii="Calibri" w:hAnsi="Calibri" w:eastAsia="Calibri"/>
-          <w:b w:val="0"/>
-          <w:i w:val="0"/>
-          <w:color w:val="1A1A1A"/>
-          <w:sz w:val="22"/>
-          <w:lang w:val="tr-TR"/>
-        </w:rPr>
-        <w:t>İlgi dilekçede; İlimiz, Akdeniz ilçesi, Karacailyas Evren Mahallesi, Menekşe 1 Sokak No: 5/10 adresinde faaliyet gösteren Başhan Agro Gıda Sanayi ve Ticaret A.Ş. Entegre Mersin Şubesi’ne ait Atık Yönetim Planı’nın Müdürlüğümüzce onaylanması istenmektedir.</w:t>
-      </w:r>
-    </w:p>
-    <w:p>
-      <w:pPr>
-        <w:spacing w:after="160" w:before="0"/>
-      </w:pPr>
-      <w:r>
-        <w:rPr>
-          <w:rFonts w:ascii="Calibri" w:hAnsi="Calibri" w:eastAsia="Calibri"/>
-          <w:b w:val="0"/>
-          <w:i w:val="0"/>
-          <w:color w:val="1A1A1A"/>
-          <w:sz w:val="22"/>
-          <w:lang w:val="tr-TR"/>
-        </w:rPr>
-        <w:t>Bahsi geçen planın İl Müdürlüğümüz teknik personelince yapılan inceleme ve değerlendirme sonucunda, 18.02.2025-18.02.2028 tarihleri için hazırlanan Endüstriyel Atık Yönetim Planı uygun bulunarak imzalanmıştır.</w:t>
-      </w:r>
-    </w:p>
-    <w:p>
-      <w:pPr>
-        <w:spacing w:after="160" w:before="0"/>
-      </w:pPr>
-      <w:r>
-        <w:rPr>
-          <w:rFonts w:ascii="Calibri" w:hAnsi="Calibri" w:eastAsia="Calibri"/>
-          <w:b w:val="0"/>
-          <w:i w:val="0"/>
-          <w:color w:val="1A1A1A"/>
-          <w:sz w:val="22"/>
-          <w:lang w:val="tr-TR"/>
-        </w:rPr>
-        <w:t>Bu kapsamda, Endüstriyel Atık Yönetim Planı’na uygun olarak hareket edilmesi, atıkların ünite içerisinde ayrı toplanması, geçici depolanması, atık kodlarına göre mevzuata uygun lisanslı geri kazanım/bertaraf tesislerine gönderilmesi ile ilgili hususlara riayet edilmesi, internet ortamında atık beyan formlarının düzenlenmesi sırasında atıkların doğru beyan edilmesine özen gösterilmesi ve Atık Yönetim Planı’nın süresinin sona ermesinden en az 3 ay önce planın güncellenerek onaylanmak üzere Müdürlüğümüze tekrar sunulması hususunda bilgilerinizi ve gereğini rica ederim.</w:t>
-      </w:r>
-    </w:p>
-    <w:p>
-      <w:pPr>
-        <w:spacing w:after="160" w:before="0"/>
-      </w:pPr>
-      <w:r>
-        <w:rPr>
-          <w:rFonts w:ascii="Calibri" w:hAnsi="Calibri" w:eastAsia="Calibri"/>
-          <w:b/>
-          <w:i w:val="0"/>
-          <w:color w:val="1A1A1A"/>
-          <w:sz w:val="22"/>
-          <w:lang w:val="tr-TR"/>
-        </w:rPr>
-        <w:t>Hasan ALAN</w:t>
-      </w:r>
-    </w:p>
-    <w:p>
-      <w:pPr>
-        <w:spacing w:after="160" w:before="0"/>
-      </w:pPr>
-      <w:r>
-        <w:rPr>
-          <w:rFonts w:ascii="Calibri" w:hAnsi="Calibri" w:eastAsia="Calibri"/>
-          <w:b w:val="0"/>
-          <w:i w:val="0"/>
-          <w:color w:val="1A1A1A"/>
-          <w:sz w:val="22"/>
-          <w:lang w:val="tr-TR"/>
-        </w:rPr>
-        <w:t>Çevre, Şehircilik ve İklim Değişikliği İl Müdürü</w:t>
-      </w:r>
-    </w:p>
-    <w:p>
-      <w:pPr>
-        <w:spacing w:after="160" w:before="0"/>
-      </w:pPr>
-      <w:r>
-        <w:rPr>
-          <w:rFonts w:ascii="Calibri" w:hAnsi="Calibri" w:eastAsia="Calibri"/>
-          <w:b w:val="0"/>
-          <w:i w:val="0"/>
-          <w:color w:val="1A1A1A"/>
-          <w:sz w:val="22"/>
-          <w:lang w:val="tr-TR"/>
-        </w:rPr>
-        <w:t>Ek: Atık Yönetim Planı (6 sayfa)</w:t>
-      </w:r>
-    </w:p>
-    <w:p>
-      <w:pPr>
-        <w:spacing w:after="40" w:before="160"/>
-      </w:pPr>
-      <w:r>
-        <w:rPr>
-          <w:rFonts w:ascii="Calibri" w:hAnsi="Calibri" w:eastAsia="Calibri"/>
-          <w:b/>
-          <w:i w:val="0"/>
-          <w:color w:val="1A1A1A"/>
-          <w:sz w:val="22"/>
-          <w:lang w:val="tr-TR"/>
-        </w:rPr>
-        <w:t>Dağıtım</w:t>
-      </w:r>
-    </w:p>
-    <w:p>
-      <w:pPr>
-        <w:spacing w:after="160" w:before="0"/>
-      </w:pPr>
-      <w:r>
-        <w:rPr>
-          <w:rFonts w:ascii="Calibri" w:hAnsi="Calibri" w:eastAsia="Calibri"/>
-          <w:b w:val="0"/>
-          <w:i w:val="0"/>
-          <w:color w:val="1A1A1A"/>
-          <w:sz w:val="22"/>
-          <w:lang w:val="tr-TR"/>
-        </w:rPr>
-        <w:t>Türkuaz Çevre Danışmanlık Mühendislik Hizmetleri Turizm Taşımacılık Taahhüt İnşaat İthalat İhracat Ticaret ve Sanayi Limited Şirketine</w:t>
-      </w:r>
-    </w:p>
-    <w:p>
-      <w:pPr>
-        <w:spacing w:after="160" w:before="0"/>
-      </w:pPr>
-      <w:r>
-        <w:rPr>
-          <w:rFonts w:ascii="Calibri" w:hAnsi="Calibri" w:eastAsia="Calibri"/>
-          <w:b w:val="0"/>
-          <w:i w:val="0"/>
-          <w:color w:val="1A1A1A"/>
-          <w:sz w:val="22"/>
-          <w:lang w:val="tr-TR"/>
-        </w:rPr>
-        <w:t>Başhan Agro Gıda Sanayi ve Ticaret A.Ş. Entegre Mersin Şubesi</w:t>
-      </w:r>
-    </w:p>
-    <w:p>
-      <w:pPr>
-        <w:spacing w:after="160" w:before="0"/>
-      </w:pPr>
-      <w:r>
-        <w:rPr>
-          <w:rFonts w:ascii="Calibri" w:hAnsi="Calibri" w:eastAsia="Calibri"/>
-          <w:b w:val="0"/>
-          <w:i w:val="0"/>
-          <w:color w:val="1A1A1A"/>
-          <w:sz w:val="22"/>
-          <w:lang w:val="tr-TR"/>
-        </w:rPr>
-        <w:t>Karacailyas Evren Mah. Menekşe 1 Sokak No: 5/10, Akdeniz / Mersin</w:t>
-      </w:r>
-    </w:p>
-    <w:p>
-      <w:pPr>
-        <w:spacing w:after="160" w:before="0"/>
-      </w:pPr>
-      <w:r>
-        <w:rPr>
-          <w:rFonts w:ascii="Calibri" w:hAnsi="Calibri" w:eastAsia="Calibri"/>
-          <w:b w:val="0"/>
-          <w:i w:val="0"/>
-          <w:color w:val="1A1A1A"/>
-          <w:sz w:val="22"/>
-          <w:lang w:val="tr-TR"/>
-        </w:rPr>
-        <w:t>İmzalı asıl yazı aşağıda fotoğraf olarak verilmiştir.</w:t>
-      </w:r>
-    </w:p>
-    <w:p>
-      <w:pPr>
         <w:spacing w:before="120" w:after="200"/>
         <w:jc w:val="center"/>
       </w:pPr>
       <w:r>
         <w:drawing>
           <wp:inline xmlns:a="http://schemas.openxmlformats.org/drawingml/2006/main" xmlns:pic="http://schemas.openxmlformats.org/drawingml/2006/picture">
-            <wp:extent cx="5832000" cy="8387039"/>
+            <wp:extent cx="5832000" cy="8381063"/>
             <wp:docPr id="21" name="Picture 21"/>
             <wp:cNvGraphicFramePr>
               <a:graphicFrameLocks noChangeAspect="1"/>
@@ -4292,7 +3551,7 @@
                   <pic:spPr>
                     <a:xfrm>
                       <a:off x="0" y="0"/>
-                      <a:ext cx="5832000" cy="8387039"/>
+                      <a:ext cx="5832000" cy="8381063"/>
                     </a:xfrm>
                     <a:prstGeom prst="rect"/>
                   </pic:spPr>
@@ -4305,61 +3564,13 @@
     </w:p>
     <w:p>
       <w:pPr>
-        <w:pStyle w:val="Heading1"/>
-      </w:pPr>
-      <w:r>
-        <w:rPr>
-          <w:rFonts w:ascii="Calibri" w:hAnsi="Calibri" w:eastAsia="Calibri"/>
-          <w:b/>
-          <w:i w:val="0"/>
-          <w:color w:val="0F3D4C"/>
-          <w:sz w:val="32"/>
-          <w:lang w:val="tr-TR"/>
-        </w:rPr>
-        <w:t>7- Atıksu Deşarjı</w:t>
-      </w:r>
-    </w:p>
-    <w:p>
-      <w:pPr>
-        <w:spacing w:after="160" w:before="0"/>
-      </w:pPr>
-      <w:r>
-        <w:rPr>
-          <w:rFonts w:ascii="Calibri" w:hAnsi="Calibri" w:eastAsia="Calibri"/>
-          <w:b w:val="0"/>
-          <w:i w:val="0"/>
-          <w:color w:val="1A1A1A"/>
-          <w:sz w:val="22"/>
-          <w:lang w:val="tr-TR"/>
-        </w:rPr>
-        <w:t>Tesiste oluşan evsel ve endüstriyel nitelikli atıksular, tesis bünyesinde bulunan arıtma tesisinde arıtıldıktan sonra MESKİ’nin kanalizasyon sistemine verilmektedir. Tesisin 10.12.2024 tarihli ve 8288 ruhsat numaralı Bağlantı Kalite Kontrol Ruhsatı mevcuttur.</w:t>
-      </w:r>
-    </w:p>
-    <w:p>
-      <w:pPr>
-        <w:spacing w:after="160" w:before="0"/>
-      </w:pPr>
-      <w:r>
-        <w:rPr>
-          <w:rFonts w:ascii="Calibri" w:hAnsi="Calibri" w:eastAsia="Calibri"/>
-          <w:b w:val="0"/>
-          <w:i w:val="0"/>
-          <w:color w:val="1A1A1A"/>
-          <w:sz w:val="22"/>
-          <w:lang w:val="tr-TR"/>
-        </w:rPr>
-        <w:t>Bağlantı Kalite Kontrol Ruhsatı aşağıda fotoğraf olarak verilmiştir.</w:t>
-      </w:r>
-    </w:p>
-    <w:p>
-      <w:pPr>
         <w:spacing w:before="120" w:after="200"/>
         <w:jc w:val="center"/>
       </w:pPr>
       <w:r>
         <w:drawing>
           <wp:inline xmlns:a="http://schemas.openxmlformats.org/drawingml/2006/main" xmlns:pic="http://schemas.openxmlformats.org/drawingml/2006/picture">
-            <wp:extent cx="5832000" cy="8365806"/>
+            <wp:extent cx="5832000" cy="8330417"/>
             <wp:docPr id="22" name="Picture 22"/>
             <wp:cNvGraphicFramePr>
               <a:graphicFrameLocks noChangeAspect="1"/>
@@ -4373,6 +3584,457 @@
                   </pic:nvPicPr>
                   <pic:blipFill>
                     <a:blip r:embed="rId30"/>
+                    <a:stretch>
+                      <a:fillRect/>
+                    </a:stretch>
+                  </pic:blipFill>
+                  <pic:spPr>
+                    <a:xfrm>
+                      <a:off x="0" y="0"/>
+                      <a:ext cx="5832000" cy="8330417"/>
+                    </a:xfrm>
+                    <a:prstGeom prst="rect"/>
+                  </pic:spPr>
+                </pic:pic>
+              </a:graphicData>
+            </a:graphic>
+          </wp:inline>
+        </w:drawing>
+      </w:r>
+    </w:p>
+    <w:p>
+      <w:pPr>
+        <w:spacing w:after="160" w:before="0"/>
+      </w:pPr>
+      <w:r>
+        <w:rPr>
+          <w:rFonts w:ascii="Calibri" w:hAnsi="Calibri" w:eastAsia="Calibri"/>
+          <w:b w:val="0"/>
+          <w:i w:val="0"/>
+          <w:color w:val="000000"/>
+          <w:sz w:val="22"/>
+          <w:lang w:val="tr-TR"/>
+        </w:rPr>
+        <w:t>Bulgur ve mercimek üretiminde, taş ayırma ve nem alma (hedik kurutma, kule kurutma) işlemlerinde kullanılan proses bacalarında jet filtre bulunmamaktadır. Bulgurun ve mercimeğin temizlenmesi taş ayırmadan önce yapılmaktadır ve bu prosese bağlı olan bacada jet filtre kullanılmıştır.</w:t>
+      </w:r>
+    </w:p>
+    <w:p>
+      <w:pPr>
+        <w:spacing w:after="160" w:before="0"/>
+      </w:pPr>
+      <w:r>
+        <w:rPr>
+          <w:rFonts w:ascii="Calibri" w:hAnsi="Calibri" w:eastAsia="Calibri"/>
+          <w:b w:val="0"/>
+          <w:i w:val="0"/>
+          <w:color w:val="000000"/>
+          <w:sz w:val="22"/>
+          <w:lang w:val="tr-TR"/>
+        </w:rPr>
+        <w:t>Pirinç üretiminde temizleme ve taş ayırma prosesleri tek bir bacaya bağlıdır. Bağlı bulunan bacada jet filtre kullanılmaktadır.</w:t>
+      </w:r>
+    </w:p>
+    <w:p>
+      <w:pPr>
+        <w:pStyle w:val="Heading1"/>
+      </w:pPr>
+      <w:r>
+        <w:rPr>
+          <w:rFonts w:ascii="Calibri" w:hAnsi="Calibri" w:eastAsia="Calibri"/>
+          <w:b/>
+          <w:i w:val="0"/>
+          <w:color w:val="000000"/>
+          <w:sz w:val="22"/>
+          <w:lang w:val="tr-TR"/>
+        </w:rPr>
+        <w:t>6- Endüstriyel Atık Yönetim Planı Onay Yazısı</w:t>
+      </w:r>
+    </w:p>
+    <w:p>
+      <w:pPr>
+        <w:spacing w:after="0" w:before="0"/>
+        <w:jc w:val="center"/>
+      </w:pPr>
+      <w:r>
+        <w:rPr>
+          <w:rFonts w:ascii="Calibri" w:hAnsi="Calibri" w:eastAsia="Calibri"/>
+          <w:b/>
+          <w:i w:val="0"/>
+          <w:color w:val="000000"/>
+          <w:sz w:val="22"/>
+          <w:lang w:val="tr-TR"/>
+        </w:rPr>
+        <w:t>T.C. Mersin Valiliği</w:t>
+      </w:r>
+    </w:p>
+    <w:p>
+      <w:pPr>
+        <w:spacing w:after="200" w:before="0"/>
+        <w:jc w:val="center"/>
+      </w:pPr>
+      <w:r>
+        <w:rPr>
+          <w:rFonts w:ascii="Calibri" w:hAnsi="Calibri" w:eastAsia="Calibri"/>
+          <w:b w:val="0"/>
+          <w:i w:val="0"/>
+          <w:color w:val="000000"/>
+          <w:sz w:val="22"/>
+          <w:lang w:val="tr-TR"/>
+        </w:rPr>
+        <w:t>Çevre, Şehircilik ve İklim Değişikliği İl Müdürlüğü</w:t>
+      </w:r>
+    </w:p>
+    <w:p>
+      <w:pPr>
+        <w:spacing w:after="160" w:before="0"/>
+      </w:pPr>
+      <w:r>
+        <w:rPr>
+          <w:rFonts w:ascii="Calibri" w:hAnsi="Calibri" w:eastAsia="Calibri"/>
+          <w:b w:val="0"/>
+          <w:i w:val="0"/>
+          <w:color w:val="000000"/>
+          <w:sz w:val="22"/>
+          <w:lang w:val="tr-TR"/>
+        </w:rPr>
+        <w:t>Sayı: E-27907008-145.01-11845500</w:t>
+      </w:r>
+    </w:p>
+    <w:p>
+      <w:pPr>
+        <w:spacing w:after="160" w:before="0"/>
+      </w:pPr>
+      <w:r>
+        <w:rPr>
+          <w:rFonts w:ascii="Calibri" w:hAnsi="Calibri" w:eastAsia="Calibri"/>
+          <w:b w:val="0"/>
+          <w:i w:val="0"/>
+          <w:color w:val="000000"/>
+          <w:sz w:val="22"/>
+          <w:lang w:val="tr-TR"/>
+        </w:rPr>
+        <w:t>Konu: Endüstriyel Atık Yönetim Planı</w:t>
+      </w:r>
+    </w:p>
+    <w:p>
+      <w:pPr>
+        <w:spacing w:after="160" w:before="0"/>
+        <w:jc w:val="center"/>
+      </w:pPr>
+      <w:r>
+        <w:rPr>
+          <w:rFonts w:ascii="Calibri" w:hAnsi="Calibri" w:eastAsia="Calibri"/>
+          <w:b/>
+          <w:i w:val="0"/>
+          <w:color w:val="000000"/>
+          <w:sz w:val="22"/>
+          <w:lang w:val="tr-TR"/>
+        </w:rPr>
+        <w:t>DAĞITIM YERLERİNE</w:t>
+      </w:r>
+    </w:p>
+    <w:p>
+      <w:pPr>
+        <w:spacing w:after="160" w:before="0"/>
+      </w:pPr>
+      <w:r>
+        <w:rPr>
+          <w:rFonts w:ascii="Calibri" w:hAnsi="Calibri" w:eastAsia="Calibri"/>
+          <w:b w:val="0"/>
+          <w:i w:val="0"/>
+          <w:color w:val="000000"/>
+          <w:sz w:val="22"/>
+          <w:lang w:val="tr-TR"/>
+        </w:rPr>
+        <w:t>İlgi: 18.02.2025 tarihli dilekçe.</w:t>
+      </w:r>
+    </w:p>
+    <w:p>
+      <w:pPr>
+        <w:spacing w:after="160" w:before="0"/>
+      </w:pPr>
+      <w:r>
+        <w:rPr>
+          <w:rFonts w:ascii="Calibri" w:hAnsi="Calibri" w:eastAsia="Calibri"/>
+          <w:b w:val="0"/>
+          <w:i w:val="0"/>
+          <w:color w:val="000000"/>
+          <w:sz w:val="22"/>
+          <w:lang w:val="tr-TR"/>
+        </w:rPr>
+        <w:t>İlgi dilekçede; İlimiz, Akdeniz ilçesi, Karacailyas Evren Mahallesi, Menekşe 1 Sokak No: 5/10 adresinde faaliyet gösteren Başhan Agro Gıda Sanayi ve Ticaret A.Ş. Entegre Mersin Şubesi’ne ait Atık Yönetim Planı’nın Müdürlüğümüzce onaylanması istenmektedir.</w:t>
+      </w:r>
+    </w:p>
+    <w:p>
+      <w:pPr>
+        <w:spacing w:after="160" w:before="0"/>
+      </w:pPr>
+      <w:r>
+        <w:rPr>
+          <w:rFonts w:ascii="Calibri" w:hAnsi="Calibri" w:eastAsia="Calibri"/>
+          <w:b w:val="0"/>
+          <w:i w:val="0"/>
+          <w:color w:val="000000"/>
+          <w:sz w:val="22"/>
+          <w:lang w:val="tr-TR"/>
+        </w:rPr>
+        <w:t>Bahsi geçen planın İl Müdürlüğümüz teknik personelince yapılan inceleme ve değerlendirme sonucunda, 18.02.2025-18.02.2028 tarihleri için hazırlanan Endüstriyel Atık Yönetim Planı uygun bulunarak imzalanmıştır.</w:t>
+      </w:r>
+    </w:p>
+    <w:p>
+      <w:pPr>
+        <w:spacing w:after="160" w:before="0"/>
+      </w:pPr>
+      <w:r>
+        <w:rPr>
+          <w:rFonts w:ascii="Calibri" w:hAnsi="Calibri" w:eastAsia="Calibri"/>
+          <w:b w:val="0"/>
+          <w:i w:val="0"/>
+          <w:color w:val="000000"/>
+          <w:sz w:val="22"/>
+          <w:lang w:val="tr-TR"/>
+        </w:rPr>
+        <w:t>Bu kapsamda, Endüstriyel Atık Yönetim Planı’na uygun olarak hareket edilmesi, atıkların ünite içerisinde ayrı toplanması, geçici depolanması, atık kodlarına göre mevzuata uygun lisanslı geri kazanım/bertaraf tesislerine gönderilmesi ile ilgili hususlara riayet edilmesi, internet ortamında atık beyan formlarının düzenlenmesi sırasında atıkların doğru beyan edilmesine özen gösterilmesi ve Atık Yönetim Planı’nın süresinin sona ermesinden en az 3 ay önce planın güncellenerek onaylanmak üzere Müdürlüğümüze tekrar sunulması hususunda bilgilerinizi ve gereğini rica ederim.</w:t>
+      </w:r>
+    </w:p>
+    <w:p>
+      <w:pPr>
+        <w:spacing w:after="160" w:before="0"/>
+      </w:pPr>
+      <w:r>
+        <w:rPr>
+          <w:rFonts w:ascii="Calibri" w:hAnsi="Calibri" w:eastAsia="Calibri"/>
+          <w:b/>
+          <w:i w:val="0"/>
+          <w:color w:val="000000"/>
+          <w:sz w:val="22"/>
+          <w:lang w:val="tr-TR"/>
+        </w:rPr>
+        <w:t>Hasan ALAN</w:t>
+      </w:r>
+    </w:p>
+    <w:p>
+      <w:pPr>
+        <w:spacing w:after="160" w:before="0"/>
+      </w:pPr>
+      <w:r>
+        <w:rPr>
+          <w:rFonts w:ascii="Calibri" w:hAnsi="Calibri" w:eastAsia="Calibri"/>
+          <w:b w:val="0"/>
+          <w:i w:val="0"/>
+          <w:color w:val="000000"/>
+          <w:sz w:val="22"/>
+          <w:lang w:val="tr-TR"/>
+        </w:rPr>
+        <w:t>Çevre, Şehircilik ve İklim Değişikliği İl Müdürü</w:t>
+      </w:r>
+    </w:p>
+    <w:p>
+      <w:pPr>
+        <w:spacing w:after="160" w:before="0"/>
+      </w:pPr>
+      <w:r>
+        <w:rPr>
+          <w:rFonts w:ascii="Calibri" w:hAnsi="Calibri" w:eastAsia="Calibri"/>
+          <w:b w:val="0"/>
+          <w:i w:val="0"/>
+          <w:color w:val="000000"/>
+          <w:sz w:val="22"/>
+          <w:lang w:val="tr-TR"/>
+        </w:rPr>
+        <w:t>Ek: Atık Yönetim Planı (6 sayfa)</w:t>
+      </w:r>
+    </w:p>
+    <w:p>
+      <w:pPr>
+        <w:spacing w:after="40" w:before="160"/>
+      </w:pPr>
+      <w:r>
+        <w:rPr>
+          <w:rFonts w:ascii="Calibri" w:hAnsi="Calibri" w:eastAsia="Calibri"/>
+          <w:b/>
+          <w:i w:val="0"/>
+          <w:color w:val="000000"/>
+          <w:sz w:val="22"/>
+          <w:lang w:val="tr-TR"/>
+        </w:rPr>
+        <w:t>Dağıtım</w:t>
+      </w:r>
+    </w:p>
+    <w:p>
+      <w:pPr>
+        <w:spacing w:after="160" w:before="0"/>
+      </w:pPr>
+      <w:r>
+        <w:rPr>
+          <w:rFonts w:ascii="Calibri" w:hAnsi="Calibri" w:eastAsia="Calibri"/>
+          <w:b w:val="0"/>
+          <w:i w:val="0"/>
+          <w:color w:val="000000"/>
+          <w:sz w:val="22"/>
+          <w:lang w:val="tr-TR"/>
+        </w:rPr>
+        <w:t>Türkuaz Çevre Danışmanlık Mühendislik Hizmetleri Turizm Taşımacılık Taahhüt İnşaat İthalat İhracat Ticaret ve Sanayi Limited Şirketine</w:t>
+      </w:r>
+    </w:p>
+    <w:p>
+      <w:pPr>
+        <w:spacing w:after="160" w:before="0"/>
+      </w:pPr>
+      <w:r>
+        <w:rPr>
+          <w:rFonts w:ascii="Calibri" w:hAnsi="Calibri" w:eastAsia="Calibri"/>
+          <w:b w:val="0"/>
+          <w:i w:val="0"/>
+          <w:color w:val="000000"/>
+          <w:sz w:val="22"/>
+          <w:lang w:val="tr-TR"/>
+        </w:rPr>
+        <w:t>Başhan Agro Gıda Sanayi ve Ticaret A.Ş. Entegre Mersin Şubesi</w:t>
+      </w:r>
+    </w:p>
+    <w:p>
+      <w:pPr>
+        <w:spacing w:after="160" w:before="0"/>
+      </w:pPr>
+      <w:r>
+        <w:rPr>
+          <w:rFonts w:ascii="Calibri" w:hAnsi="Calibri" w:eastAsia="Calibri"/>
+          <w:b w:val="0"/>
+          <w:i w:val="0"/>
+          <w:color w:val="000000"/>
+          <w:sz w:val="22"/>
+          <w:lang w:val="tr-TR"/>
+        </w:rPr>
+        <w:t>Karacailyas Evren Mah. Menekşe 1 Sokak No: 5/10, Akdeniz / Mersin</w:t>
+      </w:r>
+    </w:p>
+    <w:p>
+      <w:pPr>
+        <w:spacing w:after="160" w:before="0"/>
+      </w:pPr>
+      <w:r>
+        <w:rPr>
+          <w:rFonts w:ascii="Calibri" w:hAnsi="Calibri" w:eastAsia="Calibri"/>
+          <w:b w:val="0"/>
+          <w:i w:val="0"/>
+          <w:color w:val="000000"/>
+          <w:sz w:val="22"/>
+          <w:lang w:val="tr-TR"/>
+        </w:rPr>
+        <w:t>İmzalı asıl yazı aşağıda fotoğraf olarak verilmiştir.</w:t>
+      </w:r>
+    </w:p>
+    <w:p>
+      <w:pPr>
+        <w:spacing w:before="120" w:after="200"/>
+        <w:jc w:val="center"/>
+      </w:pPr>
+      <w:r>
+        <w:drawing>
+          <wp:inline xmlns:a="http://schemas.openxmlformats.org/drawingml/2006/main" xmlns:pic="http://schemas.openxmlformats.org/drawingml/2006/picture">
+            <wp:extent cx="5832000" cy="8387039"/>
+            <wp:docPr id="23" name="Picture 23"/>
+            <wp:cNvGraphicFramePr>
+              <a:graphicFrameLocks noChangeAspect="1"/>
+            </wp:cNvGraphicFramePr>
+            <a:graphic>
+              <a:graphicData uri="http://schemas.openxmlformats.org/drawingml/2006/picture">
+                <pic:pic>
+                  <pic:nvPicPr>
+                    <pic:cNvPr id="0" name="image.jpg"/>
+                    <pic:cNvPicPr/>
+                  </pic:nvPicPr>
+                  <pic:blipFill>
+                    <a:blip r:embed="rId31"/>
+                    <a:stretch>
+                      <a:fillRect/>
+                    </a:stretch>
+                  </pic:blipFill>
+                  <pic:spPr>
+                    <a:xfrm>
+                      <a:off x="0" y="0"/>
+                      <a:ext cx="5832000" cy="8387039"/>
+                    </a:xfrm>
+                    <a:prstGeom prst="rect"/>
+                  </pic:spPr>
+                </pic:pic>
+              </a:graphicData>
+            </a:graphic>
+          </wp:inline>
+        </w:drawing>
+      </w:r>
+    </w:p>
+    <w:p>
+      <w:pPr>
+        <w:pStyle w:val="Heading1"/>
+      </w:pPr>
+      <w:r>
+        <w:rPr>
+          <w:rFonts w:ascii="Calibri" w:hAnsi="Calibri" w:eastAsia="Calibri"/>
+          <w:b/>
+          <w:i w:val="0"/>
+          <w:color w:val="000000"/>
+          <w:sz w:val="22"/>
+          <w:lang w:val="tr-TR"/>
+        </w:rPr>
+        <w:t>7- Atıksu Deşarjı</w:t>
+      </w:r>
+    </w:p>
+    <w:p>
+      <w:pPr>
+        <w:spacing w:after="160" w:before="0"/>
+      </w:pPr>
+      <w:r>
+        <w:rPr>
+          <w:rFonts w:ascii="Calibri" w:hAnsi="Calibri" w:eastAsia="Calibri"/>
+          <w:b w:val="0"/>
+          <w:i w:val="0"/>
+          <w:color w:val="000000"/>
+          <w:sz w:val="22"/>
+          <w:lang w:val="tr-TR"/>
+        </w:rPr>
+        <w:t>Tesiste oluşan evsel ve endüstriyel nitelikli atıksular, tesis bünyesinde bulunan arıtma tesisinde arıtıldıktan sonra MESKİ’nin kanalizasyon sistemine verilmektedir. Tesisin 10.12.2024 tarihli ve 8288 ruhsat numaralı Bağlantı Kalite Kontrol Ruhsatı mevcuttur.</w:t>
+      </w:r>
+    </w:p>
+    <w:p>
+      <w:pPr>
+        <w:spacing w:after="160" w:before="0"/>
+      </w:pPr>
+      <w:r>
+        <w:rPr>
+          <w:rFonts w:ascii="Calibri" w:hAnsi="Calibri" w:eastAsia="Calibri"/>
+          <w:b w:val="0"/>
+          <w:i w:val="0"/>
+          <w:color w:val="000000"/>
+          <w:sz w:val="22"/>
+          <w:lang w:val="tr-TR"/>
+        </w:rPr>
+        <w:t>Bağlantı Kalite Kontrol Ruhsatı aşağıda fotoğraf olarak verilmiştir.</w:t>
+      </w:r>
+    </w:p>
+    <w:p>
+      <w:pPr>
+        <w:spacing w:before="120" w:after="200"/>
+        <w:jc w:val="center"/>
+      </w:pPr>
+      <w:r>
+        <w:drawing>
+          <wp:inline xmlns:a="http://schemas.openxmlformats.org/drawingml/2006/main" xmlns:pic="http://schemas.openxmlformats.org/drawingml/2006/picture">
+            <wp:extent cx="5832000" cy="8365806"/>
+            <wp:docPr id="24" name="Picture 24"/>
+            <wp:cNvGraphicFramePr>
+              <a:graphicFrameLocks noChangeAspect="1"/>
+            </wp:cNvGraphicFramePr>
+            <a:graphic>
+              <a:graphicData uri="http://schemas.openxmlformats.org/drawingml/2006/picture">
+                <pic:pic>
+                  <pic:nvPicPr>
+                    <pic:cNvPr id="0" name="image.jpg"/>
+                    <pic:cNvPicPr/>
+                  </pic:nvPicPr>
+                  <pic:blipFill>
+                    <a:blip r:embed="rId32"/>
                     <a:stretch>
                       <a:fillRect/>
                     </a:stretch>
@@ -4769,6 +4431,7 @@
     </w:pPr>
     <w:rPr>
       <w:rFonts w:ascii="Calibri" w:hAnsi="Calibri"/>
+      <w:color w:val="000000"/>
       <w:sz w:val="22"/>
     </w:rPr>
   </w:style>
@@ -4827,15 +4490,16 @@
     <w:pPr>
       <w:keepNext/>
       <w:keepLines/>
-      <w:spacing w:before="280" w:after="120"/>
+      <w:spacing w:before="200" w:after="80"/>
       <w:outlineLvl w:val="0"/>
     </w:pPr>
     <w:rPr>
       <w:rFonts w:asciiTheme="majorHAnsi" w:eastAsiaTheme="majorEastAsia" w:hAnsiTheme="majorHAnsi" w:cstheme="majorBidi" w:ascii="Calibri" w:hAnsi="Calibri"/>
       <w:b/>
       <w:bCs/>
-      <w:color w:val="0F3D4C"/>
-      <w:sz w:val="32"/>
+      <w:i w:val="0"/>
+      <w:color w:val="000000"/>
+      <w:sz w:val="22"/>
       <w:szCs w:val="28"/>
     </w:rPr>
   </w:style>
@@ -4851,15 +4515,16 @@
     <w:pPr>
       <w:keepNext/>
       <w:keepLines/>
-      <w:spacing w:before="280" w:after="120"/>
+      <w:spacing w:before="200" w:after="80"/>
       <w:outlineLvl w:val="1"/>
     </w:pPr>
     <w:rPr>
       <w:rFonts w:asciiTheme="majorHAnsi" w:eastAsiaTheme="majorEastAsia" w:hAnsiTheme="majorHAnsi" w:cstheme="majorBidi" w:ascii="Calibri" w:hAnsi="Calibri"/>
       <w:b/>
       <w:bCs/>
-      <w:color w:val="0F3D4C"/>
-      <w:sz w:val="26"/>
+      <w:i w:val="0"/>
+      <w:color w:val="000000"/>
+      <w:sz w:val="22"/>
       <w:szCs w:val="26"/>
     </w:rPr>
   </w:style>
@@ -5116,15 +4781,17 @@
       <w:pBdr>
         <w:bottom w:val="single" w:sz="8" w:space="4" w:color="4F81BD" w:themeColor="accent1"/>
       </w:pBdr>
-      <w:spacing w:after="300" w:line="240" w:lineRule="auto"/>
+      <w:spacing w:after="80" w:line="240" w:lineRule="auto" w:before="200"/>
       <w:contextualSpacing/>
     </w:pPr>
     <w:rPr>
-      <w:rFonts w:asciiTheme="majorHAnsi" w:eastAsiaTheme="majorEastAsia" w:hAnsiTheme="majorHAnsi" w:cstheme="majorBidi"/>
-      <w:color w:val="17365D" w:themeColor="text2" w:themeShade="BF"/>
+      <w:rFonts w:asciiTheme="majorHAnsi" w:eastAsiaTheme="majorEastAsia" w:hAnsiTheme="majorHAnsi" w:cstheme="majorBidi" w:ascii="Calibri" w:hAnsi="Calibri"/>
+      <w:b/>
+      <w:i w:val="0"/>
+      <w:color w:val="000000"/>
       <w:spacing w:val="5"/>
       <w:kern w:val="28"/>
-      <w:sz w:val="52"/>
+      <w:sz w:val="22"/>
       <w:szCs w:val="52"/>
     </w:rPr>
   </w:style>

--- a/public/belgeler/2025-is-akim-semasi-ve-proses-ozeti-vaziyet-planlari.docx
+++ b/public/belgeler/2025-is-akim-semasi-ve-proses-ozeti-vaziyet-planlari.docx
@@ -4,13 +4,13 @@
   <w:body>
     <w:p>
       <w:pPr>
-        <w:spacing w:before="0" w:after="0"/>
+        <w:spacing w:before="240" w:after="360"/>
         <w:jc w:val="center"/>
       </w:pPr>
       <w:r>
         <w:drawing>
           <wp:inline xmlns:a="http://schemas.openxmlformats.org/drawingml/2006/main" xmlns:pic="http://schemas.openxmlformats.org/drawingml/2006/picture">
-            <wp:extent cx="7056000" cy="10102034"/>
+            <wp:extent cx="2592000" cy="645705"/>
             <wp:docPr id="1" name="Picture 1"/>
             <wp:cNvGraphicFramePr>
               <a:graphicFrameLocks noChangeAspect="1"/>
@@ -19,7 +19,7 @@
               <a:graphicData uri="http://schemas.openxmlformats.org/drawingml/2006/picture">
                 <pic:pic>
                   <pic:nvPicPr>
-                    <pic:cNvPr id="0" name="image.jpg"/>
+                    <pic:cNvPr id="0" name="bashan-logo.png"/>
                     <pic:cNvPicPr/>
                   </pic:nvPicPr>
                   <pic:blipFill>
@@ -31,7 +31,7 @@
                   <pic:spPr>
                     <a:xfrm>
                       <a:off x="0" y="0"/>
-                      <a:ext cx="7056000" cy="10102034"/>
+                      <a:ext cx="2592000" cy="645705"/>
                     </a:xfrm>
                     <a:prstGeom prst="rect"/>
                   </pic:spPr>
@@ -43,9 +43,218 @@
       </w:r>
     </w:p>
     <w:p>
+      <w:pPr>
+        <w:spacing w:before="0" w:after="0" w:line="240" w:lineRule="auto"/>
+        <w:jc w:val="center"/>
+      </w:pPr>
       <w:r>
-        <w:br w:type="page"/>
+        <w:rPr>
+          <w:rFonts w:ascii="Times New Roman" w:hAnsi="Times New Roman" w:eastAsia="Times New Roman" w:cs="Times New Roman"/>
+          <w:b/>
+          <w:i w:val="0"/>
+          <w:color w:val="000000"/>
+          <w:sz w:val="32"/>
+          <w:lang w:val="tr-TR"/>
+        </w:rPr>
+        <w:t>BAŞHAN AGRO GIDA SANAYİ VE</w:t>
       </w:r>
+    </w:p>
+    <w:p>
+      <w:pPr>
+        <w:spacing w:before="0" w:after="0" w:line="240" w:lineRule="auto"/>
+        <w:jc w:val="center"/>
+      </w:pPr>
+      <w:r>
+        <w:rPr>
+          <w:rFonts w:ascii="Times New Roman" w:hAnsi="Times New Roman" w:eastAsia="Times New Roman" w:cs="Times New Roman"/>
+          <w:b/>
+          <w:i w:val="0"/>
+          <w:color w:val="000000"/>
+          <w:sz w:val="32"/>
+          <w:lang w:val="tr-TR"/>
+        </w:rPr>
+        <w:t>TİCARET ANONİM ŞİRKETİ ENTEGRE</w:t>
+      </w:r>
+    </w:p>
+    <w:p>
+      <w:pPr>
+        <w:spacing w:before="0" w:after="280" w:line="240" w:lineRule="auto"/>
+        <w:jc w:val="center"/>
+      </w:pPr>
+      <w:r>
+        <w:rPr>
+          <w:rFonts w:ascii="Times New Roman" w:hAnsi="Times New Roman" w:eastAsia="Times New Roman" w:cs="Times New Roman"/>
+          <w:b/>
+          <w:i w:val="0"/>
+          <w:color w:val="000000"/>
+          <w:sz w:val="32"/>
+          <w:lang w:val="tr-TR"/>
+        </w:rPr>
+        <w:t>MERSİN ŞUBESİ</w:t>
+      </w:r>
+    </w:p>
+    <w:p>
+      <w:pPr>
+        <w:spacing w:before="160" w:after="320" w:line="240" w:lineRule="auto"/>
+        <w:jc w:val="center"/>
+      </w:pPr>
+      <w:r>
+        <w:rPr>
+          <w:rFonts w:ascii="Times New Roman" w:hAnsi="Times New Roman" w:eastAsia="Times New Roman" w:cs="Times New Roman"/>
+          <w:b w:val="0"/>
+          <w:i w:val="0"/>
+          <w:color w:val="000000"/>
+          <w:sz w:val="24"/>
+          <w:lang w:val="tr-TR"/>
+        </w:rPr>
+        <w:t>Karacailyas Evren Mahallesi, Menekşe 1 Sokak No: 5/10</w:t>
+      </w:r>
+    </w:p>
+    <w:p>
+      <w:pPr>
+        <w:spacing w:before="0" w:after="0" w:line="240" w:lineRule="auto"/>
+        <w:jc w:val="center"/>
+      </w:pPr>
+      <w:r>
+        <w:rPr>
+          <w:rFonts w:ascii="Times New Roman" w:hAnsi="Times New Roman" w:eastAsia="Times New Roman" w:cs="Times New Roman"/>
+          <w:b w:val="0"/>
+          <w:i w:val="0"/>
+          <w:color w:val="000000"/>
+          <w:sz w:val="22"/>
+          <w:lang w:val="tr-TR"/>
+        </w:rPr>
+        <w:t>Elenmiş Paketlenmiş Bakliyat Ve Hububat, İç Mercimek, İç</w:t>
+      </w:r>
+    </w:p>
+    <w:p>
+      <w:pPr>
+        <w:spacing w:before="0" w:after="0" w:line="240" w:lineRule="auto"/>
+        <w:jc w:val="center"/>
+      </w:pPr>
+      <w:r>
+        <w:rPr>
+          <w:rFonts w:ascii="Times New Roman" w:hAnsi="Times New Roman" w:eastAsia="Times New Roman" w:cs="Times New Roman"/>
+          <w:b w:val="0"/>
+          <w:i w:val="0"/>
+          <w:color w:val="000000"/>
+          <w:sz w:val="22"/>
+          <w:lang w:val="tr-TR"/>
+        </w:rPr>
+        <w:t>Bezelye, Bulgur, Aşurelik Buğday, İrmik, Pirinç, Karma</w:t>
+      </w:r>
+    </w:p>
+    <w:p>
+      <w:pPr>
+        <w:spacing w:before="0" w:after="0" w:line="240" w:lineRule="auto"/>
+        <w:jc w:val="center"/>
+      </w:pPr>
+      <w:r>
+        <w:rPr>
+          <w:rFonts w:ascii="Times New Roman" w:hAnsi="Times New Roman" w:eastAsia="Times New Roman" w:cs="Times New Roman"/>
+          <w:b w:val="0"/>
+          <w:i w:val="0"/>
+          <w:color w:val="000000"/>
+          <w:sz w:val="22"/>
+          <w:lang w:val="tr-TR"/>
+        </w:rPr>
+        <w:t>Ve Pellet Yem İmalatı, Ahşap Palet İmalatı, Elektrik Üretimi</w:t>
+      </w:r>
+    </w:p>
+    <w:p>
+      <w:pPr>
+        <w:spacing w:before="0" w:after="320" w:line="240" w:lineRule="auto"/>
+        <w:jc w:val="center"/>
+      </w:pPr>
+      <w:r>
+        <w:rPr>
+          <w:rFonts w:ascii="Times New Roman" w:hAnsi="Times New Roman" w:eastAsia="Times New Roman" w:cs="Times New Roman"/>
+          <w:b w:val="0"/>
+          <w:i w:val="0"/>
+          <w:color w:val="000000"/>
+          <w:sz w:val="22"/>
+          <w:lang w:val="tr-TR"/>
+        </w:rPr>
+        <w:t>(Biyogaz)</w:t>
+      </w:r>
+    </w:p>
+    <w:p>
+      <w:pPr>
+        <w:spacing w:before="160" w:after="440" w:line="240" w:lineRule="auto"/>
+        <w:jc w:val="center"/>
+      </w:pPr>
+      <w:r>
+        <w:rPr>
+          <w:rFonts w:ascii="Times New Roman" w:hAnsi="Times New Roman" w:eastAsia="Times New Roman" w:cs="Times New Roman"/>
+          <w:b/>
+          <w:i w:val="0"/>
+          <w:color w:val="000000"/>
+          <w:sz w:val="26"/>
+          <w:lang w:val="tr-TR"/>
+        </w:rPr>
+        <w:t>İŞ AKIM ŞEMASI VE PROSES ÖZETİ</w:t>
+      </w:r>
+    </w:p>
+    <w:p>
+      <w:pPr>
+        <w:spacing w:before="120" w:after="240" w:line="240" w:lineRule="auto"/>
+        <w:jc w:val="center"/>
+      </w:pPr>
+      <w:r>
+        <w:rPr>
+          <w:rFonts w:ascii="Times New Roman" w:hAnsi="Times New Roman" w:eastAsia="Times New Roman" w:cs="Times New Roman"/>
+          <w:b w:val="0"/>
+          <w:i w:val="0"/>
+          <w:color w:val="000000"/>
+          <w:sz w:val="24"/>
+          <w:lang w:val="tr-TR"/>
+        </w:rPr>
+        <w:t>Diğdem YAR GÖREN</w:t>
+      </w:r>
+    </w:p>
+    <w:p>
+      <w:pPr>
+        <w:spacing w:before="0" w:after="440" w:line="240" w:lineRule="auto"/>
+        <w:jc w:val="center"/>
+      </w:pPr>
+      <w:r>
+        <w:rPr>
+          <w:rFonts w:ascii="Times New Roman" w:hAnsi="Times New Roman" w:eastAsia="Times New Roman" w:cs="Times New Roman"/>
+          <w:b w:val="0"/>
+          <w:i w:val="0"/>
+          <w:color w:val="000000"/>
+          <w:sz w:val="24"/>
+          <w:lang w:val="tr-TR"/>
+        </w:rPr>
+        <w:t>Çevre Mühendisi</w:t>
+      </w:r>
+    </w:p>
+    <w:p>
+      <w:pPr>
+        <w:spacing w:before="160" w:after="0" w:line="240" w:lineRule="auto"/>
+        <w:jc w:val="center"/>
+      </w:pPr>
+      <w:r>
+        <w:rPr>
+          <w:rFonts w:ascii="Times New Roman" w:hAnsi="Times New Roman" w:eastAsia="Times New Roman" w:cs="Times New Roman"/>
+          <w:b/>
+          <w:i w:val="0"/>
+          <w:color w:val="000000"/>
+          <w:sz w:val="28"/>
+          <w:lang w:val="tr-TR"/>
+        </w:rPr>
+        <w:t>ŞUBAT 2025</w:t>
+      </w:r>
+    </w:p>
+    <w:p>
+      <w:pPr>
+        <w:sectPr>
+          <w:pgSz w:w="11906" w:h="16838"/>
+          <w:pgMar w:top="907" w:right="1134" w:bottom="907" w:left="1134" w:header="720" w:footer="720" w:gutter="0"/>
+          <w:cols w:space="720"/>
+          <w:docGrid w:linePitch="360"/>
+        </w:sectPr>
+      </w:pPr>
     </w:p>
     <w:p>
       <w:pPr>
